--- a/Formulario_Html/DES_WEB1_EVAL02.docx
+++ b/Formulario_Html/DES_WEB1_EVAL02.docx
@@ -1129,7 +1129,23 @@
           <w:highlight w:val="yellow"/>
           <w:lang w:val="es-ES"/>
         </w:rPr>
-        <w:t>no en (pdf)</w:t>
+        <w:t>no en (</w:t>
+      </w:r>
+      <w:proofErr w:type="spellStart"/>
+      <w:r>
+        <w:rPr>
+          <w:highlight w:val="yellow"/>
+          <w:lang w:val="es-ES"/>
+        </w:rPr>
+        <w:t>pdf</w:t>
+      </w:r>
+      <w:proofErr w:type="spellEnd"/>
+      <w:r>
+        <w:rPr>
+          <w:highlight w:val="yellow"/>
+          <w:lang w:val="es-ES"/>
+        </w:rPr>
+        <w:t>)</w:t>
       </w:r>
       <w:r>
         <w:rPr>
@@ -1149,7 +1165,23 @@
         <w:rPr>
           <w:lang w:val="es-ES"/>
         </w:rPr>
-        <w:t xml:space="preserve">al e.mail </w:t>
+        <w:t xml:space="preserve">al </w:t>
+      </w:r>
+      <w:proofErr w:type="spellStart"/>
+      <w:proofErr w:type="gramStart"/>
+      <w:r>
+        <w:rPr>
+          <w:lang w:val="es-ES"/>
+        </w:rPr>
+        <w:t>e.mail</w:t>
+      </w:r>
+      <w:proofErr w:type="spellEnd"/>
+      <w:proofErr w:type="gramEnd"/>
+      <w:r>
+        <w:rPr>
+          <w:lang w:val="es-ES"/>
+        </w:rPr>
+        <w:t xml:space="preserve"> </w:t>
       </w:r>
       <w:hyperlink r:id="rId6" w:history="1">
         <w:r>
@@ -1239,8 +1271,13 @@
       <w:pPr>
         <w:pStyle w:val="NoSpacing"/>
       </w:pPr>
+      <w:proofErr w:type="gramStart"/>
       <w:r>
-        <w:t>/!\ C</w:t>
+        <w:t>/!\</w:t>
+      </w:r>
+      <w:proofErr w:type="gramEnd"/>
+      <w:r>
+        <w:t xml:space="preserve"> C</w:t>
       </w:r>
       <w:r>
         <w:t xml:space="preserve">odificar exclusivamente </w:t>
@@ -1323,7 +1360,7 @@
         <w:t xml:space="preserve"> usar</w:t>
       </w:r>
       <w:r>
-        <w:t xml:space="preserve"> y si este posee tipo, también se debe especificar</w:t>
+        <w:t xml:space="preserve"> y si este posee tipo, también se debe especifica</w:t>
       </w:r>
     </w:p>
     <w:p>
@@ -1333,25 +1370,78 @@
     </w:p>
     <w:p>
       <w:pPr>
-        <w:widowControl/>
-        <w:spacing w:after="160" w:line="278" w:lineRule="auto"/>
-        <w:rPr>
-          <w:rFonts w:ascii="Arial" w:eastAsia="Arial" w:hAnsi="Arial"/>
-          <w:lang w:val="es-CO"/>
-        </w:rPr>
-      </w:pPr>
-      <w:r>
-        <w:br w:type="page"/>
-      </w:r>
+        <w:pStyle w:val="NoSpacing"/>
+      </w:pPr>
     </w:p>
     <w:p>
       <w:pPr>
         <w:pStyle w:val="NoSpacing"/>
       </w:pPr>
-      <w:r>
-        <w:lastRenderedPageBreak/>
-        <w:t>Ejemplo</w:t>
-      </w:r>
+    </w:p>
+    <w:p>
+      <w:pPr>
+        <w:pStyle w:val="NoSpacing"/>
+      </w:pPr>
+    </w:p>
+    <w:p>
+      <w:pPr>
+        <w:pStyle w:val="NoSpacing"/>
+      </w:pPr>
+    </w:p>
+    <w:p>
+      <w:pPr>
+        <w:pStyle w:val="NoSpacing"/>
+      </w:pPr>
+    </w:p>
+    <w:p>
+      <w:pPr>
+        <w:pStyle w:val="NoSpacing"/>
+      </w:pPr>
+    </w:p>
+    <w:p>
+      <w:pPr>
+        <w:pStyle w:val="NoSpacing"/>
+      </w:pPr>
+    </w:p>
+    <w:p>
+      <w:pPr>
+        <w:pStyle w:val="NoSpacing"/>
+      </w:pPr>
+    </w:p>
+    <w:p>
+      <w:pPr>
+        <w:pStyle w:val="NoSpacing"/>
+      </w:pPr>
+    </w:p>
+    <w:p>
+      <w:pPr>
+        <w:pStyle w:val="NoSpacing"/>
+      </w:pPr>
+    </w:p>
+    <w:p>
+      <w:pPr>
+        <w:pStyle w:val="NoSpacing"/>
+      </w:pPr>
+    </w:p>
+    <w:p>
+      <w:pPr>
+        <w:pStyle w:val="NoSpacing"/>
+      </w:pPr>
+    </w:p>
+    <w:p>
+      <w:pPr>
+        <w:pStyle w:val="NoSpacing"/>
+      </w:pPr>
+    </w:p>
+    <w:p>
+      <w:pPr>
+        <w:pStyle w:val="NoSpacing"/>
+      </w:pPr>
+    </w:p>
+    <w:p>
+      <w:pPr>
+        <w:pStyle w:val="NoSpacing"/>
+      </w:pPr>
     </w:p>
     <w:p>
       <w:pPr>
@@ -1365,19 +1455,20 @@
         <w:tblLook w:val="04A0" w:firstRow="1" w:lastRow="0" w:firstColumn="1" w:lastColumn="0" w:noHBand="0" w:noVBand="1"/>
       </w:tblPr>
       <w:tblGrid>
-        <w:gridCol w:w="1673"/>
+        <w:gridCol w:w="1451"/>
         <w:gridCol w:w="1622"/>
-        <w:gridCol w:w="1220"/>
-        <w:gridCol w:w="12"/>
-        <w:gridCol w:w="1440"/>
-        <w:gridCol w:w="289"/>
-        <w:gridCol w:w="897"/>
-        <w:gridCol w:w="1322"/>
+        <w:gridCol w:w="1193"/>
+        <w:gridCol w:w="7"/>
+        <w:gridCol w:w="1444"/>
+        <w:gridCol w:w="415"/>
+        <w:gridCol w:w="1553"/>
+        <w:gridCol w:w="1277"/>
         <w:gridCol w:w="827"/>
-        <w:gridCol w:w="501"/>
-        <w:gridCol w:w="1378"/>
+        <w:gridCol w:w="491"/>
+        <w:gridCol w:w="1374"/>
         <w:gridCol w:w="1072"/>
-        <w:gridCol w:w="2713"/>
+        <w:gridCol w:w="1626"/>
+        <w:gridCol w:w="614"/>
       </w:tblGrid>
       <w:tr>
         <w:trPr>
@@ -1385,7 +1476,7 @@
         </w:trPr>
         <w:tc>
           <w:tcPr>
-            <w:tcW w:w="14966" w:type="dxa"/>
+            <w:tcW w:w="14302" w:type="dxa"/>
             <w:gridSpan w:val="13"/>
           </w:tcPr>
           <w:p>
@@ -1393,8 +1484,19 @@
               <w:pStyle w:val="NoSpacing"/>
             </w:pPr>
             <w:r>
+              <w:lastRenderedPageBreak/>
               <w:t>VETERINARIA SNOOPY</w:t>
             </w:r>
+          </w:p>
+        </w:tc>
+        <w:tc>
+          <w:tcPr>
+            <w:tcW w:w="664" w:type="dxa"/>
+          </w:tcPr>
+          <w:p>
+            <w:pPr>
+              <w:pStyle w:val="NoSpacing"/>
+            </w:pPr>
           </w:p>
         </w:tc>
       </w:tr>
@@ -1404,7 +1506,7 @@
         </w:trPr>
         <w:tc>
           <w:tcPr>
-            <w:tcW w:w="14966" w:type="dxa"/>
+            <w:tcW w:w="14302" w:type="dxa"/>
             <w:gridSpan w:val="13"/>
           </w:tcPr>
           <w:p>
@@ -1414,6 +1516,16 @@
             <w:r>
               <w:t>ACUDIENTE</w:t>
             </w:r>
+          </w:p>
+        </w:tc>
+        <w:tc>
+          <w:tcPr>
+            <w:tcW w:w="664" w:type="dxa"/>
+          </w:tcPr>
+          <w:p>
+            <w:pPr>
+              <w:pStyle w:val="NoSpacing"/>
+            </w:pPr>
           </w:p>
         </w:tc>
       </w:tr>
@@ -1423,14 +1535,22 @@
         </w:trPr>
         <w:tc>
           <w:tcPr>
-            <w:tcW w:w="1705" w:type="dxa"/>
-          </w:tcPr>
-          <w:p>
-            <w:pPr>
-              <w:pStyle w:val="NoSpacing"/>
-            </w:pPr>
-            <w:r>
-              <w:t xml:space="preserve">Registro Nº </w:t>
+            <w:tcW w:w="1455" w:type="dxa"/>
+          </w:tcPr>
+          <w:p>
+            <w:pPr>
+              <w:pStyle w:val="NoSpacing"/>
+            </w:pPr>
+            <w:r>
+              <w:t xml:space="preserve">Registro </w:t>
+            </w:r>
+            <w:proofErr w:type="spellStart"/>
+            <w:r>
+              <w:t>Nº</w:t>
+            </w:r>
+            <w:proofErr w:type="spellEnd"/>
+            <w:r>
+              <w:t xml:space="preserve"> </w:t>
             </w:r>
             <w:r>
               <w:rPr>
@@ -1442,7 +1562,7 @@
         </w:tc>
         <w:tc>
           <w:tcPr>
-            <w:tcW w:w="1367" w:type="dxa"/>
+            <w:tcW w:w="1622" w:type="dxa"/>
           </w:tcPr>
           <w:p>
             <w:pPr>
@@ -1458,7 +1578,7 @@
         </w:tc>
         <w:tc>
           <w:tcPr>
-            <w:tcW w:w="1236" w:type="dxa"/>
+            <w:tcW w:w="1200" w:type="dxa"/>
             <w:gridSpan w:val="2"/>
           </w:tcPr>
           <w:p>
@@ -1475,7 +1595,7 @@
         </w:tc>
         <w:tc>
           <w:tcPr>
-            <w:tcW w:w="1746" w:type="dxa"/>
+            <w:tcW w:w="1782" w:type="dxa"/>
             <w:gridSpan w:val="2"/>
           </w:tcPr>
           <w:p>
@@ -1492,7 +1612,7 @@
         </w:tc>
         <w:tc>
           <w:tcPr>
-            <w:tcW w:w="3054" w:type="dxa"/>
+            <w:tcW w:w="3660" w:type="dxa"/>
             <w:gridSpan w:val="3"/>
           </w:tcPr>
           <w:p>
@@ -1502,14 +1622,18 @@
             <w:r>
               <w:t xml:space="preserve">4: </w:t>
             </w:r>
+            <w:proofErr w:type="spellStart"/>
+            <w:proofErr w:type="gramStart"/>
             <w:r>
               <w:t>e.mail</w:t>
             </w:r>
-          </w:p>
-        </w:tc>
-        <w:tc>
-          <w:tcPr>
-            <w:tcW w:w="1881" w:type="dxa"/>
+            <w:proofErr w:type="spellEnd"/>
+            <w:proofErr w:type="gramEnd"/>
+          </w:p>
+        </w:tc>
+        <w:tc>
+          <w:tcPr>
+            <w:tcW w:w="1869" w:type="dxa"/>
             <w:gridSpan w:val="2"/>
           </w:tcPr>
           <w:p>
@@ -1542,15 +1666,27 @@
         </w:tc>
         <w:tc>
           <w:tcPr>
-            <w:tcW w:w="2905" w:type="dxa"/>
-          </w:tcPr>
-          <w:p>
-            <w:pPr>
-              <w:pStyle w:val="NoSpacing"/>
-            </w:pPr>
+            <w:tcW w:w="1642" w:type="dxa"/>
+          </w:tcPr>
+          <w:p>
+            <w:pPr>
+              <w:pStyle w:val="NoSpacing"/>
+            </w:pPr>
+            <w:proofErr w:type="gramStart"/>
             <w:r>
               <w:t>7:…</w:t>
             </w:r>
+            <w:proofErr w:type="gramEnd"/>
+          </w:p>
+        </w:tc>
+        <w:tc>
+          <w:tcPr>
+            <w:tcW w:w="664" w:type="dxa"/>
+          </w:tcPr>
+          <w:p>
+            <w:pPr>
+              <w:pStyle w:val="NoSpacing"/>
+            </w:pPr>
           </w:p>
         </w:tc>
       </w:tr>
@@ -1560,27 +1696,27 @@
         </w:trPr>
         <w:tc>
           <w:tcPr>
-            <w:tcW w:w="1705" w:type="dxa"/>
-          </w:tcPr>
-          <w:p>
-            <w:pPr>
-              <w:pStyle w:val="NoSpacing"/>
-            </w:pPr>
-          </w:p>
-        </w:tc>
-        <w:tc>
-          <w:tcPr>
-            <w:tcW w:w="1367" w:type="dxa"/>
-          </w:tcPr>
-          <w:p>
-            <w:pPr>
-              <w:pStyle w:val="NoSpacing"/>
-            </w:pPr>
-          </w:p>
-        </w:tc>
-        <w:tc>
-          <w:tcPr>
-            <w:tcW w:w="1236" w:type="dxa"/>
+            <w:tcW w:w="1455" w:type="dxa"/>
+          </w:tcPr>
+          <w:p>
+            <w:pPr>
+              <w:pStyle w:val="NoSpacing"/>
+            </w:pPr>
+          </w:p>
+        </w:tc>
+        <w:tc>
+          <w:tcPr>
+            <w:tcW w:w="1622" w:type="dxa"/>
+          </w:tcPr>
+          <w:p>
+            <w:pPr>
+              <w:pStyle w:val="NoSpacing"/>
+            </w:pPr>
+          </w:p>
+        </w:tc>
+        <w:tc>
+          <w:tcPr>
+            <w:tcW w:w="1200" w:type="dxa"/>
             <w:gridSpan w:val="2"/>
           </w:tcPr>
           <w:p>
@@ -1591,7 +1727,7 @@
         </w:tc>
         <w:tc>
           <w:tcPr>
-            <w:tcW w:w="1746" w:type="dxa"/>
+            <w:tcW w:w="1782" w:type="dxa"/>
             <w:gridSpan w:val="2"/>
           </w:tcPr>
           <w:p>
@@ -1602,7 +1738,7 @@
         </w:tc>
         <w:tc>
           <w:tcPr>
-            <w:tcW w:w="3054" w:type="dxa"/>
+            <w:tcW w:w="3660" w:type="dxa"/>
             <w:gridSpan w:val="3"/>
           </w:tcPr>
           <w:p>
@@ -1613,7 +1749,7 @@
         </w:tc>
         <w:tc>
           <w:tcPr>
-            <w:tcW w:w="1881" w:type="dxa"/>
+            <w:tcW w:w="1869" w:type="dxa"/>
             <w:gridSpan w:val="2"/>
           </w:tcPr>
           <w:p>
@@ -1634,7 +1770,17 @@
         </w:tc>
         <w:tc>
           <w:tcPr>
-            <w:tcW w:w="2905" w:type="dxa"/>
+            <w:tcW w:w="1642" w:type="dxa"/>
+          </w:tcPr>
+          <w:p>
+            <w:pPr>
+              <w:pStyle w:val="NoSpacing"/>
+            </w:pPr>
+          </w:p>
+        </w:tc>
+        <w:tc>
+          <w:tcPr>
+            <w:tcW w:w="664" w:type="dxa"/>
           </w:tcPr>
           <w:p>
             <w:pPr>
@@ -1649,17 +1795,17 @@
         </w:trPr>
         <w:tc>
           <w:tcPr>
-            <w:tcW w:w="1705" w:type="dxa"/>
-          </w:tcPr>
-          <w:p>
-            <w:pPr>
-              <w:pStyle w:val="NoSpacing"/>
-            </w:pPr>
-          </w:p>
-        </w:tc>
-        <w:tc>
-          <w:tcPr>
-            <w:tcW w:w="1367" w:type="dxa"/>
+            <w:tcW w:w="1455" w:type="dxa"/>
+          </w:tcPr>
+          <w:p>
+            <w:pPr>
+              <w:pStyle w:val="NoSpacing"/>
+            </w:pPr>
+          </w:p>
+        </w:tc>
+        <w:tc>
+          <w:tcPr>
+            <w:tcW w:w="1622" w:type="dxa"/>
           </w:tcPr>
           <w:p>
             <w:pPr>
@@ -1672,7 +1818,7 @@
         </w:tc>
         <w:tc>
           <w:tcPr>
-            <w:tcW w:w="1236" w:type="dxa"/>
+            <w:tcW w:w="1200" w:type="dxa"/>
             <w:gridSpan w:val="2"/>
           </w:tcPr>
           <w:p>
@@ -1686,7 +1832,7 @@
         </w:tc>
         <w:tc>
           <w:tcPr>
-            <w:tcW w:w="1746" w:type="dxa"/>
+            <w:tcW w:w="1782" w:type="dxa"/>
             <w:gridSpan w:val="2"/>
           </w:tcPr>
           <w:p>
@@ -1700,7 +1846,7 @@
         </w:tc>
         <w:tc>
           <w:tcPr>
-            <w:tcW w:w="3054" w:type="dxa"/>
+            <w:tcW w:w="3660" w:type="dxa"/>
             <w:gridSpan w:val="3"/>
           </w:tcPr>
           <w:p>
@@ -1708,13 +1854,18 @@
               <w:pStyle w:val="NoSpacing"/>
             </w:pPr>
             <w:r>
-              <w:t>JARISTY@GMAIL,COM</w:t>
-            </w:r>
-          </w:p>
-        </w:tc>
-        <w:tc>
-          <w:tcPr>
-            <w:tcW w:w="1881" w:type="dxa"/>
+              <w:t>JARISTY@</w:t>
+            </w:r>
+            <w:proofErr w:type="gramStart"/>
+            <w:r>
+              <w:t>GMAIL,COM</w:t>
+            </w:r>
+            <w:proofErr w:type="gramEnd"/>
+          </w:p>
+        </w:tc>
+        <w:tc>
+          <w:tcPr>
+            <w:tcW w:w="1869" w:type="dxa"/>
             <w:gridSpan w:val="2"/>
           </w:tcPr>
           <w:p>
@@ -1738,7 +1889,17 @@
         </w:tc>
         <w:tc>
           <w:tcPr>
-            <w:tcW w:w="2905" w:type="dxa"/>
+            <w:tcW w:w="1642" w:type="dxa"/>
+          </w:tcPr>
+          <w:p>
+            <w:pPr>
+              <w:pStyle w:val="NoSpacing"/>
+            </w:pPr>
+          </w:p>
+        </w:tc>
+        <w:tc>
+          <w:tcPr>
+            <w:tcW w:w="664" w:type="dxa"/>
           </w:tcPr>
           <w:p>
             <w:pPr>
@@ -1753,7 +1914,7 @@
         </w:trPr>
         <w:tc>
           <w:tcPr>
-            <w:tcW w:w="1705" w:type="dxa"/>
+            <w:tcW w:w="1455" w:type="dxa"/>
           </w:tcPr>
           <w:p>
             <w:pPr>
@@ -1766,7 +1927,7 @@
         </w:tc>
         <w:tc>
           <w:tcPr>
-            <w:tcW w:w="1367" w:type="dxa"/>
+            <w:tcW w:w="1622" w:type="dxa"/>
           </w:tcPr>
           <w:p>
             <w:pPr>
@@ -1779,7 +1940,7 @@
         </w:tc>
         <w:tc>
           <w:tcPr>
-            <w:tcW w:w="1236" w:type="dxa"/>
+            <w:tcW w:w="1200" w:type="dxa"/>
             <w:gridSpan w:val="2"/>
           </w:tcPr>
           <w:p>
@@ -1793,7 +1954,7 @@
         </w:tc>
         <w:tc>
           <w:tcPr>
-            <w:tcW w:w="1746" w:type="dxa"/>
+            <w:tcW w:w="1782" w:type="dxa"/>
             <w:gridSpan w:val="2"/>
           </w:tcPr>
           <w:p>
@@ -1807,7 +1968,7 @@
         </w:tc>
         <w:tc>
           <w:tcPr>
-            <w:tcW w:w="3054" w:type="dxa"/>
+            <w:tcW w:w="3660" w:type="dxa"/>
             <w:gridSpan w:val="3"/>
           </w:tcPr>
           <w:p>
@@ -1821,7 +1982,7 @@
         </w:tc>
         <w:tc>
           <w:tcPr>
-            <w:tcW w:w="1881" w:type="dxa"/>
+            <w:tcW w:w="1869" w:type="dxa"/>
             <w:gridSpan w:val="2"/>
           </w:tcPr>
           <w:p>
@@ -1845,7 +2006,17 @@
         </w:tc>
         <w:tc>
           <w:tcPr>
-            <w:tcW w:w="2905" w:type="dxa"/>
+            <w:tcW w:w="1642" w:type="dxa"/>
+          </w:tcPr>
+          <w:p>
+            <w:pPr>
+              <w:pStyle w:val="NoSpacing"/>
+            </w:pPr>
+          </w:p>
+        </w:tc>
+        <w:tc>
+          <w:tcPr>
+            <w:tcW w:w="664" w:type="dxa"/>
           </w:tcPr>
           <w:p>
             <w:pPr>
@@ -1860,7 +2031,7 @@
         </w:trPr>
         <w:tc>
           <w:tcPr>
-            <w:tcW w:w="1705" w:type="dxa"/>
+            <w:tcW w:w="1455" w:type="dxa"/>
           </w:tcPr>
           <w:p>
             <w:pPr>
@@ -1873,7 +2044,7 @@
         </w:tc>
         <w:tc>
           <w:tcPr>
-            <w:tcW w:w="1367" w:type="dxa"/>
+            <w:tcW w:w="1622" w:type="dxa"/>
           </w:tcPr>
           <w:p>
             <w:pPr>
@@ -1886,7 +2057,7 @@
         </w:tc>
         <w:tc>
           <w:tcPr>
-            <w:tcW w:w="1236" w:type="dxa"/>
+            <w:tcW w:w="1200" w:type="dxa"/>
             <w:gridSpan w:val="2"/>
           </w:tcPr>
           <w:p>
@@ -1900,7 +2071,7 @@
         </w:tc>
         <w:tc>
           <w:tcPr>
-            <w:tcW w:w="1746" w:type="dxa"/>
+            <w:tcW w:w="1782" w:type="dxa"/>
             <w:gridSpan w:val="2"/>
           </w:tcPr>
           <w:p>
@@ -1914,7 +2085,7 @@
         </w:tc>
         <w:tc>
           <w:tcPr>
-            <w:tcW w:w="3054" w:type="dxa"/>
+            <w:tcW w:w="3660" w:type="dxa"/>
             <w:gridSpan w:val="3"/>
           </w:tcPr>
           <w:p>
@@ -1928,7 +2099,7 @@
         </w:tc>
         <w:tc>
           <w:tcPr>
-            <w:tcW w:w="1881" w:type="dxa"/>
+            <w:tcW w:w="1869" w:type="dxa"/>
             <w:gridSpan w:val="2"/>
           </w:tcPr>
           <w:p>
@@ -1958,7 +2129,7 @@
         </w:tc>
         <w:tc>
           <w:tcPr>
-            <w:tcW w:w="2905" w:type="dxa"/>
+            <w:tcW w:w="1642" w:type="dxa"/>
           </w:tcPr>
           <w:p>
             <w:pPr>
@@ -1967,6 +2138,16 @@
             <w:r>
               <w:t>DATALIST</w:t>
             </w:r>
+          </w:p>
+        </w:tc>
+        <w:tc>
+          <w:tcPr>
+            <w:tcW w:w="664" w:type="dxa"/>
+          </w:tcPr>
+          <w:p>
+            <w:pPr>
+              <w:pStyle w:val="NoSpacing"/>
+            </w:pPr>
           </w:p>
         </w:tc>
       </w:tr>
@@ -1976,7 +2157,7 @@
         </w:trPr>
         <w:tc>
           <w:tcPr>
-            <w:tcW w:w="12061" w:type="dxa"/>
+            <w:tcW w:w="12660" w:type="dxa"/>
             <w:gridSpan w:val="12"/>
           </w:tcPr>
           <w:p>
@@ -1997,7 +2178,17 @@
         </w:tc>
         <w:tc>
           <w:tcPr>
-            <w:tcW w:w="2905" w:type="dxa"/>
+            <w:tcW w:w="1642" w:type="dxa"/>
+          </w:tcPr>
+          <w:p>
+            <w:pPr>
+              <w:pStyle w:val="NoSpacing"/>
+            </w:pPr>
+          </w:p>
+        </w:tc>
+        <w:tc>
+          <w:tcPr>
+            <w:tcW w:w="664" w:type="dxa"/>
           </w:tcPr>
           <w:p>
             <w:pPr>
@@ -2012,7 +2203,7 @@
         </w:trPr>
         <w:tc>
           <w:tcPr>
-            <w:tcW w:w="12061" w:type="dxa"/>
+            <w:tcW w:w="12660" w:type="dxa"/>
             <w:gridSpan w:val="12"/>
           </w:tcPr>
           <w:p>
@@ -2020,13 +2211,23 @@
               <w:pStyle w:val="NoSpacing"/>
             </w:pPr>
             <w:r>
-              <w:t>MASCOTA</w:t>
-            </w:r>
-          </w:p>
-        </w:tc>
-        <w:tc>
-          <w:tcPr>
-            <w:tcW w:w="2905" w:type="dxa"/>
+              <w:t>DOCENTE</w:t>
+            </w:r>
+          </w:p>
+        </w:tc>
+        <w:tc>
+          <w:tcPr>
+            <w:tcW w:w="1642" w:type="dxa"/>
+          </w:tcPr>
+          <w:p>
+            <w:pPr>
+              <w:pStyle w:val="NoSpacing"/>
+            </w:pPr>
+          </w:p>
+        </w:tc>
+        <w:tc>
+          <w:tcPr>
+            <w:tcW w:w="664" w:type="dxa"/>
           </w:tcPr>
           <w:p>
             <w:pPr>
@@ -2041,14 +2242,22 @@
         </w:trPr>
         <w:tc>
           <w:tcPr>
-            <w:tcW w:w="1705" w:type="dxa"/>
-          </w:tcPr>
-          <w:p>
-            <w:pPr>
-              <w:pStyle w:val="NoSpacing"/>
-            </w:pPr>
-            <w:r>
-              <w:t xml:space="preserve">Registro Nº </w:t>
+            <w:tcW w:w="1455" w:type="dxa"/>
+          </w:tcPr>
+          <w:p>
+            <w:pPr>
+              <w:pStyle w:val="NoSpacing"/>
+            </w:pPr>
+            <w:r>
+              <w:t xml:space="preserve">Registro </w:t>
+            </w:r>
+            <w:proofErr w:type="spellStart"/>
+            <w:r>
+              <w:t>Nº</w:t>
+            </w:r>
+            <w:proofErr w:type="spellEnd"/>
+            <w:r>
+              <w:t xml:space="preserve"> </w:t>
             </w:r>
             <w:r>
               <w:rPr>
@@ -2060,7 +2269,7 @@
         </w:tc>
         <w:tc>
           <w:tcPr>
-            <w:tcW w:w="1367" w:type="dxa"/>
+            <w:tcW w:w="1622" w:type="dxa"/>
           </w:tcPr>
           <w:p>
             <w:pPr>
@@ -2072,11 +2281,14 @@
             <w:r>
               <w:t>Nombre</w:t>
             </w:r>
-          </w:p>
-        </w:tc>
-        <w:tc>
-          <w:tcPr>
-            <w:tcW w:w="1224" w:type="dxa"/>
+            <w:r>
+              <w:t>s</w:t>
+            </w:r>
+          </w:p>
+        </w:tc>
+        <w:tc>
+          <w:tcPr>
+            <w:tcW w:w="1193" w:type="dxa"/>
           </w:tcPr>
           <w:p>
             <w:pPr>
@@ -2092,7 +2304,7 @@
         </w:tc>
         <w:tc>
           <w:tcPr>
-            <w:tcW w:w="1452" w:type="dxa"/>
+            <w:tcW w:w="1374" w:type="dxa"/>
             <w:gridSpan w:val="2"/>
           </w:tcPr>
           <w:p>
@@ -2103,13 +2315,16 @@
               <w:t xml:space="preserve">10: </w:t>
             </w:r>
             <w:r>
-              <w:t>Raza</w:t>
-            </w:r>
-          </w:p>
-        </w:tc>
-        <w:tc>
-          <w:tcPr>
-            <w:tcW w:w="1211" w:type="dxa"/>
+              <w:t xml:space="preserve">Idioma </w:t>
+            </w:r>
+            <w:r>
+              <w:t>Hablado</w:t>
+            </w:r>
+          </w:p>
+        </w:tc>
+        <w:tc>
+          <w:tcPr>
+            <w:tcW w:w="1968" w:type="dxa"/>
             <w:gridSpan w:val="2"/>
           </w:tcPr>
           <w:p>
@@ -2117,16 +2332,13 @@
               <w:pStyle w:val="NoSpacing"/>
             </w:pPr>
             <w:r>
-              <w:t xml:space="preserve">11: </w:t>
-            </w:r>
-            <w:r>
-              <w:t>Peso</w:t>
-            </w:r>
-          </w:p>
-        </w:tc>
-        <w:tc>
-          <w:tcPr>
-            <w:tcW w:w="1322" w:type="dxa"/>
+              <w:t>11: e mail</w:t>
+            </w:r>
+          </w:p>
+        </w:tc>
+        <w:tc>
+          <w:tcPr>
+            <w:tcW w:w="1280" w:type="dxa"/>
           </w:tcPr>
           <w:p>
             <w:pPr>
@@ -2142,7 +2354,7 @@
         </w:tc>
         <w:tc>
           <w:tcPr>
-            <w:tcW w:w="1330" w:type="dxa"/>
+            <w:tcW w:w="1318" w:type="dxa"/>
             <w:gridSpan w:val="2"/>
           </w:tcPr>
           <w:p>
@@ -2169,7 +2381,7 @@
               <w:t xml:space="preserve">14: </w:t>
             </w:r>
             <w:r>
-              <w:t>Historia Clínica</w:t>
+              <w:t>Apellidos</w:t>
             </w:r>
           </w:p>
         </w:tc>
@@ -2182,21 +2394,37 @@
               <w:pStyle w:val="NoSpacing"/>
             </w:pPr>
             <w:r>
-              <w:t>15:</w:t>
-            </w:r>
-          </w:p>
-        </w:tc>
-        <w:tc>
-          <w:tcPr>
-            <w:tcW w:w="2905" w:type="dxa"/>
-          </w:tcPr>
-          <w:p>
-            <w:pPr>
-              <w:pStyle w:val="NoSpacing"/>
-            </w:pPr>
-            <w:r>
-              <w:t>16:</w:t>
-            </w:r>
+              <w:t xml:space="preserve">15 </w:t>
+            </w:r>
+            <w:r>
+              <w:t>hoja</w:t>
+            </w:r>
+            <w:r>
+              <w:t xml:space="preserve"> de vida</w:t>
+            </w:r>
+          </w:p>
+        </w:tc>
+        <w:tc>
+          <w:tcPr>
+            <w:tcW w:w="1642" w:type="dxa"/>
+          </w:tcPr>
+          <w:p>
+            <w:pPr>
+              <w:pStyle w:val="NoSpacing"/>
+            </w:pPr>
+            <w:r>
+              <w:t>16 contraseña</w:t>
+            </w:r>
+          </w:p>
+        </w:tc>
+        <w:tc>
+          <w:tcPr>
+            <w:tcW w:w="664" w:type="dxa"/>
+          </w:tcPr>
+          <w:p>
+            <w:pPr>
+              <w:pStyle w:val="NoSpacing"/>
+            </w:pPr>
           </w:p>
         </w:tc>
       </w:tr>
@@ -2206,43 +2434,49 @@
         </w:trPr>
         <w:tc>
           <w:tcPr>
-            <w:tcW w:w="1705" w:type="dxa"/>
-          </w:tcPr>
-          <w:p>
-            <w:pPr>
-              <w:pStyle w:val="NoSpacing"/>
-            </w:pPr>
-          </w:p>
-        </w:tc>
-        <w:tc>
-          <w:tcPr>
-            <w:tcW w:w="1367" w:type="dxa"/>
-          </w:tcPr>
-          <w:p>
-            <w:pPr>
-              <w:pStyle w:val="NoSpacing"/>
-            </w:pPr>
-            <w:r>
-              <w:t>SNOOPY</w:t>
-            </w:r>
-          </w:p>
-        </w:tc>
-        <w:tc>
-          <w:tcPr>
-            <w:tcW w:w="1224" w:type="dxa"/>
-          </w:tcPr>
-          <w:p>
-            <w:pPr>
-              <w:pStyle w:val="NoSpacing"/>
-            </w:pPr>
-            <w:r>
-              <w:t>14</w:t>
-            </w:r>
-          </w:p>
-        </w:tc>
-        <w:tc>
-          <w:tcPr>
-            <w:tcW w:w="1452" w:type="dxa"/>
+            <w:tcW w:w="1455" w:type="dxa"/>
+          </w:tcPr>
+          <w:p>
+            <w:pPr>
+              <w:pStyle w:val="NoSpacing"/>
+            </w:pPr>
+          </w:p>
+        </w:tc>
+        <w:tc>
+          <w:tcPr>
+            <w:tcW w:w="1622" w:type="dxa"/>
+          </w:tcPr>
+          <w:p>
+            <w:pPr>
+              <w:pStyle w:val="NoSpacing"/>
+            </w:pPr>
+            <w:r>
+              <w:t>Juan</w:t>
+            </w:r>
+            <w:r>
+              <w:t xml:space="preserve"> </w:t>
+            </w:r>
+            <w:r>
+              <w:t>Luis</w:t>
+            </w:r>
+          </w:p>
+        </w:tc>
+        <w:tc>
+          <w:tcPr>
+            <w:tcW w:w="1193" w:type="dxa"/>
+          </w:tcPr>
+          <w:p>
+            <w:pPr>
+              <w:pStyle w:val="NoSpacing"/>
+            </w:pPr>
+            <w:r>
+              <w:t>32</w:t>
+            </w:r>
+          </w:p>
+        </w:tc>
+        <w:tc>
+          <w:tcPr>
+            <w:tcW w:w="1374" w:type="dxa"/>
             <w:gridSpan w:val="2"/>
           </w:tcPr>
           <w:p>
@@ -2250,13 +2484,13 @@
               <w:pStyle w:val="NoSpacing"/>
             </w:pPr>
             <w:r>
-              <w:t>MESTIZO</w:t>
-            </w:r>
-          </w:p>
-        </w:tc>
-        <w:tc>
-          <w:tcPr>
-            <w:tcW w:w="1211" w:type="dxa"/>
+              <w:t>Inglés, español</w:t>
+            </w:r>
+          </w:p>
+        </w:tc>
+        <w:tc>
+          <w:tcPr>
+            <w:tcW w:w="1968" w:type="dxa"/>
             <w:gridSpan w:val="2"/>
           </w:tcPr>
           <w:p>
@@ -2264,13 +2498,13 @@
               <w:pStyle w:val="NoSpacing"/>
             </w:pPr>
             <w:r>
-              <w:t>16</w:t>
-            </w:r>
-          </w:p>
-        </w:tc>
-        <w:tc>
-          <w:tcPr>
-            <w:tcW w:w="1322" w:type="dxa"/>
+              <w:t>Juanl@gmail.com</w:t>
+            </w:r>
+          </w:p>
+        </w:tc>
+        <w:tc>
+          <w:tcPr>
+            <w:tcW w:w="1280" w:type="dxa"/>
           </w:tcPr>
           <w:p>
             <w:pPr>
@@ -2283,7 +2517,7 @@
         </w:tc>
         <w:tc>
           <w:tcPr>
-            <w:tcW w:w="1330" w:type="dxa"/>
+            <w:tcW w:w="1318" w:type="dxa"/>
             <w:gridSpan w:val="2"/>
           </w:tcPr>
           <w:p>
@@ -2303,6 +2537,9 @@
             <w:pPr>
               <w:pStyle w:val="NoSpacing"/>
             </w:pPr>
+            <w:r>
+              <w:t>López Castro</w:t>
+            </w:r>
           </w:p>
         </w:tc>
         <w:tc>
@@ -2317,7 +2554,20 @@
         </w:tc>
         <w:tc>
           <w:tcPr>
-            <w:tcW w:w="2905" w:type="dxa"/>
+            <w:tcW w:w="1642" w:type="dxa"/>
+          </w:tcPr>
+          <w:p>
+            <w:pPr>
+              <w:pStyle w:val="NoSpacing"/>
+            </w:pPr>
+            <w:r>
+              <w:t>*******</w:t>
+            </w:r>
+          </w:p>
+        </w:tc>
+        <w:tc>
+          <w:tcPr>
+            <w:tcW w:w="664" w:type="dxa"/>
           </w:tcPr>
           <w:p>
             <w:pPr>
@@ -2332,7 +2582,7 @@
         </w:trPr>
         <w:tc>
           <w:tcPr>
-            <w:tcW w:w="1705" w:type="dxa"/>
+            <w:tcW w:w="1455" w:type="dxa"/>
           </w:tcPr>
           <w:p>
             <w:pPr>
@@ -2345,7 +2595,7 @@
         </w:tc>
         <w:tc>
           <w:tcPr>
-            <w:tcW w:w="1367" w:type="dxa"/>
+            <w:tcW w:w="1622" w:type="dxa"/>
           </w:tcPr>
           <w:p>
             <w:pPr>
@@ -2358,7 +2608,7 @@
         </w:tc>
         <w:tc>
           <w:tcPr>
-            <w:tcW w:w="1224" w:type="dxa"/>
+            <w:tcW w:w="1193" w:type="dxa"/>
           </w:tcPr>
           <w:p>
             <w:pPr>
@@ -2371,7 +2621,7 @@
         </w:tc>
         <w:tc>
           <w:tcPr>
-            <w:tcW w:w="1452" w:type="dxa"/>
+            <w:tcW w:w="1374" w:type="dxa"/>
             <w:gridSpan w:val="2"/>
           </w:tcPr>
           <w:p>
@@ -2385,7 +2635,7 @@
         </w:tc>
         <w:tc>
           <w:tcPr>
-            <w:tcW w:w="1211" w:type="dxa"/>
+            <w:tcW w:w="1968" w:type="dxa"/>
             <w:gridSpan w:val="2"/>
           </w:tcPr>
           <w:p>
@@ -2399,7 +2649,7 @@
         </w:tc>
         <w:tc>
           <w:tcPr>
-            <w:tcW w:w="1322" w:type="dxa"/>
+            <w:tcW w:w="1280" w:type="dxa"/>
           </w:tcPr>
           <w:p>
             <w:pPr>
@@ -2412,7 +2662,7 @@
         </w:tc>
         <w:tc>
           <w:tcPr>
-            <w:tcW w:w="1330" w:type="dxa"/>
+            <w:tcW w:w="1318" w:type="dxa"/>
             <w:gridSpan w:val="2"/>
           </w:tcPr>
           <w:p>
@@ -2433,7 +2683,7 @@
               <w:pStyle w:val="NoSpacing"/>
             </w:pPr>
             <w:r>
-              <w:t>TEXTAREA</w:t>
+              <w:t>INPUT</w:t>
             </w:r>
           </w:p>
         </w:tc>
@@ -2452,7 +2702,20 @@
         </w:tc>
         <w:tc>
           <w:tcPr>
-            <w:tcW w:w="2905" w:type="dxa"/>
+            <w:tcW w:w="1642" w:type="dxa"/>
+          </w:tcPr>
+          <w:p>
+            <w:pPr>
+              <w:pStyle w:val="NoSpacing"/>
+            </w:pPr>
+            <w:r>
+              <w:t>INPUT</w:t>
+            </w:r>
+          </w:p>
+        </w:tc>
+        <w:tc>
+          <w:tcPr>
+            <w:tcW w:w="664" w:type="dxa"/>
           </w:tcPr>
           <w:p>
             <w:pPr>
@@ -2467,7 +2730,7 @@
         </w:trPr>
         <w:tc>
           <w:tcPr>
-            <w:tcW w:w="1705" w:type="dxa"/>
+            <w:tcW w:w="1455" w:type="dxa"/>
           </w:tcPr>
           <w:p>
             <w:pPr>
@@ -2480,7 +2743,7 @@
         </w:tc>
         <w:tc>
           <w:tcPr>
-            <w:tcW w:w="1367" w:type="dxa"/>
+            <w:tcW w:w="1622" w:type="dxa"/>
           </w:tcPr>
           <w:p>
             <w:pPr>
@@ -2493,7 +2756,7 @@
         </w:tc>
         <w:tc>
           <w:tcPr>
-            <w:tcW w:w="1224" w:type="dxa"/>
+            <w:tcW w:w="1193" w:type="dxa"/>
           </w:tcPr>
           <w:p>
             <w:pPr>
@@ -2506,7 +2769,7 @@
         </w:tc>
         <w:tc>
           <w:tcPr>
-            <w:tcW w:w="1452" w:type="dxa"/>
+            <w:tcW w:w="1374" w:type="dxa"/>
             <w:gridSpan w:val="2"/>
           </w:tcPr>
           <w:p>
@@ -2520,7 +2783,7 @@
         </w:tc>
         <w:tc>
           <w:tcPr>
-            <w:tcW w:w="1211" w:type="dxa"/>
+            <w:tcW w:w="1968" w:type="dxa"/>
             <w:gridSpan w:val="2"/>
           </w:tcPr>
           <w:p>
@@ -2528,13 +2791,13 @@
               <w:pStyle w:val="NoSpacing"/>
             </w:pPr>
             <w:r>
-              <w:t>RANGE</w:t>
-            </w:r>
-          </w:p>
-        </w:tc>
-        <w:tc>
-          <w:tcPr>
-            <w:tcW w:w="1322" w:type="dxa"/>
+              <w:t>EMAIL</w:t>
+            </w:r>
+          </w:p>
+        </w:tc>
+        <w:tc>
+          <w:tcPr>
+            <w:tcW w:w="1280" w:type="dxa"/>
           </w:tcPr>
           <w:p>
             <w:pPr>
@@ -2547,7 +2810,7 @@
         </w:tc>
         <w:tc>
           <w:tcPr>
-            <w:tcW w:w="1330" w:type="dxa"/>
+            <w:tcW w:w="1318" w:type="dxa"/>
             <w:gridSpan w:val="2"/>
           </w:tcPr>
           <w:p>
@@ -2555,7 +2818,10 @@
               <w:pStyle w:val="NoSpacing"/>
             </w:pPr>
             <w:r>
-              <w:t>DATE</w:t>
+              <w:t>DAT</w:t>
+            </w:r>
+            <w:r>
+              <w:t>A</w:t>
             </w:r>
           </w:p>
         </w:tc>
@@ -2567,6 +2833,9 @@
             <w:pPr>
               <w:pStyle w:val="NoSpacing"/>
             </w:pPr>
+            <w:r>
+              <w:t>TEXT</w:t>
+            </w:r>
           </w:p>
         </w:tc>
         <w:tc>
@@ -2584,7 +2853,20 @@
         </w:tc>
         <w:tc>
           <w:tcPr>
-            <w:tcW w:w="2905" w:type="dxa"/>
+            <w:tcW w:w="1642" w:type="dxa"/>
+          </w:tcPr>
+          <w:p>
+            <w:pPr>
+              <w:pStyle w:val="NoSpacing"/>
+            </w:pPr>
+            <w:r>
+              <w:t>PASSWORD</w:t>
+            </w:r>
+          </w:p>
+        </w:tc>
+        <w:tc>
+          <w:tcPr>
+            <w:tcW w:w="664" w:type="dxa"/>
           </w:tcPr>
           <w:p>
             <w:pPr>
@@ -2834,6 +3116,7 @@
                 <w:lang w:val="en-US" w:eastAsia="es-ES_tradnl"/>
               </w:rPr>
             </w:pPr>
+            <w:proofErr w:type="gramStart"/>
             <w:r>
               <w:rPr>
                 <w:rFonts w:ascii="Consolas" w:eastAsia="Times New Roman" w:hAnsi="Consolas" w:cs="Times New Roman"/>
@@ -2842,7 +3125,42 @@
                 <w:szCs w:val="21"/>
                 <w:lang w:val="en-US" w:eastAsia="es-ES_tradnl"/>
               </w:rPr>
-              <w:t>&lt;!-- Formulario:TextInput V_01 --&gt;</w:t>
+              <w:t>&lt;!--</w:t>
+            </w:r>
+            <w:proofErr w:type="gramEnd"/>
+            <w:r>
+              <w:rPr>
+                <w:rFonts w:ascii="Consolas" w:eastAsia="Times New Roman" w:hAnsi="Consolas" w:cs="Times New Roman"/>
+                <w:color w:val="7F848E"/>
+                <w:sz w:val="21"/>
+                <w:szCs w:val="21"/>
+                <w:lang w:val="en-US" w:eastAsia="es-ES_tradnl"/>
+              </w:rPr>
+              <w:t xml:space="preserve"> </w:t>
+            </w:r>
+            <w:proofErr w:type="spellStart"/>
+            <w:proofErr w:type="gramStart"/>
+            <w:r>
+              <w:rPr>
+                <w:rFonts w:ascii="Consolas" w:eastAsia="Times New Roman" w:hAnsi="Consolas" w:cs="Times New Roman"/>
+                <w:color w:val="7F848E"/>
+                <w:sz w:val="21"/>
+                <w:szCs w:val="21"/>
+                <w:lang w:val="en-US" w:eastAsia="es-ES_tradnl"/>
+              </w:rPr>
+              <w:t>Formulario:TextInput</w:t>
+            </w:r>
+            <w:proofErr w:type="spellEnd"/>
+            <w:proofErr w:type="gramEnd"/>
+            <w:r>
+              <w:rPr>
+                <w:rFonts w:ascii="Consolas" w:eastAsia="Times New Roman" w:hAnsi="Consolas" w:cs="Times New Roman"/>
+                <w:color w:val="7F848E"/>
+                <w:sz w:val="21"/>
+                <w:szCs w:val="21"/>
+                <w:lang w:val="en-US" w:eastAsia="es-ES_tradnl"/>
+              </w:rPr>
+              <w:t xml:space="preserve"> V_01 --&gt;</w:t>
             </w:r>
           </w:p>
           <w:p>
@@ -3173,6 +3491,7 @@
               </w:rPr>
               <w:t xml:space="preserve"> </w:t>
             </w:r>
+            <w:proofErr w:type="spellStart"/>
             <w:r>
               <w:rPr>
                 <w:rFonts w:ascii="Consolas" w:eastAsia="Times New Roman" w:hAnsi="Consolas" w:cs="Times New Roman"/>
@@ -3183,6 +3502,7 @@
               </w:rPr>
               <w:t>name</w:t>
             </w:r>
+            <w:proofErr w:type="spellEnd"/>
             <w:r>
               <w:rPr>
                 <w:rFonts w:ascii="Consolas" w:eastAsia="Times New Roman" w:hAnsi="Consolas" w:cs="Times New Roman"/>
@@ -3201,18 +3521,41 @@
                 <w:szCs w:val="21"/>
                 <w:lang w:val="es-ES_tradnl" w:eastAsia="es-ES_tradnl"/>
               </w:rPr>
-              <w:t>"author"</w:t>
-            </w:r>
-            <w:r>
-              <w:rPr>
-                <w:rFonts w:ascii="Consolas" w:eastAsia="Times New Roman" w:hAnsi="Consolas" w:cs="Times New Roman"/>
-                <w:color w:val="ABB2BF"/>
+              <w:t>"</w:t>
+            </w:r>
+            <w:proofErr w:type="spellStart"/>
+            <w:r>
+              <w:rPr>
+                <w:rFonts w:ascii="Consolas" w:eastAsia="Times New Roman" w:hAnsi="Consolas" w:cs="Times New Roman"/>
+                <w:color w:val="98C379"/>
                 <w:sz w:val="21"/>
                 <w:szCs w:val="21"/>
                 <w:lang w:val="es-ES_tradnl" w:eastAsia="es-ES_tradnl"/>
               </w:rPr>
+              <w:t>author</w:t>
+            </w:r>
+            <w:proofErr w:type="spellEnd"/>
+            <w:r>
+              <w:rPr>
+                <w:rFonts w:ascii="Consolas" w:eastAsia="Times New Roman" w:hAnsi="Consolas" w:cs="Times New Roman"/>
+                <w:color w:val="98C379"/>
+                <w:sz w:val="21"/>
+                <w:szCs w:val="21"/>
+                <w:lang w:val="es-ES_tradnl" w:eastAsia="es-ES_tradnl"/>
+              </w:rPr>
+              <w:t>"</w:t>
+            </w:r>
+            <w:r>
+              <w:rPr>
+                <w:rFonts w:ascii="Consolas" w:eastAsia="Times New Roman" w:hAnsi="Consolas" w:cs="Times New Roman"/>
+                <w:color w:val="ABB2BF"/>
+                <w:sz w:val="21"/>
+                <w:szCs w:val="21"/>
+                <w:lang w:val="es-ES_tradnl" w:eastAsia="es-ES_tradnl"/>
+              </w:rPr>
               <w:t xml:space="preserve"> </w:t>
             </w:r>
+            <w:proofErr w:type="spellStart"/>
             <w:r>
               <w:rPr>
                 <w:rFonts w:ascii="Consolas" w:eastAsia="Times New Roman" w:hAnsi="Consolas" w:cs="Times New Roman"/>
@@ -3223,6 +3566,7 @@
               </w:rPr>
               <w:t>content</w:t>
             </w:r>
+            <w:proofErr w:type="spellEnd"/>
             <w:r>
               <w:rPr>
                 <w:rFonts w:ascii="Consolas" w:eastAsia="Times New Roman" w:hAnsi="Consolas" w:cs="Times New Roman"/>
@@ -3241,8 +3585,9 @@
                 <w:szCs w:val="21"/>
                 <w:lang w:val="es-ES_tradnl" w:eastAsia="es-ES_tradnl"/>
               </w:rPr>
-              <w:t>"Nombre del Autor</w:t>
-            </w:r>
+              <w:t xml:space="preserve">"Nombre del </w:t>
+            </w:r>
+            <w:proofErr w:type="gramStart"/>
             <w:r>
               <w:rPr>
                 <w:rFonts w:ascii="Consolas" w:eastAsia="Times New Roman" w:hAnsi="Consolas" w:cs="Times New Roman"/>
@@ -3251,7 +3596,28 @@
                 <w:szCs w:val="21"/>
                 <w:lang w:val="es-ES_tradnl" w:eastAsia="es-ES_tradnl"/>
               </w:rPr>
-              <w:t>(ES)</w:t>
+              <w:t>Autor</w:t>
+            </w:r>
+            <w:r>
+              <w:rPr>
+                <w:rFonts w:ascii="Consolas" w:eastAsia="Times New Roman" w:hAnsi="Consolas" w:cs="Times New Roman"/>
+                <w:color w:val="98C379"/>
+                <w:sz w:val="21"/>
+                <w:szCs w:val="21"/>
+                <w:lang w:val="es-ES_tradnl" w:eastAsia="es-ES_tradnl"/>
+              </w:rPr>
+              <w:t>(</w:t>
+            </w:r>
+            <w:proofErr w:type="gramEnd"/>
+            <w:r>
+              <w:rPr>
+                <w:rFonts w:ascii="Consolas" w:eastAsia="Times New Roman" w:hAnsi="Consolas" w:cs="Times New Roman"/>
+                <w:color w:val="98C379"/>
+                <w:sz w:val="21"/>
+                <w:szCs w:val="21"/>
+                <w:lang w:val="es-ES_tradnl" w:eastAsia="es-ES_tradnl"/>
+              </w:rPr>
+              <w:t>ES)</w:t>
             </w:r>
             <w:r>
               <w:rPr>
@@ -3327,6 +3693,7 @@
               </w:rPr>
               <w:t xml:space="preserve"> </w:t>
             </w:r>
+            <w:proofErr w:type="spellStart"/>
             <w:r>
               <w:rPr>
                 <w:rFonts w:ascii="Consolas" w:eastAsia="Times New Roman" w:hAnsi="Consolas" w:cs="Times New Roman"/>
@@ -3337,6 +3704,7 @@
               </w:rPr>
               <w:t>name</w:t>
             </w:r>
+            <w:proofErr w:type="spellEnd"/>
             <w:r>
               <w:rPr>
                 <w:rFonts w:ascii="Consolas" w:eastAsia="Times New Roman" w:hAnsi="Consolas" w:cs="Times New Roman"/>
@@ -3355,18 +3723,41 @@
                 <w:szCs w:val="21"/>
                 <w:lang w:val="es-ES_tradnl" w:eastAsia="es-ES_tradnl"/>
               </w:rPr>
-              <w:t>"description"</w:t>
-            </w:r>
-            <w:r>
-              <w:rPr>
-                <w:rFonts w:ascii="Consolas" w:eastAsia="Times New Roman" w:hAnsi="Consolas" w:cs="Times New Roman"/>
-                <w:color w:val="ABB2BF"/>
+              <w:t>"</w:t>
+            </w:r>
+            <w:proofErr w:type="spellStart"/>
+            <w:r>
+              <w:rPr>
+                <w:rFonts w:ascii="Consolas" w:eastAsia="Times New Roman" w:hAnsi="Consolas" w:cs="Times New Roman"/>
+                <w:color w:val="98C379"/>
                 <w:sz w:val="21"/>
                 <w:szCs w:val="21"/>
                 <w:lang w:val="es-ES_tradnl" w:eastAsia="es-ES_tradnl"/>
               </w:rPr>
+              <w:t>description</w:t>
+            </w:r>
+            <w:proofErr w:type="spellEnd"/>
+            <w:r>
+              <w:rPr>
+                <w:rFonts w:ascii="Consolas" w:eastAsia="Times New Roman" w:hAnsi="Consolas" w:cs="Times New Roman"/>
+                <w:color w:val="98C379"/>
+                <w:sz w:val="21"/>
+                <w:szCs w:val="21"/>
+                <w:lang w:val="es-ES_tradnl" w:eastAsia="es-ES_tradnl"/>
+              </w:rPr>
+              <w:t>"</w:t>
+            </w:r>
+            <w:r>
+              <w:rPr>
+                <w:rFonts w:ascii="Consolas" w:eastAsia="Times New Roman" w:hAnsi="Consolas" w:cs="Times New Roman"/>
+                <w:color w:val="ABB2BF"/>
+                <w:sz w:val="21"/>
+                <w:szCs w:val="21"/>
+                <w:lang w:val="es-ES_tradnl" w:eastAsia="es-ES_tradnl"/>
+              </w:rPr>
               <w:t xml:space="preserve"> </w:t>
             </w:r>
+            <w:proofErr w:type="spellStart"/>
             <w:r>
               <w:rPr>
                 <w:rFonts w:ascii="Consolas" w:eastAsia="Times New Roman" w:hAnsi="Consolas" w:cs="Times New Roman"/>
@@ -3377,6 +3768,7 @@
               </w:rPr>
               <w:t>content</w:t>
             </w:r>
+            <w:proofErr w:type="spellEnd"/>
             <w:r>
               <w:rPr>
                 <w:rFonts w:ascii="Consolas" w:eastAsia="Times New Roman" w:hAnsi="Consolas" w:cs="Times New Roman"/>
@@ -3463,6 +3855,7 @@
               </w:rPr>
               <w:t>        &lt;</w:t>
             </w:r>
+            <w:proofErr w:type="spellStart"/>
             <w:r>
               <w:rPr>
                 <w:rFonts w:ascii="Consolas" w:eastAsia="Times New Roman" w:hAnsi="Consolas" w:cs="Times New Roman"/>
@@ -3473,6 +3866,7 @@
               </w:rPr>
               <w:t>title</w:t>
             </w:r>
+            <w:proofErr w:type="spellEnd"/>
             <w:r>
               <w:rPr>
                 <w:rFonts w:ascii="Consolas" w:eastAsia="Times New Roman" w:hAnsi="Consolas" w:cs="Times New Roman"/>
@@ -3483,6 +3877,7 @@
               </w:rPr>
               <w:t>&gt;TITULO DEL PROYECTO: &lt;/</w:t>
             </w:r>
+            <w:proofErr w:type="spellStart"/>
             <w:r>
               <w:rPr>
                 <w:rFonts w:ascii="Consolas" w:eastAsia="Times New Roman" w:hAnsi="Consolas" w:cs="Times New Roman"/>
@@ -3493,6 +3888,7 @@
               </w:rPr>
               <w:t>title</w:t>
             </w:r>
+            <w:proofErr w:type="spellEnd"/>
             <w:r>
               <w:rPr>
                 <w:rFonts w:ascii="Consolas" w:eastAsia="Times New Roman" w:hAnsi="Consolas" w:cs="Times New Roman"/>
@@ -3582,6 +3978,7 @@
               </w:rPr>
               <w:t>    &lt;</w:t>
             </w:r>
+            <w:proofErr w:type="spellStart"/>
             <w:r>
               <w:rPr>
                 <w:rFonts w:ascii="Consolas" w:eastAsia="Times New Roman" w:hAnsi="Consolas" w:cs="Times New Roman"/>
@@ -3592,6 +3989,7 @@
               </w:rPr>
               <w:t>body</w:t>
             </w:r>
+            <w:proofErr w:type="spellEnd"/>
             <w:r>
               <w:rPr>
                 <w:rFonts w:ascii="Consolas" w:eastAsia="Times New Roman" w:hAnsi="Consolas" w:cs="Times New Roman"/>
@@ -3638,6 +4036,7 @@
               </w:rPr>
               <w:t xml:space="preserve">        </w:t>
             </w:r>
+            <w:proofErr w:type="gramStart"/>
             <w:r>
               <w:rPr>
                 <w:rFonts w:ascii="Consolas" w:eastAsia="Times New Roman" w:hAnsi="Consolas" w:cs="Times New Roman"/>
@@ -3656,7 +4055,18 @@
                 <w:szCs w:val="21"/>
                 <w:lang w:val="es-ES_tradnl" w:eastAsia="es-ES_tradnl"/>
               </w:rPr>
-              <w:t xml:space="preserve">— </w:t>
+              <w:t>—</w:t>
+            </w:r>
+            <w:proofErr w:type="gramEnd"/>
+            <w:r>
+              <w:rPr>
+                <w:rFonts w:ascii="Consolas" w:eastAsia="Times New Roman" w:hAnsi="Consolas" w:cs="Times New Roman"/>
+                <w:color w:val="ABB2BF"/>
+                <w:sz w:val="21"/>
+                <w:szCs w:val="21"/>
+                <w:lang w:val="es-ES_tradnl" w:eastAsia="es-ES_tradnl"/>
+              </w:rPr>
+              <w:t xml:space="preserve"> </w:t>
             </w:r>
             <w:r>
               <w:rPr>
@@ -3724,6 +4134,7 @@
               </w:rPr>
               <w:t>    &lt;/</w:t>
             </w:r>
+            <w:proofErr w:type="spellStart"/>
             <w:r>
               <w:rPr>
                 <w:rFonts w:ascii="Consolas" w:eastAsia="Times New Roman" w:hAnsi="Consolas" w:cs="Times New Roman"/>
@@ -3734,6 +4145,7 @@
               </w:rPr>
               <w:t>body</w:t>
             </w:r>
+            <w:proofErr w:type="spellEnd"/>
             <w:r>
               <w:rPr>
                 <w:rFonts w:ascii="Consolas" w:eastAsia="Times New Roman" w:hAnsi="Consolas" w:cs="Times New Roman"/>
@@ -3780,6 +4192,7 @@
               </w:rPr>
               <w:t>&lt;/</w:t>
             </w:r>
+            <w:proofErr w:type="spellStart"/>
             <w:r>
               <w:rPr>
                 <w:rFonts w:ascii="Consolas" w:eastAsia="Times New Roman" w:hAnsi="Consolas" w:cs="Times New Roman"/>
@@ -3790,6 +4203,7 @@
               </w:rPr>
               <w:t>html</w:t>
             </w:r>
+            <w:proofErr w:type="spellEnd"/>
             <w:r>
               <w:rPr>
                 <w:rFonts w:ascii="Consolas" w:eastAsia="Times New Roman" w:hAnsi="Consolas" w:cs="Times New Roman"/>
@@ -4386,6 +4800,7 @@
               </w:rPr>
               <w:t>&lt;</w:t>
             </w:r>
+            <w:proofErr w:type="spellStart"/>
             <w:r>
               <w:rPr>
                 <w:rFonts w:ascii="Consolas" w:eastAsia="Times New Roman" w:hAnsi="Consolas" w:cs="Times New Roman"/>
@@ -4396,6 +4811,7 @@
               </w:rPr>
               <w:t>textarea</w:t>
             </w:r>
+            <w:proofErr w:type="spellEnd"/>
             <w:r>
               <w:rPr>
                 <w:rFonts w:ascii="Consolas" w:eastAsia="Times New Roman" w:hAnsi="Consolas" w:cs="Times New Roman"/>
@@ -4744,6 +5160,7 @@
               </w:rPr>
               <w:t xml:space="preserve"> </w:t>
             </w:r>
+            <w:proofErr w:type="spellStart"/>
             <w:r>
               <w:rPr>
                 <w:rFonts w:ascii="Consolas" w:eastAsia="Times New Roman" w:hAnsi="Consolas" w:cs="Times New Roman"/>
@@ -4754,6 +5171,7 @@
               </w:rPr>
               <w:t>type</w:t>
             </w:r>
+            <w:proofErr w:type="spellEnd"/>
             <w:r>
               <w:rPr>
                 <w:rFonts w:ascii="Consolas" w:eastAsia="Times New Roman" w:hAnsi="Consolas" w:cs="Times New Roman"/>
@@ -4772,7 +5190,31 @@
                 <w:szCs w:val="21"/>
                 <w:lang w:val="es-ES_tradnl" w:eastAsia="es-ES_tradnl"/>
               </w:rPr>
-              <w:t>"password"</w:t>
+              <w:t>"</w:t>
+            </w:r>
+            <w:proofErr w:type="spellStart"/>
+            <w:proofErr w:type="gramStart"/>
+            <w:r>
+              <w:rPr>
+                <w:rFonts w:ascii="Consolas" w:eastAsia="Times New Roman" w:hAnsi="Consolas" w:cs="Times New Roman"/>
+                <w:color w:val="98C379"/>
+                <w:sz w:val="21"/>
+                <w:szCs w:val="21"/>
+                <w:lang w:val="es-ES_tradnl" w:eastAsia="es-ES_tradnl"/>
+              </w:rPr>
+              <w:t>password</w:t>
+            </w:r>
+            <w:proofErr w:type="spellEnd"/>
+            <w:proofErr w:type="gramEnd"/>
+            <w:r>
+              <w:rPr>
+                <w:rFonts w:ascii="Consolas" w:eastAsia="Times New Roman" w:hAnsi="Consolas" w:cs="Times New Roman"/>
+                <w:color w:val="98C379"/>
+                <w:sz w:val="21"/>
+                <w:szCs w:val="21"/>
+                <w:lang w:val="es-ES_tradnl" w:eastAsia="es-ES_tradnl"/>
+              </w:rPr>
+              <w:t>"</w:t>
             </w:r>
             <w:r>
               <w:rPr>
@@ -4917,6 +5359,7 @@
               </w:rPr>
               <w:t xml:space="preserve"> </w:t>
             </w:r>
+            <w:proofErr w:type="spellStart"/>
             <w:r>
               <w:rPr>
                 <w:rFonts w:ascii="Consolas" w:eastAsia="Times New Roman" w:hAnsi="Consolas" w:cs="Times New Roman"/>
@@ -4927,6 +5370,7 @@
               </w:rPr>
               <w:t>type</w:t>
             </w:r>
+            <w:proofErr w:type="spellEnd"/>
             <w:r>
               <w:rPr>
                 <w:rFonts w:ascii="Consolas" w:eastAsia="Times New Roman" w:hAnsi="Consolas" w:cs="Times New Roman"/>
@@ -5110,6 +5554,7 @@
               </w:rPr>
               <w:t xml:space="preserve"> </w:t>
             </w:r>
+            <w:proofErr w:type="spellStart"/>
             <w:r>
               <w:rPr>
                 <w:rFonts w:ascii="Consolas" w:eastAsia="Times New Roman" w:hAnsi="Consolas" w:cs="Times New Roman"/>
@@ -5120,6 +5565,7 @@
               </w:rPr>
               <w:t>type</w:t>
             </w:r>
+            <w:proofErr w:type="spellEnd"/>
             <w:r>
               <w:rPr>
                 <w:rFonts w:ascii="Consolas" w:eastAsia="Times New Roman" w:hAnsi="Consolas" w:cs="Times New Roman"/>
@@ -5138,7 +5584,29 @@
                 <w:szCs w:val="21"/>
                 <w:lang w:eastAsia="es-ES_tradnl"/>
               </w:rPr>
-              <w:t>"number"</w:t>
+              <w:t>"</w:t>
+            </w:r>
+            <w:proofErr w:type="spellStart"/>
+            <w:r>
+              <w:rPr>
+                <w:rFonts w:ascii="Consolas" w:eastAsia="Times New Roman" w:hAnsi="Consolas" w:cs="Times New Roman"/>
+                <w:color w:val="98C379"/>
+                <w:sz w:val="21"/>
+                <w:szCs w:val="21"/>
+                <w:lang w:eastAsia="es-ES_tradnl"/>
+              </w:rPr>
+              <w:t>number</w:t>
+            </w:r>
+            <w:proofErr w:type="spellEnd"/>
+            <w:r>
+              <w:rPr>
+                <w:rFonts w:ascii="Consolas" w:eastAsia="Times New Roman" w:hAnsi="Consolas" w:cs="Times New Roman"/>
+                <w:color w:val="98C379"/>
+                <w:sz w:val="21"/>
+                <w:szCs w:val="21"/>
+                <w:lang w:eastAsia="es-ES_tradnl"/>
+              </w:rPr>
+              <w:t>"</w:t>
             </w:r>
             <w:r>
               <w:rPr>
@@ -5288,6 +5756,7 @@
               </w:rPr>
               <w:t xml:space="preserve"> </w:t>
             </w:r>
+            <w:proofErr w:type="spellStart"/>
             <w:r>
               <w:rPr>
                 <w:rFonts w:ascii="Consolas" w:eastAsia="Times New Roman" w:hAnsi="Consolas" w:cs="Times New Roman"/>
@@ -5298,6 +5767,7 @@
               </w:rPr>
               <w:t>type</w:t>
             </w:r>
+            <w:proofErr w:type="spellEnd"/>
             <w:r>
               <w:rPr>
                 <w:rFonts w:ascii="Consolas" w:eastAsia="Times New Roman" w:hAnsi="Consolas" w:cs="Times New Roman"/>
@@ -5316,8 +5786,20 @@
                 <w:szCs w:val="21"/>
                 <w:lang w:eastAsia="es-ES_tradnl"/>
               </w:rPr>
-              <w:t>"range</w:t>
-            </w:r>
+              <w:t>"</w:t>
+            </w:r>
+            <w:proofErr w:type="spellStart"/>
+            <w:r>
+              <w:rPr>
+                <w:rFonts w:ascii="Consolas" w:eastAsia="Times New Roman" w:hAnsi="Consolas" w:cs="Times New Roman"/>
+                <w:color w:val="98C379"/>
+                <w:sz w:val="21"/>
+                <w:szCs w:val="21"/>
+                <w:lang w:eastAsia="es-ES_tradnl"/>
+              </w:rPr>
+              <w:t>range</w:t>
+            </w:r>
+            <w:proofErr w:type="spellEnd"/>
             <w:r>
               <w:rPr>
                 <w:rFonts w:ascii="Consolas" w:eastAsia="Times New Roman" w:hAnsi="Consolas" w:cs="Times New Roman"/>
@@ -5468,6 +5950,7 @@
               </w:rPr>
               <w:t xml:space="preserve"> </w:t>
             </w:r>
+            <w:proofErr w:type="spellStart"/>
             <w:r>
               <w:rPr>
                 <w:rFonts w:ascii="Consolas" w:eastAsia="Times New Roman" w:hAnsi="Consolas" w:cs="Times New Roman"/>
@@ -5477,6 +5960,7 @@
               </w:rPr>
               <w:t>type</w:t>
             </w:r>
+            <w:proofErr w:type="spellEnd"/>
             <w:r>
               <w:rPr>
                 <w:rFonts w:ascii="Consolas" w:eastAsia="Times New Roman" w:hAnsi="Consolas" w:cs="Times New Roman"/>
@@ -5685,6 +6169,7 @@
               </w:rPr>
               <w:t xml:space="preserve"> </w:t>
             </w:r>
+            <w:proofErr w:type="spellStart"/>
             <w:r>
               <w:rPr>
                 <w:rFonts w:ascii="Consolas" w:eastAsia="Times New Roman" w:hAnsi="Consolas" w:cs="Times New Roman"/>
@@ -5695,6 +6180,7 @@
               </w:rPr>
               <w:t>type</w:t>
             </w:r>
+            <w:proofErr w:type="spellEnd"/>
             <w:r>
               <w:rPr>
                 <w:rFonts w:ascii="Consolas" w:eastAsia="Times New Roman" w:hAnsi="Consolas" w:cs="Times New Roman"/>
@@ -5713,7 +6199,29 @@
                 <w:szCs w:val="21"/>
                 <w:lang w:eastAsia="es-ES_tradnl"/>
               </w:rPr>
-              <w:t>"checkbox"</w:t>
+              <w:t>"</w:t>
+            </w:r>
+            <w:proofErr w:type="spellStart"/>
+            <w:r>
+              <w:rPr>
+                <w:rFonts w:ascii="Consolas" w:eastAsia="Times New Roman" w:hAnsi="Consolas" w:cs="Times New Roman"/>
+                <w:color w:val="98C379"/>
+                <w:sz w:val="21"/>
+                <w:szCs w:val="21"/>
+                <w:lang w:eastAsia="es-ES_tradnl"/>
+              </w:rPr>
+              <w:t>checkbox</w:t>
+            </w:r>
+            <w:proofErr w:type="spellEnd"/>
+            <w:r>
+              <w:rPr>
+                <w:rFonts w:ascii="Consolas" w:eastAsia="Times New Roman" w:hAnsi="Consolas" w:cs="Times New Roman"/>
+                <w:color w:val="98C379"/>
+                <w:sz w:val="21"/>
+                <w:szCs w:val="21"/>
+                <w:lang w:eastAsia="es-ES_tradnl"/>
+              </w:rPr>
+              <w:t>"</w:t>
             </w:r>
             <w:r>
               <w:rPr>
@@ -5776,7 +6284,15 @@
               <w:pStyle w:val="NoSpacing"/>
             </w:pPr>
             <w:r>
-              <w:t>Elegir una opción de 2 ó más posibles</w:t>
+              <w:t xml:space="preserve">Elegir una opción de 2 </w:t>
+            </w:r>
+            <w:proofErr w:type="spellStart"/>
+            <w:r>
+              <w:t>ó</w:t>
+            </w:r>
+            <w:proofErr w:type="spellEnd"/>
+            <w:r>
+              <w:t xml:space="preserve"> más posibles</w:t>
             </w:r>
           </w:p>
         </w:tc>
@@ -5868,6 +6384,7 @@
               </w:rPr>
               <w:t xml:space="preserve"> </w:t>
             </w:r>
+            <w:proofErr w:type="spellStart"/>
             <w:r>
               <w:rPr>
                 <w:rFonts w:ascii="Consolas" w:eastAsia="Times New Roman" w:hAnsi="Consolas" w:cs="Times New Roman"/>
@@ -5878,6 +6395,7 @@
               </w:rPr>
               <w:t>type</w:t>
             </w:r>
+            <w:proofErr w:type="spellEnd"/>
             <w:r>
               <w:rPr>
                 <w:rFonts w:ascii="Consolas" w:eastAsia="Times New Roman" w:hAnsi="Consolas" w:cs="Times New Roman"/>
@@ -6016,6 +6534,7 @@
               </w:rPr>
               <w:t>&lt;</w:t>
             </w:r>
+            <w:proofErr w:type="spellStart"/>
             <w:r>
               <w:rPr>
                 <w:rFonts w:ascii="Consolas" w:eastAsia="Times New Roman" w:hAnsi="Consolas" w:cs="Times New Roman"/>
@@ -6026,6 +6545,7 @@
               </w:rPr>
               <w:t>select</w:t>
             </w:r>
+            <w:proofErr w:type="spellEnd"/>
             <w:r>
               <w:rPr>
                 <w:rFonts w:ascii="Consolas" w:eastAsia="Times New Roman" w:hAnsi="Consolas" w:cs="Times New Roman"/>
@@ -6087,7 +6607,15 @@
               <w:pStyle w:val="NoSpacing"/>
             </w:pPr>
             <w:r>
-              <w:t>Elegir varias opciones de 2 ó más posibles</w:t>
+              <w:t xml:space="preserve">Elegir varias opciones de 2 </w:t>
+            </w:r>
+            <w:proofErr w:type="spellStart"/>
+            <w:r>
+              <w:t>ó</w:t>
+            </w:r>
+            <w:proofErr w:type="spellEnd"/>
+            <w:r>
+              <w:t xml:space="preserve"> más posibles</w:t>
             </w:r>
           </w:p>
         </w:tc>
@@ -6179,6 +6707,7 @@
               </w:rPr>
               <w:t xml:space="preserve"> </w:t>
             </w:r>
+            <w:proofErr w:type="spellStart"/>
             <w:r>
               <w:rPr>
                 <w:rFonts w:ascii="Consolas" w:eastAsia="Times New Roman" w:hAnsi="Consolas" w:cs="Times New Roman"/>
@@ -6189,6 +6718,7 @@
               </w:rPr>
               <w:t>type</w:t>
             </w:r>
+            <w:proofErr w:type="spellEnd"/>
             <w:r>
               <w:rPr>
                 <w:rFonts w:ascii="Consolas" w:eastAsia="Times New Roman" w:hAnsi="Consolas" w:cs="Times New Roman"/>
@@ -6207,7 +6737,29 @@
                 <w:szCs w:val="21"/>
                 <w:lang w:eastAsia="es-ES_tradnl"/>
               </w:rPr>
-              <w:t>"checkbox"</w:t>
+              <w:t>"</w:t>
+            </w:r>
+            <w:proofErr w:type="spellStart"/>
+            <w:r>
+              <w:rPr>
+                <w:rFonts w:ascii="Consolas" w:eastAsia="Times New Roman" w:hAnsi="Consolas" w:cs="Times New Roman"/>
+                <w:color w:val="98C379"/>
+                <w:sz w:val="21"/>
+                <w:szCs w:val="21"/>
+                <w:lang w:eastAsia="es-ES_tradnl"/>
+              </w:rPr>
+              <w:t>checkbox</w:t>
+            </w:r>
+            <w:proofErr w:type="spellEnd"/>
+            <w:r>
+              <w:rPr>
+                <w:rFonts w:ascii="Consolas" w:eastAsia="Times New Roman" w:hAnsi="Consolas" w:cs="Times New Roman"/>
+                <w:color w:val="98C379"/>
+                <w:sz w:val="21"/>
+                <w:szCs w:val="21"/>
+                <w:lang w:eastAsia="es-ES_tradnl"/>
+              </w:rPr>
+              <w:t>"</w:t>
             </w:r>
             <w:r>
               <w:rPr>
@@ -6327,6 +6879,7 @@
               </w:rPr>
               <w:t>&lt;</w:t>
             </w:r>
+            <w:proofErr w:type="spellStart"/>
             <w:r>
               <w:rPr>
                 <w:rFonts w:ascii="Consolas" w:eastAsia="Times New Roman" w:hAnsi="Consolas" w:cs="Times New Roman"/>
@@ -6337,6 +6890,7 @@
               </w:rPr>
               <w:t>select</w:t>
             </w:r>
+            <w:proofErr w:type="spellEnd"/>
             <w:r>
               <w:rPr>
                 <w:rFonts w:ascii="Consolas" w:eastAsia="Times New Roman" w:hAnsi="Consolas" w:cs="Times New Roman"/>
@@ -6347,6 +6901,7 @@
               </w:rPr>
               <w:t xml:space="preserve"> </w:t>
             </w:r>
+            <w:proofErr w:type="spellStart"/>
             <w:r>
               <w:rPr>
                 <w:rFonts w:ascii="Consolas" w:eastAsia="Times New Roman" w:hAnsi="Consolas" w:cs="Times New Roman"/>
@@ -6357,6 +6912,7 @@
               </w:rPr>
               <w:t>multiple</w:t>
             </w:r>
+            <w:proofErr w:type="spellEnd"/>
             <w:r>
               <w:rPr>
                 <w:rFonts w:ascii="Consolas" w:eastAsia="Times New Roman" w:hAnsi="Consolas" w:cs="Times New Roman"/>
@@ -6481,6 +7037,7 @@
               </w:rPr>
               <w:t>&lt;</w:t>
             </w:r>
+            <w:proofErr w:type="spellStart"/>
             <w:r>
               <w:rPr>
                 <w:rFonts w:ascii="Consolas" w:eastAsia="Times New Roman" w:hAnsi="Consolas" w:cs="Times New Roman"/>
@@ -6491,6 +7048,7 @@
               </w:rPr>
               <w:t>datalist</w:t>
             </w:r>
+            <w:proofErr w:type="spellEnd"/>
             <w:r>
               <w:rPr>
                 <w:rFonts w:ascii="Consolas" w:eastAsia="Times New Roman" w:hAnsi="Consolas" w:cs="Times New Roman"/>
@@ -6711,6 +7269,7 @@
               </w:rPr>
               <w:t xml:space="preserve"> </w:t>
             </w:r>
+            <w:proofErr w:type="spellStart"/>
             <w:r>
               <w:rPr>
                 <w:rFonts w:ascii="Consolas" w:hAnsi="Consolas"/>
@@ -6720,6 +7279,7 @@
               </w:rPr>
               <w:t>type</w:t>
             </w:r>
+            <w:proofErr w:type="spellEnd"/>
             <w:r>
               <w:rPr>
                 <w:rFonts w:ascii="Consolas" w:hAnsi="Consolas"/>
@@ -6916,6 +7476,7 @@
               </w:rPr>
               <w:t xml:space="preserve"> </w:t>
             </w:r>
+            <w:proofErr w:type="spellStart"/>
             <w:r>
               <w:rPr>
                 <w:rFonts w:ascii="Consolas" w:hAnsi="Consolas"/>
@@ -6925,6 +7486,7 @@
               </w:rPr>
               <w:t>type</w:t>
             </w:r>
+            <w:proofErr w:type="spellEnd"/>
             <w:r>
               <w:rPr>
                 <w:rFonts w:ascii="Consolas" w:hAnsi="Consolas"/>
@@ -7115,7 +7677,7 @@
         <v:path o:extrusionok="f" gradientshapeok="t" o:connecttype="rect"/>
         <o:lock v:ext="edit" aspectratio="t"/>
       </v:shapetype>
-      <v:shape id="_x0000_i1025" type="#_x0000_t75" style="width:.6pt;height:.6pt;visibility:visible;mso-wrap-style:square" o:bullet="t">
+      <v:shape id="_x0000_i1025" type="#_x0000_t75" style="width:6pt;height:6pt;visibility:visible;mso-wrap-style:square" o:bullet="t">
         <v:imagedata r:id="rId1" o:title=""/>
       </v:shape>
     </w:pict>

--- a/Formulario_Html/DES_WEB1_EVAL02.docx
+++ b/Formulario_Html/DES_WEB1_EVAL02.docx
@@ -4,7 +4,7 @@
   <w:body>
     <w:tbl>
       <w:tblPr>
-        <w:tblStyle w:val="TableGrid"/>
+        <w:tblStyle w:val="Tablaconcuadrcula"/>
         <w:tblW w:w="14893" w:type="dxa"/>
         <w:tblBorders>
           <w:top w:val="single" w:sz="4" w:space="0" w:color="7F7F7F" w:themeColor="text1" w:themeTint="80"/>
@@ -37,7 +37,7 @@
           </w:tcPr>
           <w:p>
             <w:pPr>
-              <w:pStyle w:val="NoSpacing"/>
+              <w:pStyle w:val="Sinespaciado"/>
               <w:jc w:val="center"/>
               <w:rPr>
                 <w:sz w:val="20"/>
@@ -102,7 +102,7 @@
           </w:p>
           <w:p>
             <w:pPr>
-              <w:pStyle w:val="NoSpacing"/>
+              <w:pStyle w:val="Sinespaciado"/>
               <w:jc w:val="center"/>
               <w:rPr>
                 <w:sz w:val="20"/>
@@ -125,7 +125,7 @@
           </w:tcPr>
           <w:p>
             <w:pPr>
-              <w:pStyle w:val="NoSpacing"/>
+              <w:pStyle w:val="Sinespaciado"/>
               <w:rPr>
                 <w:sz w:val="20"/>
                 <w:szCs w:val="20"/>
@@ -141,7 +141,7 @@
           </w:p>
           <w:p>
             <w:pPr>
-              <w:pStyle w:val="NoSpacing"/>
+              <w:pStyle w:val="Sinespaciado"/>
               <w:rPr>
                 <w:sz w:val="20"/>
                 <w:szCs w:val="20"/>
@@ -180,7 +180,7 @@
           </w:tcPr>
           <w:p>
             <w:pPr>
-              <w:pStyle w:val="NoSpacing"/>
+              <w:pStyle w:val="Sinespaciado"/>
               <w:rPr>
                 <w:sz w:val="20"/>
                 <w:szCs w:val="20"/>
@@ -209,7 +209,7 @@
           </w:tcPr>
           <w:p>
             <w:pPr>
-              <w:pStyle w:val="NoSpacing"/>
+              <w:pStyle w:val="Sinespaciado"/>
               <w:rPr>
                 <w:sz w:val="20"/>
                 <w:szCs w:val="20"/>
@@ -225,7 +225,7 @@
           </w:p>
           <w:p>
             <w:pPr>
-              <w:pStyle w:val="NoSpacing"/>
+              <w:pStyle w:val="Sinespaciado"/>
               <w:rPr>
                 <w:sz w:val="20"/>
                 <w:szCs w:val="20"/>
@@ -240,7 +240,7 @@
           </w:tcPr>
           <w:p>
             <w:pPr>
-              <w:pStyle w:val="NoSpacing"/>
+              <w:pStyle w:val="Sinespaciado"/>
               <w:rPr>
                 <w:sz w:val="20"/>
                 <w:szCs w:val="20"/>
@@ -277,7 +277,7 @@
           </w:tcPr>
           <w:p>
             <w:pPr>
-              <w:pStyle w:val="NoSpacing"/>
+              <w:pStyle w:val="Sinespaciado"/>
               <w:rPr>
                 <w:sz w:val="20"/>
                 <w:szCs w:val="20"/>
@@ -304,7 +304,7 @@
           </w:tcPr>
           <w:p>
             <w:pPr>
-              <w:pStyle w:val="NoSpacing"/>
+              <w:pStyle w:val="Sinespaciado"/>
               <w:rPr>
                 <w:sz w:val="20"/>
                 <w:szCs w:val="20"/>
@@ -319,7 +319,7 @@
           </w:tcPr>
           <w:p>
             <w:pPr>
-              <w:pStyle w:val="NoSpacing"/>
+              <w:pStyle w:val="Sinespaciado"/>
               <w:rPr>
                 <w:sz w:val="20"/>
                 <w:szCs w:val="20"/>
@@ -335,7 +335,7 @@
           </w:p>
           <w:p>
             <w:pPr>
-              <w:pStyle w:val="NoSpacing"/>
+              <w:pStyle w:val="Sinespaciado"/>
               <w:rPr>
                 <w:sz w:val="20"/>
                 <w:szCs w:val="20"/>
@@ -367,7 +367,7 @@
           </w:tcPr>
           <w:p>
             <w:pPr>
-              <w:pStyle w:val="NoSpacing"/>
+              <w:pStyle w:val="Sinespaciado"/>
               <w:rPr>
                 <w:sz w:val="20"/>
                 <w:szCs w:val="20"/>
@@ -383,7 +383,7 @@
           </w:p>
           <w:p>
             <w:pPr>
-              <w:pStyle w:val="NoSpacing"/>
+              <w:pStyle w:val="Sinespaciado"/>
               <w:rPr>
                 <w:sz w:val="20"/>
                 <w:szCs w:val="20"/>
@@ -431,7 +431,7 @@
           </w:tcPr>
           <w:p>
             <w:pPr>
-              <w:pStyle w:val="NoSpacing"/>
+              <w:pStyle w:val="Sinespaciado"/>
               <w:rPr>
                 <w:sz w:val="20"/>
                 <w:szCs w:val="20"/>
@@ -451,7 +451,7 @@
           </w:tcPr>
           <w:p>
             <w:pPr>
-              <w:pStyle w:val="NoSpacing"/>
+              <w:pStyle w:val="Sinespaciado"/>
               <w:rPr>
                 <w:sz w:val="20"/>
                 <w:szCs w:val="20"/>
@@ -465,7 +465,7 @@
           </w:tcPr>
           <w:p>
             <w:pPr>
-              <w:pStyle w:val="NoSpacing"/>
+              <w:pStyle w:val="Sinespaciado"/>
               <w:rPr>
                 <w:sz w:val="20"/>
                 <w:szCs w:val="20"/>
@@ -481,7 +481,7 @@
           </w:p>
           <w:p>
             <w:pPr>
-              <w:pStyle w:val="NoSpacing"/>
+              <w:pStyle w:val="Sinespaciado"/>
               <w:rPr>
                 <w:sz w:val="20"/>
                 <w:szCs w:val="20"/>
@@ -504,7 +504,7 @@
           </w:tcPr>
           <w:p>
             <w:pPr>
-              <w:pStyle w:val="NoSpacing"/>
+              <w:pStyle w:val="Sinespaciado"/>
               <w:rPr>
                 <w:sz w:val="20"/>
                 <w:szCs w:val="20"/>
@@ -535,7 +535,7 @@
           </w:p>
           <w:p>
             <w:pPr>
-              <w:pStyle w:val="NoSpacing"/>
+              <w:pStyle w:val="Sinespaciado"/>
               <w:rPr>
                 <w:sz w:val="20"/>
                 <w:szCs w:val="20"/>
@@ -549,7 +549,7 @@
           </w:tcPr>
           <w:p>
             <w:pPr>
-              <w:pStyle w:val="NoSpacing"/>
+              <w:pStyle w:val="Sinespaciado"/>
               <w:rPr>
                 <w:sz w:val="20"/>
                 <w:szCs w:val="20"/>
@@ -582,7 +582,7 @@
           </w:p>
           <w:p>
             <w:pPr>
-              <w:pStyle w:val="NoSpacing"/>
+              <w:pStyle w:val="Sinespaciado"/>
               <w:rPr>
                 <w:sz w:val="20"/>
                 <w:szCs w:val="20"/>
@@ -592,7 +592,7 @@
           </w:p>
           <w:p>
             <w:pPr>
-              <w:pStyle w:val="NoSpacing"/>
+              <w:pStyle w:val="Sinespaciado"/>
               <w:rPr>
                 <w:sz w:val="20"/>
                 <w:szCs w:val="20"/>
@@ -621,7 +621,7 @@
           </w:tcPr>
           <w:p>
             <w:pPr>
-              <w:pStyle w:val="NoSpacing"/>
+              <w:pStyle w:val="Sinespaciado"/>
               <w:rPr>
                 <w:sz w:val="20"/>
                 <w:szCs w:val="20"/>
@@ -630,7 +630,7 @@
           </w:p>
           <w:p>
             <w:pPr>
-              <w:pStyle w:val="NoSpacing"/>
+              <w:pStyle w:val="Sinespaciado"/>
               <w:rPr>
                 <w:sz w:val="20"/>
                 <w:szCs w:val="20"/>
@@ -680,7 +680,7 @@
           </w:tcPr>
           <w:p>
             <w:pPr>
-              <w:pStyle w:val="NoSpacing"/>
+              <w:pStyle w:val="Sinespaciado"/>
               <w:rPr>
                 <w:sz w:val="20"/>
                 <w:szCs w:val="20"/>
@@ -696,7 +696,7 @@
           </w:p>
           <w:p>
             <w:pPr>
-              <w:pStyle w:val="NoSpacing"/>
+              <w:pStyle w:val="Sinespaciado"/>
               <w:rPr>
                 <w:sz w:val="20"/>
                 <w:szCs w:val="20"/>
@@ -708,12 +708,12 @@
     </w:tbl>
     <w:p>
       <w:pPr>
-        <w:pStyle w:val="NoSpacing"/>
+        <w:pStyle w:val="Sinespaciado"/>
       </w:pPr>
     </w:p>
     <w:tbl>
       <w:tblPr>
-        <w:tblStyle w:val="TableGrid"/>
+        <w:tblStyle w:val="Tablaconcuadrcula"/>
         <w:tblW w:w="14893" w:type="dxa"/>
         <w:tblBorders>
           <w:top w:val="single" w:sz="4" w:space="0" w:color="7F7F7F" w:themeColor="text1" w:themeTint="80"/>
@@ -745,7 +745,7 @@
           </w:tcPr>
           <w:p>
             <w:pPr>
-              <w:pStyle w:val="NoSpacing"/>
+              <w:pStyle w:val="Sinespaciado"/>
             </w:pPr>
             <w:r>
               <w:t xml:space="preserve">NOMBRES: </w:t>
@@ -761,7 +761,7 @@
           </w:tcPr>
           <w:p>
             <w:pPr>
-              <w:pStyle w:val="NoSpacing"/>
+              <w:pStyle w:val="Sinespaciado"/>
             </w:pPr>
             <w:r>
               <w:t xml:space="preserve">ID # (CEDULA): </w:t>
@@ -777,7 +777,7 @@
           </w:tcPr>
           <w:p>
             <w:pPr>
-              <w:pStyle w:val="NoSpacing"/>
+              <w:pStyle w:val="Sinespaciado"/>
             </w:pPr>
             <w:r>
               <w:t xml:space="preserve"># DE LISTA: </w:t>
@@ -794,7 +794,7 @@
           </w:tcPr>
           <w:p>
             <w:pPr>
-              <w:pStyle w:val="NoSpacing"/>
+              <w:pStyle w:val="Sinespaciado"/>
             </w:pPr>
             <w:r>
               <w:t>FIRMA:</w:t>
@@ -805,7 +805,7 @@
           </w:p>
           <w:p>
             <w:pPr>
-              <w:pStyle w:val="NoSpacing"/>
+              <w:pStyle w:val="Sinespaciado"/>
             </w:pPr>
           </w:p>
         </w:tc>
@@ -816,7 +816,7 @@
           </w:tcPr>
           <w:p>
             <w:pPr>
-              <w:pStyle w:val="NoSpacing"/>
+              <w:pStyle w:val="Sinespaciado"/>
             </w:pPr>
           </w:p>
         </w:tc>
@@ -834,7 +834,7 @@
           </w:tcPr>
           <w:p>
             <w:pPr>
-              <w:pStyle w:val="NoSpacing"/>
+              <w:pStyle w:val="Sinespaciado"/>
             </w:pPr>
             <w:r>
               <w:t xml:space="preserve">APELLIDOS: </w:t>
@@ -851,7 +851,7 @@
           </w:tcPr>
           <w:p>
             <w:pPr>
-              <w:pStyle w:val="NoSpacing"/>
+              <w:pStyle w:val="Sinespaciado"/>
             </w:pPr>
             <w:r>
               <w:t xml:space="preserve">PROGRAMA: </w:t>
@@ -868,7 +868,7 @@
           </w:tcPr>
           <w:p>
             <w:pPr>
-              <w:pStyle w:val="NoSpacing"/>
+              <w:pStyle w:val="Sinespaciado"/>
             </w:pPr>
           </w:p>
         </w:tc>
@@ -879,7 +879,7 @@
           </w:tcPr>
           <w:p>
             <w:pPr>
-              <w:pStyle w:val="NoSpacing"/>
+              <w:pStyle w:val="Sinespaciado"/>
             </w:pPr>
           </w:p>
         </w:tc>
@@ -897,7 +897,7 @@
           </w:tcPr>
           <w:p>
             <w:pPr>
-              <w:pStyle w:val="NoSpacing"/>
+              <w:pStyle w:val="Sinespaciado"/>
             </w:pPr>
             <w:r>
               <w:t xml:space="preserve">NOMBRES: </w:t>
@@ -913,7 +913,7 @@
           </w:tcPr>
           <w:p>
             <w:pPr>
-              <w:pStyle w:val="NoSpacing"/>
+              <w:pStyle w:val="Sinespaciado"/>
             </w:pPr>
             <w:r>
               <w:t xml:space="preserve">ID # (CEDULA): </w:t>
@@ -929,7 +929,7 @@
           </w:tcPr>
           <w:p>
             <w:pPr>
-              <w:pStyle w:val="NoSpacing"/>
+              <w:pStyle w:val="Sinespaciado"/>
             </w:pPr>
             <w:r>
               <w:t xml:space="preserve"># DE LISTA: </w:t>
@@ -946,7 +946,7 @@
           </w:tcPr>
           <w:p>
             <w:pPr>
-              <w:pStyle w:val="NoSpacing"/>
+              <w:pStyle w:val="Sinespaciado"/>
             </w:pPr>
             <w:r>
               <w:t>FIRMA:</w:t>
@@ -957,7 +957,7 @@
           </w:p>
           <w:p>
             <w:pPr>
-              <w:pStyle w:val="NoSpacing"/>
+              <w:pStyle w:val="Sinespaciado"/>
             </w:pPr>
           </w:p>
         </w:tc>
@@ -968,7 +968,7 @@
           </w:tcPr>
           <w:p>
             <w:pPr>
-              <w:pStyle w:val="NoSpacing"/>
+              <w:pStyle w:val="Sinespaciado"/>
             </w:pPr>
           </w:p>
         </w:tc>
@@ -986,7 +986,7 @@
           </w:tcPr>
           <w:p>
             <w:pPr>
-              <w:pStyle w:val="NoSpacing"/>
+              <w:pStyle w:val="Sinespaciado"/>
             </w:pPr>
             <w:r>
               <w:t xml:space="preserve">APELLIDOS: </w:t>
@@ -1003,7 +1003,7 @@
           </w:tcPr>
           <w:p>
             <w:pPr>
-              <w:pStyle w:val="NoSpacing"/>
+              <w:pStyle w:val="Sinespaciado"/>
             </w:pPr>
             <w:r>
               <w:t xml:space="preserve">PROGRAMA: </w:t>
@@ -1020,7 +1020,7 @@
           </w:tcPr>
           <w:p>
             <w:pPr>
-              <w:pStyle w:val="NoSpacing"/>
+              <w:pStyle w:val="Sinespaciado"/>
             </w:pPr>
           </w:p>
         </w:tc>
@@ -1031,7 +1031,7 @@
           </w:tcPr>
           <w:p>
             <w:pPr>
-              <w:pStyle w:val="NoSpacing"/>
+              <w:pStyle w:val="Sinespaciado"/>
             </w:pPr>
           </w:p>
         </w:tc>
@@ -1039,7 +1039,7 @@
     </w:tbl>
     <w:p>
       <w:pPr>
-        <w:pStyle w:val="NoSpacing"/>
+        <w:pStyle w:val="Sinespaciado"/>
         <w:rPr>
           <w:lang w:val="es-ES"/>
         </w:rPr>
@@ -1047,7 +1047,7 @@
     </w:p>
     <w:p>
       <w:pPr>
-        <w:pStyle w:val="NoSpacing"/>
+        <w:pStyle w:val="Sinespaciado"/>
         <w:rPr>
           <w:lang w:val="es-ES"/>
         </w:rPr>
@@ -1156,7 +1156,7 @@
     </w:p>
     <w:p>
       <w:pPr>
-        <w:pStyle w:val="NoSpacing"/>
+        <w:pStyle w:val="Sinespaciado"/>
         <w:rPr>
           <w:lang w:val="es-ES"/>
         </w:rPr>
@@ -1186,7 +1186,7 @@
       <w:hyperlink r:id="rId6" w:history="1">
         <w:r>
           <w:rPr>
-            <w:rStyle w:val="Hyperlink"/>
+            <w:rStyle w:val="Hipervnculo"/>
             <w:b/>
             <w:bCs/>
             <w:sz w:val="24"/>
@@ -1248,7 +1248,7 @@
     </w:p>
     <w:p>
       <w:pPr>
-        <w:pStyle w:val="NoSpacing"/>
+        <w:pStyle w:val="Sinespaciado"/>
         <w:rPr>
           <w:lang w:val="es-ES"/>
         </w:rPr>
@@ -1256,7 +1256,7 @@
     </w:p>
     <w:p>
       <w:pPr>
-        <w:pStyle w:val="NoSpacing"/>
+        <w:pStyle w:val="Sinespaciado"/>
         <w:rPr>
           <w:lang w:val="es-ES"/>
         </w:rPr>
@@ -1264,12 +1264,12 @@
     </w:p>
     <w:p>
       <w:pPr>
-        <w:pStyle w:val="NoSpacing"/>
+        <w:pStyle w:val="Sinespaciado"/>
       </w:pPr>
     </w:p>
     <w:p>
       <w:pPr>
-        <w:pStyle w:val="NoSpacing"/>
+        <w:pStyle w:val="Sinespaciado"/>
       </w:pPr>
       <w:proofErr w:type="gramStart"/>
       <w:r>
@@ -1297,12 +1297,12 @@
     </w:p>
     <w:p>
       <w:pPr>
-        <w:pStyle w:val="NoSpacing"/>
+        <w:pStyle w:val="Sinespaciado"/>
       </w:pPr>
     </w:p>
     <w:p>
       <w:pPr>
-        <w:pStyle w:val="NoSpacing"/>
+        <w:pStyle w:val="Sinespaciado"/>
       </w:pPr>
       <w:r>
         <w:t>DISEÑO DEL FORMULARIO Y VALIDACIÓN: 20%</w:t>
@@ -1310,17 +1310,17 @@
     </w:p>
     <w:p>
       <w:pPr>
-        <w:pStyle w:val="NoSpacing"/>
+        <w:pStyle w:val="Sinespaciado"/>
       </w:pPr>
     </w:p>
     <w:p>
       <w:pPr>
-        <w:pStyle w:val="NoSpacing"/>
+        <w:pStyle w:val="Sinespaciado"/>
       </w:pPr>
     </w:p>
     <w:p>
       <w:pPr>
-        <w:pStyle w:val="NoSpacing"/>
+        <w:pStyle w:val="Sinespaciado"/>
         <w:numPr>
           <w:ilvl w:val="0"/>
           <w:numId w:val="24"/>
@@ -1335,7 +1335,7 @@
     </w:p>
     <w:p>
       <w:pPr>
-        <w:pStyle w:val="NoSpacing"/>
+        <w:pStyle w:val="Sinespaciado"/>
         <w:numPr>
           <w:ilvl w:val="1"/>
           <w:numId w:val="24"/>
@@ -1365,166 +1365,210 @@
     </w:p>
     <w:p>
       <w:pPr>
-        <w:pStyle w:val="NoSpacing"/>
+        <w:pStyle w:val="Sinespaciado"/>
       </w:pPr>
     </w:p>
     <w:p>
       <w:pPr>
-        <w:pStyle w:val="NoSpacing"/>
+        <w:pStyle w:val="Sinespaciado"/>
       </w:pPr>
     </w:p>
     <w:p>
       <w:pPr>
-        <w:pStyle w:val="NoSpacing"/>
+        <w:pStyle w:val="Sinespaciado"/>
       </w:pPr>
     </w:p>
     <w:p>
       <w:pPr>
-        <w:pStyle w:val="NoSpacing"/>
+        <w:pStyle w:val="Sinespaciado"/>
       </w:pPr>
     </w:p>
     <w:p>
       <w:pPr>
-        <w:pStyle w:val="NoSpacing"/>
+        <w:pStyle w:val="Sinespaciado"/>
       </w:pPr>
     </w:p>
     <w:p>
       <w:pPr>
-        <w:pStyle w:val="NoSpacing"/>
+        <w:pStyle w:val="Sinespaciado"/>
       </w:pPr>
     </w:p>
     <w:p>
       <w:pPr>
-        <w:pStyle w:val="NoSpacing"/>
+        <w:pStyle w:val="Sinespaciado"/>
       </w:pPr>
     </w:p>
     <w:p>
       <w:pPr>
-        <w:pStyle w:val="NoSpacing"/>
+        <w:pStyle w:val="Sinespaciado"/>
       </w:pPr>
     </w:p>
     <w:p>
       <w:pPr>
-        <w:pStyle w:val="NoSpacing"/>
+        <w:pStyle w:val="Sinespaciado"/>
       </w:pPr>
     </w:p>
     <w:p>
       <w:pPr>
-        <w:pStyle w:val="NoSpacing"/>
+        <w:pStyle w:val="Sinespaciado"/>
       </w:pPr>
     </w:p>
     <w:p>
       <w:pPr>
-        <w:pStyle w:val="NoSpacing"/>
+        <w:pStyle w:val="Sinespaciado"/>
       </w:pPr>
     </w:p>
     <w:p>
       <w:pPr>
-        <w:pStyle w:val="NoSpacing"/>
+        <w:pStyle w:val="Sinespaciado"/>
       </w:pPr>
     </w:p>
     <w:p>
       <w:pPr>
-        <w:pStyle w:val="NoSpacing"/>
+        <w:pStyle w:val="Sinespaciado"/>
       </w:pPr>
     </w:p>
     <w:p>
       <w:pPr>
-        <w:pStyle w:val="NoSpacing"/>
+        <w:pStyle w:val="Sinespaciado"/>
       </w:pPr>
     </w:p>
     <w:p>
       <w:pPr>
-        <w:pStyle w:val="NoSpacing"/>
+        <w:pStyle w:val="Sinespaciado"/>
       </w:pPr>
     </w:p>
     <w:p>
       <w:pPr>
-        <w:pStyle w:val="NoSpacing"/>
+        <w:pStyle w:val="Sinespaciado"/>
       </w:pPr>
     </w:p>
     <w:p>
       <w:pPr>
-        <w:pStyle w:val="NoSpacing"/>
+        <w:pStyle w:val="Sinespaciado"/>
       </w:pPr>
     </w:p>
     <w:tbl>
       <w:tblPr>
-        <w:tblStyle w:val="TableGrid"/>
+        <w:tblStyle w:val="Tablaconcuadrcula"/>
         <w:tblW w:w="14966" w:type="dxa"/>
         <w:tblLook w:val="04A0" w:firstRow="1" w:lastRow="0" w:firstColumn="1" w:lastColumn="0" w:noHBand="0" w:noVBand="1"/>
       </w:tblPr>
       <w:tblGrid>
-        <w:gridCol w:w="1451"/>
-        <w:gridCol w:w="1622"/>
-        <w:gridCol w:w="1193"/>
-        <w:gridCol w:w="7"/>
-        <w:gridCol w:w="1444"/>
-        <w:gridCol w:w="415"/>
+        <w:gridCol w:w="1434"/>
+        <w:gridCol w:w="1448"/>
+        <w:gridCol w:w="2416"/>
+        <w:gridCol w:w="72"/>
+        <w:gridCol w:w="1349"/>
+        <w:gridCol w:w="370"/>
         <w:gridCol w:w="1553"/>
-        <w:gridCol w:w="1277"/>
-        <w:gridCol w:w="827"/>
-        <w:gridCol w:w="491"/>
-        <w:gridCol w:w="1374"/>
-        <w:gridCol w:w="1072"/>
-        <w:gridCol w:w="1626"/>
-        <w:gridCol w:w="614"/>
+        <w:gridCol w:w="1040"/>
+        <w:gridCol w:w="570"/>
+        <w:gridCol w:w="721"/>
+        <w:gridCol w:w="1083"/>
+        <w:gridCol w:w="1226"/>
+        <w:gridCol w:w="1462"/>
+        <w:gridCol w:w="222"/>
       </w:tblGrid>
       <w:tr>
         <w:trPr>
-          <w:trHeight w:val="408"/>
+          <w:trHeight w:val="440"/>
         </w:trPr>
         <w:tc>
           <w:tcPr>
-            <w:tcW w:w="14302" w:type="dxa"/>
-            <w:gridSpan w:val="13"/>
-          </w:tcPr>
-          <w:p>
-            <w:pPr>
-              <w:pStyle w:val="NoSpacing"/>
+            <w:tcW w:w="1431" w:type="dxa"/>
+          </w:tcPr>
+          <w:p>
+            <w:pPr>
+              <w:pStyle w:val="Sinespaciado"/>
             </w:pPr>
             <w:r>
               <w:lastRenderedPageBreak/>
-              <w:t>VETERINARIA SNOOPY</w:t>
-            </w:r>
-          </w:p>
-        </w:tc>
-        <w:tc>
-          <w:tcPr>
-            <w:tcW w:w="664" w:type="dxa"/>
-          </w:tcPr>
-          <w:p>
-            <w:pPr>
-              <w:pStyle w:val="NoSpacing"/>
-            </w:pPr>
-          </w:p>
-        </w:tc>
-      </w:tr>
-      <w:tr>
-        <w:trPr>
-          <w:trHeight w:val="408"/>
-        </w:trPr>
-        <w:tc>
-          <w:tcPr>
-            <w:tcW w:w="14302" w:type="dxa"/>
-            <w:gridSpan w:val="13"/>
-          </w:tcPr>
-          <w:p>
-            <w:pPr>
-              <w:pStyle w:val="NoSpacing"/>
-            </w:pPr>
-            <w:r>
-              <w:t>ACUDIENTE</w:t>
-            </w:r>
-          </w:p>
-        </w:tc>
-        <w:tc>
-          <w:tcPr>
-            <w:tcW w:w="664" w:type="dxa"/>
-          </w:tcPr>
-          <w:p>
-            <w:pPr>
-              <w:pStyle w:val="NoSpacing"/>
+              <w:t>ALUMNO</w:t>
+            </w:r>
+          </w:p>
+        </w:tc>
+        <w:tc>
+          <w:tcPr>
+            <w:tcW w:w="1486" w:type="dxa"/>
+          </w:tcPr>
+          <w:p>
+            <w:pPr>
+              <w:pStyle w:val="Sinespaciado"/>
+            </w:pPr>
+          </w:p>
+        </w:tc>
+        <w:tc>
+          <w:tcPr>
+            <w:tcW w:w="2453" w:type="dxa"/>
+            <w:gridSpan w:val="2"/>
+          </w:tcPr>
+          <w:p>
+            <w:pPr>
+              <w:pStyle w:val="Sinespaciado"/>
+            </w:pPr>
+          </w:p>
+        </w:tc>
+        <w:tc>
+          <w:tcPr>
+            <w:tcW w:w="1634" w:type="dxa"/>
+            <w:gridSpan w:val="2"/>
+          </w:tcPr>
+          <w:p>
+            <w:pPr>
+              <w:pStyle w:val="Sinespaciado"/>
+            </w:pPr>
+          </w:p>
+        </w:tc>
+        <w:tc>
+          <w:tcPr>
+            <w:tcW w:w="3297" w:type="dxa"/>
+            <w:gridSpan w:val="3"/>
+          </w:tcPr>
+          <w:p>
+            <w:pPr>
+              <w:pStyle w:val="Sinespaciado"/>
+            </w:pPr>
+          </w:p>
+        </w:tc>
+        <w:tc>
+          <w:tcPr>
+            <w:tcW w:w="1774" w:type="dxa"/>
+            <w:gridSpan w:val="2"/>
+          </w:tcPr>
+          <w:p>
+            <w:pPr>
+              <w:pStyle w:val="Sinespaciado"/>
+            </w:pPr>
+          </w:p>
+        </w:tc>
+        <w:tc>
+          <w:tcPr>
+            <w:tcW w:w="1217" w:type="dxa"/>
+          </w:tcPr>
+          <w:p>
+            <w:pPr>
+              <w:pStyle w:val="Sinespaciado"/>
+            </w:pPr>
+          </w:p>
+        </w:tc>
+        <w:tc>
+          <w:tcPr>
+            <w:tcW w:w="1452" w:type="dxa"/>
+          </w:tcPr>
+          <w:p>
+            <w:pPr>
+              <w:pStyle w:val="Sinespaciado"/>
+            </w:pPr>
+          </w:p>
+        </w:tc>
+        <w:tc>
+          <w:tcPr>
+            <w:tcW w:w="222" w:type="dxa"/>
+          </w:tcPr>
+          <w:p>
+            <w:pPr>
+              <w:pStyle w:val="Sinespaciado"/>
             </w:pPr>
           </w:p>
         </w:tc>
@@ -1535,11 +1579,11 @@
         </w:trPr>
         <w:tc>
           <w:tcPr>
-            <w:tcW w:w="1455" w:type="dxa"/>
-          </w:tcPr>
-          <w:p>
-            <w:pPr>
-              <w:pStyle w:val="NoSpacing"/>
+            <w:tcW w:w="1431" w:type="dxa"/>
+          </w:tcPr>
+          <w:p>
+            <w:pPr>
+              <w:pStyle w:val="Sinespaciado"/>
             </w:pPr>
             <w:r>
               <w:t xml:space="preserve">Registro </w:t>
@@ -1562,11 +1606,11 @@
         </w:tc>
         <w:tc>
           <w:tcPr>
-            <w:tcW w:w="1622" w:type="dxa"/>
-          </w:tcPr>
-          <w:p>
-            <w:pPr>
-              <w:pStyle w:val="NoSpacing"/>
+            <w:tcW w:w="1486" w:type="dxa"/>
+          </w:tcPr>
+          <w:p>
+            <w:pPr>
+              <w:pStyle w:val="Sinespaciado"/>
             </w:pPr>
             <w:r>
               <w:t xml:space="preserve">1: </w:t>
@@ -1574,118 +1618,108 @@
             <w:r>
               <w:t xml:space="preserve">Nombre </w:t>
             </w:r>
-          </w:p>
-        </w:tc>
-        <w:tc>
-          <w:tcPr>
-            <w:tcW w:w="1200" w:type="dxa"/>
+            <w:r>
+              <w:t>completo</w:t>
+            </w:r>
+          </w:p>
+        </w:tc>
+        <w:tc>
+          <w:tcPr>
+            <w:tcW w:w="2453" w:type="dxa"/>
             <w:gridSpan w:val="2"/>
           </w:tcPr>
           <w:p>
             <w:pPr>
-              <w:pStyle w:val="NoSpacing"/>
-            </w:pPr>
-            <w:r>
-              <w:t xml:space="preserve">2: </w:t>
-            </w:r>
-            <w:r>
-              <w:t xml:space="preserve">Cédula </w:t>
-            </w:r>
-          </w:p>
-        </w:tc>
-        <w:tc>
-          <w:tcPr>
-            <w:tcW w:w="1782" w:type="dxa"/>
+              <w:pStyle w:val="Sinespaciado"/>
+            </w:pPr>
+            <w:proofErr w:type="gramStart"/>
+            <w:r>
+              <w:t>2:Correo</w:t>
+            </w:r>
+            <w:proofErr w:type="gramEnd"/>
+            <w:r>
+              <w:t xml:space="preserve"> institucional</w:t>
+            </w:r>
+            <w:r>
+              <w:t xml:space="preserve"> </w:t>
+            </w:r>
+          </w:p>
+        </w:tc>
+        <w:tc>
+          <w:tcPr>
+            <w:tcW w:w="1634" w:type="dxa"/>
             <w:gridSpan w:val="2"/>
           </w:tcPr>
           <w:p>
             <w:pPr>
-              <w:pStyle w:val="NoSpacing"/>
-            </w:pPr>
-            <w:r>
-              <w:t xml:space="preserve">3: </w:t>
-            </w:r>
-            <w:r>
-              <w:t>Teléfono</w:t>
-            </w:r>
-          </w:p>
-        </w:tc>
-        <w:tc>
-          <w:tcPr>
-            <w:tcW w:w="3660" w:type="dxa"/>
+              <w:pStyle w:val="Sinespaciado"/>
+            </w:pPr>
+            <w:r>
+              <w:t>3: Contraseña</w:t>
+            </w:r>
+          </w:p>
+        </w:tc>
+        <w:tc>
+          <w:tcPr>
+            <w:tcW w:w="3297" w:type="dxa"/>
             <w:gridSpan w:val="3"/>
           </w:tcPr>
           <w:p>
             <w:pPr>
-              <w:pStyle w:val="NoSpacing"/>
-            </w:pPr>
-            <w:r>
-              <w:t xml:space="preserve">4: </w:t>
-            </w:r>
-            <w:proofErr w:type="spellStart"/>
-            <w:proofErr w:type="gramStart"/>
-            <w:r>
-              <w:t>e.mail</w:t>
-            </w:r>
-            <w:proofErr w:type="spellEnd"/>
-            <w:proofErr w:type="gramEnd"/>
-          </w:p>
-        </w:tc>
-        <w:tc>
-          <w:tcPr>
-            <w:tcW w:w="1869" w:type="dxa"/>
+              <w:pStyle w:val="Sinespaciado"/>
+            </w:pPr>
+            <w:r>
+              <w:t>4: Numero de identidad</w:t>
+            </w:r>
+          </w:p>
+        </w:tc>
+        <w:tc>
+          <w:tcPr>
+            <w:tcW w:w="1774" w:type="dxa"/>
             <w:gridSpan w:val="2"/>
           </w:tcPr>
           <w:p>
             <w:pPr>
-              <w:pStyle w:val="NoSpacing"/>
-            </w:pPr>
-            <w:r>
-              <w:t>5: LOGIN</w:t>
-            </w:r>
-          </w:p>
-        </w:tc>
-        <w:tc>
-          <w:tcPr>
-            <w:tcW w:w="1072" w:type="dxa"/>
-          </w:tcPr>
-          <w:p>
-            <w:pPr>
-              <w:pStyle w:val="NoSpacing"/>
-            </w:pPr>
-            <w:r>
-              <w:t xml:space="preserve">6: </w:t>
-            </w:r>
-            <w:r>
-              <w:t>otro</w:t>
-            </w:r>
-            <w:r>
-              <w:t xml:space="preserve"> …</w:t>
-            </w:r>
-          </w:p>
-        </w:tc>
-        <w:tc>
-          <w:tcPr>
-            <w:tcW w:w="1642" w:type="dxa"/>
-          </w:tcPr>
-          <w:p>
-            <w:pPr>
-              <w:pStyle w:val="NoSpacing"/>
-            </w:pPr>
-            <w:proofErr w:type="gramStart"/>
-            <w:r>
-              <w:t>7:…</w:t>
-            </w:r>
-            <w:proofErr w:type="gramEnd"/>
-          </w:p>
-        </w:tc>
-        <w:tc>
-          <w:tcPr>
-            <w:tcW w:w="664" w:type="dxa"/>
-          </w:tcPr>
-          <w:p>
-            <w:pPr>
-              <w:pStyle w:val="NoSpacing"/>
+              <w:pStyle w:val="Sinespaciado"/>
+            </w:pPr>
+            <w:r>
+              <w:t>5: Semestres cursados</w:t>
+            </w:r>
+          </w:p>
+        </w:tc>
+        <w:tc>
+          <w:tcPr>
+            <w:tcW w:w="1217" w:type="dxa"/>
+          </w:tcPr>
+          <w:p>
+            <w:pPr>
+              <w:pStyle w:val="Sinespaciado"/>
+            </w:pPr>
+            <w:r>
+              <w:t>6: Créditos aprobados</w:t>
+            </w:r>
+          </w:p>
+        </w:tc>
+        <w:tc>
+          <w:tcPr>
+            <w:tcW w:w="1452" w:type="dxa"/>
+          </w:tcPr>
+          <w:p>
+            <w:pPr>
+              <w:pStyle w:val="Sinespaciado"/>
+            </w:pPr>
+            <w:r>
+              <w:t>7: Fecha ingreso</w:t>
+            </w:r>
+          </w:p>
+        </w:tc>
+        <w:tc>
+          <w:tcPr>
+            <w:tcW w:w="222" w:type="dxa"/>
+          </w:tcPr>
+          <w:p>
+            <w:pPr>
+              <w:pStyle w:val="Sinespaciado"/>
             </w:pPr>
           </w:p>
         </w:tc>
@@ -1696,95 +1730,95 @@
         </w:trPr>
         <w:tc>
           <w:tcPr>
-            <w:tcW w:w="1455" w:type="dxa"/>
-          </w:tcPr>
-          <w:p>
-            <w:pPr>
-              <w:pStyle w:val="NoSpacing"/>
-            </w:pPr>
-          </w:p>
-        </w:tc>
-        <w:tc>
-          <w:tcPr>
-            <w:tcW w:w="1622" w:type="dxa"/>
-          </w:tcPr>
-          <w:p>
-            <w:pPr>
-              <w:pStyle w:val="NoSpacing"/>
-            </w:pPr>
-          </w:p>
-        </w:tc>
-        <w:tc>
-          <w:tcPr>
-            <w:tcW w:w="1200" w:type="dxa"/>
+            <w:tcW w:w="1431" w:type="dxa"/>
+          </w:tcPr>
+          <w:p>
+            <w:pPr>
+              <w:pStyle w:val="Sinespaciado"/>
+            </w:pPr>
+          </w:p>
+        </w:tc>
+        <w:tc>
+          <w:tcPr>
+            <w:tcW w:w="1486" w:type="dxa"/>
+          </w:tcPr>
+          <w:p>
+            <w:pPr>
+              <w:pStyle w:val="Sinespaciado"/>
+            </w:pPr>
+          </w:p>
+        </w:tc>
+        <w:tc>
+          <w:tcPr>
+            <w:tcW w:w="2453" w:type="dxa"/>
             <w:gridSpan w:val="2"/>
           </w:tcPr>
           <w:p>
             <w:pPr>
-              <w:pStyle w:val="NoSpacing"/>
-            </w:pPr>
-          </w:p>
-        </w:tc>
-        <w:tc>
-          <w:tcPr>
-            <w:tcW w:w="1782" w:type="dxa"/>
+              <w:pStyle w:val="Sinespaciado"/>
+            </w:pPr>
+          </w:p>
+        </w:tc>
+        <w:tc>
+          <w:tcPr>
+            <w:tcW w:w="1634" w:type="dxa"/>
             <w:gridSpan w:val="2"/>
           </w:tcPr>
           <w:p>
             <w:pPr>
-              <w:pStyle w:val="NoSpacing"/>
-            </w:pPr>
-          </w:p>
-        </w:tc>
-        <w:tc>
-          <w:tcPr>
-            <w:tcW w:w="3660" w:type="dxa"/>
+              <w:pStyle w:val="Sinespaciado"/>
+            </w:pPr>
+          </w:p>
+        </w:tc>
+        <w:tc>
+          <w:tcPr>
+            <w:tcW w:w="3297" w:type="dxa"/>
             <w:gridSpan w:val="3"/>
           </w:tcPr>
           <w:p>
             <w:pPr>
-              <w:pStyle w:val="NoSpacing"/>
-            </w:pPr>
-          </w:p>
-        </w:tc>
-        <w:tc>
-          <w:tcPr>
-            <w:tcW w:w="1869" w:type="dxa"/>
+              <w:pStyle w:val="Sinespaciado"/>
+            </w:pPr>
+          </w:p>
+        </w:tc>
+        <w:tc>
+          <w:tcPr>
+            <w:tcW w:w="1774" w:type="dxa"/>
             <w:gridSpan w:val="2"/>
           </w:tcPr>
           <w:p>
             <w:pPr>
-              <w:pStyle w:val="NoSpacing"/>
-            </w:pPr>
-          </w:p>
-        </w:tc>
-        <w:tc>
-          <w:tcPr>
-            <w:tcW w:w="1072" w:type="dxa"/>
-          </w:tcPr>
-          <w:p>
-            <w:pPr>
-              <w:pStyle w:val="NoSpacing"/>
-            </w:pPr>
-          </w:p>
-        </w:tc>
-        <w:tc>
-          <w:tcPr>
-            <w:tcW w:w="1642" w:type="dxa"/>
-          </w:tcPr>
-          <w:p>
-            <w:pPr>
-              <w:pStyle w:val="NoSpacing"/>
-            </w:pPr>
-          </w:p>
-        </w:tc>
-        <w:tc>
-          <w:tcPr>
-            <w:tcW w:w="664" w:type="dxa"/>
-          </w:tcPr>
-          <w:p>
-            <w:pPr>
-              <w:pStyle w:val="NoSpacing"/>
+              <w:pStyle w:val="Sinespaciado"/>
+            </w:pPr>
+          </w:p>
+        </w:tc>
+        <w:tc>
+          <w:tcPr>
+            <w:tcW w:w="1217" w:type="dxa"/>
+          </w:tcPr>
+          <w:p>
+            <w:pPr>
+              <w:pStyle w:val="Sinespaciado"/>
+            </w:pPr>
+          </w:p>
+        </w:tc>
+        <w:tc>
+          <w:tcPr>
+            <w:tcW w:w="1452" w:type="dxa"/>
+          </w:tcPr>
+          <w:p>
+            <w:pPr>
+              <w:pStyle w:val="Sinespaciado"/>
+            </w:pPr>
+          </w:p>
+        </w:tc>
+        <w:tc>
+          <w:tcPr>
+            <w:tcW w:w="222" w:type="dxa"/>
+          </w:tcPr>
+          <w:p>
+            <w:pPr>
+              <w:pStyle w:val="Sinespaciado"/>
             </w:pPr>
           </w:p>
         </w:tc>
@@ -1795,115 +1829,116 @@
         </w:trPr>
         <w:tc>
           <w:tcPr>
-            <w:tcW w:w="1455" w:type="dxa"/>
-          </w:tcPr>
-          <w:p>
-            <w:pPr>
-              <w:pStyle w:val="NoSpacing"/>
-            </w:pPr>
-          </w:p>
-        </w:tc>
-        <w:tc>
-          <w:tcPr>
-            <w:tcW w:w="1622" w:type="dxa"/>
-          </w:tcPr>
-          <w:p>
-            <w:pPr>
-              <w:pStyle w:val="NoSpacing"/>
-            </w:pPr>
-            <w:r>
-              <w:t>JUAN ARISTIZABAL</w:t>
-            </w:r>
-          </w:p>
-        </w:tc>
-        <w:tc>
-          <w:tcPr>
-            <w:tcW w:w="1200" w:type="dxa"/>
+            <w:tcW w:w="1431" w:type="dxa"/>
+          </w:tcPr>
+          <w:p>
+            <w:pPr>
+              <w:pStyle w:val="Sinespaciado"/>
+            </w:pPr>
+          </w:p>
+        </w:tc>
+        <w:tc>
+          <w:tcPr>
+            <w:tcW w:w="1486" w:type="dxa"/>
+          </w:tcPr>
+          <w:p>
+            <w:pPr>
+              <w:pStyle w:val="Sinespaciado"/>
+            </w:pPr>
+            <w:r>
+              <w:t>Juan Esteban Gómez Martínez</w:t>
+            </w:r>
+          </w:p>
+        </w:tc>
+        <w:tc>
+          <w:tcPr>
+            <w:tcW w:w="2453" w:type="dxa"/>
             <w:gridSpan w:val="2"/>
           </w:tcPr>
           <w:p>
             <w:pPr>
-              <w:pStyle w:val="NoSpacing"/>
-            </w:pPr>
-            <w:r>
-              <w:t>71987654</w:t>
-            </w:r>
-          </w:p>
-        </w:tc>
-        <w:tc>
-          <w:tcPr>
-            <w:tcW w:w="1782" w:type="dxa"/>
+              <w:pStyle w:val="Sinespaciado"/>
+            </w:pPr>
+            <w:r>
+              <w:t>jestebang@unal.edu.co</w:t>
+            </w:r>
+          </w:p>
+        </w:tc>
+        <w:tc>
+          <w:tcPr>
+            <w:tcW w:w="1634" w:type="dxa"/>
             <w:gridSpan w:val="2"/>
           </w:tcPr>
           <w:p>
             <w:pPr>
-              <w:pStyle w:val="NoSpacing"/>
-            </w:pPr>
-            <w:r>
-              <w:t>30187935017</w:t>
-            </w:r>
-          </w:p>
-        </w:tc>
-        <w:tc>
-          <w:tcPr>
-            <w:tcW w:w="3660" w:type="dxa"/>
+              <w:pStyle w:val="Sinespaciado"/>
+            </w:pPr>
+            <w:r>
+              <w:t>********</w:t>
+            </w:r>
+          </w:p>
+        </w:tc>
+        <w:tc>
+          <w:tcPr>
+            <w:tcW w:w="3297" w:type="dxa"/>
             <w:gridSpan w:val="3"/>
           </w:tcPr>
           <w:p>
             <w:pPr>
-              <w:pStyle w:val="NoSpacing"/>
-            </w:pPr>
-            <w:r>
-              <w:t>JARISTY@</w:t>
-            </w:r>
-            <w:proofErr w:type="gramStart"/>
-            <w:r>
-              <w:t>GMAIL,COM</w:t>
-            </w:r>
-            <w:proofErr w:type="gramEnd"/>
-          </w:p>
-        </w:tc>
-        <w:tc>
-          <w:tcPr>
-            <w:tcW w:w="1869" w:type="dxa"/>
+              <w:pStyle w:val="Sinespaciado"/>
+            </w:pPr>
+            <w:r>
+              <w:t>102012212</w:t>
+            </w:r>
+          </w:p>
+        </w:tc>
+        <w:tc>
+          <w:tcPr>
+            <w:tcW w:w="1774" w:type="dxa"/>
             <w:gridSpan w:val="2"/>
           </w:tcPr>
           <w:p>
             <w:pPr>
-              <w:pStyle w:val="NoSpacing"/>
-            </w:pPr>
-            <w:r>
-              <w:t>****</w:t>
-            </w:r>
-          </w:p>
-        </w:tc>
-        <w:tc>
-          <w:tcPr>
-            <w:tcW w:w="1072" w:type="dxa"/>
-          </w:tcPr>
-          <w:p>
-            <w:pPr>
-              <w:pStyle w:val="NoSpacing"/>
-            </w:pPr>
-          </w:p>
-        </w:tc>
-        <w:tc>
-          <w:tcPr>
-            <w:tcW w:w="1642" w:type="dxa"/>
-          </w:tcPr>
-          <w:p>
-            <w:pPr>
-              <w:pStyle w:val="NoSpacing"/>
-            </w:pPr>
-          </w:p>
-        </w:tc>
-        <w:tc>
-          <w:tcPr>
-            <w:tcW w:w="664" w:type="dxa"/>
-          </w:tcPr>
-          <w:p>
-            <w:pPr>
-              <w:pStyle w:val="NoSpacing"/>
+              <w:pStyle w:val="Sinespaciado"/>
+            </w:pPr>
+            <w:r>
+              <w:t>5</w:t>
+            </w:r>
+          </w:p>
+        </w:tc>
+        <w:tc>
+          <w:tcPr>
+            <w:tcW w:w="1217" w:type="dxa"/>
+          </w:tcPr>
+          <w:p>
+            <w:pPr>
+              <w:pStyle w:val="Sinespaciado"/>
+            </w:pPr>
+            <w:r>
+              <w:t>32</w:t>
+            </w:r>
+          </w:p>
+        </w:tc>
+        <w:tc>
+          <w:tcPr>
+            <w:tcW w:w="1452" w:type="dxa"/>
+          </w:tcPr>
+          <w:p>
+            <w:pPr>
+              <w:pStyle w:val="Sinespaciado"/>
+            </w:pPr>
+            <w:r>
+              <w:t>15/02/2024</w:t>
+            </w:r>
+          </w:p>
+        </w:tc>
+        <w:tc>
+          <w:tcPr>
+            <w:tcW w:w="222" w:type="dxa"/>
+          </w:tcPr>
+          <w:p>
+            <w:pPr>
+              <w:pStyle w:val="Sinespaciado"/>
             </w:pPr>
           </w:p>
         </w:tc>
@@ -1914,11 +1949,11 @@
         </w:trPr>
         <w:tc>
           <w:tcPr>
-            <w:tcW w:w="1455" w:type="dxa"/>
-          </w:tcPr>
-          <w:p>
-            <w:pPr>
-              <w:pStyle w:val="NoSpacing"/>
+            <w:tcW w:w="1431" w:type="dxa"/>
+          </w:tcPr>
+          <w:p>
+            <w:pPr>
+              <w:pStyle w:val="Sinespaciado"/>
             </w:pPr>
             <w:r>
               <w:t>TIPO DE ELEMENTO HTML</w:t>
@@ -1927,11 +1962,11 @@
         </w:tc>
         <w:tc>
           <w:tcPr>
-            <w:tcW w:w="1622" w:type="dxa"/>
-          </w:tcPr>
-          <w:p>
-            <w:pPr>
-              <w:pStyle w:val="NoSpacing"/>
+            <w:tcW w:w="1486" w:type="dxa"/>
+          </w:tcPr>
+          <w:p>
+            <w:pPr>
+              <w:pStyle w:val="Sinespaciado"/>
             </w:pPr>
             <w:r>
               <w:t>INPUT</w:t>
@@ -1940,12 +1975,12 @@
         </w:tc>
         <w:tc>
           <w:tcPr>
-            <w:tcW w:w="1200" w:type="dxa"/>
+            <w:tcW w:w="2453" w:type="dxa"/>
             <w:gridSpan w:val="2"/>
           </w:tcPr>
           <w:p>
             <w:pPr>
-              <w:pStyle w:val="NoSpacing"/>
+              <w:pStyle w:val="Sinespaciado"/>
             </w:pPr>
             <w:r>
               <w:t>INPUT</w:t>
@@ -1954,12 +1989,12 @@
         </w:tc>
         <w:tc>
           <w:tcPr>
-            <w:tcW w:w="1782" w:type="dxa"/>
+            <w:tcW w:w="1634" w:type="dxa"/>
             <w:gridSpan w:val="2"/>
           </w:tcPr>
           <w:p>
             <w:pPr>
-              <w:pStyle w:val="NoSpacing"/>
+              <w:pStyle w:val="Sinespaciado"/>
             </w:pPr>
             <w:r>
               <w:t>INPUT</w:t>
@@ -1968,12 +2003,12 @@
         </w:tc>
         <w:tc>
           <w:tcPr>
-            <w:tcW w:w="3660" w:type="dxa"/>
+            <w:tcW w:w="3297" w:type="dxa"/>
             <w:gridSpan w:val="3"/>
           </w:tcPr>
           <w:p>
             <w:pPr>
-              <w:pStyle w:val="NoSpacing"/>
+              <w:pStyle w:val="Sinespaciado"/>
             </w:pPr>
             <w:r>
               <w:t>INPUT</w:t>
@@ -1982,12 +2017,12 @@
         </w:tc>
         <w:tc>
           <w:tcPr>
-            <w:tcW w:w="1869" w:type="dxa"/>
+            <w:tcW w:w="1774" w:type="dxa"/>
             <w:gridSpan w:val="2"/>
           </w:tcPr>
           <w:p>
             <w:pPr>
-              <w:pStyle w:val="NoSpacing"/>
+              <w:pStyle w:val="Sinespaciado"/>
             </w:pPr>
             <w:r>
               <w:t>INPUT</w:t>
@@ -1996,31 +2031,37 @@
         </w:tc>
         <w:tc>
           <w:tcPr>
-            <w:tcW w:w="1072" w:type="dxa"/>
-          </w:tcPr>
-          <w:p>
-            <w:pPr>
-              <w:pStyle w:val="NoSpacing"/>
-            </w:pPr>
-          </w:p>
-        </w:tc>
-        <w:tc>
-          <w:tcPr>
-            <w:tcW w:w="1642" w:type="dxa"/>
-          </w:tcPr>
-          <w:p>
-            <w:pPr>
-              <w:pStyle w:val="NoSpacing"/>
-            </w:pPr>
-          </w:p>
-        </w:tc>
-        <w:tc>
-          <w:tcPr>
-            <w:tcW w:w="664" w:type="dxa"/>
-          </w:tcPr>
-          <w:p>
-            <w:pPr>
-              <w:pStyle w:val="NoSpacing"/>
+            <w:tcW w:w="1217" w:type="dxa"/>
+          </w:tcPr>
+          <w:p>
+            <w:pPr>
+              <w:pStyle w:val="Sinespaciado"/>
+            </w:pPr>
+            <w:r>
+              <w:t>INPUT</w:t>
+            </w:r>
+          </w:p>
+        </w:tc>
+        <w:tc>
+          <w:tcPr>
+            <w:tcW w:w="1452" w:type="dxa"/>
+          </w:tcPr>
+          <w:p>
+            <w:pPr>
+              <w:pStyle w:val="Sinespaciado"/>
+            </w:pPr>
+            <w:r>
+              <w:t>INPUT</w:t>
+            </w:r>
+          </w:p>
+        </w:tc>
+        <w:tc>
+          <w:tcPr>
+            <w:tcW w:w="222" w:type="dxa"/>
+          </w:tcPr>
+          <w:p>
+            <w:pPr>
+              <w:pStyle w:val="Sinespaciado"/>
             </w:pPr>
           </w:p>
         </w:tc>
@@ -2031,11 +2072,11 @@
         </w:trPr>
         <w:tc>
           <w:tcPr>
-            <w:tcW w:w="1455" w:type="dxa"/>
-          </w:tcPr>
-          <w:p>
-            <w:pPr>
-              <w:pStyle w:val="NoSpacing"/>
+            <w:tcW w:w="1431" w:type="dxa"/>
+          </w:tcPr>
+          <w:p>
+            <w:pPr>
+              <w:pStyle w:val="Sinespaciado"/>
             </w:pPr>
             <w:r>
               <w:t>CLASE DE ATRIBUTO</w:t>
@@ -2044,11 +2085,11 @@
         </w:tc>
         <w:tc>
           <w:tcPr>
-            <w:tcW w:w="1622" w:type="dxa"/>
-          </w:tcPr>
-          <w:p>
-            <w:pPr>
-              <w:pStyle w:val="NoSpacing"/>
+            <w:tcW w:w="1486" w:type="dxa"/>
+          </w:tcPr>
+          <w:p>
+            <w:pPr>
+              <w:pStyle w:val="Sinespaciado"/>
             </w:pPr>
             <w:r>
               <w:t>TEXT</w:t>
@@ -2057,12 +2098,67 @@
         </w:tc>
         <w:tc>
           <w:tcPr>
-            <w:tcW w:w="1200" w:type="dxa"/>
+            <w:tcW w:w="2453" w:type="dxa"/>
             <w:gridSpan w:val="2"/>
           </w:tcPr>
           <w:p>
             <w:pPr>
-              <w:pStyle w:val="NoSpacing"/>
+              <w:pStyle w:val="Sinespaciado"/>
+            </w:pPr>
+            <w:r>
+              <w:t>EMAIL</w:t>
+            </w:r>
+          </w:p>
+        </w:tc>
+        <w:tc>
+          <w:tcPr>
+            <w:tcW w:w="1634" w:type="dxa"/>
+            <w:gridSpan w:val="2"/>
+          </w:tcPr>
+          <w:p>
+            <w:pPr>
+              <w:pStyle w:val="Sinespaciado"/>
+            </w:pPr>
+            <w:r>
+              <w:t>PASSWORD</w:t>
+            </w:r>
+          </w:p>
+        </w:tc>
+        <w:tc>
+          <w:tcPr>
+            <w:tcW w:w="3297" w:type="dxa"/>
+            <w:gridSpan w:val="3"/>
+          </w:tcPr>
+          <w:p>
+            <w:pPr>
+              <w:pStyle w:val="Sinespaciado"/>
+            </w:pPr>
+            <w:r>
+              <w:t>NUMBER</w:t>
+            </w:r>
+          </w:p>
+        </w:tc>
+        <w:tc>
+          <w:tcPr>
+            <w:tcW w:w="1774" w:type="dxa"/>
+            <w:gridSpan w:val="2"/>
+          </w:tcPr>
+          <w:p>
+            <w:pPr>
+              <w:pStyle w:val="Sinespaciado"/>
+            </w:pPr>
+            <w:r>
+              <w:t>NUMBER</w:t>
+            </w:r>
+          </w:p>
+        </w:tc>
+        <w:tc>
+          <w:tcPr>
+            <w:tcW w:w="1217" w:type="dxa"/>
+          </w:tcPr>
+          <w:p>
+            <w:pPr>
+              <w:pStyle w:val="Sinespaciado"/>
             </w:pPr>
             <w:r>
               <w:t>RANGE</w:t>
@@ -2071,82 +2167,24 @@
         </w:tc>
         <w:tc>
           <w:tcPr>
-            <w:tcW w:w="1782" w:type="dxa"/>
-            <w:gridSpan w:val="2"/>
-          </w:tcPr>
-          <w:p>
-            <w:pPr>
-              <w:pStyle w:val="NoSpacing"/>
-            </w:pPr>
-            <w:r>
-              <w:t>NUMBER</w:t>
-            </w:r>
-          </w:p>
-        </w:tc>
-        <w:tc>
-          <w:tcPr>
-            <w:tcW w:w="3660" w:type="dxa"/>
-            <w:gridSpan w:val="3"/>
-          </w:tcPr>
-          <w:p>
-            <w:pPr>
-              <w:pStyle w:val="NoSpacing"/>
-            </w:pPr>
-            <w:r>
-              <w:t>EMAIL</w:t>
-            </w:r>
-          </w:p>
-        </w:tc>
-        <w:tc>
-          <w:tcPr>
-            <w:tcW w:w="1869" w:type="dxa"/>
-            <w:gridSpan w:val="2"/>
-          </w:tcPr>
-          <w:p>
-            <w:pPr>
-              <w:pStyle w:val="NoSpacing"/>
-            </w:pPr>
-            <w:r>
-              <w:t>PASSWORD</w:t>
-            </w:r>
-          </w:p>
-        </w:tc>
-        <w:tc>
-          <w:tcPr>
-            <w:tcW w:w="1072" w:type="dxa"/>
-          </w:tcPr>
-          <w:p>
-            <w:pPr>
-              <w:pStyle w:val="NoSpacing"/>
-            </w:pPr>
-            <w:r>
-              <w:rPr>
-                <w:lang w:eastAsia="es-ES_tradnl"/>
-              </w:rPr>
-              <w:t>SELECT</w:t>
-            </w:r>
-          </w:p>
-        </w:tc>
-        <w:tc>
-          <w:tcPr>
-            <w:tcW w:w="1642" w:type="dxa"/>
-          </w:tcPr>
-          <w:p>
-            <w:pPr>
-              <w:pStyle w:val="NoSpacing"/>
-            </w:pPr>
-            <w:r>
-              <w:t>DATALIST</w:t>
-            </w:r>
-          </w:p>
-        </w:tc>
-        <w:tc>
-          <w:tcPr>
-            <w:tcW w:w="664" w:type="dxa"/>
-          </w:tcPr>
-          <w:p>
-            <w:pPr>
-              <w:pStyle w:val="NoSpacing"/>
+            <w:tcW w:w="1452" w:type="dxa"/>
+          </w:tcPr>
+          <w:p>
+            <w:pPr>
+              <w:pStyle w:val="Sinespaciado"/>
+            </w:pPr>
+            <w:r>
+              <w:t>DATA</w:t>
+            </w:r>
+          </w:p>
+        </w:tc>
+        <w:tc>
+          <w:tcPr>
+            <w:tcW w:w="222" w:type="dxa"/>
+          </w:tcPr>
+          <w:p>
+            <w:pPr>
+              <w:pStyle w:val="Sinespaciado"/>
             </w:pPr>
           </w:p>
         </w:tc>
@@ -2157,42 +2195,510 @@
         </w:trPr>
         <w:tc>
           <w:tcPr>
-            <w:tcW w:w="12660" w:type="dxa"/>
+            <w:tcW w:w="13292" w:type="dxa"/>
             <w:gridSpan w:val="12"/>
           </w:tcPr>
           <w:p>
             <w:pPr>
-              <w:pStyle w:val="NoSpacing"/>
-            </w:pPr>
-          </w:p>
-          <w:p>
-            <w:pPr>
-              <w:pStyle w:val="NoSpacing"/>
-            </w:pPr>
-          </w:p>
-          <w:p>
-            <w:pPr>
-              <w:pStyle w:val="NoSpacing"/>
-            </w:pPr>
-          </w:p>
-        </w:tc>
-        <w:tc>
-          <w:tcPr>
-            <w:tcW w:w="1642" w:type="dxa"/>
-          </w:tcPr>
-          <w:p>
-            <w:pPr>
-              <w:pStyle w:val="NoSpacing"/>
-            </w:pPr>
-          </w:p>
-        </w:tc>
-        <w:tc>
-          <w:tcPr>
-            <w:tcW w:w="664" w:type="dxa"/>
-          </w:tcPr>
-          <w:p>
-            <w:pPr>
-              <w:pStyle w:val="NoSpacing"/>
+              <w:pStyle w:val="Sinespaciado"/>
+            </w:pPr>
+          </w:p>
+          <w:tbl>
+            <w:tblPr>
+              <w:tblStyle w:val="Tablaconcuadrcula"/>
+              <w:tblW w:w="11501" w:type="dxa"/>
+              <w:tblLook w:val="04A0" w:firstRow="1" w:lastRow="0" w:firstColumn="1" w:lastColumn="0" w:noHBand="0" w:noVBand="1"/>
+            </w:tblPr>
+            <w:tblGrid>
+              <w:gridCol w:w="1449"/>
+              <w:gridCol w:w="1647"/>
+              <w:gridCol w:w="1387"/>
+              <w:gridCol w:w="1708"/>
+              <w:gridCol w:w="3454"/>
+              <w:gridCol w:w="1856"/>
+            </w:tblGrid>
+            <w:tr>
+              <w:trPr>
+                <w:trHeight w:val="440"/>
+              </w:trPr>
+              <w:tc>
+                <w:tcPr>
+                  <w:tcW w:w="1449" w:type="dxa"/>
+                </w:tcPr>
+                <w:p>
+                  <w:pPr>
+                    <w:pStyle w:val="Sinespaciado"/>
+                  </w:pPr>
+                  <w:r>
+                    <w:t xml:space="preserve">Registro </w:t>
+                  </w:r>
+                  <w:proofErr w:type="spellStart"/>
+                  <w:r>
+                    <w:t>Nº</w:t>
+                  </w:r>
+                  <w:proofErr w:type="spellEnd"/>
+                  <w:r>
+                    <w:t xml:space="preserve"> </w:t>
+                  </w:r>
+                  <w:r>
+                    <w:rPr>
+                      <w:rFonts w:ascii="Cambria Math" w:hAnsi="Cambria Math" w:cs="Cambria Math"/>
+                    </w:rPr>
+                    <w:t>⇒</w:t>
+                  </w:r>
+                </w:p>
+              </w:tc>
+              <w:tc>
+                <w:tcPr>
+                  <w:tcW w:w="1647" w:type="dxa"/>
+                </w:tcPr>
+                <w:p>
+                  <w:pPr>
+                    <w:pStyle w:val="Sinespaciado"/>
+                  </w:pPr>
+                  <w:r>
+                    <w:t>8</w:t>
+                  </w:r>
+                  <w:r>
+                    <w:t xml:space="preserve">: </w:t>
+                  </w:r>
+                  <w:r>
+                    <w:t>Beneficiario de beca</w:t>
+                  </w:r>
+                </w:p>
+              </w:tc>
+              <w:tc>
+                <w:tcPr>
+                  <w:tcW w:w="1387" w:type="dxa"/>
+                </w:tcPr>
+                <w:p>
+                  <w:pPr>
+                    <w:pStyle w:val="Sinespaciado"/>
+                  </w:pPr>
+                  <w:proofErr w:type="gramStart"/>
+                  <w:r>
+                    <w:t>9</w:t>
+                  </w:r>
+                  <w:r>
+                    <w:t>:</w:t>
+                  </w:r>
+                  <w:r>
+                    <w:t>Nivel</w:t>
+                  </w:r>
+                  <w:proofErr w:type="gramEnd"/>
+                  <w:r>
+                    <w:t xml:space="preserve"> de estudio</w:t>
+                  </w:r>
+                  <w:r>
+                    <w:t xml:space="preserve"> </w:t>
+                  </w:r>
+                </w:p>
+              </w:tc>
+              <w:tc>
+                <w:tcPr>
+                  <w:tcW w:w="1708" w:type="dxa"/>
+                </w:tcPr>
+                <w:p>
+                  <w:pPr>
+                    <w:pStyle w:val="Sinespaciado"/>
+                  </w:pPr>
+                  <w:r>
+                    <w:t>10</w:t>
+                  </w:r>
+                  <w:r>
+                    <w:t xml:space="preserve">: </w:t>
+                  </w:r>
+                  <w:r>
+                    <w:t>Pertenencia étnica</w:t>
+                  </w:r>
+                </w:p>
+              </w:tc>
+              <w:tc>
+                <w:tcPr>
+                  <w:tcW w:w="3454" w:type="dxa"/>
+                </w:tcPr>
+                <w:p>
+                  <w:pPr>
+                    <w:pStyle w:val="Sinespaciado"/>
+                  </w:pPr>
+                  <w:r>
+                    <w:t>11</w:t>
+                  </w:r>
+                  <w:r>
+                    <w:t xml:space="preserve">: </w:t>
+                  </w:r>
+                  <w:r>
+                    <w:t>Actividades extracurriculares</w:t>
+                  </w:r>
+                </w:p>
+              </w:tc>
+              <w:tc>
+                <w:tcPr>
+                  <w:tcW w:w="1856" w:type="dxa"/>
+                </w:tcPr>
+                <w:p>
+                  <w:pPr>
+                    <w:pStyle w:val="Sinespaciado"/>
+                  </w:pPr>
+                  <w:r>
+                    <w:t>12</w:t>
+                  </w:r>
+                  <w:r>
+                    <w:t xml:space="preserve">: </w:t>
+                  </w:r>
+                  <w:r>
+                    <w:t>Color interfaz portal académico</w:t>
+                  </w:r>
+                </w:p>
+              </w:tc>
+            </w:tr>
+            <w:tr>
+              <w:trPr>
+                <w:trHeight w:val="440"/>
+              </w:trPr>
+              <w:tc>
+                <w:tcPr>
+                  <w:tcW w:w="1449" w:type="dxa"/>
+                </w:tcPr>
+                <w:p>
+                  <w:pPr>
+                    <w:pStyle w:val="Sinespaciado"/>
+                  </w:pPr>
+                </w:p>
+              </w:tc>
+              <w:tc>
+                <w:tcPr>
+                  <w:tcW w:w="1647" w:type="dxa"/>
+                </w:tcPr>
+                <w:p>
+                  <w:pPr>
+                    <w:pStyle w:val="Sinespaciado"/>
+                  </w:pPr>
+                </w:p>
+              </w:tc>
+              <w:tc>
+                <w:tcPr>
+                  <w:tcW w:w="1387" w:type="dxa"/>
+                </w:tcPr>
+                <w:p>
+                  <w:pPr>
+                    <w:pStyle w:val="Sinespaciado"/>
+                  </w:pPr>
+                </w:p>
+              </w:tc>
+              <w:tc>
+                <w:tcPr>
+                  <w:tcW w:w="1708" w:type="dxa"/>
+                </w:tcPr>
+                <w:p>
+                  <w:pPr>
+                    <w:pStyle w:val="Sinespaciado"/>
+                  </w:pPr>
+                </w:p>
+              </w:tc>
+              <w:tc>
+                <w:tcPr>
+                  <w:tcW w:w="3454" w:type="dxa"/>
+                </w:tcPr>
+                <w:p>
+                  <w:pPr>
+                    <w:pStyle w:val="Sinespaciado"/>
+                  </w:pPr>
+                </w:p>
+              </w:tc>
+              <w:tc>
+                <w:tcPr>
+                  <w:tcW w:w="1856" w:type="dxa"/>
+                </w:tcPr>
+                <w:p>
+                  <w:pPr>
+                    <w:pStyle w:val="Sinespaciado"/>
+                  </w:pPr>
+                </w:p>
+              </w:tc>
+            </w:tr>
+            <w:tr>
+              <w:trPr>
+                <w:trHeight w:val="422"/>
+              </w:trPr>
+              <w:tc>
+                <w:tcPr>
+                  <w:tcW w:w="1449" w:type="dxa"/>
+                </w:tcPr>
+                <w:p>
+                  <w:pPr>
+                    <w:pStyle w:val="Sinespaciado"/>
+                  </w:pPr>
+                </w:p>
+              </w:tc>
+              <w:tc>
+                <w:tcPr>
+                  <w:tcW w:w="1647" w:type="dxa"/>
+                </w:tcPr>
+                <w:p>
+                  <w:pPr>
+                    <w:pStyle w:val="Sinespaciado"/>
+                  </w:pPr>
+                  <w:r>
+                    <w:t>No</w:t>
+                  </w:r>
+                </w:p>
+              </w:tc>
+              <w:tc>
+                <w:tcPr>
+                  <w:tcW w:w="1387" w:type="dxa"/>
+                </w:tcPr>
+                <w:p>
+                  <w:pPr>
+                    <w:pStyle w:val="Sinespaciado"/>
+                  </w:pPr>
+                  <w:r>
+                    <w:t>Pregrado</w:t>
+                  </w:r>
+                </w:p>
+              </w:tc>
+              <w:tc>
+                <w:tcPr>
+                  <w:tcW w:w="1708" w:type="dxa"/>
+                </w:tcPr>
+                <w:p>
+                  <w:pPr>
+                    <w:pStyle w:val="Sinespaciado"/>
+                  </w:pPr>
+                  <w:r>
+                    <w:t>Ninguno</w:t>
+                  </w:r>
+                </w:p>
+              </w:tc>
+              <w:tc>
+                <w:tcPr>
+                  <w:tcW w:w="3454" w:type="dxa"/>
+                </w:tcPr>
+                <w:p>
+                  <w:pPr>
+                    <w:pStyle w:val="Sinespaciado"/>
+                  </w:pPr>
+                  <w:r>
+                    <w:t>Baloncesto</w:t>
+                  </w:r>
+                </w:p>
+              </w:tc>
+              <w:tc>
+                <w:tcPr>
+                  <w:tcW w:w="1856" w:type="dxa"/>
+                </w:tcPr>
+                <w:p>
+                  <w:pPr>
+                    <w:pStyle w:val="Sinespaciado"/>
+                  </w:pPr>
+                  <w:proofErr w:type="spellStart"/>
+                  <w:proofErr w:type="gramStart"/>
+                  <w:r>
+                    <w:t>rgb</w:t>
+                  </w:r>
+                  <w:proofErr w:type="spellEnd"/>
+                  <w:r>
+                    <w:t>(</w:t>
+                  </w:r>
+                  <w:proofErr w:type="gramEnd"/>
+                  <w:r>
+                    <w:t>74, 188, 36)</w:t>
+                  </w:r>
+                </w:p>
+              </w:tc>
+            </w:tr>
+            <w:tr>
+              <w:trPr>
+                <w:trHeight w:val="530"/>
+              </w:trPr>
+              <w:tc>
+                <w:tcPr>
+                  <w:tcW w:w="1449" w:type="dxa"/>
+                </w:tcPr>
+                <w:p>
+                  <w:pPr>
+                    <w:pStyle w:val="Sinespaciado"/>
+                  </w:pPr>
+                  <w:r>
+                    <w:t>TIPO DE ELEMENTO HTML</w:t>
+                  </w:r>
+                </w:p>
+              </w:tc>
+              <w:tc>
+                <w:tcPr>
+                  <w:tcW w:w="1647" w:type="dxa"/>
+                </w:tcPr>
+                <w:p>
+                  <w:pPr>
+                    <w:pStyle w:val="Sinespaciado"/>
+                  </w:pPr>
+                  <w:r>
+                    <w:t>INPUT</w:t>
+                  </w:r>
+                </w:p>
+              </w:tc>
+              <w:tc>
+                <w:tcPr>
+                  <w:tcW w:w="1387" w:type="dxa"/>
+                </w:tcPr>
+                <w:p>
+                  <w:pPr>
+                    <w:pStyle w:val="Sinespaciado"/>
+                  </w:pPr>
+                  <w:r>
+                    <w:t>INPUT</w:t>
+                  </w:r>
+                </w:p>
+              </w:tc>
+              <w:tc>
+                <w:tcPr>
+                  <w:tcW w:w="1708" w:type="dxa"/>
+                </w:tcPr>
+                <w:p>
+                  <w:pPr>
+                    <w:pStyle w:val="Sinespaciado"/>
+                  </w:pPr>
+                  <w:r>
+                    <w:t>INPUT</w:t>
+                  </w:r>
+                </w:p>
+              </w:tc>
+              <w:tc>
+                <w:tcPr>
+                  <w:tcW w:w="3454" w:type="dxa"/>
+                </w:tcPr>
+                <w:p>
+                  <w:pPr>
+                    <w:pStyle w:val="Sinespaciado"/>
+                  </w:pPr>
+                  <w:r>
+                    <w:t>DATALIST</w:t>
+                  </w:r>
+                </w:p>
+              </w:tc>
+              <w:tc>
+                <w:tcPr>
+                  <w:tcW w:w="1856" w:type="dxa"/>
+                </w:tcPr>
+                <w:p>
+                  <w:pPr>
+                    <w:pStyle w:val="Sinespaciado"/>
+                  </w:pPr>
+                  <w:r>
+                    <w:t>INPUT</w:t>
+                  </w:r>
+                </w:p>
+              </w:tc>
+            </w:tr>
+            <w:tr>
+              <w:trPr>
+                <w:trHeight w:val="530"/>
+              </w:trPr>
+              <w:tc>
+                <w:tcPr>
+                  <w:tcW w:w="1449" w:type="dxa"/>
+                </w:tcPr>
+                <w:p>
+                  <w:pPr>
+                    <w:pStyle w:val="Sinespaciado"/>
+                  </w:pPr>
+                  <w:r>
+                    <w:t>CLASE DE ATRIBUTO</w:t>
+                  </w:r>
+                </w:p>
+              </w:tc>
+              <w:tc>
+                <w:tcPr>
+                  <w:tcW w:w="1647" w:type="dxa"/>
+                </w:tcPr>
+                <w:p>
+                  <w:pPr>
+                    <w:pStyle w:val="Sinespaciado"/>
+                  </w:pPr>
+                  <w:r>
+                    <w:t>CHECKBOX</w:t>
+                  </w:r>
+                </w:p>
+              </w:tc>
+              <w:tc>
+                <w:tcPr>
+                  <w:tcW w:w="1387" w:type="dxa"/>
+                </w:tcPr>
+                <w:p>
+                  <w:pPr>
+                    <w:pStyle w:val="Sinespaciado"/>
+                  </w:pPr>
+                  <w:r>
+                    <w:t>RADIO</w:t>
+                  </w:r>
+                </w:p>
+              </w:tc>
+              <w:tc>
+                <w:tcPr>
+                  <w:tcW w:w="1708" w:type="dxa"/>
+                </w:tcPr>
+                <w:p>
+                  <w:pPr>
+                    <w:pStyle w:val="Sinespaciado"/>
+                  </w:pPr>
+                  <w:r>
+                    <w:t>SELECT MULTIPLE</w:t>
+                  </w:r>
+                </w:p>
+              </w:tc>
+              <w:tc>
+                <w:tcPr>
+                  <w:tcW w:w="3454" w:type="dxa"/>
+                </w:tcPr>
+                <w:p>
+                  <w:pPr>
+                    <w:pStyle w:val="Sinespaciado"/>
+                  </w:pPr>
+                </w:p>
+              </w:tc>
+              <w:tc>
+                <w:tcPr>
+                  <w:tcW w:w="1856" w:type="dxa"/>
+                </w:tcPr>
+                <w:p>
+                  <w:pPr>
+                    <w:pStyle w:val="Sinespaciado"/>
+                  </w:pPr>
+                  <w:r>
+                    <w:t>COLOR</w:t>
+                  </w:r>
+                </w:p>
+              </w:tc>
+            </w:tr>
+          </w:tbl>
+          <w:p>
+            <w:pPr>
+              <w:pStyle w:val="Sinespaciado"/>
+            </w:pPr>
+          </w:p>
+          <w:p>
+            <w:pPr>
+              <w:pStyle w:val="Sinespaciado"/>
+            </w:pPr>
+          </w:p>
+        </w:tc>
+        <w:tc>
+          <w:tcPr>
+            <w:tcW w:w="1452" w:type="dxa"/>
+          </w:tcPr>
+          <w:p>
+            <w:pPr>
+              <w:pStyle w:val="Sinespaciado"/>
+            </w:pPr>
+          </w:p>
+        </w:tc>
+        <w:tc>
+          <w:tcPr>
+            <w:tcW w:w="222" w:type="dxa"/>
+          </w:tcPr>
+          <w:p>
+            <w:pPr>
+              <w:pStyle w:val="Sinespaciado"/>
             </w:pPr>
           </w:p>
         </w:tc>
@@ -2203,12 +2709,12 @@
         </w:trPr>
         <w:tc>
           <w:tcPr>
-            <w:tcW w:w="12660" w:type="dxa"/>
+            <w:tcW w:w="13292" w:type="dxa"/>
             <w:gridSpan w:val="12"/>
           </w:tcPr>
           <w:p>
             <w:pPr>
-              <w:pStyle w:val="NoSpacing"/>
+              <w:pStyle w:val="Sinespaciado"/>
             </w:pPr>
             <w:r>
               <w:t>DOCENTE</w:t>
@@ -2217,21 +2723,21 @@
         </w:tc>
         <w:tc>
           <w:tcPr>
-            <w:tcW w:w="1642" w:type="dxa"/>
-          </w:tcPr>
-          <w:p>
-            <w:pPr>
-              <w:pStyle w:val="NoSpacing"/>
-            </w:pPr>
-          </w:p>
-        </w:tc>
-        <w:tc>
-          <w:tcPr>
-            <w:tcW w:w="664" w:type="dxa"/>
-          </w:tcPr>
-          <w:p>
-            <w:pPr>
-              <w:pStyle w:val="NoSpacing"/>
+            <w:tcW w:w="1452" w:type="dxa"/>
+          </w:tcPr>
+          <w:p>
+            <w:pPr>
+              <w:pStyle w:val="Sinespaciado"/>
+            </w:pPr>
+          </w:p>
+        </w:tc>
+        <w:tc>
+          <w:tcPr>
+            <w:tcW w:w="222" w:type="dxa"/>
+          </w:tcPr>
+          <w:p>
+            <w:pPr>
+              <w:pStyle w:val="Sinespaciado"/>
             </w:pPr>
           </w:p>
         </w:tc>
@@ -2242,11 +2748,11 @@
         </w:trPr>
         <w:tc>
           <w:tcPr>
-            <w:tcW w:w="1455" w:type="dxa"/>
-          </w:tcPr>
-          <w:p>
-            <w:pPr>
-              <w:pStyle w:val="NoSpacing"/>
+            <w:tcW w:w="1431" w:type="dxa"/>
+          </w:tcPr>
+          <w:p>
+            <w:pPr>
+              <w:pStyle w:val="Sinespaciado"/>
             </w:pPr>
             <w:r>
               <w:t xml:space="preserve">Registro </w:t>
@@ -2269,11 +2775,11 @@
         </w:tc>
         <w:tc>
           <w:tcPr>
-            <w:tcW w:w="1622" w:type="dxa"/>
-          </w:tcPr>
-          <w:p>
-            <w:pPr>
-              <w:pStyle w:val="NoSpacing"/>
+            <w:tcW w:w="1486" w:type="dxa"/>
+          </w:tcPr>
+          <w:p>
+            <w:pPr>
+              <w:pStyle w:val="Sinespaciado"/>
             </w:pPr>
             <w:r>
               <w:t xml:space="preserve">8: </w:t>
@@ -2288,11 +2794,11 @@
         </w:tc>
         <w:tc>
           <w:tcPr>
-            <w:tcW w:w="1193" w:type="dxa"/>
-          </w:tcPr>
-          <w:p>
-            <w:pPr>
-              <w:pStyle w:val="NoSpacing"/>
+            <w:tcW w:w="2386" w:type="dxa"/>
+          </w:tcPr>
+          <w:p>
+            <w:pPr>
+              <w:pStyle w:val="Sinespaciado"/>
             </w:pPr>
             <w:r>
               <w:t xml:space="preserve">9: </w:t>
@@ -2304,32 +2810,26 @@
         </w:tc>
         <w:tc>
           <w:tcPr>
-            <w:tcW w:w="1374" w:type="dxa"/>
+            <w:tcW w:w="1439" w:type="dxa"/>
             <w:gridSpan w:val="2"/>
           </w:tcPr>
           <w:p>
             <w:pPr>
-              <w:pStyle w:val="NoSpacing"/>
-            </w:pPr>
-            <w:r>
-              <w:t xml:space="preserve">10: </w:t>
-            </w:r>
-            <w:r>
-              <w:t xml:space="preserve">Idioma </w:t>
-            </w:r>
-            <w:r>
-              <w:t>Hablado</w:t>
-            </w:r>
-          </w:p>
-        </w:tc>
-        <w:tc>
-          <w:tcPr>
-            <w:tcW w:w="1968" w:type="dxa"/>
+              <w:pStyle w:val="Sinespaciado"/>
+            </w:pPr>
+            <w:r>
+              <w:t>10: Idioma Hablado</w:t>
+            </w:r>
+          </w:p>
+        </w:tc>
+        <w:tc>
+          <w:tcPr>
+            <w:tcW w:w="1909" w:type="dxa"/>
             <w:gridSpan w:val="2"/>
           </w:tcPr>
           <w:p>
             <w:pPr>
-              <w:pStyle w:val="NoSpacing"/>
+              <w:pStyle w:val="Sinespaciado"/>
             </w:pPr>
             <w:r>
               <w:t>11: e mail</w:t>
@@ -2338,11 +2838,11 @@
         </w:tc>
         <w:tc>
           <w:tcPr>
-            <w:tcW w:w="1280" w:type="dxa"/>
-          </w:tcPr>
-          <w:p>
-            <w:pPr>
-              <w:pStyle w:val="NoSpacing"/>
+            <w:tcW w:w="1065" w:type="dxa"/>
+          </w:tcPr>
+          <w:p>
+            <w:pPr>
+              <w:pStyle w:val="Sinespaciado"/>
             </w:pPr>
             <w:r>
               <w:t xml:space="preserve">12: </w:t>
@@ -2354,12 +2854,12 @@
         </w:tc>
         <w:tc>
           <w:tcPr>
-            <w:tcW w:w="1318" w:type="dxa"/>
+            <w:tcW w:w="1284" w:type="dxa"/>
             <w:gridSpan w:val="2"/>
           </w:tcPr>
           <w:p>
             <w:pPr>
-              <w:pStyle w:val="NoSpacing"/>
+              <w:pStyle w:val="Sinespaciado"/>
             </w:pPr>
             <w:r>
               <w:t xml:space="preserve">13: </w:t>
@@ -2371,46 +2871,37 @@
         </w:tc>
         <w:tc>
           <w:tcPr>
-            <w:tcW w:w="1378" w:type="dxa"/>
-          </w:tcPr>
-          <w:p>
-            <w:pPr>
-              <w:pStyle w:val="NoSpacing"/>
-            </w:pPr>
-            <w:r>
-              <w:t xml:space="preserve">14: </w:t>
-            </w:r>
-            <w:r>
-              <w:t>Apellidos</w:t>
-            </w:r>
-          </w:p>
-        </w:tc>
-        <w:tc>
-          <w:tcPr>
-            <w:tcW w:w="1072" w:type="dxa"/>
-          </w:tcPr>
-          <w:p>
-            <w:pPr>
-              <w:pStyle w:val="NoSpacing"/>
-            </w:pPr>
-            <w:r>
-              <w:t xml:space="preserve">15 </w:t>
-            </w:r>
-            <w:r>
-              <w:t>hoja</w:t>
-            </w:r>
-            <w:r>
-              <w:t xml:space="preserve"> de vida</w:t>
-            </w:r>
-          </w:p>
-        </w:tc>
-        <w:tc>
-          <w:tcPr>
-            <w:tcW w:w="1642" w:type="dxa"/>
-          </w:tcPr>
-          <w:p>
-            <w:pPr>
-              <w:pStyle w:val="NoSpacing"/>
+            <w:tcW w:w="1075" w:type="dxa"/>
+          </w:tcPr>
+          <w:p>
+            <w:pPr>
+              <w:pStyle w:val="Sinespaciado"/>
+            </w:pPr>
+            <w:r>
+              <w:t>14: Apellidos</w:t>
+            </w:r>
+          </w:p>
+        </w:tc>
+        <w:tc>
+          <w:tcPr>
+            <w:tcW w:w="1217" w:type="dxa"/>
+          </w:tcPr>
+          <w:p>
+            <w:pPr>
+              <w:pStyle w:val="Sinespaciado"/>
+            </w:pPr>
+            <w:r>
+              <w:t>15 hoja de vida</w:t>
+            </w:r>
+          </w:p>
+        </w:tc>
+        <w:tc>
+          <w:tcPr>
+            <w:tcW w:w="1452" w:type="dxa"/>
+          </w:tcPr>
+          <w:p>
+            <w:pPr>
+              <w:pStyle w:val="Sinespaciado"/>
             </w:pPr>
             <w:r>
               <w:t>16 contraseña</w:t>
@@ -2419,11 +2910,11 @@
         </w:tc>
         <w:tc>
           <w:tcPr>
-            <w:tcW w:w="664" w:type="dxa"/>
-          </w:tcPr>
-          <w:p>
-            <w:pPr>
-              <w:pStyle w:val="NoSpacing"/>
+            <w:tcW w:w="222" w:type="dxa"/>
+          </w:tcPr>
+          <w:p>
+            <w:pPr>
+              <w:pStyle w:val="Sinespaciado"/>
             </w:pPr>
           </w:p>
         </w:tc>
@@ -2434,40 +2925,34 @@
         </w:trPr>
         <w:tc>
           <w:tcPr>
-            <w:tcW w:w="1455" w:type="dxa"/>
-          </w:tcPr>
-          <w:p>
-            <w:pPr>
-              <w:pStyle w:val="NoSpacing"/>
-            </w:pPr>
-          </w:p>
-        </w:tc>
-        <w:tc>
-          <w:tcPr>
-            <w:tcW w:w="1622" w:type="dxa"/>
-          </w:tcPr>
-          <w:p>
-            <w:pPr>
-              <w:pStyle w:val="NoSpacing"/>
-            </w:pPr>
-            <w:r>
-              <w:t>Juan</w:t>
-            </w:r>
-            <w:r>
-              <w:t xml:space="preserve"> </w:t>
-            </w:r>
-            <w:r>
-              <w:t>Luis</w:t>
-            </w:r>
-          </w:p>
-        </w:tc>
-        <w:tc>
-          <w:tcPr>
-            <w:tcW w:w="1193" w:type="dxa"/>
-          </w:tcPr>
-          <w:p>
-            <w:pPr>
-              <w:pStyle w:val="NoSpacing"/>
+            <w:tcW w:w="1431" w:type="dxa"/>
+          </w:tcPr>
+          <w:p>
+            <w:pPr>
+              <w:pStyle w:val="Sinespaciado"/>
+            </w:pPr>
+          </w:p>
+        </w:tc>
+        <w:tc>
+          <w:tcPr>
+            <w:tcW w:w="1486" w:type="dxa"/>
+          </w:tcPr>
+          <w:p>
+            <w:pPr>
+              <w:pStyle w:val="Sinespaciado"/>
+            </w:pPr>
+            <w:r>
+              <w:t>Juan Luis</w:t>
+            </w:r>
+          </w:p>
+        </w:tc>
+        <w:tc>
+          <w:tcPr>
+            <w:tcW w:w="2386" w:type="dxa"/>
+          </w:tcPr>
+          <w:p>
+            <w:pPr>
+              <w:pStyle w:val="Sinespaciado"/>
             </w:pPr>
             <w:r>
               <w:t>32</w:t>
@@ -2476,12 +2961,12 @@
         </w:tc>
         <w:tc>
           <w:tcPr>
-            <w:tcW w:w="1374" w:type="dxa"/>
+            <w:tcW w:w="1439" w:type="dxa"/>
             <w:gridSpan w:val="2"/>
           </w:tcPr>
           <w:p>
             <w:pPr>
-              <w:pStyle w:val="NoSpacing"/>
+              <w:pStyle w:val="Sinespaciado"/>
             </w:pPr>
             <w:r>
               <w:t>Inglés, español</w:t>
@@ -2490,12 +2975,12 @@
         </w:tc>
         <w:tc>
           <w:tcPr>
-            <w:tcW w:w="1968" w:type="dxa"/>
+            <w:tcW w:w="1909" w:type="dxa"/>
             <w:gridSpan w:val="2"/>
           </w:tcPr>
           <w:p>
             <w:pPr>
-              <w:pStyle w:val="NoSpacing"/>
+              <w:pStyle w:val="Sinespaciado"/>
             </w:pPr>
             <w:r>
               <w:t>Juanl@gmail.com</w:t>
@@ -2504,11 +2989,11 @@
         </w:tc>
         <w:tc>
           <w:tcPr>
-            <w:tcW w:w="1280" w:type="dxa"/>
-          </w:tcPr>
-          <w:p>
-            <w:pPr>
-              <w:pStyle w:val="NoSpacing"/>
+            <w:tcW w:w="1065" w:type="dxa"/>
+          </w:tcPr>
+          <w:p>
+            <w:pPr>
+              <w:pStyle w:val="Sinespaciado"/>
             </w:pPr>
             <w:r>
               <w:t>M</w:t>
@@ -2517,12 +3002,12 @@
         </w:tc>
         <w:tc>
           <w:tcPr>
-            <w:tcW w:w="1318" w:type="dxa"/>
+            <w:tcW w:w="1284" w:type="dxa"/>
             <w:gridSpan w:val="2"/>
           </w:tcPr>
           <w:p>
             <w:pPr>
-              <w:pStyle w:val="NoSpacing"/>
+              <w:pStyle w:val="Sinespaciado"/>
             </w:pPr>
             <w:r>
               <w:t>2012</w:t>
@@ -2531,11 +3016,11 @@
         </w:tc>
         <w:tc>
           <w:tcPr>
-            <w:tcW w:w="1378" w:type="dxa"/>
-          </w:tcPr>
-          <w:p>
-            <w:pPr>
-              <w:pStyle w:val="NoSpacing"/>
+            <w:tcW w:w="1075" w:type="dxa"/>
+          </w:tcPr>
+          <w:p>
+            <w:pPr>
+              <w:pStyle w:val="Sinespaciado"/>
             </w:pPr>
             <w:r>
               <w:t>López Castro</w:t>
@@ -2544,21 +3029,21 @@
         </w:tc>
         <w:tc>
           <w:tcPr>
-            <w:tcW w:w="1072" w:type="dxa"/>
-          </w:tcPr>
-          <w:p>
-            <w:pPr>
-              <w:pStyle w:val="NoSpacing"/>
-            </w:pPr>
-          </w:p>
-        </w:tc>
-        <w:tc>
-          <w:tcPr>
-            <w:tcW w:w="1642" w:type="dxa"/>
-          </w:tcPr>
-          <w:p>
-            <w:pPr>
-              <w:pStyle w:val="NoSpacing"/>
+            <w:tcW w:w="1217" w:type="dxa"/>
+          </w:tcPr>
+          <w:p>
+            <w:pPr>
+              <w:pStyle w:val="Sinespaciado"/>
+            </w:pPr>
+          </w:p>
+        </w:tc>
+        <w:tc>
+          <w:tcPr>
+            <w:tcW w:w="1452" w:type="dxa"/>
+          </w:tcPr>
+          <w:p>
+            <w:pPr>
+              <w:pStyle w:val="Sinespaciado"/>
             </w:pPr>
             <w:r>
               <w:t>*******</w:t>
@@ -2567,11 +3052,11 @@
         </w:tc>
         <w:tc>
           <w:tcPr>
-            <w:tcW w:w="664" w:type="dxa"/>
-          </w:tcPr>
-          <w:p>
-            <w:pPr>
-              <w:pStyle w:val="NoSpacing"/>
+            <w:tcW w:w="222" w:type="dxa"/>
+          </w:tcPr>
+          <w:p>
+            <w:pPr>
+              <w:pStyle w:val="Sinespaciado"/>
             </w:pPr>
           </w:p>
         </w:tc>
@@ -2582,11 +3067,11 @@
         </w:trPr>
         <w:tc>
           <w:tcPr>
-            <w:tcW w:w="1455" w:type="dxa"/>
-          </w:tcPr>
-          <w:p>
-            <w:pPr>
-              <w:pStyle w:val="NoSpacing"/>
+            <w:tcW w:w="1431" w:type="dxa"/>
+          </w:tcPr>
+          <w:p>
+            <w:pPr>
+              <w:pStyle w:val="Sinespaciado"/>
             </w:pPr>
             <w:r>
               <w:t>TIPO DE ELEMENTO HTML</w:t>
@@ -2595,11 +3080,11 @@
         </w:tc>
         <w:tc>
           <w:tcPr>
-            <w:tcW w:w="1622" w:type="dxa"/>
-          </w:tcPr>
-          <w:p>
-            <w:pPr>
-              <w:pStyle w:val="NoSpacing"/>
+            <w:tcW w:w="1486" w:type="dxa"/>
+          </w:tcPr>
+          <w:p>
+            <w:pPr>
+              <w:pStyle w:val="Sinespaciado"/>
             </w:pPr>
             <w:r>
               <w:t>INPUT</w:t>
@@ -2608,11 +3093,11 @@
         </w:tc>
         <w:tc>
           <w:tcPr>
-            <w:tcW w:w="1193" w:type="dxa"/>
-          </w:tcPr>
-          <w:p>
-            <w:pPr>
-              <w:pStyle w:val="NoSpacing"/>
+            <w:tcW w:w="2386" w:type="dxa"/>
+          </w:tcPr>
+          <w:p>
+            <w:pPr>
+              <w:pStyle w:val="Sinespaciado"/>
             </w:pPr>
             <w:r>
               <w:t>INPUT</w:t>
@@ -2621,12 +3106,12 @@
         </w:tc>
         <w:tc>
           <w:tcPr>
-            <w:tcW w:w="1374" w:type="dxa"/>
+            <w:tcW w:w="1439" w:type="dxa"/>
             <w:gridSpan w:val="2"/>
           </w:tcPr>
           <w:p>
             <w:pPr>
-              <w:pStyle w:val="NoSpacing"/>
+              <w:pStyle w:val="Sinespaciado"/>
             </w:pPr>
             <w:r>
               <w:t>INPUT</w:t>
@@ -2635,12 +3120,12 @@
         </w:tc>
         <w:tc>
           <w:tcPr>
-            <w:tcW w:w="1968" w:type="dxa"/>
+            <w:tcW w:w="1909" w:type="dxa"/>
             <w:gridSpan w:val="2"/>
           </w:tcPr>
           <w:p>
             <w:pPr>
-              <w:pStyle w:val="NoSpacing"/>
+              <w:pStyle w:val="Sinespaciado"/>
             </w:pPr>
             <w:r>
               <w:t>INPUT</w:t>
@@ -2649,11 +3134,11 @@
         </w:tc>
         <w:tc>
           <w:tcPr>
-            <w:tcW w:w="1280" w:type="dxa"/>
-          </w:tcPr>
-          <w:p>
-            <w:pPr>
-              <w:pStyle w:val="NoSpacing"/>
+            <w:tcW w:w="1065" w:type="dxa"/>
+          </w:tcPr>
+          <w:p>
+            <w:pPr>
+              <w:pStyle w:val="Sinespaciado"/>
             </w:pPr>
             <w:r>
               <w:t>INPUT</w:t>
@@ -2662,12 +3147,12 @@
         </w:tc>
         <w:tc>
           <w:tcPr>
-            <w:tcW w:w="1318" w:type="dxa"/>
+            <w:tcW w:w="1284" w:type="dxa"/>
             <w:gridSpan w:val="2"/>
           </w:tcPr>
           <w:p>
             <w:pPr>
-              <w:pStyle w:val="NoSpacing"/>
+              <w:pStyle w:val="Sinespaciado"/>
             </w:pPr>
             <w:r>
               <w:t>INPUT</w:t>
@@ -2676,11 +3161,11 @@
         </w:tc>
         <w:tc>
           <w:tcPr>
-            <w:tcW w:w="1378" w:type="dxa"/>
-          </w:tcPr>
-          <w:p>
-            <w:pPr>
-              <w:pStyle w:val="NoSpacing"/>
+            <w:tcW w:w="1075" w:type="dxa"/>
+          </w:tcPr>
+          <w:p>
+            <w:pPr>
+              <w:pStyle w:val="Sinespaciado"/>
             </w:pPr>
             <w:r>
               <w:t>INPUT</w:t>
@@ -2689,11 +3174,11 @@
         </w:tc>
         <w:tc>
           <w:tcPr>
-            <w:tcW w:w="1072" w:type="dxa"/>
-          </w:tcPr>
-          <w:p>
-            <w:pPr>
-              <w:pStyle w:val="NoSpacing"/>
+            <w:tcW w:w="1217" w:type="dxa"/>
+          </w:tcPr>
+          <w:p>
+            <w:pPr>
+              <w:pStyle w:val="Sinespaciado"/>
             </w:pPr>
             <w:r>
               <w:t>INPUT</w:t>
@@ -2702,11 +3187,11 @@
         </w:tc>
         <w:tc>
           <w:tcPr>
-            <w:tcW w:w="1642" w:type="dxa"/>
-          </w:tcPr>
-          <w:p>
-            <w:pPr>
-              <w:pStyle w:val="NoSpacing"/>
+            <w:tcW w:w="1452" w:type="dxa"/>
+          </w:tcPr>
+          <w:p>
+            <w:pPr>
+              <w:pStyle w:val="Sinespaciado"/>
             </w:pPr>
             <w:r>
               <w:t>INPUT</w:t>
@@ -2715,11 +3200,11 @@
         </w:tc>
         <w:tc>
           <w:tcPr>
-            <w:tcW w:w="664" w:type="dxa"/>
-          </w:tcPr>
-          <w:p>
-            <w:pPr>
-              <w:pStyle w:val="NoSpacing"/>
+            <w:tcW w:w="222" w:type="dxa"/>
+          </w:tcPr>
+          <w:p>
+            <w:pPr>
+              <w:pStyle w:val="Sinespaciado"/>
             </w:pPr>
           </w:p>
         </w:tc>
@@ -2730,11 +3215,11 @@
         </w:trPr>
         <w:tc>
           <w:tcPr>
-            <w:tcW w:w="1455" w:type="dxa"/>
-          </w:tcPr>
-          <w:p>
-            <w:pPr>
-              <w:pStyle w:val="NoSpacing"/>
+            <w:tcW w:w="1431" w:type="dxa"/>
+          </w:tcPr>
+          <w:p>
+            <w:pPr>
+              <w:pStyle w:val="Sinespaciado"/>
             </w:pPr>
             <w:r>
               <w:t>CLASE DE ATRIBUTO</w:t>
@@ -2743,11 +3228,11 @@
         </w:tc>
         <w:tc>
           <w:tcPr>
-            <w:tcW w:w="1622" w:type="dxa"/>
-          </w:tcPr>
-          <w:p>
-            <w:pPr>
-              <w:pStyle w:val="NoSpacing"/>
+            <w:tcW w:w="1486" w:type="dxa"/>
+          </w:tcPr>
+          <w:p>
+            <w:pPr>
+              <w:pStyle w:val="Sinespaciado"/>
             </w:pPr>
             <w:r>
               <w:t>TEXT</w:t>
@@ -2756,11 +3241,11 @@
         </w:tc>
         <w:tc>
           <w:tcPr>
-            <w:tcW w:w="1193" w:type="dxa"/>
-          </w:tcPr>
-          <w:p>
-            <w:pPr>
-              <w:pStyle w:val="NoSpacing"/>
+            <w:tcW w:w="2386" w:type="dxa"/>
+          </w:tcPr>
+          <w:p>
+            <w:pPr>
+              <w:pStyle w:val="Sinespaciado"/>
             </w:pPr>
             <w:r>
               <w:t>RANGE</w:t>
@@ -2769,12 +3254,12 @@
         </w:tc>
         <w:tc>
           <w:tcPr>
-            <w:tcW w:w="1374" w:type="dxa"/>
+            <w:tcW w:w="1439" w:type="dxa"/>
             <w:gridSpan w:val="2"/>
           </w:tcPr>
           <w:p>
             <w:pPr>
-              <w:pStyle w:val="NoSpacing"/>
+              <w:pStyle w:val="Sinespaciado"/>
             </w:pPr>
             <w:r>
               <w:t>CHECKBOX</w:t>
@@ -2783,12 +3268,12 @@
         </w:tc>
         <w:tc>
           <w:tcPr>
-            <w:tcW w:w="1968" w:type="dxa"/>
+            <w:tcW w:w="1909" w:type="dxa"/>
             <w:gridSpan w:val="2"/>
           </w:tcPr>
           <w:p>
             <w:pPr>
-              <w:pStyle w:val="NoSpacing"/>
+              <w:pStyle w:val="Sinespaciado"/>
             </w:pPr>
             <w:r>
               <w:t>EMAIL</w:t>
@@ -2797,11 +3282,11 @@
         </w:tc>
         <w:tc>
           <w:tcPr>
-            <w:tcW w:w="1280" w:type="dxa"/>
-          </w:tcPr>
-          <w:p>
-            <w:pPr>
-              <w:pStyle w:val="NoSpacing"/>
+            <w:tcW w:w="1065" w:type="dxa"/>
+          </w:tcPr>
+          <w:p>
+            <w:pPr>
+              <w:pStyle w:val="Sinespaciado"/>
             </w:pPr>
             <w:r>
               <w:t>RADIO</w:t>
@@ -2810,28 +3295,25 @@
         </w:tc>
         <w:tc>
           <w:tcPr>
-            <w:tcW w:w="1318" w:type="dxa"/>
+            <w:tcW w:w="1284" w:type="dxa"/>
             <w:gridSpan w:val="2"/>
           </w:tcPr>
           <w:p>
             <w:pPr>
-              <w:pStyle w:val="NoSpacing"/>
-            </w:pPr>
-            <w:r>
-              <w:t>DAT</w:t>
-            </w:r>
-            <w:r>
-              <w:t>A</w:t>
-            </w:r>
-          </w:p>
-        </w:tc>
-        <w:tc>
-          <w:tcPr>
-            <w:tcW w:w="1378" w:type="dxa"/>
-          </w:tcPr>
-          <w:p>
-            <w:pPr>
-              <w:pStyle w:val="NoSpacing"/>
+              <w:pStyle w:val="Sinespaciado"/>
+            </w:pPr>
+            <w:r>
+              <w:t>DATA</w:t>
+            </w:r>
+          </w:p>
+        </w:tc>
+        <w:tc>
+          <w:tcPr>
+            <w:tcW w:w="1075" w:type="dxa"/>
+          </w:tcPr>
+          <w:p>
+            <w:pPr>
+              <w:pStyle w:val="Sinespaciado"/>
             </w:pPr>
             <w:r>
               <w:t>TEXT</w:t>
@@ -2840,11 +3322,11 @@
         </w:tc>
         <w:tc>
           <w:tcPr>
-            <w:tcW w:w="1072" w:type="dxa"/>
-          </w:tcPr>
-          <w:p>
-            <w:pPr>
-              <w:pStyle w:val="NoSpacing"/>
+            <w:tcW w:w="1217" w:type="dxa"/>
+          </w:tcPr>
+          <w:p>
+            <w:pPr>
+              <w:pStyle w:val="Sinespaciado"/>
             </w:pPr>
             <w:r>
               <w:t>FILE</w:t>
@@ -2853,11 +3335,11 @@
         </w:tc>
         <w:tc>
           <w:tcPr>
-            <w:tcW w:w="1642" w:type="dxa"/>
-          </w:tcPr>
-          <w:p>
-            <w:pPr>
-              <w:pStyle w:val="NoSpacing"/>
+            <w:tcW w:w="1452" w:type="dxa"/>
+          </w:tcPr>
+          <w:p>
+            <w:pPr>
+              <w:pStyle w:val="Sinespaciado"/>
             </w:pPr>
             <w:r>
               <w:t>PASSWORD</w:t>
@@ -2866,11 +3348,11 @@
         </w:tc>
         <w:tc>
           <w:tcPr>
-            <w:tcW w:w="664" w:type="dxa"/>
-          </w:tcPr>
-          <w:p>
-            <w:pPr>
-              <w:pStyle w:val="NoSpacing"/>
+            <w:tcW w:w="222" w:type="dxa"/>
+          </w:tcPr>
+          <w:p>
+            <w:pPr>
+              <w:pStyle w:val="Sinespaciado"/>
             </w:pPr>
           </w:p>
         </w:tc>
@@ -2878,15 +3360,16 @@
     </w:tbl>
     <w:p>
       <w:pPr>
-        <w:pStyle w:val="NoSpacing"/>
+        <w:pStyle w:val="Sinespaciado"/>
       </w:pPr>
       <w:r>
+        <w:lastRenderedPageBreak/>
         <w:br w:type="page"/>
       </w:r>
     </w:p>
     <w:p>
       <w:pPr>
-        <w:pStyle w:val="NoSpacing"/>
+        <w:pStyle w:val="Sinespaciado"/>
       </w:pPr>
       <w:r>
         <w:lastRenderedPageBreak/>
@@ -2898,7 +3381,7 @@
     </w:p>
     <w:p>
       <w:pPr>
-        <w:pStyle w:val="NoSpacing"/>
+        <w:pStyle w:val="Sinespaciado"/>
         <w:rPr>
           <w:lang w:val="es-ES"/>
         </w:rPr>
@@ -2906,7 +3389,7 @@
     </w:p>
     <w:tbl>
       <w:tblPr>
-        <w:tblStyle w:val="TableGrid"/>
+        <w:tblStyle w:val="Tablaconcuadrcula"/>
         <w:tblW w:w="0" w:type="auto"/>
         <w:jc w:val="center"/>
         <w:tblLook w:val="04A0" w:firstRow="1" w:lastRow="0" w:firstColumn="1" w:lastColumn="0" w:noHBand="0" w:noVBand="1"/>
@@ -2924,7 +3407,7 @@
           </w:tcPr>
           <w:p>
             <w:pPr>
-              <w:pStyle w:val="NoSpacing"/>
+              <w:pStyle w:val="Sinespaciado"/>
               <w:rPr>
                 <w:lang w:val="en-US"/>
               </w:rPr>
@@ -4227,7 +4710,7 @@
           </w:tcPr>
           <w:p>
             <w:pPr>
-              <w:pStyle w:val="NoSpacing"/>
+              <w:pStyle w:val="Sinespaciado"/>
               <w:rPr>
                 <w:lang w:val="es-ES" w:eastAsia="es-ES_tradnl"/>
               </w:rPr>
@@ -4245,7 +4728,7 @@
           </w:tcPr>
           <w:p>
             <w:pPr>
-              <w:pStyle w:val="NoSpacing"/>
+              <w:pStyle w:val="Sinespaciado"/>
               <w:rPr>
                 <w:lang w:val="es-ES" w:eastAsia="es-ES_tradnl"/>
               </w:rPr>
@@ -4270,7 +4753,7 @@
           </w:tcPr>
           <w:p>
             <w:pPr>
-              <w:pStyle w:val="NoSpacing"/>
+              <w:pStyle w:val="Sinespaciado"/>
               <w:rPr>
                 <w:lang w:val="es-ES" w:eastAsia="es-ES_tradnl"/>
               </w:rPr>
@@ -4294,7 +4777,7 @@
           </w:tcPr>
           <w:p>
             <w:pPr>
-              <w:pStyle w:val="NoSpacing"/>
+              <w:pStyle w:val="Sinespaciado"/>
               <w:rPr>
                 <w:lang w:val="es-ES" w:eastAsia="es-ES_tradnl"/>
               </w:rPr>
@@ -4315,7 +4798,7 @@
           </w:tcPr>
           <w:p>
             <w:pPr>
-              <w:pStyle w:val="NoSpacing"/>
+              <w:pStyle w:val="Sinespaciado"/>
               <w:rPr>
                 <w:lang w:val="es-ES" w:eastAsia="es-ES_tradnl"/>
               </w:rPr>
@@ -4339,7 +4822,7 @@
           </w:tcPr>
           <w:p>
             <w:pPr>
-              <w:pStyle w:val="NoSpacing"/>
+              <w:pStyle w:val="Sinespaciado"/>
               <w:rPr>
                 <w:lang w:val="es-ES" w:eastAsia="es-ES_tradnl"/>
               </w:rPr>
@@ -4360,7 +4843,7 @@
           </w:tcPr>
           <w:p>
             <w:pPr>
-              <w:pStyle w:val="NoSpacing"/>
+              <w:pStyle w:val="Sinespaciado"/>
               <w:rPr>
                 <w:lang w:val="es-ES" w:eastAsia="es-ES_tradnl"/>
               </w:rPr>
@@ -4384,7 +4867,7 @@
           </w:tcPr>
           <w:p>
             <w:pPr>
-              <w:pStyle w:val="NoSpacing"/>
+              <w:pStyle w:val="Sinespaciado"/>
               <w:rPr>
                 <w:lang w:val="es-ES" w:eastAsia="es-ES_tradnl"/>
               </w:rPr>
@@ -4405,7 +4888,7 @@
           </w:tcPr>
           <w:p>
             <w:pPr>
-              <w:pStyle w:val="NoSpacing"/>
+              <w:pStyle w:val="Sinespaciado"/>
               <w:rPr>
                 <w:lang w:val="es-ES" w:eastAsia="es-ES_tradnl"/>
               </w:rPr>
@@ -4429,7 +4912,7 @@
           </w:tcPr>
           <w:p>
             <w:pPr>
-              <w:pStyle w:val="NoSpacing"/>
+              <w:pStyle w:val="Sinespaciado"/>
               <w:rPr>
                 <w:lang w:val="es-ES" w:eastAsia="es-ES_tradnl"/>
               </w:rPr>
@@ -4524,7 +5007,7 @@
           </w:tcPr>
           <w:p>
             <w:pPr>
-              <w:pStyle w:val="NoSpacing"/>
+              <w:pStyle w:val="Sinespaciado"/>
             </w:pPr>
             <w:r>
               <w:t>N</w:t>
@@ -4538,7 +5021,7 @@
           </w:tcPr>
           <w:p>
             <w:pPr>
-              <w:pStyle w:val="NoSpacing"/>
+              <w:pStyle w:val="Sinespaciado"/>
             </w:pPr>
             <w:r>
               <w:t xml:space="preserve">TIPO DE INFORMACIÓN </w:t>
@@ -4552,7 +5035,7 @@
           </w:tcPr>
           <w:p>
             <w:pPr>
-              <w:pStyle w:val="NoSpacing"/>
+              <w:pStyle w:val="Sinespaciado"/>
             </w:pPr>
             <w:r>
               <w:t>EJEMPLOS</w:t>
@@ -4566,7 +5049,7 @@
           </w:tcPr>
           <w:p>
             <w:pPr>
-              <w:pStyle w:val="NoSpacing"/>
+              <w:pStyle w:val="Sinespaciado"/>
             </w:pPr>
             <w:r>
               <w:t>ELEMENTO</w:t>
@@ -4580,7 +5063,7 @@
           </w:tcPr>
           <w:p>
             <w:pPr>
-              <w:pStyle w:val="NoSpacing"/>
+              <w:pStyle w:val="Sinespaciado"/>
             </w:pPr>
             <w:r>
               <w:t>TIPO</w:t>
@@ -4623,7 +5106,7 @@
           </w:tcPr>
           <w:p>
             <w:pPr>
-              <w:pStyle w:val="NoSpacing"/>
+              <w:pStyle w:val="Sinespaciado"/>
             </w:pPr>
           </w:p>
         </w:tc>
@@ -4635,7 +5118,7 @@
           </w:tcPr>
           <w:p>
             <w:pPr>
-              <w:pStyle w:val="NoSpacing"/>
+              <w:pStyle w:val="Sinespaciado"/>
               <w:rPr>
                 <w:lang w:val="es-ES"/>
               </w:rPr>
@@ -4657,7 +5140,7 @@
           </w:tcPr>
           <w:p>
             <w:pPr>
-              <w:pStyle w:val="NoSpacing"/>
+              <w:pStyle w:val="Sinespaciado"/>
             </w:pPr>
           </w:p>
         </w:tc>
@@ -4668,7 +5151,7 @@
           </w:tcPr>
           <w:p>
             <w:pPr>
-              <w:pStyle w:val="NoSpacing"/>
+              <w:pStyle w:val="Sinespaciado"/>
             </w:pPr>
           </w:p>
         </w:tc>
@@ -4680,7 +5163,7 @@
           </w:tcPr>
           <w:p>
             <w:pPr>
-              <w:pStyle w:val="NoSpacing"/>
+              <w:pStyle w:val="Sinespaciado"/>
             </w:pPr>
           </w:p>
         </w:tc>
@@ -4711,7 +5194,7 @@
           </w:tcPr>
           <w:p>
             <w:pPr>
-              <w:pStyle w:val="NoSpacing"/>
+              <w:pStyle w:val="Sinespaciado"/>
             </w:pPr>
             <w:r>
               <w:t>0</w:t>
@@ -4726,7 +5209,7 @@
           </w:tcPr>
           <w:p>
             <w:pPr>
-              <w:pStyle w:val="NoSpacing"/>
+              <w:pStyle w:val="Sinespaciado"/>
             </w:pPr>
             <w:r>
               <w:t>Información de texto largo</w:t>
@@ -4741,7 +5224,7 @@
           </w:tcPr>
           <w:p>
             <w:pPr>
-              <w:pStyle w:val="NoSpacing"/>
+              <w:pStyle w:val="Sinespaciado"/>
             </w:pPr>
             <w:r>
               <w:t>Comentarios, observaciones, chat...</w:t>
@@ -4755,7 +5238,7 @@
           </w:tcPr>
           <w:p>
             <w:pPr>
-              <w:pStyle w:val="NoSpacing"/>
+              <w:pStyle w:val="Sinespaciado"/>
             </w:pPr>
             <w:r>
               <w:t>TEXTAREA</w:t>
@@ -4770,7 +5253,7 @@
           </w:tcPr>
           <w:p>
             <w:pPr>
-              <w:pStyle w:val="NoSpacing"/>
+              <w:pStyle w:val="Sinespaciado"/>
             </w:pPr>
           </w:p>
         </w:tc>
@@ -4837,7 +5320,7 @@
           </w:tcPr>
           <w:p>
             <w:pPr>
-              <w:pStyle w:val="NoSpacing"/>
+              <w:pStyle w:val="Sinespaciado"/>
             </w:pPr>
             <w:r>
               <w:t>1</w:t>
@@ -4851,7 +5334,7 @@
           </w:tcPr>
           <w:p>
             <w:pPr>
-              <w:pStyle w:val="NoSpacing"/>
+              <w:pStyle w:val="Sinespaciado"/>
             </w:pPr>
             <w:r>
               <w:t>Información de texto corto</w:t>
@@ -4865,7 +5348,7 @@
           </w:tcPr>
           <w:p>
             <w:pPr>
-              <w:pStyle w:val="NoSpacing"/>
+              <w:pStyle w:val="Sinespaciado"/>
             </w:pPr>
             <w:r>
               <w:t xml:space="preserve">Nombres, apellidos, </w:t>
@@ -4880,7 +5363,7 @@
           </w:tcPr>
           <w:p>
             <w:pPr>
-              <w:pStyle w:val="NoSpacing"/>
+              <w:pStyle w:val="Sinespaciado"/>
               <w:rPr>
                 <w:lang w:val="es-ES_tradnl" w:eastAsia="es-ES_tradnl"/>
               </w:rPr>
@@ -4900,7 +5383,7 @@
           </w:tcPr>
           <w:p>
             <w:pPr>
-              <w:pStyle w:val="NoSpacing"/>
+              <w:pStyle w:val="Sinespaciado"/>
             </w:pPr>
             <w:r>
               <w:t>TEXT</w:t>
@@ -5042,7 +5525,7 @@
           </w:tcPr>
           <w:p>
             <w:pPr>
-              <w:pStyle w:val="NoSpacing"/>
+              <w:pStyle w:val="Sinespaciado"/>
             </w:pPr>
             <w:r>
               <w:t>2</w:t>
@@ -5057,7 +5540,7 @@
           </w:tcPr>
           <w:p>
             <w:pPr>
-              <w:pStyle w:val="NoSpacing"/>
+              <w:pStyle w:val="Sinespaciado"/>
             </w:pPr>
             <w:r>
               <w:t>Información de texto oculto</w:t>
@@ -5072,7 +5555,7 @@
           </w:tcPr>
           <w:p>
             <w:pPr>
-              <w:pStyle w:val="NoSpacing"/>
+              <w:pStyle w:val="Sinespaciado"/>
             </w:pPr>
             <w:r>
               <w:t xml:space="preserve">Contraseñas </w:t>
@@ -5087,7 +5570,7 @@
           </w:tcPr>
           <w:p>
             <w:pPr>
-              <w:pStyle w:val="NoSpacing"/>
+              <w:pStyle w:val="Sinespaciado"/>
               <w:rPr>
                 <w:lang w:val="es-ES_tradnl" w:eastAsia="es-ES_tradnl"/>
               </w:rPr>
@@ -5102,7 +5585,7 @@
           </w:tcPr>
           <w:p>
             <w:pPr>
-              <w:pStyle w:val="NoSpacing"/>
+              <w:pStyle w:val="Sinespaciado"/>
               <w:rPr>
                 <w:lang w:val="es-ES_tradnl" w:eastAsia="es-ES_tradnl"/>
               </w:rPr>
@@ -5193,7 +5676,6 @@
               <w:t>"</w:t>
             </w:r>
             <w:proofErr w:type="spellStart"/>
-            <w:proofErr w:type="gramStart"/>
             <w:r>
               <w:rPr>
                 <w:rFonts w:ascii="Consolas" w:eastAsia="Times New Roman" w:hAnsi="Consolas" w:cs="Times New Roman"/>
@@ -5205,7 +5687,6 @@
               <w:t>password</w:t>
             </w:r>
             <w:proofErr w:type="spellEnd"/>
-            <w:proofErr w:type="gramEnd"/>
             <w:r>
               <w:rPr>
                 <w:rFonts w:ascii="Consolas" w:eastAsia="Times New Roman" w:hAnsi="Consolas" w:cs="Times New Roman"/>
@@ -5241,7 +5722,7 @@
           </w:tcPr>
           <w:p>
             <w:pPr>
-              <w:pStyle w:val="NoSpacing"/>
+              <w:pStyle w:val="Sinespaciado"/>
             </w:pPr>
             <w:r>
               <w:t>3</w:t>
@@ -5256,7 +5737,7 @@
           </w:tcPr>
           <w:p>
             <w:pPr>
-              <w:pStyle w:val="NoSpacing"/>
+              <w:pStyle w:val="Sinespaciado"/>
             </w:pPr>
             <w:r>
               <w:t>Correo electrónico</w:t>
@@ -5271,7 +5752,7 @@
           </w:tcPr>
           <w:p>
             <w:pPr>
-              <w:pStyle w:val="NoSpacing"/>
+              <w:pStyle w:val="Sinespaciado"/>
             </w:pPr>
             <w:r>
               <w:t xml:space="preserve">Correo electrónico </w:t>
@@ -5286,7 +5767,7 @@
           </w:tcPr>
           <w:p>
             <w:pPr>
-              <w:pStyle w:val="NoSpacing"/>
+              <w:pStyle w:val="Sinespaciado"/>
               <w:rPr>
                 <w:lang w:val="es-ES_tradnl" w:eastAsia="es-ES_tradnl"/>
               </w:rPr>
@@ -5301,7 +5782,7 @@
           </w:tcPr>
           <w:p>
             <w:pPr>
-              <w:pStyle w:val="NoSpacing"/>
+              <w:pStyle w:val="Sinespaciado"/>
               <w:rPr>
                 <w:lang w:val="es-ES_tradnl" w:eastAsia="es-ES_tradnl"/>
               </w:rPr>
@@ -5436,7 +5917,7 @@
           </w:tcPr>
           <w:p>
             <w:pPr>
-              <w:pStyle w:val="NoSpacing"/>
+              <w:pStyle w:val="Sinespaciado"/>
             </w:pPr>
             <w:r>
               <w:t>4</w:t>
@@ -5451,7 +5932,7 @@
           </w:tcPr>
           <w:p>
             <w:pPr>
-              <w:pStyle w:val="NoSpacing"/>
+              <w:pStyle w:val="Sinespaciado"/>
             </w:pPr>
             <w:r>
               <w:t>Números o cantidades</w:t>
@@ -5466,7 +5947,7 @@
           </w:tcPr>
           <w:p>
             <w:pPr>
-              <w:pStyle w:val="NoSpacing"/>
+              <w:pStyle w:val="Sinespaciado"/>
             </w:pPr>
             <w:r>
               <w:t>Edad, precio, saldo...</w:t>
@@ -5481,7 +5962,7 @@
           </w:tcPr>
           <w:p>
             <w:pPr>
-              <w:pStyle w:val="NoSpacing"/>
+              <w:pStyle w:val="Sinespaciado"/>
               <w:rPr>
                 <w:lang w:eastAsia="es-ES_tradnl"/>
               </w:rPr>
@@ -5496,7 +5977,7 @@
           </w:tcPr>
           <w:p>
             <w:pPr>
-              <w:pStyle w:val="NoSpacing"/>
+              <w:pStyle w:val="Sinespaciado"/>
               <w:rPr>
                 <w:lang w:eastAsia="es-ES_tradnl"/>
               </w:rPr>
@@ -5633,7 +6114,7 @@
           </w:tcPr>
           <w:p>
             <w:pPr>
-              <w:pStyle w:val="NoSpacing"/>
+              <w:pStyle w:val="Sinespaciado"/>
             </w:pPr>
             <w:r>
               <w:t>5</w:t>
@@ -5648,7 +6129,7 @@
           </w:tcPr>
           <w:p>
             <w:pPr>
-              <w:pStyle w:val="NoSpacing"/>
+              <w:pStyle w:val="Sinespaciado"/>
             </w:pPr>
             <w:r>
               <w:t>Números o cantidades en un rango</w:t>
@@ -5663,7 +6144,7 @@
           </w:tcPr>
           <w:p>
             <w:pPr>
-              <w:pStyle w:val="NoSpacing"/>
+              <w:pStyle w:val="Sinespaciado"/>
             </w:pPr>
             <w:r>
               <w:t>Edad, precio, saldo...</w:t>
@@ -5678,7 +6159,7 @@
           </w:tcPr>
           <w:p>
             <w:pPr>
-              <w:pStyle w:val="NoSpacing"/>
+              <w:pStyle w:val="Sinespaciado"/>
               <w:rPr>
                 <w:lang w:eastAsia="es-ES_tradnl"/>
               </w:rPr>
@@ -5693,7 +6174,7 @@
           </w:tcPr>
           <w:p>
             <w:pPr>
-              <w:pStyle w:val="NoSpacing"/>
+              <w:pStyle w:val="Sinespaciado"/>
             </w:pPr>
             <w:r>
               <w:t>RANGE</w:t>
@@ -5701,7 +6182,7 @@
           </w:p>
           <w:p>
             <w:pPr>
-              <w:pStyle w:val="NoSpacing"/>
+              <w:pStyle w:val="Sinespaciado"/>
               <w:rPr>
                 <w:lang w:eastAsia="es-ES_tradnl"/>
               </w:rPr>
@@ -5835,7 +6316,7 @@
           </w:tcPr>
           <w:p>
             <w:pPr>
-              <w:pStyle w:val="NoSpacing"/>
+              <w:pStyle w:val="Sinespaciado"/>
             </w:pPr>
             <w:r>
               <w:t>6</w:t>
@@ -5850,7 +6331,7 @@
           </w:tcPr>
           <w:p>
             <w:pPr>
-              <w:pStyle w:val="NoSpacing"/>
+              <w:pStyle w:val="Sinespaciado"/>
             </w:pPr>
             <w:r>
               <w:t>Fechas u horas</w:t>
@@ -5865,7 +6346,7 @@
           </w:tcPr>
           <w:p>
             <w:pPr>
-              <w:pStyle w:val="NoSpacing"/>
+              <w:pStyle w:val="Sinespaciado"/>
             </w:pPr>
             <w:r>
               <w:t>Fecha de nacimiento, inicio de evento...</w:t>
@@ -5880,7 +6361,7 @@
           </w:tcPr>
           <w:p>
             <w:pPr>
-              <w:pStyle w:val="NoSpacing"/>
+              <w:pStyle w:val="Sinespaciado"/>
               <w:rPr>
                 <w:lang w:eastAsia="es-ES_tradnl"/>
               </w:rPr>
@@ -5895,7 +6376,7 @@
           </w:tcPr>
           <w:p>
             <w:pPr>
-              <w:pStyle w:val="NoSpacing"/>
+              <w:pStyle w:val="Sinespaciado"/>
             </w:pPr>
             <w:r>
               <w:t>DATA</w:t>
@@ -5903,7 +6384,7 @@
           </w:p>
           <w:p>
             <w:pPr>
-              <w:pStyle w:val="NoSpacing"/>
+              <w:pStyle w:val="Sinespaciado"/>
               <w:rPr>
                 <w:lang w:eastAsia="es-ES_tradnl"/>
               </w:rPr>
@@ -5918,7 +6399,7 @@
           </w:tcPr>
           <w:p>
             <w:pPr>
-              <w:pStyle w:val="NoSpacing"/>
+              <w:pStyle w:val="Sinespaciado"/>
               <w:rPr>
                 <w:lang w:val="es-ES"/>
               </w:rPr>
@@ -6003,7 +6484,7 @@
           </w:tcPr>
           <w:p>
             <w:pPr>
-              <w:pStyle w:val="NoSpacing"/>
+              <w:pStyle w:val="Sinespaciado"/>
             </w:pPr>
           </w:p>
         </w:tc>
@@ -6016,12 +6497,12 @@
           </w:tcPr>
           <w:p>
             <w:pPr>
-              <w:pStyle w:val="NoSpacing"/>
-            </w:pPr>
-          </w:p>
-          <w:p>
-            <w:pPr>
-              <w:pStyle w:val="NoSpacing"/>
+              <w:pStyle w:val="Sinespaciado"/>
+            </w:pPr>
+          </w:p>
+          <w:p>
+            <w:pPr>
+              <w:pStyle w:val="Sinespaciado"/>
               <w:rPr>
                 <w:rFonts w:ascii="Consolas" w:eastAsia="Times New Roman" w:hAnsi="Consolas" w:cs="Times New Roman"/>
                 <w:color w:val="ABB2BF"/>
@@ -6047,7 +6528,7 @@
           </w:tcPr>
           <w:p>
             <w:pPr>
-              <w:pStyle w:val="NoSpacing"/>
+              <w:pStyle w:val="Sinespaciado"/>
             </w:pPr>
             <w:r>
               <w:t>7</w:t>
@@ -6062,7 +6543,7 @@
           </w:tcPr>
           <w:p>
             <w:pPr>
-              <w:pStyle w:val="NoSpacing"/>
+              <w:pStyle w:val="Sinespaciado"/>
             </w:pPr>
             <w:r>
               <w:t>Verdadero/falso</w:t>
@@ -6077,7 +6558,7 @@
           </w:tcPr>
           <w:p>
             <w:pPr>
-              <w:pStyle w:val="NoSpacing"/>
+              <w:pStyle w:val="Sinespaciado"/>
             </w:pPr>
             <w:r>
               <w:t>Si/No, Opción A/B, ON/OFF...</w:t>
@@ -6091,7 +6572,7 @@
           </w:tcPr>
           <w:p>
             <w:pPr>
-              <w:pStyle w:val="NoSpacing"/>
+              <w:pStyle w:val="Sinespaciado"/>
               <w:rPr>
                 <w:lang w:eastAsia="es-ES_tradnl"/>
               </w:rPr>
@@ -6111,7 +6592,7 @@
           </w:tcPr>
           <w:p>
             <w:pPr>
-              <w:pStyle w:val="NoSpacing"/>
+              <w:pStyle w:val="Sinespaciado"/>
             </w:pPr>
             <w:r>
               <w:rPr>
@@ -6249,7 +6730,7 @@
           </w:tcPr>
           <w:p>
             <w:pPr>
-              <w:pStyle w:val="NoSpacing"/>
+              <w:pStyle w:val="Sinespaciado"/>
             </w:pPr>
             <w:r>
               <w:t>8</w:t>
@@ -6265,7 +6746,7 @@
           </w:tcPr>
           <w:p>
             <w:pPr>
-              <w:pStyle w:val="NoSpacing"/>
+              <w:pStyle w:val="Sinespaciado"/>
             </w:pPr>
             <w:r>
               <w:t>Opción única</w:t>
@@ -6281,7 +6762,7 @@
           </w:tcPr>
           <w:p>
             <w:pPr>
-              <w:pStyle w:val="NoSpacing"/>
+              <w:pStyle w:val="Sinespaciado"/>
             </w:pPr>
             <w:r>
               <w:t xml:space="preserve">Elegir una opción de 2 </w:t>
@@ -6303,7 +6784,7 @@
           </w:tcPr>
           <w:p>
             <w:pPr>
-              <w:pStyle w:val="NoSpacing"/>
+              <w:pStyle w:val="Sinespaciado"/>
               <w:rPr>
                 <w:lang w:val="es-ES_tradnl" w:eastAsia="es-ES_tradnl" w:bidi="hi-IN"/>
               </w:rPr>
@@ -6323,7 +6804,7 @@
           </w:tcPr>
           <w:p>
             <w:pPr>
-              <w:pStyle w:val="NoSpacing"/>
+              <w:pStyle w:val="Sinespaciado"/>
               <w:rPr>
                 <w:lang w:eastAsia="es-ES_tradnl"/>
               </w:rPr>
@@ -6442,7 +6923,7 @@
           </w:tcPr>
           <w:p>
             <w:pPr>
-              <w:pStyle w:val="NoSpacing"/>
+              <w:pStyle w:val="Sinespaciado"/>
             </w:pPr>
           </w:p>
         </w:tc>
@@ -6455,7 +6936,7 @@
           </w:tcPr>
           <w:p>
             <w:pPr>
-              <w:pStyle w:val="NoSpacing"/>
+              <w:pStyle w:val="Sinespaciado"/>
             </w:pPr>
           </w:p>
         </w:tc>
@@ -6468,7 +6949,7 @@
           </w:tcPr>
           <w:p>
             <w:pPr>
-              <w:pStyle w:val="NoSpacing"/>
+              <w:pStyle w:val="Sinespaciado"/>
             </w:pPr>
           </w:p>
         </w:tc>
@@ -6479,7 +6960,7 @@
           </w:tcPr>
           <w:p>
             <w:pPr>
-              <w:pStyle w:val="NoSpacing"/>
+              <w:pStyle w:val="Sinespaciado"/>
               <w:rPr>
                 <w:lang w:val="es-ES_tradnl" w:eastAsia="es-ES_tradnl"/>
               </w:rPr>
@@ -6499,7 +6980,7 @@
           </w:tcPr>
           <w:p>
             <w:pPr>
-              <w:pStyle w:val="NoSpacing"/>
+              <w:pStyle w:val="Sinespaciado"/>
               <w:rPr>
                 <w:lang w:eastAsia="es-ES_tradnl"/>
               </w:rPr>
@@ -6572,7 +7053,7 @@
           </w:tcPr>
           <w:p>
             <w:pPr>
-              <w:pStyle w:val="NoSpacing"/>
+              <w:pStyle w:val="Sinespaciado"/>
             </w:pPr>
             <w:r>
               <w:t>9</w:t>
@@ -6588,7 +7069,7 @@
           </w:tcPr>
           <w:p>
             <w:pPr>
-              <w:pStyle w:val="NoSpacing"/>
+              <w:pStyle w:val="Sinespaciado"/>
             </w:pPr>
             <w:r>
               <w:t>Varias opciones</w:t>
@@ -6604,7 +7085,7 @@
           </w:tcPr>
           <w:p>
             <w:pPr>
-              <w:pStyle w:val="NoSpacing"/>
+              <w:pStyle w:val="Sinespaciado"/>
             </w:pPr>
             <w:r>
               <w:t xml:space="preserve">Elegir varias opciones de 2 </w:t>
@@ -6626,7 +7107,7 @@
           </w:tcPr>
           <w:p>
             <w:pPr>
-              <w:pStyle w:val="NoSpacing"/>
+              <w:pStyle w:val="Sinespaciado"/>
               <w:rPr>
                 <w:lang w:eastAsia="es-ES_tradnl"/>
               </w:rPr>
@@ -6646,7 +7127,7 @@
           </w:tcPr>
           <w:p>
             <w:pPr>
-              <w:pStyle w:val="NoSpacing"/>
+              <w:pStyle w:val="Sinespaciado"/>
               <w:rPr>
                 <w:lang w:eastAsia="es-ES_tradnl"/>
               </w:rPr>
@@ -6787,7 +7268,7 @@
           </w:tcPr>
           <w:p>
             <w:pPr>
-              <w:pStyle w:val="NoSpacing"/>
+              <w:pStyle w:val="Sinespaciado"/>
             </w:pPr>
           </w:p>
         </w:tc>
@@ -6800,7 +7281,7 @@
           </w:tcPr>
           <w:p>
             <w:pPr>
-              <w:pStyle w:val="NoSpacing"/>
+              <w:pStyle w:val="Sinespaciado"/>
             </w:pPr>
           </w:p>
         </w:tc>
@@ -6813,7 +7294,7 @@
           </w:tcPr>
           <w:p>
             <w:pPr>
-              <w:pStyle w:val="NoSpacing"/>
+              <w:pStyle w:val="Sinespaciado"/>
             </w:pPr>
           </w:p>
         </w:tc>
@@ -6824,7 +7305,7 @@
           </w:tcPr>
           <w:p>
             <w:pPr>
-              <w:pStyle w:val="NoSpacing"/>
+              <w:pStyle w:val="Sinespaciado"/>
               <w:rPr>
                 <w:lang w:val="es-ES_tradnl" w:eastAsia="es-ES_tradnl"/>
               </w:rPr>
@@ -6844,7 +7325,7 @@
           </w:tcPr>
           <w:p>
             <w:pPr>
-              <w:pStyle w:val="NoSpacing"/>
+              <w:pStyle w:val="Sinespaciado"/>
               <w:rPr>
                 <w:lang w:eastAsia="es-ES_tradnl"/>
               </w:rPr>
@@ -6938,7 +7419,7 @@
           </w:tcPr>
           <w:p>
             <w:pPr>
-              <w:pStyle w:val="NoSpacing"/>
+              <w:pStyle w:val="Sinespaciado"/>
             </w:pPr>
             <w:r>
               <w:t>10</w:t>
@@ -6953,7 +7434,7 @@
           </w:tcPr>
           <w:p>
             <w:pPr>
-              <w:pStyle w:val="NoSpacing"/>
+              <w:pStyle w:val="Sinespaciado"/>
             </w:pPr>
             <w:r>
               <w:t>Opción única abierta</w:t>
@@ -6968,7 +7449,7 @@
           </w:tcPr>
           <w:p>
             <w:pPr>
-              <w:pStyle w:val="NoSpacing"/>
+              <w:pStyle w:val="Sinespaciado"/>
             </w:pPr>
             <w:r>
               <w:t>Elegir una opción o indicar una propia</w:t>
@@ -6982,7 +7463,7 @@
           </w:tcPr>
           <w:p>
             <w:pPr>
-              <w:pStyle w:val="NoSpacing"/>
+              <w:pStyle w:val="Sinespaciado"/>
               <w:rPr>
                 <w:lang w:eastAsia="es-ES_tradnl"/>
               </w:rPr>
@@ -7002,7 +7483,7 @@
           </w:tcPr>
           <w:p>
             <w:pPr>
-              <w:pStyle w:val="NoSpacing"/>
+              <w:pStyle w:val="Sinespaciado"/>
               <w:rPr>
                 <w:lang w:eastAsia="es-ES_tradnl"/>
               </w:rPr>
@@ -7074,7 +7555,7 @@
           </w:tcPr>
           <w:p>
             <w:pPr>
-              <w:pStyle w:val="NoSpacing"/>
+              <w:pStyle w:val="Sinespaciado"/>
             </w:pPr>
           </w:p>
         </w:tc>
@@ -7087,12 +7568,12 @@
           </w:tcPr>
           <w:p>
             <w:pPr>
-              <w:pStyle w:val="NoSpacing"/>
-            </w:pPr>
-          </w:p>
-          <w:p>
-            <w:pPr>
-              <w:pStyle w:val="NoSpacing"/>
+              <w:pStyle w:val="Sinespaciado"/>
+            </w:pPr>
+          </w:p>
+          <w:p>
+            <w:pPr>
+              <w:pStyle w:val="Sinespaciado"/>
               <w:rPr>
                 <w:lang w:val="es-ES"/>
               </w:rPr>
@@ -7120,7 +7601,7 @@
           </w:tcPr>
           <w:p>
             <w:pPr>
-              <w:pStyle w:val="NoSpacing"/>
+              <w:pStyle w:val="Sinespaciado"/>
             </w:pPr>
             <w:r>
               <w:t>11</w:t>
@@ -7140,7 +7621,7 @@
           </w:tcPr>
           <w:p>
             <w:pPr>
-              <w:pStyle w:val="NoSpacing"/>
+              <w:pStyle w:val="Sinespaciado"/>
             </w:pPr>
             <w:r>
               <w:t>Selección de color</w:t>
@@ -7160,7 +7641,7 @@
           </w:tcPr>
           <w:p>
             <w:pPr>
-              <w:pStyle w:val="NoSpacing"/>
+              <w:pStyle w:val="Sinespaciado"/>
             </w:pPr>
             <w:r>
               <w:t>Escoger un color o tonalidad</w:t>
@@ -7180,7 +7661,7 @@
           </w:tcPr>
           <w:p>
             <w:pPr>
-              <w:pStyle w:val="NoSpacing"/>
+              <w:pStyle w:val="Sinespaciado"/>
               <w:rPr>
                 <w:lang w:eastAsia="es-ES_tradnl"/>
               </w:rPr>
@@ -7206,7 +7687,7 @@
           </w:tcPr>
           <w:p>
             <w:pPr>
-              <w:pStyle w:val="NoSpacing"/>
+              <w:pStyle w:val="Sinespaciado"/>
               <w:rPr>
                 <w:lang w:eastAsia="es-ES_tradnl"/>
               </w:rPr>
@@ -7327,7 +7808,7 @@
           </w:tcPr>
           <w:p>
             <w:pPr>
-              <w:pStyle w:val="NoSpacing"/>
+              <w:pStyle w:val="Sinespaciado"/>
             </w:pPr>
             <w:r>
               <w:t>12</w:t>
@@ -7347,7 +7828,7 @@
           </w:tcPr>
           <w:p>
             <w:pPr>
-              <w:pStyle w:val="NoSpacing"/>
+              <w:pStyle w:val="Sinespaciado"/>
             </w:pPr>
             <w:r>
               <w:t>Selección de archivo</w:t>
@@ -7367,7 +7848,7 @@
           </w:tcPr>
           <w:p>
             <w:pPr>
-              <w:pStyle w:val="NoSpacing"/>
+              <w:pStyle w:val="Sinespaciado"/>
             </w:pPr>
             <w:r>
               <w:t>Escoger un archivo para enviar</w:t>
@@ -7387,7 +7868,7 @@
           </w:tcPr>
           <w:p>
             <w:pPr>
-              <w:pStyle w:val="NoSpacing"/>
+              <w:pStyle w:val="Sinespaciado"/>
               <w:rPr>
                 <w:lang w:eastAsia="es-ES_tradnl"/>
               </w:rPr>
@@ -7413,7 +7894,7 @@
           </w:tcPr>
           <w:p>
             <w:pPr>
-              <w:pStyle w:val="NoSpacing"/>
+              <w:pStyle w:val="Sinespaciado"/>
               <w:rPr>
                 <w:lang w:eastAsia="es-ES_tradnl"/>
               </w:rPr>
@@ -7521,7 +8002,7 @@
     <w:p/>
     <w:p>
       <w:pPr>
-        <w:pStyle w:val="NoSpacing"/>
+        <w:pStyle w:val="Sinespaciado"/>
         <w:rPr>
           <w:lang w:val="es-ES"/>
         </w:rPr>
@@ -7557,7 +8038,7 @@
     </w:p>
     <w:tbl>
       <w:tblPr>
-        <w:tblStyle w:val="TableGrid"/>
+        <w:tblStyle w:val="Tablaconcuadrcula"/>
         <w:tblW w:w="0" w:type="auto"/>
         <w:tblLook w:val="04A0" w:firstRow="1" w:lastRow="0" w:firstColumn="1" w:lastColumn="0" w:noHBand="0" w:noVBand="1"/>
       </w:tblPr>
@@ -7658,7 +8139,7 @@
 <w:numbering xmlns:wpc="http://schemas.microsoft.com/office/word/2010/wordprocessingCanvas" xmlns:cx="http://schemas.microsoft.com/office/drawing/2014/chartex" xmlns:cx1="http://schemas.microsoft.com/office/drawing/2015/9/8/chartex" xmlns:cx2="http://schemas.microsoft.com/office/drawing/2015/10/21/chartex" xmlns:cx3="http://schemas.microsoft.com/office/drawing/2016/5/9/chartex" xmlns:cx4="http://schemas.microsoft.com/office/drawing/2016/5/10/chartex" xmlns:cx5="http://schemas.microsoft.com/office/drawing/2016/5/11/chartex" xmlns:cx6="http://schemas.microsoft.com/office/drawing/2016/5/12/chartex" xmlns:cx7="http://schemas.microsoft.com/office/drawing/2016/5/13/chartex" xmlns:cx8="http://schemas.microsoft.com/office/drawing/2016/5/14/chartex" xmlns:mc="http://schemas.openxmlformats.org/markup-compatibility/2006" xmlns:aink="http://schemas.microsoft.com/office/drawing/2016/ink" xmlns:am3d="http://schemas.microsoft.com/office/drawing/2017/model3d" xmlns:o="urn:schemas-microsoft-com:office:office" xmlns:oel="http://schemas.microsoft.com/office/2019/extlst" xmlns:r="http://schemas.openxmlformats.org/officeDocument/2006/relationships" xmlns:m="http://schemas.openxmlformats.org/officeDocument/2006/math" xmlns:v="urn:schemas-microsoft-com:vml" xmlns:wp14="http://schemas.microsoft.com/office/word/2010/wordprocessingDrawing" xmlns:wp="http://schemas.openxmlformats.org/drawingml/2006/wordprocessingDrawing" xmlns:w10="urn:schemas-microsoft-com:office:word" xmlns:w="http://schemas.openxmlformats.org/wordprocessingml/2006/main" xmlns:w14="http://schemas.microsoft.com/office/word/2010/wordml" xmlns:w15="http://schemas.microsoft.com/office/word/2012/wordml" xmlns:w16cex="http://schemas.microsoft.com/office/word/2018/wordml/cex" xmlns:w16cid="http://schemas.microsoft.com/office/word/2016/wordml/cid" xmlns:w16="http://schemas.microsoft.com/office/word/2018/wordml" xmlns:w16du="http://schemas.microsoft.com/office/word/2023/wordml/word16du" xmlns:w16sdtdh="http://schemas.microsoft.com/office/word/2020/wordml/sdtdatahash" xmlns:w16sdtfl="http://schemas.microsoft.com/office/word/2024/wordml/sdtformatlock" xmlns:w16se="http://schemas.microsoft.com/office/word/2015/wordml/symex" xmlns:wpg="http://schemas.microsoft.com/office/word/2010/wordprocessingGroup" xmlns:wpi="http://schemas.microsoft.com/office/word/2010/wordprocessingInk" xmlns:wne="http://schemas.microsoft.com/office/word/2006/wordml" xmlns:wps="http://schemas.microsoft.com/office/word/2010/wordprocessingShape" mc:Ignorable="w14 w15 w16se w16cid w16 w16cex w16sdtdh w16sdtfl w16du wp14">
   <w:numPicBullet w:numPicBulletId="0">
     <w:pict>
-      <v:shapetype w14:anchorId="1BBB2E23" id="_x0000_t75" coordsize="21600,21600" o:spt="75" o:preferrelative="t" path="m@4@5l@4@11@9@11@9@5xe" filled="f" stroked="f">
+      <v:shapetype id="_x0000_t75" coordsize="21600,21600" o:spt="75" o:preferrelative="t" path="m@4@5l@4@11@9@11@9@5xe" filled="f" stroked="f">
         <v:stroke joinstyle="miter"/>
         <v:formulas>
           <v:f eqn="if lineDrawn pixelLineWidth 0"/>
@@ -7677,7 +8158,7 @@
         <v:path o:extrusionok="f" gradientshapeok="t" o:connecttype="rect"/>
         <o:lock v:ext="edit" aspectratio="t"/>
       </v:shapetype>
-      <v:shape id="_x0000_i1025" type="#_x0000_t75" style="width:6pt;height:6pt;visibility:visible;mso-wrap-style:square" o:bullet="t">
+      <v:shape id="_x0000_i1043" type="#_x0000_t75" style="width:6pt;height:6pt;visibility:visible;mso-wrap-style:square" o:bullet="t">
         <v:imagedata r:id="rId1" o:title=""/>
       </v:shape>
     </w:pict>
@@ -11009,11 +11490,11 @@
       <w:lang w:val="es-ES"/>
     </w:rPr>
   </w:style>
-  <w:style w:type="paragraph" w:styleId="Heading1">
+  <w:style w:type="paragraph" w:styleId="Ttulo1">
     <w:name w:val="heading 1"/>
     <w:basedOn w:val="Normal"/>
     <w:next w:val="Normal"/>
-    <w:link w:val="Heading1Char"/>
+    <w:link w:val="Ttulo1Car"/>
     <w:uiPriority w:val="9"/>
     <w:qFormat/>
     <w:rsid w:val="00DB76C3"/>
@@ -11030,11 +11511,11 @@
       <w:szCs w:val="40"/>
     </w:rPr>
   </w:style>
-  <w:style w:type="paragraph" w:styleId="Heading2">
+  <w:style w:type="paragraph" w:styleId="Ttulo2">
     <w:name w:val="heading 2"/>
     <w:basedOn w:val="Normal"/>
     <w:next w:val="Normal"/>
-    <w:link w:val="Heading2Char"/>
+    <w:link w:val="Ttulo2Car"/>
     <w:uiPriority w:val="9"/>
     <w:unhideWhenUsed/>
     <w:qFormat/>
@@ -11052,11 +11533,11 @@
       <w:szCs w:val="32"/>
     </w:rPr>
   </w:style>
-  <w:style w:type="paragraph" w:styleId="Heading3">
+  <w:style w:type="paragraph" w:styleId="Ttulo3">
     <w:name w:val="heading 3"/>
     <w:basedOn w:val="Normal"/>
     <w:next w:val="Normal"/>
-    <w:link w:val="Heading3Char"/>
+    <w:link w:val="Ttulo3Car"/>
     <w:uiPriority w:val="9"/>
     <w:unhideWhenUsed/>
     <w:qFormat/>
@@ -11074,11 +11555,11 @@
       <w:szCs w:val="28"/>
     </w:rPr>
   </w:style>
-  <w:style w:type="paragraph" w:styleId="Heading4">
+  <w:style w:type="paragraph" w:styleId="Ttulo4">
     <w:name w:val="heading 4"/>
     <w:basedOn w:val="Normal"/>
     <w:next w:val="Normal"/>
-    <w:link w:val="Heading4Char"/>
+    <w:link w:val="Ttulo4Car"/>
     <w:uiPriority w:val="9"/>
     <w:semiHidden/>
     <w:unhideWhenUsed/>
@@ -11097,11 +11578,11 @@
       <w:color w:val="0F4761" w:themeColor="accent1" w:themeShade="BF"/>
     </w:rPr>
   </w:style>
-  <w:style w:type="paragraph" w:styleId="Heading5">
+  <w:style w:type="paragraph" w:styleId="Ttulo5">
     <w:name w:val="heading 5"/>
     <w:basedOn w:val="Normal"/>
     <w:next w:val="Normal"/>
-    <w:link w:val="Heading5Char"/>
+    <w:link w:val="Ttulo5Car"/>
     <w:uiPriority w:val="9"/>
     <w:semiHidden/>
     <w:unhideWhenUsed/>
@@ -11118,11 +11599,11 @@
       <w:color w:val="0F4761" w:themeColor="accent1" w:themeShade="BF"/>
     </w:rPr>
   </w:style>
-  <w:style w:type="paragraph" w:styleId="Heading6">
+  <w:style w:type="paragraph" w:styleId="Ttulo6">
     <w:name w:val="heading 6"/>
     <w:basedOn w:val="Normal"/>
     <w:next w:val="Normal"/>
-    <w:link w:val="Heading6Char"/>
+    <w:link w:val="Ttulo6Car"/>
     <w:uiPriority w:val="9"/>
     <w:semiHidden/>
     <w:unhideWhenUsed/>
@@ -11141,11 +11622,11 @@
       <w:color w:val="595959" w:themeColor="text1" w:themeTint="A6"/>
     </w:rPr>
   </w:style>
-  <w:style w:type="paragraph" w:styleId="Heading7">
+  <w:style w:type="paragraph" w:styleId="Ttulo7">
     <w:name w:val="heading 7"/>
     <w:basedOn w:val="Normal"/>
     <w:next w:val="Normal"/>
-    <w:link w:val="Heading7Char"/>
+    <w:link w:val="Ttulo7Car"/>
     <w:uiPriority w:val="9"/>
     <w:semiHidden/>
     <w:unhideWhenUsed/>
@@ -11162,11 +11643,11 @@
       <w:color w:val="595959" w:themeColor="text1" w:themeTint="A6"/>
     </w:rPr>
   </w:style>
-  <w:style w:type="paragraph" w:styleId="Heading8">
+  <w:style w:type="paragraph" w:styleId="Ttulo8">
     <w:name w:val="heading 8"/>
     <w:basedOn w:val="Normal"/>
     <w:next w:val="Normal"/>
-    <w:link w:val="Heading8Char"/>
+    <w:link w:val="Ttulo8Car"/>
     <w:uiPriority w:val="9"/>
     <w:semiHidden/>
     <w:unhideWhenUsed/>
@@ -11184,11 +11665,11 @@
       <w:color w:val="272727" w:themeColor="text1" w:themeTint="D8"/>
     </w:rPr>
   </w:style>
-  <w:style w:type="paragraph" w:styleId="Heading9">
+  <w:style w:type="paragraph" w:styleId="Ttulo9">
     <w:name w:val="heading 9"/>
     <w:basedOn w:val="Normal"/>
     <w:next w:val="Normal"/>
-    <w:link w:val="Heading9Char"/>
+    <w:link w:val="Ttulo9Car"/>
     <w:uiPriority w:val="9"/>
     <w:semiHidden/>
     <w:unhideWhenUsed/>
@@ -11204,13 +11685,13 @@
       <w:color w:val="272727" w:themeColor="text1" w:themeTint="D8"/>
     </w:rPr>
   </w:style>
-  <w:style w:type="character" w:default="1" w:styleId="DefaultParagraphFont">
+  <w:style w:type="character" w:default="1" w:styleId="Fuentedeprrafopredeter">
     <w:name w:val="Default Paragraph Font"/>
     <w:uiPriority w:val="1"/>
     <w:semiHidden/>
     <w:unhideWhenUsed/>
   </w:style>
-  <w:style w:type="table" w:default="1" w:styleId="TableNormal">
+  <w:style w:type="table" w:default="1" w:styleId="Tablanormal">
     <w:name w:val="Normal Table"/>
     <w:uiPriority w:val="99"/>
     <w:semiHidden/>
@@ -11225,16 +11706,16 @@
       </w:tblCellMar>
     </w:tblPr>
   </w:style>
-  <w:style w:type="numbering" w:default="1" w:styleId="NoList">
+  <w:style w:type="numbering" w:default="1" w:styleId="Sinlista">
     <w:name w:val="No List"/>
     <w:uiPriority w:val="99"/>
     <w:semiHidden/>
     <w:unhideWhenUsed/>
   </w:style>
-  <w:style w:type="character" w:customStyle="1" w:styleId="Heading1Char">
-    <w:name w:val="Heading 1 Char"/>
-    <w:basedOn w:val="DefaultParagraphFont"/>
-    <w:link w:val="Heading1"/>
+  <w:style w:type="character" w:customStyle="1" w:styleId="Ttulo1Car">
+    <w:name w:val="Título 1 Car"/>
+    <w:basedOn w:val="Fuentedeprrafopredeter"/>
+    <w:link w:val="Ttulo1"/>
     <w:uiPriority w:val="9"/>
     <w:rsid w:val="00DB76C3"/>
     <w:rPr>
@@ -11245,10 +11726,10 @@
       <w:lang w:val="es-ES"/>
     </w:rPr>
   </w:style>
-  <w:style w:type="character" w:customStyle="1" w:styleId="Heading2Char">
-    <w:name w:val="Heading 2 Char"/>
-    <w:basedOn w:val="DefaultParagraphFont"/>
-    <w:link w:val="Heading2"/>
+  <w:style w:type="character" w:customStyle="1" w:styleId="Ttulo2Car">
+    <w:name w:val="Título 2 Car"/>
+    <w:basedOn w:val="Fuentedeprrafopredeter"/>
+    <w:link w:val="Ttulo2"/>
     <w:uiPriority w:val="9"/>
     <w:rsid w:val="00DB76C3"/>
     <w:rPr>
@@ -11259,10 +11740,10 @@
       <w:lang w:val="es-ES"/>
     </w:rPr>
   </w:style>
-  <w:style w:type="character" w:customStyle="1" w:styleId="Heading3Char">
-    <w:name w:val="Heading 3 Char"/>
-    <w:basedOn w:val="DefaultParagraphFont"/>
-    <w:link w:val="Heading3"/>
+  <w:style w:type="character" w:customStyle="1" w:styleId="Ttulo3Car">
+    <w:name w:val="Título 3 Car"/>
+    <w:basedOn w:val="Fuentedeprrafopredeter"/>
+    <w:link w:val="Ttulo3"/>
     <w:uiPriority w:val="9"/>
     <w:rsid w:val="00DB76C3"/>
     <w:rPr>
@@ -11273,10 +11754,10 @@
       <w:lang w:val="es-ES"/>
     </w:rPr>
   </w:style>
-  <w:style w:type="character" w:customStyle="1" w:styleId="Heading4Char">
-    <w:name w:val="Heading 4 Char"/>
-    <w:basedOn w:val="DefaultParagraphFont"/>
-    <w:link w:val="Heading4"/>
+  <w:style w:type="character" w:customStyle="1" w:styleId="Ttulo4Car">
+    <w:name w:val="Título 4 Car"/>
+    <w:basedOn w:val="Fuentedeprrafopredeter"/>
+    <w:link w:val="Ttulo4"/>
     <w:uiPriority w:val="9"/>
     <w:semiHidden/>
     <w:rsid w:val="00DB76C3"/>
@@ -11288,10 +11769,10 @@
       <w:lang w:val="es-ES"/>
     </w:rPr>
   </w:style>
-  <w:style w:type="character" w:customStyle="1" w:styleId="Heading5Char">
-    <w:name w:val="Heading 5 Char"/>
-    <w:basedOn w:val="DefaultParagraphFont"/>
-    <w:link w:val="Heading5"/>
+  <w:style w:type="character" w:customStyle="1" w:styleId="Ttulo5Car">
+    <w:name w:val="Título 5 Car"/>
+    <w:basedOn w:val="Fuentedeprrafopredeter"/>
+    <w:link w:val="Ttulo5"/>
     <w:uiPriority w:val="9"/>
     <w:semiHidden/>
     <w:rsid w:val="00DB76C3"/>
@@ -11301,10 +11782,10 @@
       <w:lang w:val="es-ES"/>
     </w:rPr>
   </w:style>
-  <w:style w:type="character" w:customStyle="1" w:styleId="Heading6Char">
-    <w:name w:val="Heading 6 Char"/>
-    <w:basedOn w:val="DefaultParagraphFont"/>
-    <w:link w:val="Heading6"/>
+  <w:style w:type="character" w:customStyle="1" w:styleId="Ttulo6Car">
+    <w:name w:val="Título 6 Car"/>
+    <w:basedOn w:val="Fuentedeprrafopredeter"/>
+    <w:link w:val="Ttulo6"/>
     <w:uiPriority w:val="9"/>
     <w:semiHidden/>
     <w:rsid w:val="00DB76C3"/>
@@ -11316,10 +11797,10 @@
       <w:lang w:val="es-ES"/>
     </w:rPr>
   </w:style>
-  <w:style w:type="character" w:customStyle="1" w:styleId="Heading7Char">
-    <w:name w:val="Heading 7 Char"/>
-    <w:basedOn w:val="DefaultParagraphFont"/>
-    <w:link w:val="Heading7"/>
+  <w:style w:type="character" w:customStyle="1" w:styleId="Ttulo7Car">
+    <w:name w:val="Título 7 Car"/>
+    <w:basedOn w:val="Fuentedeprrafopredeter"/>
+    <w:link w:val="Ttulo7"/>
     <w:uiPriority w:val="9"/>
     <w:semiHidden/>
     <w:rsid w:val="00DB76C3"/>
@@ -11329,10 +11810,10 @@
       <w:lang w:val="es-ES"/>
     </w:rPr>
   </w:style>
-  <w:style w:type="character" w:customStyle="1" w:styleId="Heading8Char">
-    <w:name w:val="Heading 8 Char"/>
-    <w:basedOn w:val="DefaultParagraphFont"/>
-    <w:link w:val="Heading8"/>
+  <w:style w:type="character" w:customStyle="1" w:styleId="Ttulo8Car">
+    <w:name w:val="Título 8 Car"/>
+    <w:basedOn w:val="Fuentedeprrafopredeter"/>
+    <w:link w:val="Ttulo8"/>
     <w:uiPriority w:val="9"/>
     <w:semiHidden/>
     <w:rsid w:val="00DB76C3"/>
@@ -11344,10 +11825,10 @@
       <w:lang w:val="es-ES"/>
     </w:rPr>
   </w:style>
-  <w:style w:type="character" w:customStyle="1" w:styleId="Heading9Char">
-    <w:name w:val="Heading 9 Char"/>
-    <w:basedOn w:val="DefaultParagraphFont"/>
-    <w:link w:val="Heading9"/>
+  <w:style w:type="character" w:customStyle="1" w:styleId="Ttulo9Car">
+    <w:name w:val="Título 9 Car"/>
+    <w:basedOn w:val="Fuentedeprrafopredeter"/>
+    <w:link w:val="Ttulo9"/>
     <w:uiPriority w:val="9"/>
     <w:semiHidden/>
     <w:rsid w:val="00DB76C3"/>
@@ -11357,11 +11838,11 @@
       <w:lang w:val="es-ES"/>
     </w:rPr>
   </w:style>
-  <w:style w:type="paragraph" w:styleId="Title">
+  <w:style w:type="paragraph" w:styleId="Ttulo">
     <w:name w:val="Title"/>
     <w:basedOn w:val="Normal"/>
     <w:next w:val="Normal"/>
-    <w:link w:val="TitleChar"/>
+    <w:link w:val="TtuloCar"/>
     <w:uiPriority w:val="10"/>
     <w:qFormat/>
     <w:rsid w:val="00DB76C3"/>
@@ -11377,10 +11858,10 @@
       <w:szCs w:val="56"/>
     </w:rPr>
   </w:style>
-  <w:style w:type="character" w:customStyle="1" w:styleId="TitleChar">
-    <w:name w:val="Title Char"/>
-    <w:basedOn w:val="DefaultParagraphFont"/>
-    <w:link w:val="Title"/>
+  <w:style w:type="character" w:customStyle="1" w:styleId="TtuloCar">
+    <w:name w:val="Título Car"/>
+    <w:basedOn w:val="Fuentedeprrafopredeter"/>
+    <w:link w:val="Ttulo"/>
     <w:uiPriority w:val="10"/>
     <w:rsid w:val="00DB76C3"/>
     <w:rPr>
@@ -11392,11 +11873,11 @@
       <w:lang w:val="es-ES"/>
     </w:rPr>
   </w:style>
-  <w:style w:type="paragraph" w:styleId="Subtitle">
+  <w:style w:type="paragraph" w:styleId="Subttulo">
     <w:name w:val="Subtitle"/>
     <w:basedOn w:val="Normal"/>
     <w:next w:val="Normal"/>
-    <w:link w:val="SubtitleChar"/>
+    <w:link w:val="SubttuloCar"/>
     <w:uiPriority w:val="11"/>
     <w:qFormat/>
     <w:rsid w:val="00DB76C3"/>
@@ -11413,10 +11894,10 @@
       <w:szCs w:val="28"/>
     </w:rPr>
   </w:style>
-  <w:style w:type="character" w:customStyle="1" w:styleId="SubtitleChar">
-    <w:name w:val="Subtitle Char"/>
-    <w:basedOn w:val="DefaultParagraphFont"/>
-    <w:link w:val="Subtitle"/>
+  <w:style w:type="character" w:customStyle="1" w:styleId="SubttuloCar">
+    <w:name w:val="Subtítulo Car"/>
+    <w:basedOn w:val="Fuentedeprrafopredeter"/>
+    <w:link w:val="Subttulo"/>
     <w:uiPriority w:val="11"/>
     <w:rsid w:val="00DB76C3"/>
     <w:rPr>
@@ -11428,11 +11909,11 @@
       <w:lang w:val="es-ES"/>
     </w:rPr>
   </w:style>
-  <w:style w:type="paragraph" w:styleId="Quote">
+  <w:style w:type="paragraph" w:styleId="Cita">
     <w:name w:val="Quote"/>
     <w:basedOn w:val="Normal"/>
     <w:next w:val="Normal"/>
-    <w:link w:val="QuoteChar"/>
+    <w:link w:val="CitaCar"/>
     <w:uiPriority w:val="29"/>
     <w:qFormat/>
     <w:rsid w:val="00DB76C3"/>
@@ -11446,10 +11927,10 @@
       <w:color w:val="404040" w:themeColor="text1" w:themeTint="BF"/>
     </w:rPr>
   </w:style>
-  <w:style w:type="character" w:customStyle="1" w:styleId="QuoteChar">
-    <w:name w:val="Quote Char"/>
-    <w:basedOn w:val="DefaultParagraphFont"/>
-    <w:link w:val="Quote"/>
+  <w:style w:type="character" w:customStyle="1" w:styleId="CitaCar">
+    <w:name w:val="Cita Car"/>
+    <w:basedOn w:val="Fuentedeprrafopredeter"/>
+    <w:link w:val="Cita"/>
     <w:uiPriority w:val="29"/>
     <w:rsid w:val="00DB76C3"/>
     <w:rPr>
@@ -11459,7 +11940,7 @@
       <w:lang w:val="es-ES"/>
     </w:rPr>
   </w:style>
-  <w:style w:type="paragraph" w:styleId="ListParagraph">
+  <w:style w:type="paragraph" w:styleId="Prrafodelista">
     <w:name w:val="List Paragraph"/>
     <w:basedOn w:val="Normal"/>
     <w:uiPriority w:val="34"/>
@@ -11470,9 +11951,9 @@
       <w:contextualSpacing/>
     </w:pPr>
   </w:style>
-  <w:style w:type="character" w:styleId="IntenseEmphasis">
+  <w:style w:type="character" w:styleId="nfasisintenso">
     <w:name w:val="Intense Emphasis"/>
-    <w:basedOn w:val="DefaultParagraphFont"/>
+    <w:basedOn w:val="Fuentedeprrafopredeter"/>
     <w:uiPriority w:val="21"/>
     <w:qFormat/>
     <w:rsid w:val="00DB76C3"/>
@@ -11482,11 +11963,11 @@
       <w:color w:val="0F4761" w:themeColor="accent1" w:themeShade="BF"/>
     </w:rPr>
   </w:style>
-  <w:style w:type="paragraph" w:styleId="IntenseQuote">
+  <w:style w:type="paragraph" w:styleId="Citadestacada">
     <w:name w:val="Intense Quote"/>
     <w:basedOn w:val="Normal"/>
     <w:next w:val="Normal"/>
-    <w:link w:val="IntenseQuoteChar"/>
+    <w:link w:val="CitadestacadaCar"/>
     <w:uiPriority w:val="30"/>
     <w:qFormat/>
     <w:rsid w:val="00DB76C3"/>
@@ -11505,10 +11986,10 @@
       <w:color w:val="0F4761" w:themeColor="accent1" w:themeShade="BF"/>
     </w:rPr>
   </w:style>
-  <w:style w:type="character" w:customStyle="1" w:styleId="IntenseQuoteChar">
-    <w:name w:val="Intense Quote Char"/>
-    <w:basedOn w:val="DefaultParagraphFont"/>
-    <w:link w:val="IntenseQuote"/>
+  <w:style w:type="character" w:customStyle="1" w:styleId="CitadestacadaCar">
+    <w:name w:val="Cita destacada Car"/>
+    <w:basedOn w:val="Fuentedeprrafopredeter"/>
+    <w:link w:val="Citadestacada"/>
     <w:uiPriority w:val="30"/>
     <w:rsid w:val="00DB76C3"/>
     <w:rPr>
@@ -11518,9 +11999,9 @@
       <w:lang w:val="es-ES"/>
     </w:rPr>
   </w:style>
-  <w:style w:type="character" w:styleId="IntenseReference">
+  <w:style w:type="character" w:styleId="Referenciaintensa">
     <w:name w:val="Intense Reference"/>
-    <w:basedOn w:val="DefaultParagraphFont"/>
+    <w:basedOn w:val="Fuentedeprrafopredeter"/>
     <w:uiPriority w:val="32"/>
     <w:qFormat/>
     <w:rsid w:val="00DB76C3"/>
@@ -11532,9 +12013,9 @@
       <w:spacing w:val="5"/>
     </w:rPr>
   </w:style>
-  <w:style w:type="table" w:styleId="TableGrid">
+  <w:style w:type="table" w:styleId="Tablaconcuadrcula">
     <w:name w:val="Table Grid"/>
-    <w:basedOn w:val="TableNormal"/>
+    <w:basedOn w:val="Tablanormal"/>
     <w:uiPriority w:val="39"/>
     <w:rsid w:val="0093319A"/>
     <w:pPr>
@@ -11551,7 +12032,7 @@
       </w:tblBorders>
     </w:tblPr>
   </w:style>
-  <w:style w:type="paragraph" w:styleId="NoSpacing">
+  <w:style w:type="paragraph" w:styleId="Sinespaciado">
     <w:name w:val="No Spacing"/>
     <w:uiPriority w:val="1"/>
     <w:qFormat/>
@@ -11565,9 +12046,9 @@
       <w:lang w:val="es-CO"/>
     </w:rPr>
   </w:style>
-  <w:style w:type="character" w:styleId="Hyperlink">
+  <w:style w:type="character" w:styleId="Hipervnculo">
     <w:name w:val="Hyperlink"/>
-    <w:basedOn w:val="DefaultParagraphFont"/>
+    <w:basedOn w:val="Fuentedeprrafopredeter"/>
     <w:uiPriority w:val="99"/>
     <w:unhideWhenUsed/>
     <w:rsid w:val="000F6FB7"/>
@@ -11576,9 +12057,9 @@
       <w:u w:val="single"/>
     </w:rPr>
   </w:style>
-  <w:style w:type="character" w:styleId="UnresolvedMention">
+  <w:style w:type="character" w:styleId="Mencinsinresolver">
     <w:name w:val="Unresolved Mention"/>
-    <w:basedOn w:val="DefaultParagraphFont"/>
+    <w:basedOn w:val="Fuentedeprrafopredeter"/>
     <w:uiPriority w:val="99"/>
     <w:semiHidden/>
     <w:unhideWhenUsed/>
@@ -11588,9 +12069,9 @@
       <w:shd w:val="clear" w:color="auto" w:fill="E1DFDD"/>
     </w:rPr>
   </w:style>
-  <w:style w:type="character" w:styleId="FollowedHyperlink">
+  <w:style w:type="character" w:styleId="Hipervnculovisitado">
     <w:name w:val="FollowedHyperlink"/>
-    <w:basedOn w:val="DefaultParagraphFont"/>
+    <w:basedOn w:val="Fuentedeprrafopredeter"/>
     <w:uiPriority w:val="99"/>
     <w:semiHidden/>
     <w:unhideWhenUsed/>
@@ -11600,9 +12081,9 @@
       <w:u w:val="single"/>
     </w:rPr>
   </w:style>
-  <w:style w:type="character" w:styleId="PlaceholderText">
+  <w:style w:type="character" w:styleId="Textodelmarcadordeposicin">
     <w:name w:val="Placeholder Text"/>
-    <w:basedOn w:val="DefaultParagraphFont"/>
+    <w:basedOn w:val="Fuentedeprrafopredeter"/>
     <w:uiPriority w:val="99"/>
     <w:semiHidden/>
     <w:rsid w:val="006A7535"/>

--- a/Formulario_Html/DES_WEB1_EVAL02.docx
+++ b/Formulario_Html/DES_WEB1_EVAL02.docx
@@ -1168,7 +1168,6 @@
         <w:t xml:space="preserve">al </w:t>
       </w:r>
       <w:proofErr w:type="spellStart"/>
-      <w:proofErr w:type="gramStart"/>
       <w:r>
         <w:rPr>
           <w:lang w:val="es-ES"/>
@@ -1176,7 +1175,6 @@
         <w:t>e.mail</w:t>
       </w:r>
       <w:proofErr w:type="spellEnd"/>
-      <w:proofErr w:type="gramEnd"/>
       <w:r>
         <w:rPr>
           <w:lang w:val="es-ES"/>
@@ -1271,13 +1269,8 @@
       <w:pPr>
         <w:pStyle w:val="Sinespaciado"/>
       </w:pPr>
-      <w:proofErr w:type="gramStart"/>
       <w:r>
-        <w:t>/!\</w:t>
-      </w:r>
-      <w:proofErr w:type="gramEnd"/>
-      <w:r>
-        <w:t xml:space="preserve"> C</w:t>
+        <w:t>/!\ C</w:t>
       </w:r>
       <w:r>
         <w:t xml:space="preserve">odificar exclusivamente </w:t>
@@ -1632,13 +1625,8 @@
             <w:pPr>
               <w:pStyle w:val="Sinespaciado"/>
             </w:pPr>
-            <w:proofErr w:type="gramStart"/>
-            <w:r>
-              <w:t>2:Correo</w:t>
-            </w:r>
-            <w:proofErr w:type="gramEnd"/>
-            <w:r>
-              <w:t xml:space="preserve"> institucional</w:t>
+            <w:r>
+              <w:t>2:Correo institucional</w:t>
             </w:r>
             <w:r>
               <w:t xml:space="preserve"> </w:t>
@@ -2275,7 +2263,6 @@
                   <w:pPr>
                     <w:pStyle w:val="Sinespaciado"/>
                   </w:pPr>
-                  <w:proofErr w:type="gramStart"/>
                   <w:r>
                     <w:t>9</w:t>
                   </w:r>
@@ -2283,11 +2270,7 @@
                     <w:t>:</w:t>
                   </w:r>
                   <w:r>
-                    <w:t>Nivel</w:t>
-                  </w:r>
-                  <w:proofErr w:type="gramEnd"/>
-                  <w:r>
-                    <w:t xml:space="preserve"> de estudio</w:t>
+                    <w:t>Nivel de estudio</w:t>
                   </w:r>
                   <w:r>
                     <w:t xml:space="preserve"> </w:t>
@@ -2492,17 +2475,12 @@
                     <w:pStyle w:val="Sinespaciado"/>
                   </w:pPr>
                   <w:proofErr w:type="spellStart"/>
-                  <w:proofErr w:type="gramStart"/>
                   <w:r>
                     <w:t>rgb</w:t>
                   </w:r>
                   <w:proofErr w:type="spellEnd"/>
                   <w:r>
-                    <w:t>(</w:t>
-                  </w:r>
-                  <w:proofErr w:type="gramEnd"/>
-                  <w:r>
-                    <w:t>74, 188, 36)</w:t>
+                    <w:t>(74, 188, 36)</w:t>
                   </w:r>
                 </w:p>
               </w:tc>
@@ -2782,7 +2760,10 @@
               <w:pStyle w:val="Sinespaciado"/>
             </w:pPr>
             <w:r>
-              <w:t xml:space="preserve">8: </w:t>
+              <w:t>13</w:t>
+            </w:r>
+            <w:r>
+              <w:t xml:space="preserve">: </w:t>
             </w:r>
             <w:r>
               <w:t>Nombre</w:t>
@@ -2801,7 +2782,10 @@
               <w:pStyle w:val="Sinespaciado"/>
             </w:pPr>
             <w:r>
-              <w:t xml:space="preserve">9: </w:t>
+              <w:t>14</w:t>
+            </w:r>
+            <w:r>
+              <w:t xml:space="preserve">: </w:t>
             </w:r>
             <w:r>
               <w:t>Edad</w:t>
@@ -2818,7 +2802,13 @@
               <w:pStyle w:val="Sinespaciado"/>
             </w:pPr>
             <w:r>
-              <w:t>10: Idioma Hablado</w:t>
+              <w:t>1</w:t>
+            </w:r>
+            <w:r>
+              <w:t>5</w:t>
+            </w:r>
+            <w:r>
+              <w:t>: Idioma Hablado</w:t>
             </w:r>
           </w:p>
         </w:tc>
@@ -2832,7 +2822,13 @@
               <w:pStyle w:val="Sinespaciado"/>
             </w:pPr>
             <w:r>
-              <w:t>11: e mail</w:t>
+              <w:t>1</w:t>
+            </w:r>
+            <w:r>
+              <w:t>6</w:t>
+            </w:r>
+            <w:r>
+              <w:t>: e mail</w:t>
             </w:r>
           </w:p>
         </w:tc>
@@ -2845,7 +2841,13 @@
               <w:pStyle w:val="Sinespaciado"/>
             </w:pPr>
             <w:r>
-              <w:t xml:space="preserve">12: </w:t>
+              <w:t>1</w:t>
+            </w:r>
+            <w:r>
+              <w:t>7</w:t>
+            </w:r>
+            <w:r>
+              <w:t xml:space="preserve">: </w:t>
             </w:r>
             <w:r>
               <w:t>Sexo</w:t>
@@ -2862,7 +2864,13 @@
               <w:pStyle w:val="Sinespaciado"/>
             </w:pPr>
             <w:r>
-              <w:t xml:space="preserve">13: </w:t>
+              <w:t>1</w:t>
+            </w:r>
+            <w:r>
+              <w:t>8</w:t>
+            </w:r>
+            <w:r>
+              <w:t xml:space="preserve">: </w:t>
             </w:r>
             <w:r>
               <w:t xml:space="preserve">Fecha de Nacimiento </w:t>
@@ -2878,7 +2886,13 @@
               <w:pStyle w:val="Sinespaciado"/>
             </w:pPr>
             <w:r>
-              <w:t>14: Apellidos</w:t>
+              <w:t>1</w:t>
+            </w:r>
+            <w:r>
+              <w:t>9</w:t>
+            </w:r>
+            <w:r>
+              <w:t>: Apellidos</w:t>
             </w:r>
           </w:p>
         </w:tc>
@@ -2891,7 +2905,16 @@
               <w:pStyle w:val="Sinespaciado"/>
             </w:pPr>
             <w:r>
-              <w:t>15 hoja de vida</w:t>
+              <w:t>20:</w:t>
+            </w:r>
+            <w:r>
+              <w:t xml:space="preserve"> </w:t>
+            </w:r>
+            <w:r>
+              <w:t>H</w:t>
+            </w:r>
+            <w:r>
+              <w:t>oja de vida</w:t>
             </w:r>
           </w:p>
         </w:tc>
@@ -2904,7 +2927,10 @@
               <w:pStyle w:val="Sinespaciado"/>
             </w:pPr>
             <w:r>
-              <w:t>16 contraseña</w:t>
+              <w:t>21: C</w:t>
+            </w:r>
+            <w:r>
+              <w:t>ontraseña</w:t>
             </w:r>
           </w:p>
         </w:tc>
@@ -3599,7 +3625,6 @@
                 <w:lang w:val="en-US" w:eastAsia="es-ES_tradnl"/>
               </w:rPr>
             </w:pPr>
-            <w:proofErr w:type="gramStart"/>
             <w:r>
               <w:rPr>
                 <w:rFonts w:ascii="Consolas" w:eastAsia="Times New Roman" w:hAnsi="Consolas" w:cs="Times New Roman"/>
@@ -3608,9 +3633,9 @@
                 <w:szCs w:val="21"/>
                 <w:lang w:val="en-US" w:eastAsia="es-ES_tradnl"/>
               </w:rPr>
-              <w:t>&lt;!--</w:t>
-            </w:r>
-            <w:proofErr w:type="gramEnd"/>
+              <w:t xml:space="preserve">&lt;!-- </w:t>
+            </w:r>
+            <w:proofErr w:type="spellStart"/>
             <w:r>
               <w:rPr>
                 <w:rFonts w:ascii="Consolas" w:eastAsia="Times New Roman" w:hAnsi="Consolas" w:cs="Times New Roman"/>
@@ -3619,22 +3644,9 @@
                 <w:szCs w:val="21"/>
                 <w:lang w:val="en-US" w:eastAsia="es-ES_tradnl"/>
               </w:rPr>
-              <w:t xml:space="preserve"> </w:t>
-            </w:r>
-            <w:proofErr w:type="spellStart"/>
-            <w:proofErr w:type="gramStart"/>
-            <w:r>
-              <w:rPr>
-                <w:rFonts w:ascii="Consolas" w:eastAsia="Times New Roman" w:hAnsi="Consolas" w:cs="Times New Roman"/>
-                <w:color w:val="7F848E"/>
-                <w:sz w:val="21"/>
-                <w:szCs w:val="21"/>
-                <w:lang w:val="en-US" w:eastAsia="es-ES_tradnl"/>
-              </w:rPr>
               <w:t>Formulario:TextInput</w:t>
             </w:r>
             <w:proofErr w:type="spellEnd"/>
-            <w:proofErr w:type="gramEnd"/>
             <w:r>
               <w:rPr>
                 <w:rFonts w:ascii="Consolas" w:eastAsia="Times New Roman" w:hAnsi="Consolas" w:cs="Times New Roman"/>
@@ -4068,9 +4080,8 @@
                 <w:szCs w:val="21"/>
                 <w:lang w:val="es-ES_tradnl" w:eastAsia="es-ES_tradnl"/>
               </w:rPr>
-              <w:t xml:space="preserve">"Nombre del </w:t>
-            </w:r>
-            <w:proofErr w:type="gramStart"/>
+              <w:t>"Nombre del Autor</w:t>
+            </w:r>
             <w:r>
               <w:rPr>
                 <w:rFonts w:ascii="Consolas" w:eastAsia="Times New Roman" w:hAnsi="Consolas" w:cs="Times New Roman"/>
@@ -4079,28 +4090,7 @@
                 <w:szCs w:val="21"/>
                 <w:lang w:val="es-ES_tradnl" w:eastAsia="es-ES_tradnl"/>
               </w:rPr>
-              <w:t>Autor</w:t>
-            </w:r>
-            <w:r>
-              <w:rPr>
-                <w:rFonts w:ascii="Consolas" w:eastAsia="Times New Roman" w:hAnsi="Consolas" w:cs="Times New Roman"/>
-                <w:color w:val="98C379"/>
-                <w:sz w:val="21"/>
-                <w:szCs w:val="21"/>
-                <w:lang w:val="es-ES_tradnl" w:eastAsia="es-ES_tradnl"/>
-              </w:rPr>
-              <w:t>(</w:t>
-            </w:r>
-            <w:proofErr w:type="gramEnd"/>
-            <w:r>
-              <w:rPr>
-                <w:rFonts w:ascii="Consolas" w:eastAsia="Times New Roman" w:hAnsi="Consolas" w:cs="Times New Roman"/>
-                <w:color w:val="98C379"/>
-                <w:sz w:val="21"/>
-                <w:szCs w:val="21"/>
-                <w:lang w:val="es-ES_tradnl" w:eastAsia="es-ES_tradnl"/>
-              </w:rPr>
-              <w:t>ES)</w:t>
+              <w:t>(ES)</w:t>
             </w:r>
             <w:r>
               <w:rPr>
@@ -4519,7 +4509,6 @@
               </w:rPr>
               <w:t xml:space="preserve">        </w:t>
             </w:r>
-            <w:proofErr w:type="gramStart"/>
             <w:r>
               <w:rPr>
                 <w:rFonts w:ascii="Consolas" w:eastAsia="Times New Roman" w:hAnsi="Consolas" w:cs="Times New Roman"/>
@@ -4538,18 +4527,7 @@
                 <w:szCs w:val="21"/>
                 <w:lang w:val="es-ES_tradnl" w:eastAsia="es-ES_tradnl"/>
               </w:rPr>
-              <w:t>—</w:t>
-            </w:r>
-            <w:proofErr w:type="gramEnd"/>
-            <w:r>
-              <w:rPr>
-                <w:rFonts w:ascii="Consolas" w:eastAsia="Times New Roman" w:hAnsi="Consolas" w:cs="Times New Roman"/>
-                <w:color w:val="ABB2BF"/>
-                <w:sz w:val="21"/>
-                <w:szCs w:val="21"/>
-                <w:lang w:val="es-ES_tradnl" w:eastAsia="es-ES_tradnl"/>
-              </w:rPr>
-              <w:t xml:space="preserve"> </w:t>
+              <w:t xml:space="preserve">— </w:t>
             </w:r>
             <w:r>
               <w:rPr>
@@ -8158,7 +8136,7 @@
         <v:path o:extrusionok="f" gradientshapeok="t" o:connecttype="rect"/>
         <o:lock v:ext="edit" aspectratio="t"/>
       </v:shapetype>
-      <v:shape id="_x0000_i1043" type="#_x0000_t75" style="width:6pt;height:6pt;visibility:visible;mso-wrap-style:square" o:bullet="t">
+      <v:shape id="_x0000_i1044" type="#_x0000_t75" style="width:6pt;height:6pt;visibility:visible;mso-wrap-style:square" o:bullet="t">
         <v:imagedata r:id="rId1" o:title=""/>
       </v:shape>
     </w:pict>

--- a/Formulario_Html/DES_WEB1_EVAL02.docx
+++ b/Formulario_Html/DES_WEB1_EVAL02.docx
@@ -4,7 +4,7 @@
   <w:body>
     <w:tbl>
       <w:tblPr>
-        <w:tblStyle w:val="Tablaconcuadrcula"/>
+        <w:tblStyle w:val="TableGrid"/>
         <w:tblW w:w="14893" w:type="dxa"/>
         <w:tblBorders>
           <w:top w:val="single" w:sz="4" w:space="0" w:color="7F7F7F" w:themeColor="text1" w:themeTint="80"/>
@@ -37,7 +37,7 @@
           </w:tcPr>
           <w:p>
             <w:pPr>
-              <w:pStyle w:val="Sinespaciado"/>
+              <w:pStyle w:val="NoSpacing"/>
               <w:jc w:val="center"/>
               <w:rPr>
                 <w:sz w:val="20"/>
@@ -102,7 +102,7 @@
           </w:p>
           <w:p>
             <w:pPr>
-              <w:pStyle w:val="Sinespaciado"/>
+              <w:pStyle w:val="NoSpacing"/>
               <w:jc w:val="center"/>
               <w:rPr>
                 <w:sz w:val="20"/>
@@ -125,7 +125,7 @@
           </w:tcPr>
           <w:p>
             <w:pPr>
-              <w:pStyle w:val="Sinespaciado"/>
+              <w:pStyle w:val="NoSpacing"/>
               <w:rPr>
                 <w:sz w:val="20"/>
                 <w:szCs w:val="20"/>
@@ -141,7 +141,7 @@
           </w:p>
           <w:p>
             <w:pPr>
-              <w:pStyle w:val="Sinespaciado"/>
+              <w:pStyle w:val="NoSpacing"/>
               <w:rPr>
                 <w:sz w:val="20"/>
                 <w:szCs w:val="20"/>
@@ -180,7 +180,7 @@
           </w:tcPr>
           <w:p>
             <w:pPr>
-              <w:pStyle w:val="Sinespaciado"/>
+              <w:pStyle w:val="NoSpacing"/>
               <w:rPr>
                 <w:sz w:val="20"/>
                 <w:szCs w:val="20"/>
@@ -209,7 +209,7 @@
           </w:tcPr>
           <w:p>
             <w:pPr>
-              <w:pStyle w:val="Sinespaciado"/>
+              <w:pStyle w:val="NoSpacing"/>
               <w:rPr>
                 <w:sz w:val="20"/>
                 <w:szCs w:val="20"/>
@@ -225,7 +225,7 @@
           </w:p>
           <w:p>
             <w:pPr>
-              <w:pStyle w:val="Sinespaciado"/>
+              <w:pStyle w:val="NoSpacing"/>
               <w:rPr>
                 <w:sz w:val="20"/>
                 <w:szCs w:val="20"/>
@@ -240,7 +240,7 @@
           </w:tcPr>
           <w:p>
             <w:pPr>
-              <w:pStyle w:val="Sinespaciado"/>
+              <w:pStyle w:val="NoSpacing"/>
               <w:rPr>
                 <w:sz w:val="20"/>
                 <w:szCs w:val="20"/>
@@ -277,7 +277,7 @@
           </w:tcPr>
           <w:p>
             <w:pPr>
-              <w:pStyle w:val="Sinespaciado"/>
+              <w:pStyle w:val="NoSpacing"/>
               <w:rPr>
                 <w:sz w:val="20"/>
                 <w:szCs w:val="20"/>
@@ -304,7 +304,7 @@
           </w:tcPr>
           <w:p>
             <w:pPr>
-              <w:pStyle w:val="Sinespaciado"/>
+              <w:pStyle w:val="NoSpacing"/>
               <w:rPr>
                 <w:sz w:val="20"/>
                 <w:szCs w:val="20"/>
@@ -319,7 +319,7 @@
           </w:tcPr>
           <w:p>
             <w:pPr>
-              <w:pStyle w:val="Sinespaciado"/>
+              <w:pStyle w:val="NoSpacing"/>
               <w:rPr>
                 <w:sz w:val="20"/>
                 <w:szCs w:val="20"/>
@@ -335,7 +335,7 @@
           </w:p>
           <w:p>
             <w:pPr>
-              <w:pStyle w:val="Sinespaciado"/>
+              <w:pStyle w:val="NoSpacing"/>
               <w:rPr>
                 <w:sz w:val="20"/>
                 <w:szCs w:val="20"/>
@@ -367,7 +367,7 @@
           </w:tcPr>
           <w:p>
             <w:pPr>
-              <w:pStyle w:val="Sinespaciado"/>
+              <w:pStyle w:val="NoSpacing"/>
               <w:rPr>
                 <w:sz w:val="20"/>
                 <w:szCs w:val="20"/>
@@ -383,7 +383,7 @@
           </w:p>
           <w:p>
             <w:pPr>
-              <w:pStyle w:val="Sinespaciado"/>
+              <w:pStyle w:val="NoSpacing"/>
               <w:rPr>
                 <w:sz w:val="20"/>
                 <w:szCs w:val="20"/>
@@ -431,7 +431,7 @@
           </w:tcPr>
           <w:p>
             <w:pPr>
-              <w:pStyle w:val="Sinespaciado"/>
+              <w:pStyle w:val="NoSpacing"/>
               <w:rPr>
                 <w:sz w:val="20"/>
                 <w:szCs w:val="20"/>
@@ -451,7 +451,7 @@
           </w:tcPr>
           <w:p>
             <w:pPr>
-              <w:pStyle w:val="Sinespaciado"/>
+              <w:pStyle w:val="NoSpacing"/>
               <w:rPr>
                 <w:sz w:val="20"/>
                 <w:szCs w:val="20"/>
@@ -465,7 +465,7 @@
           </w:tcPr>
           <w:p>
             <w:pPr>
-              <w:pStyle w:val="Sinespaciado"/>
+              <w:pStyle w:val="NoSpacing"/>
               <w:rPr>
                 <w:sz w:val="20"/>
                 <w:szCs w:val="20"/>
@@ -481,7 +481,7 @@
           </w:p>
           <w:p>
             <w:pPr>
-              <w:pStyle w:val="Sinespaciado"/>
+              <w:pStyle w:val="NoSpacing"/>
               <w:rPr>
                 <w:sz w:val="20"/>
                 <w:szCs w:val="20"/>
@@ -504,7 +504,7 @@
           </w:tcPr>
           <w:p>
             <w:pPr>
-              <w:pStyle w:val="Sinespaciado"/>
+              <w:pStyle w:val="NoSpacing"/>
               <w:rPr>
                 <w:sz w:val="20"/>
                 <w:szCs w:val="20"/>
@@ -535,7 +535,7 @@
           </w:p>
           <w:p>
             <w:pPr>
-              <w:pStyle w:val="Sinespaciado"/>
+              <w:pStyle w:val="NoSpacing"/>
               <w:rPr>
                 <w:sz w:val="20"/>
                 <w:szCs w:val="20"/>
@@ -549,7 +549,7 @@
           </w:tcPr>
           <w:p>
             <w:pPr>
-              <w:pStyle w:val="Sinespaciado"/>
+              <w:pStyle w:val="NoSpacing"/>
               <w:rPr>
                 <w:sz w:val="20"/>
                 <w:szCs w:val="20"/>
@@ -582,7 +582,7 @@
           </w:p>
           <w:p>
             <w:pPr>
-              <w:pStyle w:val="Sinespaciado"/>
+              <w:pStyle w:val="NoSpacing"/>
               <w:rPr>
                 <w:sz w:val="20"/>
                 <w:szCs w:val="20"/>
@@ -592,7 +592,7 @@
           </w:p>
           <w:p>
             <w:pPr>
-              <w:pStyle w:val="Sinespaciado"/>
+              <w:pStyle w:val="NoSpacing"/>
               <w:rPr>
                 <w:sz w:val="20"/>
                 <w:szCs w:val="20"/>
@@ -621,7 +621,7 @@
           </w:tcPr>
           <w:p>
             <w:pPr>
-              <w:pStyle w:val="Sinespaciado"/>
+              <w:pStyle w:val="NoSpacing"/>
               <w:rPr>
                 <w:sz w:val="20"/>
                 <w:szCs w:val="20"/>
@@ -630,7 +630,7 @@
           </w:p>
           <w:p>
             <w:pPr>
-              <w:pStyle w:val="Sinespaciado"/>
+              <w:pStyle w:val="NoSpacing"/>
               <w:rPr>
                 <w:sz w:val="20"/>
                 <w:szCs w:val="20"/>
@@ -680,7 +680,7 @@
           </w:tcPr>
           <w:p>
             <w:pPr>
-              <w:pStyle w:val="Sinespaciado"/>
+              <w:pStyle w:val="NoSpacing"/>
               <w:rPr>
                 <w:sz w:val="20"/>
                 <w:szCs w:val="20"/>
@@ -696,7 +696,7 @@
           </w:p>
           <w:p>
             <w:pPr>
-              <w:pStyle w:val="Sinespaciado"/>
+              <w:pStyle w:val="NoSpacing"/>
               <w:rPr>
                 <w:sz w:val="20"/>
                 <w:szCs w:val="20"/>
@@ -708,12 +708,12 @@
     </w:tbl>
     <w:p>
       <w:pPr>
-        <w:pStyle w:val="Sinespaciado"/>
+        <w:pStyle w:val="NoSpacing"/>
       </w:pPr>
     </w:p>
     <w:tbl>
       <w:tblPr>
-        <w:tblStyle w:val="Tablaconcuadrcula"/>
+        <w:tblStyle w:val="TableGrid"/>
         <w:tblW w:w="14893" w:type="dxa"/>
         <w:tblBorders>
           <w:top w:val="single" w:sz="4" w:space="0" w:color="7F7F7F" w:themeColor="text1" w:themeTint="80"/>
@@ -745,7 +745,7 @@
           </w:tcPr>
           <w:p>
             <w:pPr>
-              <w:pStyle w:val="Sinespaciado"/>
+              <w:pStyle w:val="NoSpacing"/>
             </w:pPr>
             <w:r>
               <w:t xml:space="preserve">NOMBRES: </w:t>
@@ -761,7 +761,7 @@
           </w:tcPr>
           <w:p>
             <w:pPr>
-              <w:pStyle w:val="Sinespaciado"/>
+              <w:pStyle w:val="NoSpacing"/>
             </w:pPr>
             <w:r>
               <w:t xml:space="preserve">ID # (CEDULA): </w:t>
@@ -777,7 +777,7 @@
           </w:tcPr>
           <w:p>
             <w:pPr>
-              <w:pStyle w:val="Sinespaciado"/>
+              <w:pStyle w:val="NoSpacing"/>
             </w:pPr>
             <w:r>
               <w:t xml:space="preserve"># DE LISTA: </w:t>
@@ -794,7 +794,7 @@
           </w:tcPr>
           <w:p>
             <w:pPr>
-              <w:pStyle w:val="Sinespaciado"/>
+              <w:pStyle w:val="NoSpacing"/>
             </w:pPr>
             <w:r>
               <w:t>FIRMA:</w:t>
@@ -805,7 +805,7 @@
           </w:p>
           <w:p>
             <w:pPr>
-              <w:pStyle w:val="Sinespaciado"/>
+              <w:pStyle w:val="NoSpacing"/>
             </w:pPr>
           </w:p>
         </w:tc>
@@ -816,7 +816,7 @@
           </w:tcPr>
           <w:p>
             <w:pPr>
-              <w:pStyle w:val="Sinespaciado"/>
+              <w:pStyle w:val="NoSpacing"/>
             </w:pPr>
           </w:p>
         </w:tc>
@@ -834,7 +834,7 @@
           </w:tcPr>
           <w:p>
             <w:pPr>
-              <w:pStyle w:val="Sinespaciado"/>
+              <w:pStyle w:val="NoSpacing"/>
             </w:pPr>
             <w:r>
               <w:t xml:space="preserve">APELLIDOS: </w:t>
@@ -851,7 +851,7 @@
           </w:tcPr>
           <w:p>
             <w:pPr>
-              <w:pStyle w:val="Sinespaciado"/>
+              <w:pStyle w:val="NoSpacing"/>
             </w:pPr>
             <w:r>
               <w:t xml:space="preserve">PROGRAMA: </w:t>
@@ -868,7 +868,7 @@
           </w:tcPr>
           <w:p>
             <w:pPr>
-              <w:pStyle w:val="Sinespaciado"/>
+              <w:pStyle w:val="NoSpacing"/>
             </w:pPr>
           </w:p>
         </w:tc>
@@ -879,7 +879,7 @@
           </w:tcPr>
           <w:p>
             <w:pPr>
-              <w:pStyle w:val="Sinespaciado"/>
+              <w:pStyle w:val="NoSpacing"/>
             </w:pPr>
           </w:p>
         </w:tc>
@@ -897,7 +897,7 @@
           </w:tcPr>
           <w:p>
             <w:pPr>
-              <w:pStyle w:val="Sinespaciado"/>
+              <w:pStyle w:val="NoSpacing"/>
             </w:pPr>
             <w:r>
               <w:t xml:space="preserve">NOMBRES: </w:t>
@@ -913,7 +913,7 @@
           </w:tcPr>
           <w:p>
             <w:pPr>
-              <w:pStyle w:val="Sinespaciado"/>
+              <w:pStyle w:val="NoSpacing"/>
             </w:pPr>
             <w:r>
               <w:t xml:space="preserve">ID # (CEDULA): </w:t>
@@ -929,7 +929,7 @@
           </w:tcPr>
           <w:p>
             <w:pPr>
-              <w:pStyle w:val="Sinespaciado"/>
+              <w:pStyle w:val="NoSpacing"/>
             </w:pPr>
             <w:r>
               <w:t xml:space="preserve"># DE LISTA: </w:t>
@@ -946,7 +946,7 @@
           </w:tcPr>
           <w:p>
             <w:pPr>
-              <w:pStyle w:val="Sinespaciado"/>
+              <w:pStyle w:val="NoSpacing"/>
             </w:pPr>
             <w:r>
               <w:t>FIRMA:</w:t>
@@ -957,7 +957,7 @@
           </w:p>
           <w:p>
             <w:pPr>
-              <w:pStyle w:val="Sinespaciado"/>
+              <w:pStyle w:val="NoSpacing"/>
             </w:pPr>
           </w:p>
         </w:tc>
@@ -968,7 +968,7 @@
           </w:tcPr>
           <w:p>
             <w:pPr>
-              <w:pStyle w:val="Sinespaciado"/>
+              <w:pStyle w:val="NoSpacing"/>
             </w:pPr>
           </w:p>
         </w:tc>
@@ -986,7 +986,7 @@
           </w:tcPr>
           <w:p>
             <w:pPr>
-              <w:pStyle w:val="Sinespaciado"/>
+              <w:pStyle w:val="NoSpacing"/>
             </w:pPr>
             <w:r>
               <w:t xml:space="preserve">APELLIDOS: </w:t>
@@ -1003,7 +1003,7 @@
           </w:tcPr>
           <w:p>
             <w:pPr>
-              <w:pStyle w:val="Sinespaciado"/>
+              <w:pStyle w:val="NoSpacing"/>
             </w:pPr>
             <w:r>
               <w:t xml:space="preserve">PROGRAMA: </w:t>
@@ -1020,7 +1020,7 @@
           </w:tcPr>
           <w:p>
             <w:pPr>
-              <w:pStyle w:val="Sinespaciado"/>
+              <w:pStyle w:val="NoSpacing"/>
             </w:pPr>
           </w:p>
         </w:tc>
@@ -1031,7 +1031,7 @@
           </w:tcPr>
           <w:p>
             <w:pPr>
-              <w:pStyle w:val="Sinespaciado"/>
+              <w:pStyle w:val="NoSpacing"/>
             </w:pPr>
           </w:p>
         </w:tc>
@@ -1039,7 +1039,7 @@
     </w:tbl>
     <w:p>
       <w:pPr>
-        <w:pStyle w:val="Sinespaciado"/>
+        <w:pStyle w:val="NoSpacing"/>
         <w:rPr>
           <w:lang w:val="es-ES"/>
         </w:rPr>
@@ -1047,7 +1047,7 @@
     </w:p>
     <w:p>
       <w:pPr>
-        <w:pStyle w:val="Sinespaciado"/>
+        <w:pStyle w:val="NoSpacing"/>
         <w:rPr>
           <w:lang w:val="es-ES"/>
         </w:rPr>
@@ -1129,23 +1129,7 @@
           <w:highlight w:val="yellow"/>
           <w:lang w:val="es-ES"/>
         </w:rPr>
-        <w:t>no en (</w:t>
-      </w:r>
-      <w:proofErr w:type="spellStart"/>
-      <w:r>
-        <w:rPr>
-          <w:highlight w:val="yellow"/>
-          <w:lang w:val="es-ES"/>
-        </w:rPr>
-        <w:t>pdf</w:t>
-      </w:r>
-      <w:proofErr w:type="spellEnd"/>
-      <w:r>
-        <w:rPr>
-          <w:highlight w:val="yellow"/>
-          <w:lang w:val="es-ES"/>
-        </w:rPr>
-        <w:t>)</w:t>
+        <w:t>no en (pdf)</w:t>
       </w:r>
       <w:r>
         <w:rPr>
@@ -1156,7 +1140,7 @@
     </w:p>
     <w:p>
       <w:pPr>
-        <w:pStyle w:val="Sinespaciado"/>
+        <w:pStyle w:val="NoSpacing"/>
         <w:rPr>
           <w:lang w:val="es-ES"/>
         </w:rPr>
@@ -1165,26 +1149,12 @@
         <w:rPr>
           <w:lang w:val="es-ES"/>
         </w:rPr>
-        <w:t xml:space="preserve">al </w:t>
-      </w:r>
-      <w:proofErr w:type="spellStart"/>
-      <w:r>
-        <w:rPr>
-          <w:lang w:val="es-ES"/>
-        </w:rPr>
-        <w:t>e.mail</w:t>
-      </w:r>
-      <w:proofErr w:type="spellEnd"/>
-      <w:r>
-        <w:rPr>
-          <w:lang w:val="es-ES"/>
-        </w:rPr>
-        <w:t xml:space="preserve"> </w:t>
+        <w:t xml:space="preserve">al e.mail </w:t>
       </w:r>
       <w:hyperlink r:id="rId6" w:history="1">
         <w:r>
           <w:rPr>
-            <w:rStyle w:val="Hipervnculo"/>
+            <w:rStyle w:val="Hyperlink"/>
             <w:b/>
             <w:bCs/>
             <w:sz w:val="24"/>
@@ -1246,7 +1216,7 @@
     </w:p>
     <w:p>
       <w:pPr>
-        <w:pStyle w:val="Sinespaciado"/>
+        <w:pStyle w:val="NoSpacing"/>
         <w:rPr>
           <w:lang w:val="es-ES"/>
         </w:rPr>
@@ -1254,7 +1224,7 @@
     </w:p>
     <w:p>
       <w:pPr>
-        <w:pStyle w:val="Sinespaciado"/>
+        <w:pStyle w:val="NoSpacing"/>
         <w:rPr>
           <w:lang w:val="es-ES"/>
         </w:rPr>
@@ -1262,12 +1232,12 @@
     </w:p>
     <w:p>
       <w:pPr>
-        <w:pStyle w:val="Sinespaciado"/>
+        <w:pStyle w:val="NoSpacing"/>
       </w:pPr>
     </w:p>
     <w:p>
       <w:pPr>
-        <w:pStyle w:val="Sinespaciado"/>
+        <w:pStyle w:val="NoSpacing"/>
       </w:pPr>
       <w:r>
         <w:t>/!\ C</w:t>
@@ -1290,12 +1260,12 @@
     </w:p>
     <w:p>
       <w:pPr>
-        <w:pStyle w:val="Sinespaciado"/>
+        <w:pStyle w:val="NoSpacing"/>
       </w:pPr>
     </w:p>
     <w:p>
       <w:pPr>
-        <w:pStyle w:val="Sinespaciado"/>
+        <w:pStyle w:val="NoSpacing"/>
       </w:pPr>
       <w:r>
         <w:t>DISEÑO DEL FORMULARIO Y VALIDACIÓN: 20%</w:t>
@@ -1303,17 +1273,17 @@
     </w:p>
     <w:p>
       <w:pPr>
-        <w:pStyle w:val="Sinespaciado"/>
+        <w:pStyle w:val="NoSpacing"/>
       </w:pPr>
     </w:p>
     <w:p>
       <w:pPr>
-        <w:pStyle w:val="Sinespaciado"/>
+        <w:pStyle w:val="NoSpacing"/>
       </w:pPr>
     </w:p>
     <w:p>
       <w:pPr>
-        <w:pStyle w:val="Sinespaciado"/>
+        <w:pStyle w:val="NoSpacing"/>
         <w:numPr>
           <w:ilvl w:val="0"/>
           <w:numId w:val="24"/>
@@ -1328,7 +1298,7 @@
     </w:p>
     <w:p>
       <w:pPr>
-        <w:pStyle w:val="Sinespaciado"/>
+        <w:pStyle w:val="NoSpacing"/>
         <w:numPr>
           <w:ilvl w:val="1"/>
           <w:numId w:val="24"/>
@@ -1358,92 +1328,241 @@
     </w:p>
     <w:p>
       <w:pPr>
-        <w:pStyle w:val="Sinespaciado"/>
+        <w:pStyle w:val="NoSpacing"/>
       </w:pPr>
     </w:p>
     <w:p>
       <w:pPr>
-        <w:pStyle w:val="Sinespaciado"/>
+        <w:pStyle w:val="NoSpacing"/>
+        <w:ind w:left="720"/>
       </w:pPr>
     </w:p>
     <w:p>
       <w:pPr>
-        <w:pStyle w:val="Sinespaciado"/>
+        <w:pStyle w:val="NoSpacing"/>
+        <w:ind w:left="720"/>
       </w:pPr>
     </w:p>
     <w:p>
       <w:pPr>
-        <w:pStyle w:val="Sinespaciado"/>
+        <w:pStyle w:val="NoSpacing"/>
+        <w:ind w:left="720"/>
       </w:pPr>
     </w:p>
     <w:p>
       <w:pPr>
-        <w:pStyle w:val="Sinespaciado"/>
+        <w:pStyle w:val="NoSpacing"/>
+        <w:ind w:left="720"/>
       </w:pPr>
     </w:p>
     <w:p>
       <w:pPr>
-        <w:pStyle w:val="Sinespaciado"/>
+        <w:pStyle w:val="NoSpacing"/>
+        <w:ind w:left="720"/>
       </w:pPr>
     </w:p>
     <w:p>
       <w:pPr>
-        <w:pStyle w:val="Sinespaciado"/>
+        <w:pStyle w:val="NoSpacing"/>
+        <w:ind w:left="720"/>
       </w:pPr>
     </w:p>
     <w:p>
       <w:pPr>
-        <w:pStyle w:val="Sinespaciado"/>
+        <w:pStyle w:val="NoSpacing"/>
+        <w:ind w:left="720"/>
       </w:pPr>
     </w:p>
     <w:p>
       <w:pPr>
-        <w:pStyle w:val="Sinespaciado"/>
+        <w:pStyle w:val="NoSpacing"/>
+        <w:ind w:left="720"/>
       </w:pPr>
     </w:p>
     <w:p>
       <w:pPr>
-        <w:pStyle w:val="Sinespaciado"/>
+        <w:pStyle w:val="NoSpacing"/>
+        <w:ind w:left="720"/>
       </w:pPr>
     </w:p>
     <w:p>
       <w:pPr>
-        <w:pStyle w:val="Sinespaciado"/>
+        <w:pStyle w:val="NoSpacing"/>
+        <w:ind w:left="720"/>
       </w:pPr>
     </w:p>
     <w:p>
       <w:pPr>
-        <w:pStyle w:val="Sinespaciado"/>
+        <w:pStyle w:val="NoSpacing"/>
+        <w:ind w:left="720"/>
       </w:pPr>
     </w:p>
     <w:p>
       <w:pPr>
-        <w:pStyle w:val="Sinespaciado"/>
+        <w:pStyle w:val="NoSpacing"/>
+        <w:ind w:left="720"/>
       </w:pPr>
     </w:p>
     <w:p>
       <w:pPr>
-        <w:pStyle w:val="Sinespaciado"/>
+        <w:pStyle w:val="NoSpacing"/>
+        <w:ind w:left="720"/>
       </w:pPr>
     </w:p>
     <w:p>
       <w:pPr>
-        <w:pStyle w:val="Sinespaciado"/>
+        <w:pStyle w:val="NoSpacing"/>
+        <w:ind w:left="720"/>
       </w:pPr>
     </w:p>
     <w:p>
       <w:pPr>
-        <w:pStyle w:val="Sinespaciado"/>
+        <w:pStyle w:val="NoSpacing"/>
+        <w:ind w:left="720"/>
       </w:pPr>
     </w:p>
     <w:p>
       <w:pPr>
-        <w:pStyle w:val="Sinespaciado"/>
+        <w:pStyle w:val="NoSpacing"/>
+        <w:ind w:left="720"/>
+      </w:pPr>
+    </w:p>
+    <w:p>
+      <w:pPr>
+        <w:pStyle w:val="NoSpacing"/>
+        <w:ind w:left="720"/>
+      </w:pPr>
+    </w:p>
+    <w:p>
+      <w:pPr>
+        <w:pStyle w:val="NoSpacing"/>
+        <w:ind w:left="720"/>
+      </w:pPr>
+    </w:p>
+    <w:p>
+      <w:pPr>
+        <w:pStyle w:val="NoSpacing"/>
+        <w:ind w:left="720"/>
+      </w:pPr>
+      <w:r>
+        <w:rPr>
+          <w:b/>
+          <w:bCs/>
+        </w:rPr>
+        <w:t>Portal académico universitario: registro de alumnos y docentes</w:t>
+      </w:r>
+    </w:p>
+    <w:p>
+      <w:pPr>
+        <w:pStyle w:val="NoSpacing"/>
+        <w:ind w:left="720"/>
+      </w:pPr>
+      <w:r>
+        <w:t>La Facultad de Minas de una universidad pública cuenta actualmente con procesos de registro de información de su comunidad académica que se llevan de forma manual y dispersa, en hojas de cálculo y formatos físicos. Esto genera duplicidad de datos, errores de digitación y dificultad para consultar el estado académico de los estudiantes o la información profesional de los profesores.</w:t>
+      </w:r>
+    </w:p>
+    <w:p>
+      <w:pPr>
+        <w:pStyle w:val="NoSpacing"/>
+        <w:ind w:left="720"/>
+      </w:pPr>
+      <w:r>
+        <w:t xml:space="preserve">Para resolverlo, la facultad requiere un </w:t>
+      </w:r>
+      <w:r>
+        <w:rPr>
+          <w:b/>
+          <w:bCs/>
+        </w:rPr>
+        <w:t>portal académico web</w:t>
+      </w:r>
+      <w:r>
+        <w:t xml:space="preserve"> que centralice el registro y la consulta de sus dos tipos de usuarios: alumnos y docentes.</w:t>
+      </w:r>
+    </w:p>
+    <w:p>
+      <w:pPr>
+        <w:pStyle w:val="NoSpacing"/>
+        <w:ind w:left="720"/>
+      </w:pPr>
+      <w:r>
+        <w:rPr>
+          <w:b/>
+          <w:bCs/>
+        </w:rPr>
+        <w:t>Alumnos.</w:t>
+      </w:r>
+      <w:r>
+        <w:t xml:space="preserve"> Cada estudiante se registra con su nombre completo, su correo institucional y una contraseña de acceso. Además se almacenan su número de identidad, los semestres cursados, los créditos aprobados y la fecha de ingreso a la universidad. El sistema también guarda si es beneficiario de beca, su nivel de estudio (pregrado, posgrado, etc.) y su pertenencia étnica. De manera opcional, el estudiante puede indicar sus actividades extracurriculares (deportivas, culturales o de otro tipo) y elegir el color de la interfaz del portal para personalizar su experiencia.</w:t>
+      </w:r>
+    </w:p>
+    <w:p>
+      <w:pPr>
+        <w:pStyle w:val="NoSpacing"/>
+        <w:ind w:left="720"/>
+      </w:pPr>
+      <w:r>
+        <w:rPr>
+          <w:b/>
+          <w:bCs/>
+        </w:rPr>
+        <w:t>Docentes.</w:t>
+      </w:r>
+      <w:r>
+        <w:t xml:space="preserve"> Cada profesor se registra con sus nombres y apellidos, su edad, su fecha de nacimiento, su sexo, su correo electrónico y una contraseña. También se registran los idiomas que habla y se adjunta su hoja de vida en formato digital, para dar soporte a su perfil profesional.</w:t>
+      </w:r>
+    </w:p>
+    <w:p>
+      <w:pPr>
+        <w:pStyle w:val="NoSpacing"/>
+        <w:ind w:left="720"/>
+      </w:pPr>
+      <w:r>
+        <w:t>Los datos se capturan mediante formularios web, y cada campo usa el elemento de entrada HTML más adecuado a su naturaleza. Así se validan los datos desde el momento de la captura, por ejemplo con correos con formato válido, contraseñas ocultas, números, fechas y opciones de selección única o múltiple.</w:t>
+      </w:r>
+    </w:p>
+    <w:p>
+      <w:pPr>
+        <w:pStyle w:val="NoSpacing"/>
+        <w:ind w:left="720"/>
+      </w:pPr>
+      <w:r>
+        <w:rPr>
+          <w:b/>
+          <w:bCs/>
+        </w:rPr>
+        <w:t>Objetivo del sistema:</w:t>
+      </w:r>
+      <w:r>
+        <w:t xml:space="preserve"> garantizar que la información de alumnos y docentes se registre de forma completa, uniforme y validada, como base para su posterior almacenamiento y consulta</w:t>
+      </w:r>
+      <w:r>
+        <w:t>.</w:t>
+      </w:r>
+    </w:p>
+    <w:p>
+      <w:pPr>
+        <w:pStyle w:val="NoSpacing"/>
+      </w:pPr>
+    </w:p>
+    <w:p>
+      <w:pPr>
+        <w:pStyle w:val="NoSpacing"/>
+      </w:pPr>
+    </w:p>
+    <w:p>
+      <w:pPr>
+        <w:pStyle w:val="NoSpacing"/>
+      </w:pPr>
+    </w:p>
+    <w:p>
+      <w:pPr>
+        <w:pStyle w:val="NoSpacing"/>
       </w:pPr>
     </w:p>
     <w:tbl>
       <w:tblPr>
-        <w:tblStyle w:val="Tablaconcuadrcula"/>
+        <w:tblStyle w:val="TableGrid"/>
         <w:tblW w:w="14966" w:type="dxa"/>
         <w:tblLook w:val="04A0" w:firstRow="1" w:lastRow="0" w:firstColumn="1" w:lastColumn="0" w:noHBand="0" w:noVBand="1"/>
       </w:tblPr>
@@ -1473,10 +1592,9 @@
           </w:tcPr>
           <w:p>
             <w:pPr>
-              <w:pStyle w:val="Sinespaciado"/>
-            </w:pPr>
-            <w:r>
-              <w:lastRenderedPageBreak/>
+              <w:pStyle w:val="NoSpacing"/>
+            </w:pPr>
+            <w:r>
               <w:t>ALUMNO</w:t>
             </w:r>
           </w:p>
@@ -1487,7 +1605,7 @@
           </w:tcPr>
           <w:p>
             <w:pPr>
-              <w:pStyle w:val="Sinespaciado"/>
+              <w:pStyle w:val="NoSpacing"/>
             </w:pPr>
           </w:p>
         </w:tc>
@@ -1498,7 +1616,7 @@
           </w:tcPr>
           <w:p>
             <w:pPr>
-              <w:pStyle w:val="Sinespaciado"/>
+              <w:pStyle w:val="NoSpacing"/>
             </w:pPr>
           </w:p>
         </w:tc>
@@ -1509,7 +1627,7 @@
           </w:tcPr>
           <w:p>
             <w:pPr>
-              <w:pStyle w:val="Sinespaciado"/>
+              <w:pStyle w:val="NoSpacing"/>
             </w:pPr>
           </w:p>
         </w:tc>
@@ -1520,7 +1638,7 @@
           </w:tcPr>
           <w:p>
             <w:pPr>
-              <w:pStyle w:val="Sinespaciado"/>
+              <w:pStyle w:val="NoSpacing"/>
             </w:pPr>
           </w:p>
         </w:tc>
@@ -1531,7 +1649,7 @@
           </w:tcPr>
           <w:p>
             <w:pPr>
-              <w:pStyle w:val="Sinespaciado"/>
+              <w:pStyle w:val="NoSpacing"/>
             </w:pPr>
           </w:p>
         </w:tc>
@@ -1541,7 +1659,7 @@
           </w:tcPr>
           <w:p>
             <w:pPr>
-              <w:pStyle w:val="Sinespaciado"/>
+              <w:pStyle w:val="NoSpacing"/>
             </w:pPr>
           </w:p>
         </w:tc>
@@ -1551,7 +1669,7 @@
           </w:tcPr>
           <w:p>
             <w:pPr>
-              <w:pStyle w:val="Sinespaciado"/>
+              <w:pStyle w:val="NoSpacing"/>
             </w:pPr>
           </w:p>
         </w:tc>
@@ -1561,7 +1679,7 @@
           </w:tcPr>
           <w:p>
             <w:pPr>
-              <w:pStyle w:val="Sinespaciado"/>
+              <w:pStyle w:val="NoSpacing"/>
             </w:pPr>
           </w:p>
         </w:tc>
@@ -1576,18 +1694,10 @@
           </w:tcPr>
           <w:p>
             <w:pPr>
-              <w:pStyle w:val="Sinespaciado"/>
-            </w:pPr>
-            <w:r>
-              <w:t xml:space="preserve">Registro </w:t>
-            </w:r>
-            <w:proofErr w:type="spellStart"/>
-            <w:r>
-              <w:t>Nº</w:t>
-            </w:r>
-            <w:proofErr w:type="spellEnd"/>
-            <w:r>
-              <w:t xml:space="preserve"> </w:t>
+              <w:pStyle w:val="NoSpacing"/>
+            </w:pPr>
+            <w:r>
+              <w:t xml:space="preserve">Registro Nº </w:t>
             </w:r>
             <w:r>
               <w:rPr>
@@ -1603,7 +1713,7 @@
           </w:tcPr>
           <w:p>
             <w:pPr>
-              <w:pStyle w:val="Sinespaciado"/>
+              <w:pStyle w:val="NoSpacing"/>
             </w:pPr>
             <w:r>
               <w:t xml:space="preserve">1: </w:t>
@@ -1623,7 +1733,7 @@
           </w:tcPr>
           <w:p>
             <w:pPr>
-              <w:pStyle w:val="Sinespaciado"/>
+              <w:pStyle w:val="NoSpacing"/>
             </w:pPr>
             <w:r>
               <w:t>2:Correo institucional</w:t>
@@ -1640,7 +1750,7 @@
           </w:tcPr>
           <w:p>
             <w:pPr>
-              <w:pStyle w:val="Sinespaciado"/>
+              <w:pStyle w:val="NoSpacing"/>
             </w:pPr>
             <w:r>
               <w:t>3: Contraseña</w:t>
@@ -1654,7 +1764,7 @@
           </w:tcPr>
           <w:p>
             <w:pPr>
-              <w:pStyle w:val="Sinespaciado"/>
+              <w:pStyle w:val="NoSpacing"/>
             </w:pPr>
             <w:r>
               <w:t>4: Numero de identidad</w:t>
@@ -1668,7 +1778,7 @@
           </w:tcPr>
           <w:p>
             <w:pPr>
-              <w:pStyle w:val="Sinespaciado"/>
+              <w:pStyle w:val="NoSpacing"/>
             </w:pPr>
             <w:r>
               <w:t>5: Semestres cursados</w:t>
@@ -1681,7 +1791,7 @@
           </w:tcPr>
           <w:p>
             <w:pPr>
-              <w:pStyle w:val="Sinespaciado"/>
+              <w:pStyle w:val="NoSpacing"/>
             </w:pPr>
             <w:r>
               <w:t>6: Créditos aprobados</w:t>
@@ -1694,7 +1804,7 @@
           </w:tcPr>
           <w:p>
             <w:pPr>
-              <w:pStyle w:val="Sinespaciado"/>
+              <w:pStyle w:val="NoSpacing"/>
             </w:pPr>
             <w:r>
               <w:t>7: Fecha ingreso</w:t>
@@ -1707,7 +1817,7 @@
           </w:tcPr>
           <w:p>
             <w:pPr>
-              <w:pStyle w:val="Sinespaciado"/>
+              <w:pStyle w:val="NoSpacing"/>
             </w:pPr>
           </w:p>
         </w:tc>
@@ -1722,7 +1832,7 @@
           </w:tcPr>
           <w:p>
             <w:pPr>
-              <w:pStyle w:val="Sinespaciado"/>
+              <w:pStyle w:val="NoSpacing"/>
             </w:pPr>
           </w:p>
         </w:tc>
@@ -1732,7 +1842,7 @@
           </w:tcPr>
           <w:p>
             <w:pPr>
-              <w:pStyle w:val="Sinespaciado"/>
+              <w:pStyle w:val="NoSpacing"/>
             </w:pPr>
           </w:p>
         </w:tc>
@@ -1743,7 +1853,7 @@
           </w:tcPr>
           <w:p>
             <w:pPr>
-              <w:pStyle w:val="Sinespaciado"/>
+              <w:pStyle w:val="NoSpacing"/>
             </w:pPr>
           </w:p>
         </w:tc>
@@ -1754,7 +1864,7 @@
           </w:tcPr>
           <w:p>
             <w:pPr>
-              <w:pStyle w:val="Sinespaciado"/>
+              <w:pStyle w:val="NoSpacing"/>
             </w:pPr>
           </w:p>
         </w:tc>
@@ -1765,7 +1875,7 @@
           </w:tcPr>
           <w:p>
             <w:pPr>
-              <w:pStyle w:val="Sinespaciado"/>
+              <w:pStyle w:val="NoSpacing"/>
             </w:pPr>
           </w:p>
         </w:tc>
@@ -1776,7 +1886,7 @@
           </w:tcPr>
           <w:p>
             <w:pPr>
-              <w:pStyle w:val="Sinespaciado"/>
+              <w:pStyle w:val="NoSpacing"/>
             </w:pPr>
           </w:p>
         </w:tc>
@@ -1786,7 +1896,7 @@
           </w:tcPr>
           <w:p>
             <w:pPr>
-              <w:pStyle w:val="Sinespaciado"/>
+              <w:pStyle w:val="NoSpacing"/>
             </w:pPr>
           </w:p>
         </w:tc>
@@ -1796,7 +1906,7 @@
           </w:tcPr>
           <w:p>
             <w:pPr>
-              <w:pStyle w:val="Sinespaciado"/>
+              <w:pStyle w:val="NoSpacing"/>
             </w:pPr>
           </w:p>
         </w:tc>
@@ -1806,7 +1916,7 @@
           </w:tcPr>
           <w:p>
             <w:pPr>
-              <w:pStyle w:val="Sinespaciado"/>
+              <w:pStyle w:val="NoSpacing"/>
             </w:pPr>
           </w:p>
         </w:tc>
@@ -1821,7 +1931,7 @@
           </w:tcPr>
           <w:p>
             <w:pPr>
-              <w:pStyle w:val="Sinespaciado"/>
+              <w:pStyle w:val="NoSpacing"/>
             </w:pPr>
           </w:p>
         </w:tc>
@@ -1831,7 +1941,7 @@
           </w:tcPr>
           <w:p>
             <w:pPr>
-              <w:pStyle w:val="Sinespaciado"/>
+              <w:pStyle w:val="NoSpacing"/>
             </w:pPr>
             <w:r>
               <w:t>Juan Esteban Gómez Martínez</w:t>
@@ -1845,7 +1955,7 @@
           </w:tcPr>
           <w:p>
             <w:pPr>
-              <w:pStyle w:val="Sinespaciado"/>
+              <w:pStyle w:val="NoSpacing"/>
             </w:pPr>
             <w:r>
               <w:t>jestebang@unal.edu.co</w:t>
@@ -1859,7 +1969,7 @@
           </w:tcPr>
           <w:p>
             <w:pPr>
-              <w:pStyle w:val="Sinespaciado"/>
+              <w:pStyle w:val="NoSpacing"/>
             </w:pPr>
             <w:r>
               <w:t>********</w:t>
@@ -1873,7 +1983,7 @@
           </w:tcPr>
           <w:p>
             <w:pPr>
-              <w:pStyle w:val="Sinespaciado"/>
+              <w:pStyle w:val="NoSpacing"/>
             </w:pPr>
             <w:r>
               <w:t>102012212</w:t>
@@ -1887,7 +1997,7 @@
           </w:tcPr>
           <w:p>
             <w:pPr>
-              <w:pStyle w:val="Sinespaciado"/>
+              <w:pStyle w:val="NoSpacing"/>
             </w:pPr>
             <w:r>
               <w:t>5</w:t>
@@ -1900,7 +2010,7 @@
           </w:tcPr>
           <w:p>
             <w:pPr>
-              <w:pStyle w:val="Sinespaciado"/>
+              <w:pStyle w:val="NoSpacing"/>
             </w:pPr>
             <w:r>
               <w:t>32</w:t>
@@ -1913,7 +2023,7 @@
           </w:tcPr>
           <w:p>
             <w:pPr>
-              <w:pStyle w:val="Sinespaciado"/>
+              <w:pStyle w:val="NoSpacing"/>
             </w:pPr>
             <w:r>
               <w:t>15/02/2024</w:t>
@@ -1926,7 +2036,7 @@
           </w:tcPr>
           <w:p>
             <w:pPr>
-              <w:pStyle w:val="Sinespaciado"/>
+              <w:pStyle w:val="NoSpacing"/>
             </w:pPr>
           </w:p>
         </w:tc>
@@ -1941,7 +2051,7 @@
           </w:tcPr>
           <w:p>
             <w:pPr>
-              <w:pStyle w:val="Sinespaciado"/>
+              <w:pStyle w:val="NoSpacing"/>
             </w:pPr>
             <w:r>
               <w:t>TIPO DE ELEMENTO HTML</w:t>
@@ -1954,7 +2064,7 @@
           </w:tcPr>
           <w:p>
             <w:pPr>
-              <w:pStyle w:val="Sinespaciado"/>
+              <w:pStyle w:val="NoSpacing"/>
             </w:pPr>
             <w:r>
               <w:t>INPUT</w:t>
@@ -1968,7 +2078,7 @@
           </w:tcPr>
           <w:p>
             <w:pPr>
-              <w:pStyle w:val="Sinespaciado"/>
+              <w:pStyle w:val="NoSpacing"/>
             </w:pPr>
             <w:r>
               <w:t>INPUT</w:t>
@@ -1982,7 +2092,7 @@
           </w:tcPr>
           <w:p>
             <w:pPr>
-              <w:pStyle w:val="Sinespaciado"/>
+              <w:pStyle w:val="NoSpacing"/>
             </w:pPr>
             <w:r>
               <w:t>INPUT</w:t>
@@ -1996,7 +2106,7 @@
           </w:tcPr>
           <w:p>
             <w:pPr>
-              <w:pStyle w:val="Sinespaciado"/>
+              <w:pStyle w:val="NoSpacing"/>
             </w:pPr>
             <w:r>
               <w:t>INPUT</w:t>
@@ -2010,7 +2120,7 @@
           </w:tcPr>
           <w:p>
             <w:pPr>
-              <w:pStyle w:val="Sinespaciado"/>
+              <w:pStyle w:val="NoSpacing"/>
             </w:pPr>
             <w:r>
               <w:t>INPUT</w:t>
@@ -2023,7 +2133,7 @@
           </w:tcPr>
           <w:p>
             <w:pPr>
-              <w:pStyle w:val="Sinespaciado"/>
+              <w:pStyle w:val="NoSpacing"/>
             </w:pPr>
             <w:r>
               <w:t>INPUT</w:t>
@@ -2036,7 +2146,7 @@
           </w:tcPr>
           <w:p>
             <w:pPr>
-              <w:pStyle w:val="Sinespaciado"/>
+              <w:pStyle w:val="NoSpacing"/>
             </w:pPr>
             <w:r>
               <w:t>INPUT</w:t>
@@ -2049,7 +2159,7 @@
           </w:tcPr>
           <w:p>
             <w:pPr>
-              <w:pStyle w:val="Sinespaciado"/>
+              <w:pStyle w:val="NoSpacing"/>
             </w:pPr>
           </w:p>
         </w:tc>
@@ -2064,7 +2174,7 @@
           </w:tcPr>
           <w:p>
             <w:pPr>
-              <w:pStyle w:val="Sinespaciado"/>
+              <w:pStyle w:val="NoSpacing"/>
             </w:pPr>
             <w:r>
               <w:t>CLASE DE ATRIBUTO</w:t>
@@ -2077,7 +2187,7 @@
           </w:tcPr>
           <w:p>
             <w:pPr>
-              <w:pStyle w:val="Sinespaciado"/>
+              <w:pStyle w:val="NoSpacing"/>
             </w:pPr>
             <w:r>
               <w:t>TEXT</w:t>
@@ -2091,7 +2201,7 @@
           </w:tcPr>
           <w:p>
             <w:pPr>
-              <w:pStyle w:val="Sinespaciado"/>
+              <w:pStyle w:val="NoSpacing"/>
             </w:pPr>
             <w:r>
               <w:t>EMAIL</w:t>
@@ -2105,7 +2215,7 @@
           </w:tcPr>
           <w:p>
             <w:pPr>
-              <w:pStyle w:val="Sinespaciado"/>
+              <w:pStyle w:val="NoSpacing"/>
             </w:pPr>
             <w:r>
               <w:t>PASSWORD</w:t>
@@ -2119,7 +2229,7 @@
           </w:tcPr>
           <w:p>
             <w:pPr>
-              <w:pStyle w:val="Sinespaciado"/>
+              <w:pStyle w:val="NoSpacing"/>
             </w:pPr>
             <w:r>
               <w:t>NUMBER</w:t>
@@ -2133,7 +2243,7 @@
           </w:tcPr>
           <w:p>
             <w:pPr>
-              <w:pStyle w:val="Sinespaciado"/>
+              <w:pStyle w:val="NoSpacing"/>
             </w:pPr>
             <w:r>
               <w:t>NUMBER</w:t>
@@ -2146,7 +2256,7 @@
           </w:tcPr>
           <w:p>
             <w:pPr>
-              <w:pStyle w:val="Sinespaciado"/>
+              <w:pStyle w:val="NoSpacing"/>
             </w:pPr>
             <w:r>
               <w:t>RANGE</w:t>
@@ -2159,10 +2269,13 @@
           </w:tcPr>
           <w:p>
             <w:pPr>
-              <w:pStyle w:val="Sinespaciado"/>
-            </w:pPr>
-            <w:r>
-              <w:t>DATA</w:t>
+              <w:pStyle w:val="NoSpacing"/>
+            </w:pPr>
+            <w:r>
+              <w:t>DAT</w:t>
+            </w:r>
+            <w:r>
+              <w:t>E</w:t>
             </w:r>
           </w:p>
         </w:tc>
@@ -2172,7 +2285,7 @@
           </w:tcPr>
           <w:p>
             <w:pPr>
-              <w:pStyle w:val="Sinespaciado"/>
+              <w:pStyle w:val="NoSpacing"/>
             </w:pPr>
           </w:p>
         </w:tc>
@@ -2188,12 +2301,12 @@
           </w:tcPr>
           <w:p>
             <w:pPr>
-              <w:pStyle w:val="Sinespaciado"/>
+              <w:pStyle w:val="NoSpacing"/>
             </w:pPr>
           </w:p>
           <w:tbl>
             <w:tblPr>
-              <w:tblStyle w:val="Tablaconcuadrcula"/>
+              <w:tblStyle w:val="TableGrid"/>
               <w:tblW w:w="11501" w:type="dxa"/>
               <w:tblLook w:val="04A0" w:firstRow="1" w:lastRow="0" w:firstColumn="1" w:lastColumn="0" w:noHBand="0" w:noVBand="1"/>
             </w:tblPr>
@@ -2215,18 +2328,10 @@
                 </w:tcPr>
                 <w:p>
                   <w:pPr>
-                    <w:pStyle w:val="Sinespaciado"/>
+                    <w:pStyle w:val="NoSpacing"/>
                   </w:pPr>
                   <w:r>
-                    <w:t xml:space="preserve">Registro </w:t>
-                  </w:r>
-                  <w:proofErr w:type="spellStart"/>
-                  <w:r>
-                    <w:t>Nº</w:t>
-                  </w:r>
-                  <w:proofErr w:type="spellEnd"/>
-                  <w:r>
-                    <w:t xml:space="preserve"> </w:t>
+                    <w:t xml:space="preserve">Registro Nº </w:t>
                   </w:r>
                   <w:r>
                     <w:rPr>
@@ -2242,16 +2347,10 @@
                 </w:tcPr>
                 <w:p>
                   <w:pPr>
-                    <w:pStyle w:val="Sinespaciado"/>
+                    <w:pStyle w:val="NoSpacing"/>
                   </w:pPr>
                   <w:r>
-                    <w:t>8</w:t>
-                  </w:r>
-                  <w:r>
-                    <w:t xml:space="preserve">: </w:t>
-                  </w:r>
-                  <w:r>
-                    <w:t>Beneficiario de beca</w:t>
+                    <w:t>8: Beneficiario de beca</w:t>
                   </w:r>
                 </w:p>
               </w:tc>
@@ -2261,16 +2360,10 @@
                 </w:tcPr>
                 <w:p>
                   <w:pPr>
-                    <w:pStyle w:val="Sinespaciado"/>
+                    <w:pStyle w:val="NoSpacing"/>
                   </w:pPr>
                   <w:r>
-                    <w:t>9</w:t>
-                  </w:r>
-                  <w:r>
-                    <w:t>:</w:t>
-                  </w:r>
-                  <w:r>
-                    <w:t>Nivel de estudio</w:t>
+                    <w:t>9:Nivel de estudio</w:t>
                   </w:r>
                   <w:r>
                     <w:t xml:space="preserve"> </w:t>
@@ -2283,16 +2376,10 @@
                 </w:tcPr>
                 <w:p>
                   <w:pPr>
-                    <w:pStyle w:val="Sinespaciado"/>
+                    <w:pStyle w:val="NoSpacing"/>
                   </w:pPr>
                   <w:r>
-                    <w:t>10</w:t>
-                  </w:r>
-                  <w:r>
-                    <w:t xml:space="preserve">: </w:t>
-                  </w:r>
-                  <w:r>
-                    <w:t>Pertenencia étnica</w:t>
+                    <w:t>10: Pertenencia étnica</w:t>
                   </w:r>
                 </w:p>
               </w:tc>
@@ -2302,16 +2389,10 @@
                 </w:tcPr>
                 <w:p>
                   <w:pPr>
-                    <w:pStyle w:val="Sinespaciado"/>
+                    <w:pStyle w:val="NoSpacing"/>
                   </w:pPr>
                   <w:r>
-                    <w:t>11</w:t>
-                  </w:r>
-                  <w:r>
-                    <w:t xml:space="preserve">: </w:t>
-                  </w:r>
-                  <w:r>
-                    <w:t>Actividades extracurriculares</w:t>
+                    <w:t>11: Actividades extracurriculares</w:t>
                   </w:r>
                 </w:p>
               </w:tc>
@@ -2321,16 +2402,10 @@
                 </w:tcPr>
                 <w:p>
                   <w:pPr>
-                    <w:pStyle w:val="Sinespaciado"/>
+                    <w:pStyle w:val="NoSpacing"/>
                   </w:pPr>
                   <w:r>
-                    <w:t>12</w:t>
-                  </w:r>
-                  <w:r>
-                    <w:t xml:space="preserve">: </w:t>
-                  </w:r>
-                  <w:r>
-                    <w:t>Color interfaz portal académico</w:t>
+                    <w:t>12: Color interfaz portal académico</w:t>
                   </w:r>
                 </w:p>
               </w:tc>
@@ -2345,7 +2420,7 @@
                 </w:tcPr>
                 <w:p>
                   <w:pPr>
-                    <w:pStyle w:val="Sinespaciado"/>
+                    <w:pStyle w:val="NoSpacing"/>
                   </w:pPr>
                 </w:p>
               </w:tc>
@@ -2355,7 +2430,7 @@
                 </w:tcPr>
                 <w:p>
                   <w:pPr>
-                    <w:pStyle w:val="Sinespaciado"/>
+                    <w:pStyle w:val="NoSpacing"/>
                   </w:pPr>
                 </w:p>
               </w:tc>
@@ -2365,7 +2440,7 @@
                 </w:tcPr>
                 <w:p>
                   <w:pPr>
-                    <w:pStyle w:val="Sinespaciado"/>
+                    <w:pStyle w:val="NoSpacing"/>
                   </w:pPr>
                 </w:p>
               </w:tc>
@@ -2375,7 +2450,7 @@
                 </w:tcPr>
                 <w:p>
                   <w:pPr>
-                    <w:pStyle w:val="Sinespaciado"/>
+                    <w:pStyle w:val="NoSpacing"/>
                   </w:pPr>
                 </w:p>
               </w:tc>
@@ -2385,7 +2460,7 @@
                 </w:tcPr>
                 <w:p>
                   <w:pPr>
-                    <w:pStyle w:val="Sinespaciado"/>
+                    <w:pStyle w:val="NoSpacing"/>
                   </w:pPr>
                 </w:p>
               </w:tc>
@@ -2395,7 +2470,7 @@
                 </w:tcPr>
                 <w:p>
                   <w:pPr>
-                    <w:pStyle w:val="Sinespaciado"/>
+                    <w:pStyle w:val="NoSpacing"/>
                   </w:pPr>
                 </w:p>
               </w:tc>
@@ -2410,7 +2485,7 @@
                 </w:tcPr>
                 <w:p>
                   <w:pPr>
-                    <w:pStyle w:val="Sinespaciado"/>
+                    <w:pStyle w:val="NoSpacing"/>
                   </w:pPr>
                 </w:p>
               </w:tc>
@@ -2420,7 +2495,7 @@
                 </w:tcPr>
                 <w:p>
                   <w:pPr>
-                    <w:pStyle w:val="Sinespaciado"/>
+                    <w:pStyle w:val="NoSpacing"/>
                   </w:pPr>
                   <w:r>
                     <w:t>No</w:t>
@@ -2433,7 +2508,7 @@
                 </w:tcPr>
                 <w:p>
                   <w:pPr>
-                    <w:pStyle w:val="Sinespaciado"/>
+                    <w:pStyle w:val="NoSpacing"/>
                   </w:pPr>
                   <w:r>
                     <w:t>Pregrado</w:t>
@@ -2446,7 +2521,7 @@
                 </w:tcPr>
                 <w:p>
                   <w:pPr>
-                    <w:pStyle w:val="Sinespaciado"/>
+                    <w:pStyle w:val="NoSpacing"/>
                   </w:pPr>
                   <w:r>
                     <w:t>Ninguno</w:t>
@@ -2459,7 +2534,7 @@
                 </w:tcPr>
                 <w:p>
                   <w:pPr>
-                    <w:pStyle w:val="Sinespaciado"/>
+                    <w:pStyle w:val="NoSpacing"/>
                   </w:pPr>
                   <w:r>
                     <w:t>Baloncesto</w:t>
@@ -2472,15 +2547,10 @@
                 </w:tcPr>
                 <w:p>
                   <w:pPr>
-                    <w:pStyle w:val="Sinespaciado"/>
+                    <w:pStyle w:val="NoSpacing"/>
                   </w:pPr>
-                  <w:proofErr w:type="spellStart"/>
                   <w:r>
-                    <w:t>rgb</w:t>
-                  </w:r>
-                  <w:proofErr w:type="spellEnd"/>
-                  <w:r>
-                    <w:t>(74, 188, 36)</w:t>
+                    <w:t>rgb(74, 188, 36)</w:t>
                   </w:r>
                 </w:p>
               </w:tc>
@@ -2495,7 +2565,7 @@
                 </w:tcPr>
                 <w:p>
                   <w:pPr>
-                    <w:pStyle w:val="Sinespaciado"/>
+                    <w:pStyle w:val="NoSpacing"/>
                   </w:pPr>
                   <w:r>
                     <w:t>TIPO DE ELEMENTO HTML</w:t>
@@ -2508,7 +2578,7 @@
                 </w:tcPr>
                 <w:p>
                   <w:pPr>
-                    <w:pStyle w:val="Sinespaciado"/>
+                    <w:pStyle w:val="NoSpacing"/>
                   </w:pPr>
                   <w:r>
                     <w:t>INPUT</w:t>
@@ -2521,7 +2591,7 @@
                 </w:tcPr>
                 <w:p>
                   <w:pPr>
-                    <w:pStyle w:val="Sinespaciado"/>
+                    <w:pStyle w:val="NoSpacing"/>
                   </w:pPr>
                   <w:r>
                     <w:t>INPUT</w:t>
@@ -2534,7 +2604,7 @@
                 </w:tcPr>
                 <w:p>
                   <w:pPr>
-                    <w:pStyle w:val="Sinespaciado"/>
+                    <w:pStyle w:val="NoSpacing"/>
                   </w:pPr>
                   <w:r>
                     <w:t>INPUT</w:t>
@@ -2547,7 +2617,7 @@
                 </w:tcPr>
                 <w:p>
                   <w:pPr>
-                    <w:pStyle w:val="Sinespaciado"/>
+                    <w:pStyle w:val="NoSpacing"/>
                   </w:pPr>
                   <w:r>
                     <w:t>DATALIST</w:t>
@@ -2560,7 +2630,7 @@
                 </w:tcPr>
                 <w:p>
                   <w:pPr>
-                    <w:pStyle w:val="Sinespaciado"/>
+                    <w:pStyle w:val="NoSpacing"/>
                   </w:pPr>
                   <w:r>
                     <w:t>INPUT</w:t>
@@ -2578,7 +2648,7 @@
                 </w:tcPr>
                 <w:p>
                   <w:pPr>
-                    <w:pStyle w:val="Sinespaciado"/>
+                    <w:pStyle w:val="NoSpacing"/>
                   </w:pPr>
                   <w:r>
                     <w:t>CLASE DE ATRIBUTO</w:t>
@@ -2591,7 +2661,7 @@
                 </w:tcPr>
                 <w:p>
                   <w:pPr>
-                    <w:pStyle w:val="Sinespaciado"/>
+                    <w:pStyle w:val="NoSpacing"/>
                   </w:pPr>
                   <w:r>
                     <w:t>CHECKBOX</w:t>
@@ -2604,7 +2674,7 @@
                 </w:tcPr>
                 <w:p>
                   <w:pPr>
-                    <w:pStyle w:val="Sinespaciado"/>
+                    <w:pStyle w:val="NoSpacing"/>
                   </w:pPr>
                   <w:r>
                     <w:t>RADIO</w:t>
@@ -2617,7 +2687,7 @@
                 </w:tcPr>
                 <w:p>
                   <w:pPr>
-                    <w:pStyle w:val="Sinespaciado"/>
+                    <w:pStyle w:val="NoSpacing"/>
                   </w:pPr>
                   <w:r>
                     <w:t>SELECT MULTIPLE</w:t>
@@ -2630,7 +2700,7 @@
                 </w:tcPr>
                 <w:p>
                   <w:pPr>
-                    <w:pStyle w:val="Sinespaciado"/>
+                    <w:pStyle w:val="NoSpacing"/>
                   </w:pPr>
                 </w:p>
               </w:tc>
@@ -2640,7 +2710,7 @@
                 </w:tcPr>
                 <w:p>
                   <w:pPr>
-                    <w:pStyle w:val="Sinespaciado"/>
+                    <w:pStyle w:val="NoSpacing"/>
                   </w:pPr>
                   <w:r>
                     <w:t>COLOR</w:t>
@@ -2651,12 +2721,12 @@
           </w:tbl>
           <w:p>
             <w:pPr>
-              <w:pStyle w:val="Sinespaciado"/>
-            </w:pPr>
-          </w:p>
-          <w:p>
-            <w:pPr>
-              <w:pStyle w:val="Sinespaciado"/>
+              <w:pStyle w:val="NoSpacing"/>
+            </w:pPr>
+          </w:p>
+          <w:p>
+            <w:pPr>
+              <w:pStyle w:val="NoSpacing"/>
             </w:pPr>
           </w:p>
         </w:tc>
@@ -2666,7 +2736,7 @@
           </w:tcPr>
           <w:p>
             <w:pPr>
-              <w:pStyle w:val="Sinespaciado"/>
+              <w:pStyle w:val="NoSpacing"/>
             </w:pPr>
           </w:p>
         </w:tc>
@@ -2676,7 +2746,7 @@
           </w:tcPr>
           <w:p>
             <w:pPr>
-              <w:pStyle w:val="Sinespaciado"/>
+              <w:pStyle w:val="NoSpacing"/>
             </w:pPr>
           </w:p>
         </w:tc>
@@ -2692,7 +2762,7 @@
           </w:tcPr>
           <w:p>
             <w:pPr>
-              <w:pStyle w:val="Sinespaciado"/>
+              <w:pStyle w:val="NoSpacing"/>
             </w:pPr>
             <w:r>
               <w:t>DOCENTE</w:t>
@@ -2705,7 +2775,7 @@
           </w:tcPr>
           <w:p>
             <w:pPr>
-              <w:pStyle w:val="Sinespaciado"/>
+              <w:pStyle w:val="NoSpacing"/>
             </w:pPr>
           </w:p>
         </w:tc>
@@ -2715,7 +2785,7 @@
           </w:tcPr>
           <w:p>
             <w:pPr>
-              <w:pStyle w:val="Sinespaciado"/>
+              <w:pStyle w:val="NoSpacing"/>
             </w:pPr>
           </w:p>
         </w:tc>
@@ -2730,18 +2800,10 @@
           </w:tcPr>
           <w:p>
             <w:pPr>
-              <w:pStyle w:val="Sinespaciado"/>
-            </w:pPr>
-            <w:r>
-              <w:t xml:space="preserve">Registro </w:t>
-            </w:r>
-            <w:proofErr w:type="spellStart"/>
-            <w:r>
-              <w:t>Nº</w:t>
-            </w:r>
-            <w:proofErr w:type="spellEnd"/>
-            <w:r>
-              <w:t xml:space="preserve"> </w:t>
+              <w:pStyle w:val="NoSpacing"/>
+            </w:pPr>
+            <w:r>
+              <w:t xml:space="preserve">Registro Nº </w:t>
             </w:r>
             <w:r>
               <w:rPr>
@@ -2757,7 +2819,7 @@
           </w:tcPr>
           <w:p>
             <w:pPr>
-              <w:pStyle w:val="Sinespaciado"/>
+              <w:pStyle w:val="NoSpacing"/>
             </w:pPr>
             <w:r>
               <w:t>13</w:t>
@@ -2779,7 +2841,7 @@
           </w:tcPr>
           <w:p>
             <w:pPr>
-              <w:pStyle w:val="Sinespaciado"/>
+              <w:pStyle w:val="NoSpacing"/>
             </w:pPr>
             <w:r>
               <w:t>14</w:t>
@@ -2799,7 +2861,7 @@
           </w:tcPr>
           <w:p>
             <w:pPr>
-              <w:pStyle w:val="Sinespaciado"/>
+              <w:pStyle w:val="NoSpacing"/>
             </w:pPr>
             <w:r>
               <w:t>1</w:t>
@@ -2819,7 +2881,7 @@
           </w:tcPr>
           <w:p>
             <w:pPr>
-              <w:pStyle w:val="Sinespaciado"/>
+              <w:pStyle w:val="NoSpacing"/>
             </w:pPr>
             <w:r>
               <w:t>1</w:t>
@@ -2838,7 +2900,7 @@
           </w:tcPr>
           <w:p>
             <w:pPr>
-              <w:pStyle w:val="Sinespaciado"/>
+              <w:pStyle w:val="NoSpacing"/>
             </w:pPr>
             <w:r>
               <w:t>1</w:t>
@@ -2861,7 +2923,7 @@
           </w:tcPr>
           <w:p>
             <w:pPr>
-              <w:pStyle w:val="Sinespaciado"/>
+              <w:pStyle w:val="NoSpacing"/>
             </w:pPr>
             <w:r>
               <w:t>1</w:t>
@@ -2883,7 +2945,7 @@
           </w:tcPr>
           <w:p>
             <w:pPr>
-              <w:pStyle w:val="Sinespaciado"/>
+              <w:pStyle w:val="NoSpacing"/>
             </w:pPr>
             <w:r>
               <w:t>1</w:t>
@@ -2902,7 +2964,7 @@
           </w:tcPr>
           <w:p>
             <w:pPr>
-              <w:pStyle w:val="Sinespaciado"/>
+              <w:pStyle w:val="NoSpacing"/>
             </w:pPr>
             <w:r>
               <w:t>20:</w:t>
@@ -2924,7 +2986,7 @@
           </w:tcPr>
           <w:p>
             <w:pPr>
-              <w:pStyle w:val="Sinespaciado"/>
+              <w:pStyle w:val="NoSpacing"/>
             </w:pPr>
             <w:r>
               <w:t>21: C</w:t>
@@ -2940,7 +3002,7 @@
           </w:tcPr>
           <w:p>
             <w:pPr>
-              <w:pStyle w:val="Sinespaciado"/>
+              <w:pStyle w:val="NoSpacing"/>
             </w:pPr>
           </w:p>
         </w:tc>
@@ -2955,7 +3017,7 @@
           </w:tcPr>
           <w:p>
             <w:pPr>
-              <w:pStyle w:val="Sinespaciado"/>
+              <w:pStyle w:val="NoSpacing"/>
             </w:pPr>
           </w:p>
         </w:tc>
@@ -2965,7 +3027,7 @@
           </w:tcPr>
           <w:p>
             <w:pPr>
-              <w:pStyle w:val="Sinespaciado"/>
+              <w:pStyle w:val="NoSpacing"/>
             </w:pPr>
             <w:r>
               <w:t>Juan Luis</w:t>
@@ -2978,7 +3040,7 @@
           </w:tcPr>
           <w:p>
             <w:pPr>
-              <w:pStyle w:val="Sinespaciado"/>
+              <w:pStyle w:val="NoSpacing"/>
             </w:pPr>
             <w:r>
               <w:t>32</w:t>
@@ -2992,7 +3054,7 @@
           </w:tcPr>
           <w:p>
             <w:pPr>
-              <w:pStyle w:val="Sinespaciado"/>
+              <w:pStyle w:val="NoSpacing"/>
             </w:pPr>
             <w:r>
               <w:t>Inglés, español</w:t>
@@ -3006,7 +3068,7 @@
           </w:tcPr>
           <w:p>
             <w:pPr>
-              <w:pStyle w:val="Sinespaciado"/>
+              <w:pStyle w:val="NoSpacing"/>
             </w:pPr>
             <w:r>
               <w:t>Juanl@gmail.com</w:t>
@@ -3019,7 +3081,7 @@
           </w:tcPr>
           <w:p>
             <w:pPr>
-              <w:pStyle w:val="Sinespaciado"/>
+              <w:pStyle w:val="NoSpacing"/>
             </w:pPr>
             <w:r>
               <w:t>M</w:t>
@@ -3033,7 +3095,7 @@
           </w:tcPr>
           <w:p>
             <w:pPr>
-              <w:pStyle w:val="Sinespaciado"/>
+              <w:pStyle w:val="NoSpacing"/>
             </w:pPr>
             <w:r>
               <w:t>2012</w:t>
@@ -3046,7 +3108,7 @@
           </w:tcPr>
           <w:p>
             <w:pPr>
-              <w:pStyle w:val="Sinespaciado"/>
+              <w:pStyle w:val="NoSpacing"/>
             </w:pPr>
             <w:r>
               <w:t>López Castro</w:t>
@@ -3059,7 +3121,7 @@
           </w:tcPr>
           <w:p>
             <w:pPr>
-              <w:pStyle w:val="Sinespaciado"/>
+              <w:pStyle w:val="NoSpacing"/>
             </w:pPr>
           </w:p>
         </w:tc>
@@ -3069,7 +3131,7 @@
           </w:tcPr>
           <w:p>
             <w:pPr>
-              <w:pStyle w:val="Sinespaciado"/>
+              <w:pStyle w:val="NoSpacing"/>
             </w:pPr>
             <w:r>
               <w:t>*******</w:t>
@@ -3082,7 +3144,7 @@
           </w:tcPr>
           <w:p>
             <w:pPr>
-              <w:pStyle w:val="Sinespaciado"/>
+              <w:pStyle w:val="NoSpacing"/>
             </w:pPr>
           </w:p>
         </w:tc>
@@ -3097,7 +3159,7 @@
           </w:tcPr>
           <w:p>
             <w:pPr>
-              <w:pStyle w:val="Sinespaciado"/>
+              <w:pStyle w:val="NoSpacing"/>
             </w:pPr>
             <w:r>
               <w:t>TIPO DE ELEMENTO HTML</w:t>
@@ -3110,7 +3172,7 @@
           </w:tcPr>
           <w:p>
             <w:pPr>
-              <w:pStyle w:val="Sinespaciado"/>
+              <w:pStyle w:val="NoSpacing"/>
             </w:pPr>
             <w:r>
               <w:t>INPUT</w:t>
@@ -3123,7 +3185,7 @@
           </w:tcPr>
           <w:p>
             <w:pPr>
-              <w:pStyle w:val="Sinespaciado"/>
+              <w:pStyle w:val="NoSpacing"/>
             </w:pPr>
             <w:r>
               <w:t>INPUT</w:t>
@@ -3137,7 +3199,7 @@
           </w:tcPr>
           <w:p>
             <w:pPr>
-              <w:pStyle w:val="Sinespaciado"/>
+              <w:pStyle w:val="NoSpacing"/>
             </w:pPr>
             <w:r>
               <w:t>INPUT</w:t>
@@ -3151,7 +3213,7 @@
           </w:tcPr>
           <w:p>
             <w:pPr>
-              <w:pStyle w:val="Sinespaciado"/>
+              <w:pStyle w:val="NoSpacing"/>
             </w:pPr>
             <w:r>
               <w:t>INPUT</w:t>
@@ -3164,7 +3226,7 @@
           </w:tcPr>
           <w:p>
             <w:pPr>
-              <w:pStyle w:val="Sinespaciado"/>
+              <w:pStyle w:val="NoSpacing"/>
             </w:pPr>
             <w:r>
               <w:t>INPUT</w:t>
@@ -3178,7 +3240,7 @@
           </w:tcPr>
           <w:p>
             <w:pPr>
-              <w:pStyle w:val="Sinespaciado"/>
+              <w:pStyle w:val="NoSpacing"/>
             </w:pPr>
             <w:r>
               <w:t>INPUT</w:t>
@@ -3191,7 +3253,7 @@
           </w:tcPr>
           <w:p>
             <w:pPr>
-              <w:pStyle w:val="Sinespaciado"/>
+              <w:pStyle w:val="NoSpacing"/>
             </w:pPr>
             <w:r>
               <w:t>INPUT</w:t>
@@ -3204,7 +3266,7 @@
           </w:tcPr>
           <w:p>
             <w:pPr>
-              <w:pStyle w:val="Sinespaciado"/>
+              <w:pStyle w:val="NoSpacing"/>
             </w:pPr>
             <w:r>
               <w:t>INPUT</w:t>
@@ -3217,7 +3279,7 @@
           </w:tcPr>
           <w:p>
             <w:pPr>
-              <w:pStyle w:val="Sinespaciado"/>
+              <w:pStyle w:val="NoSpacing"/>
             </w:pPr>
             <w:r>
               <w:t>INPUT</w:t>
@@ -3230,7 +3292,7 @@
           </w:tcPr>
           <w:p>
             <w:pPr>
-              <w:pStyle w:val="Sinespaciado"/>
+              <w:pStyle w:val="NoSpacing"/>
             </w:pPr>
           </w:p>
         </w:tc>
@@ -3245,7 +3307,7 @@
           </w:tcPr>
           <w:p>
             <w:pPr>
-              <w:pStyle w:val="Sinespaciado"/>
+              <w:pStyle w:val="NoSpacing"/>
             </w:pPr>
             <w:r>
               <w:t>CLASE DE ATRIBUTO</w:t>
@@ -3258,7 +3320,7 @@
           </w:tcPr>
           <w:p>
             <w:pPr>
-              <w:pStyle w:val="Sinespaciado"/>
+              <w:pStyle w:val="NoSpacing"/>
             </w:pPr>
             <w:r>
               <w:t>TEXT</w:t>
@@ -3271,7 +3333,7 @@
           </w:tcPr>
           <w:p>
             <w:pPr>
-              <w:pStyle w:val="Sinespaciado"/>
+              <w:pStyle w:val="NoSpacing"/>
             </w:pPr>
             <w:r>
               <w:t>RANGE</w:t>
@@ -3285,7 +3347,7 @@
           </w:tcPr>
           <w:p>
             <w:pPr>
-              <w:pStyle w:val="Sinespaciado"/>
+              <w:pStyle w:val="NoSpacing"/>
             </w:pPr>
             <w:r>
               <w:t>CHECKBOX</w:t>
@@ -3299,7 +3361,7 @@
           </w:tcPr>
           <w:p>
             <w:pPr>
-              <w:pStyle w:val="Sinespaciado"/>
+              <w:pStyle w:val="NoSpacing"/>
             </w:pPr>
             <w:r>
               <w:t>EMAIL</w:t>
@@ -3312,7 +3374,7 @@
           </w:tcPr>
           <w:p>
             <w:pPr>
-              <w:pStyle w:val="Sinespaciado"/>
+              <w:pStyle w:val="NoSpacing"/>
             </w:pPr>
             <w:r>
               <w:t>RADIO</w:t>
@@ -3326,10 +3388,13 @@
           </w:tcPr>
           <w:p>
             <w:pPr>
-              <w:pStyle w:val="Sinespaciado"/>
-            </w:pPr>
-            <w:r>
-              <w:t>DATA</w:t>
+              <w:pStyle w:val="NoSpacing"/>
+            </w:pPr>
+            <w:r>
+              <w:t>DAT</w:t>
+            </w:r>
+            <w:r>
+              <w:t>E</w:t>
             </w:r>
           </w:p>
         </w:tc>
@@ -3339,7 +3404,7 @@
           </w:tcPr>
           <w:p>
             <w:pPr>
-              <w:pStyle w:val="Sinespaciado"/>
+              <w:pStyle w:val="NoSpacing"/>
             </w:pPr>
             <w:r>
               <w:t>TEXT</w:t>
@@ -3352,7 +3417,7 @@
           </w:tcPr>
           <w:p>
             <w:pPr>
-              <w:pStyle w:val="Sinespaciado"/>
+              <w:pStyle w:val="NoSpacing"/>
             </w:pPr>
             <w:r>
               <w:t>FILE</w:t>
@@ -3365,7 +3430,7 @@
           </w:tcPr>
           <w:p>
             <w:pPr>
-              <w:pStyle w:val="Sinespaciado"/>
+              <w:pStyle w:val="NoSpacing"/>
             </w:pPr>
             <w:r>
               <w:t>PASSWORD</w:t>
@@ -3378,7 +3443,7 @@
           </w:tcPr>
           <w:p>
             <w:pPr>
-              <w:pStyle w:val="Sinespaciado"/>
+              <w:pStyle w:val="NoSpacing"/>
             </w:pPr>
           </w:p>
         </w:tc>
@@ -3386,16 +3451,15 @@
     </w:tbl>
     <w:p>
       <w:pPr>
-        <w:pStyle w:val="Sinespaciado"/>
+        <w:pStyle w:val="NoSpacing"/>
       </w:pPr>
       <w:r>
-        <w:lastRenderedPageBreak/>
         <w:br w:type="page"/>
       </w:r>
     </w:p>
     <w:p>
       <w:pPr>
-        <w:pStyle w:val="Sinespaciado"/>
+        <w:pStyle w:val="NoSpacing"/>
       </w:pPr>
       <w:r>
         <w:lastRenderedPageBreak/>
@@ -3407,7 +3471,7 @@
     </w:p>
     <w:p>
       <w:pPr>
-        <w:pStyle w:val="Sinespaciado"/>
+        <w:pStyle w:val="NoSpacing"/>
         <w:rPr>
           <w:lang w:val="es-ES"/>
         </w:rPr>
@@ -3415,7 +3479,7 @@
     </w:p>
     <w:tbl>
       <w:tblPr>
-        <w:tblStyle w:val="Tablaconcuadrcula"/>
+        <w:tblStyle w:val="TableGrid"/>
         <w:tblW w:w="0" w:type="auto"/>
         <w:jc w:val="center"/>
         <w:tblLook w:val="04A0" w:firstRow="1" w:lastRow="0" w:firstColumn="1" w:lastColumn="0" w:noHBand="0" w:noVBand="1"/>
@@ -3433,7 +3497,7 @@
           </w:tcPr>
           <w:p>
             <w:pPr>
-              <w:pStyle w:val="Sinespaciado"/>
+              <w:pStyle w:val="NoSpacing"/>
               <w:rPr>
                 <w:lang w:val="en-US"/>
               </w:rPr>
@@ -3633,29 +3697,7 @@
                 <w:szCs w:val="21"/>
                 <w:lang w:val="en-US" w:eastAsia="es-ES_tradnl"/>
               </w:rPr>
-              <w:t xml:space="preserve">&lt;!-- </w:t>
-            </w:r>
-            <w:proofErr w:type="spellStart"/>
-            <w:r>
-              <w:rPr>
-                <w:rFonts w:ascii="Consolas" w:eastAsia="Times New Roman" w:hAnsi="Consolas" w:cs="Times New Roman"/>
-                <w:color w:val="7F848E"/>
-                <w:sz w:val="21"/>
-                <w:szCs w:val="21"/>
-                <w:lang w:val="en-US" w:eastAsia="es-ES_tradnl"/>
-              </w:rPr>
-              <w:t>Formulario:TextInput</w:t>
-            </w:r>
-            <w:proofErr w:type="spellEnd"/>
-            <w:r>
-              <w:rPr>
-                <w:rFonts w:ascii="Consolas" w:eastAsia="Times New Roman" w:hAnsi="Consolas" w:cs="Times New Roman"/>
-                <w:color w:val="7F848E"/>
-                <w:sz w:val="21"/>
-                <w:szCs w:val="21"/>
-                <w:lang w:val="en-US" w:eastAsia="es-ES_tradnl"/>
-              </w:rPr>
-              <w:t xml:space="preserve"> V_01 --&gt;</w:t>
+              <w:t>&lt;!-- Formulario:TextInput V_01 --&gt;</w:t>
             </w:r>
           </w:p>
           <w:p>
@@ -3986,7 +4028,6 @@
               </w:rPr>
               <w:t xml:space="preserve"> </w:t>
             </w:r>
-            <w:proofErr w:type="spellStart"/>
             <w:r>
               <w:rPr>
                 <w:rFonts w:ascii="Consolas" w:eastAsia="Times New Roman" w:hAnsi="Consolas" w:cs="Times New Roman"/>
@@ -3997,7 +4038,6 @@
               </w:rPr>
               <w:t>name</w:t>
             </w:r>
-            <w:proofErr w:type="spellEnd"/>
             <w:r>
               <w:rPr>
                 <w:rFonts w:ascii="Consolas" w:eastAsia="Times New Roman" w:hAnsi="Consolas" w:cs="Times New Roman"/>
@@ -4016,52 +4056,28 @@
                 <w:szCs w:val="21"/>
                 <w:lang w:val="es-ES_tradnl" w:eastAsia="es-ES_tradnl"/>
               </w:rPr>
-              <w:t>"</w:t>
-            </w:r>
-            <w:proofErr w:type="spellStart"/>
-            <w:r>
-              <w:rPr>
-                <w:rFonts w:ascii="Consolas" w:eastAsia="Times New Roman" w:hAnsi="Consolas" w:cs="Times New Roman"/>
-                <w:color w:val="98C379"/>
+              <w:t>"author"</w:t>
+            </w:r>
+            <w:r>
+              <w:rPr>
+                <w:rFonts w:ascii="Consolas" w:eastAsia="Times New Roman" w:hAnsi="Consolas" w:cs="Times New Roman"/>
+                <w:color w:val="ABB2BF"/>
                 <w:sz w:val="21"/>
                 <w:szCs w:val="21"/>
                 <w:lang w:val="es-ES_tradnl" w:eastAsia="es-ES_tradnl"/>
               </w:rPr>
-              <w:t>author</w:t>
-            </w:r>
-            <w:proofErr w:type="spellEnd"/>
-            <w:r>
-              <w:rPr>
-                <w:rFonts w:ascii="Consolas" w:eastAsia="Times New Roman" w:hAnsi="Consolas" w:cs="Times New Roman"/>
-                <w:color w:val="98C379"/>
+              <w:t xml:space="preserve"> </w:t>
+            </w:r>
+            <w:r>
+              <w:rPr>
+                <w:rFonts w:ascii="Consolas" w:eastAsia="Times New Roman" w:hAnsi="Consolas" w:cs="Times New Roman"/>
+                <w:color w:val="D19A66"/>
                 <w:sz w:val="21"/>
                 <w:szCs w:val="21"/>
                 <w:lang w:val="es-ES_tradnl" w:eastAsia="es-ES_tradnl"/>
               </w:rPr>
-              <w:t>"</w:t>
-            </w:r>
-            <w:r>
-              <w:rPr>
-                <w:rFonts w:ascii="Consolas" w:eastAsia="Times New Roman" w:hAnsi="Consolas" w:cs="Times New Roman"/>
-                <w:color w:val="ABB2BF"/>
-                <w:sz w:val="21"/>
-                <w:szCs w:val="21"/>
-                <w:lang w:val="es-ES_tradnl" w:eastAsia="es-ES_tradnl"/>
-              </w:rPr>
-              <w:t xml:space="preserve"> </w:t>
-            </w:r>
-            <w:proofErr w:type="spellStart"/>
-            <w:r>
-              <w:rPr>
-                <w:rFonts w:ascii="Consolas" w:eastAsia="Times New Roman" w:hAnsi="Consolas" w:cs="Times New Roman"/>
-                <w:color w:val="D19A66"/>
-                <w:sz w:val="21"/>
-                <w:szCs w:val="21"/>
-                <w:lang w:val="es-ES_tradnl" w:eastAsia="es-ES_tradnl"/>
-              </w:rPr>
               <w:t>content</w:t>
             </w:r>
-            <w:proofErr w:type="spellEnd"/>
             <w:r>
               <w:rPr>
                 <w:rFonts w:ascii="Consolas" w:eastAsia="Times New Roman" w:hAnsi="Consolas" w:cs="Times New Roman"/>
@@ -4166,7 +4182,6 @@
               </w:rPr>
               <w:t xml:space="preserve"> </w:t>
             </w:r>
-            <w:proofErr w:type="spellStart"/>
             <w:r>
               <w:rPr>
                 <w:rFonts w:ascii="Consolas" w:eastAsia="Times New Roman" w:hAnsi="Consolas" w:cs="Times New Roman"/>
@@ -4177,7 +4192,6 @@
               </w:rPr>
               <w:t>name</w:t>
             </w:r>
-            <w:proofErr w:type="spellEnd"/>
             <w:r>
               <w:rPr>
                 <w:rFonts w:ascii="Consolas" w:eastAsia="Times New Roman" w:hAnsi="Consolas" w:cs="Times New Roman"/>
@@ -4196,52 +4210,28 @@
                 <w:szCs w:val="21"/>
                 <w:lang w:val="es-ES_tradnl" w:eastAsia="es-ES_tradnl"/>
               </w:rPr>
-              <w:t>"</w:t>
-            </w:r>
-            <w:proofErr w:type="spellStart"/>
-            <w:r>
-              <w:rPr>
-                <w:rFonts w:ascii="Consolas" w:eastAsia="Times New Roman" w:hAnsi="Consolas" w:cs="Times New Roman"/>
-                <w:color w:val="98C379"/>
+              <w:t>"description"</w:t>
+            </w:r>
+            <w:r>
+              <w:rPr>
+                <w:rFonts w:ascii="Consolas" w:eastAsia="Times New Roman" w:hAnsi="Consolas" w:cs="Times New Roman"/>
+                <w:color w:val="ABB2BF"/>
                 <w:sz w:val="21"/>
                 <w:szCs w:val="21"/>
                 <w:lang w:val="es-ES_tradnl" w:eastAsia="es-ES_tradnl"/>
               </w:rPr>
-              <w:t>description</w:t>
-            </w:r>
-            <w:proofErr w:type="spellEnd"/>
-            <w:r>
-              <w:rPr>
-                <w:rFonts w:ascii="Consolas" w:eastAsia="Times New Roman" w:hAnsi="Consolas" w:cs="Times New Roman"/>
-                <w:color w:val="98C379"/>
+              <w:t xml:space="preserve"> </w:t>
+            </w:r>
+            <w:r>
+              <w:rPr>
+                <w:rFonts w:ascii="Consolas" w:eastAsia="Times New Roman" w:hAnsi="Consolas" w:cs="Times New Roman"/>
+                <w:color w:val="D19A66"/>
                 <w:sz w:val="21"/>
                 <w:szCs w:val="21"/>
                 <w:lang w:val="es-ES_tradnl" w:eastAsia="es-ES_tradnl"/>
               </w:rPr>
-              <w:t>"</w:t>
-            </w:r>
-            <w:r>
-              <w:rPr>
-                <w:rFonts w:ascii="Consolas" w:eastAsia="Times New Roman" w:hAnsi="Consolas" w:cs="Times New Roman"/>
-                <w:color w:val="ABB2BF"/>
-                <w:sz w:val="21"/>
-                <w:szCs w:val="21"/>
-                <w:lang w:val="es-ES_tradnl" w:eastAsia="es-ES_tradnl"/>
-              </w:rPr>
-              <w:t xml:space="preserve"> </w:t>
-            </w:r>
-            <w:proofErr w:type="spellStart"/>
-            <w:r>
-              <w:rPr>
-                <w:rFonts w:ascii="Consolas" w:eastAsia="Times New Roman" w:hAnsi="Consolas" w:cs="Times New Roman"/>
-                <w:color w:val="D19A66"/>
-                <w:sz w:val="21"/>
-                <w:szCs w:val="21"/>
-                <w:lang w:val="es-ES_tradnl" w:eastAsia="es-ES_tradnl"/>
-              </w:rPr>
               <w:t>content</w:t>
             </w:r>
-            <w:proofErr w:type="spellEnd"/>
             <w:r>
               <w:rPr>
                 <w:rFonts w:ascii="Consolas" w:eastAsia="Times New Roman" w:hAnsi="Consolas" w:cs="Times New Roman"/>
@@ -4328,7 +4318,6 @@
               </w:rPr>
               <w:t>        &lt;</w:t>
             </w:r>
-            <w:proofErr w:type="spellStart"/>
             <w:r>
               <w:rPr>
                 <w:rFonts w:ascii="Consolas" w:eastAsia="Times New Roman" w:hAnsi="Consolas" w:cs="Times New Roman"/>
@@ -4339,7 +4328,6 @@
               </w:rPr>
               <w:t>title</w:t>
             </w:r>
-            <w:proofErr w:type="spellEnd"/>
             <w:r>
               <w:rPr>
                 <w:rFonts w:ascii="Consolas" w:eastAsia="Times New Roman" w:hAnsi="Consolas" w:cs="Times New Roman"/>
@@ -4350,7 +4338,6 @@
               </w:rPr>
               <w:t>&gt;TITULO DEL PROYECTO: &lt;/</w:t>
             </w:r>
-            <w:proofErr w:type="spellStart"/>
             <w:r>
               <w:rPr>
                 <w:rFonts w:ascii="Consolas" w:eastAsia="Times New Roman" w:hAnsi="Consolas" w:cs="Times New Roman"/>
@@ -4361,7 +4348,6 @@
               </w:rPr>
               <w:t>title</w:t>
             </w:r>
-            <w:proofErr w:type="spellEnd"/>
             <w:r>
               <w:rPr>
                 <w:rFonts w:ascii="Consolas" w:eastAsia="Times New Roman" w:hAnsi="Consolas" w:cs="Times New Roman"/>
@@ -4451,7 +4437,6 @@
               </w:rPr>
               <w:t>    &lt;</w:t>
             </w:r>
-            <w:proofErr w:type="spellStart"/>
             <w:r>
               <w:rPr>
                 <w:rFonts w:ascii="Consolas" w:eastAsia="Times New Roman" w:hAnsi="Consolas" w:cs="Times New Roman"/>
@@ -4462,7 +4447,6 @@
               </w:rPr>
               <w:t>body</w:t>
             </w:r>
-            <w:proofErr w:type="spellEnd"/>
             <w:r>
               <w:rPr>
                 <w:rFonts w:ascii="Consolas" w:eastAsia="Times New Roman" w:hAnsi="Consolas" w:cs="Times New Roman"/>
@@ -4595,7 +4579,6 @@
               </w:rPr>
               <w:t>    &lt;/</w:t>
             </w:r>
-            <w:proofErr w:type="spellStart"/>
             <w:r>
               <w:rPr>
                 <w:rFonts w:ascii="Consolas" w:eastAsia="Times New Roman" w:hAnsi="Consolas" w:cs="Times New Roman"/>
@@ -4606,7 +4589,6 @@
               </w:rPr>
               <w:t>body</w:t>
             </w:r>
-            <w:proofErr w:type="spellEnd"/>
             <w:r>
               <w:rPr>
                 <w:rFonts w:ascii="Consolas" w:eastAsia="Times New Roman" w:hAnsi="Consolas" w:cs="Times New Roman"/>
@@ -4653,7 +4635,6 @@
               </w:rPr>
               <w:t>&lt;/</w:t>
             </w:r>
-            <w:proofErr w:type="spellStart"/>
             <w:r>
               <w:rPr>
                 <w:rFonts w:ascii="Consolas" w:eastAsia="Times New Roman" w:hAnsi="Consolas" w:cs="Times New Roman"/>
@@ -4664,7 +4645,6 @@
               </w:rPr>
               <w:t>html</w:t>
             </w:r>
-            <w:proofErr w:type="spellEnd"/>
             <w:r>
               <w:rPr>
                 <w:rFonts w:ascii="Consolas" w:eastAsia="Times New Roman" w:hAnsi="Consolas" w:cs="Times New Roman"/>
@@ -4688,7 +4668,7 @@
           </w:tcPr>
           <w:p>
             <w:pPr>
-              <w:pStyle w:val="Sinespaciado"/>
+              <w:pStyle w:val="NoSpacing"/>
               <w:rPr>
                 <w:lang w:val="es-ES" w:eastAsia="es-ES_tradnl"/>
               </w:rPr>
@@ -4706,7 +4686,7 @@
           </w:tcPr>
           <w:p>
             <w:pPr>
-              <w:pStyle w:val="Sinespaciado"/>
+              <w:pStyle w:val="NoSpacing"/>
               <w:rPr>
                 <w:lang w:val="es-ES" w:eastAsia="es-ES_tradnl"/>
               </w:rPr>
@@ -4731,7 +4711,7 @@
           </w:tcPr>
           <w:p>
             <w:pPr>
-              <w:pStyle w:val="Sinespaciado"/>
+              <w:pStyle w:val="NoSpacing"/>
               <w:rPr>
                 <w:lang w:val="es-ES" w:eastAsia="es-ES_tradnl"/>
               </w:rPr>
@@ -4755,7 +4735,7 @@
           </w:tcPr>
           <w:p>
             <w:pPr>
-              <w:pStyle w:val="Sinespaciado"/>
+              <w:pStyle w:val="NoSpacing"/>
               <w:rPr>
                 <w:lang w:val="es-ES" w:eastAsia="es-ES_tradnl"/>
               </w:rPr>
@@ -4776,7 +4756,7 @@
           </w:tcPr>
           <w:p>
             <w:pPr>
-              <w:pStyle w:val="Sinespaciado"/>
+              <w:pStyle w:val="NoSpacing"/>
               <w:rPr>
                 <w:lang w:val="es-ES" w:eastAsia="es-ES_tradnl"/>
               </w:rPr>
@@ -4800,7 +4780,7 @@
           </w:tcPr>
           <w:p>
             <w:pPr>
-              <w:pStyle w:val="Sinespaciado"/>
+              <w:pStyle w:val="NoSpacing"/>
               <w:rPr>
                 <w:lang w:val="es-ES" w:eastAsia="es-ES_tradnl"/>
               </w:rPr>
@@ -4821,7 +4801,7 @@
           </w:tcPr>
           <w:p>
             <w:pPr>
-              <w:pStyle w:val="Sinespaciado"/>
+              <w:pStyle w:val="NoSpacing"/>
               <w:rPr>
                 <w:lang w:val="es-ES" w:eastAsia="es-ES_tradnl"/>
               </w:rPr>
@@ -4845,7 +4825,7 @@
           </w:tcPr>
           <w:p>
             <w:pPr>
-              <w:pStyle w:val="Sinespaciado"/>
+              <w:pStyle w:val="NoSpacing"/>
               <w:rPr>
                 <w:lang w:val="es-ES" w:eastAsia="es-ES_tradnl"/>
               </w:rPr>
@@ -4866,7 +4846,7 @@
           </w:tcPr>
           <w:p>
             <w:pPr>
-              <w:pStyle w:val="Sinespaciado"/>
+              <w:pStyle w:val="NoSpacing"/>
               <w:rPr>
                 <w:lang w:val="es-ES" w:eastAsia="es-ES_tradnl"/>
               </w:rPr>
@@ -4890,7 +4870,7 @@
           </w:tcPr>
           <w:p>
             <w:pPr>
-              <w:pStyle w:val="Sinespaciado"/>
+              <w:pStyle w:val="NoSpacing"/>
               <w:rPr>
                 <w:lang w:val="es-ES" w:eastAsia="es-ES_tradnl"/>
               </w:rPr>
@@ -4985,7 +4965,7 @@
           </w:tcPr>
           <w:p>
             <w:pPr>
-              <w:pStyle w:val="Sinespaciado"/>
+              <w:pStyle w:val="NoSpacing"/>
             </w:pPr>
             <w:r>
               <w:t>N</w:t>
@@ -4999,7 +4979,7 @@
           </w:tcPr>
           <w:p>
             <w:pPr>
-              <w:pStyle w:val="Sinespaciado"/>
+              <w:pStyle w:val="NoSpacing"/>
             </w:pPr>
             <w:r>
               <w:t xml:space="preserve">TIPO DE INFORMACIÓN </w:t>
@@ -5013,7 +4993,7 @@
           </w:tcPr>
           <w:p>
             <w:pPr>
-              <w:pStyle w:val="Sinespaciado"/>
+              <w:pStyle w:val="NoSpacing"/>
             </w:pPr>
             <w:r>
               <w:t>EJEMPLOS</w:t>
@@ -5027,7 +5007,7 @@
           </w:tcPr>
           <w:p>
             <w:pPr>
-              <w:pStyle w:val="Sinespaciado"/>
+              <w:pStyle w:val="NoSpacing"/>
             </w:pPr>
             <w:r>
               <w:t>ELEMENTO</w:t>
@@ -5041,7 +5021,7 @@
           </w:tcPr>
           <w:p>
             <w:pPr>
-              <w:pStyle w:val="Sinespaciado"/>
+              <w:pStyle w:val="NoSpacing"/>
             </w:pPr>
             <w:r>
               <w:t>TIPO</w:t>
@@ -5084,7 +5064,7 @@
           </w:tcPr>
           <w:p>
             <w:pPr>
-              <w:pStyle w:val="Sinespaciado"/>
+              <w:pStyle w:val="NoSpacing"/>
             </w:pPr>
           </w:p>
         </w:tc>
@@ -5096,7 +5076,7 @@
           </w:tcPr>
           <w:p>
             <w:pPr>
-              <w:pStyle w:val="Sinespaciado"/>
+              <w:pStyle w:val="NoSpacing"/>
               <w:rPr>
                 <w:lang w:val="es-ES"/>
               </w:rPr>
@@ -5118,7 +5098,7 @@
           </w:tcPr>
           <w:p>
             <w:pPr>
-              <w:pStyle w:val="Sinespaciado"/>
+              <w:pStyle w:val="NoSpacing"/>
             </w:pPr>
           </w:p>
         </w:tc>
@@ -5129,7 +5109,7 @@
           </w:tcPr>
           <w:p>
             <w:pPr>
-              <w:pStyle w:val="Sinespaciado"/>
+              <w:pStyle w:val="NoSpacing"/>
             </w:pPr>
           </w:p>
         </w:tc>
@@ -5141,7 +5121,7 @@
           </w:tcPr>
           <w:p>
             <w:pPr>
-              <w:pStyle w:val="Sinespaciado"/>
+              <w:pStyle w:val="NoSpacing"/>
             </w:pPr>
           </w:p>
         </w:tc>
@@ -5172,7 +5152,7 @@
           </w:tcPr>
           <w:p>
             <w:pPr>
-              <w:pStyle w:val="Sinespaciado"/>
+              <w:pStyle w:val="NoSpacing"/>
             </w:pPr>
             <w:r>
               <w:t>0</w:t>
@@ -5187,7 +5167,7 @@
           </w:tcPr>
           <w:p>
             <w:pPr>
-              <w:pStyle w:val="Sinespaciado"/>
+              <w:pStyle w:val="NoSpacing"/>
             </w:pPr>
             <w:r>
               <w:t>Información de texto largo</w:t>
@@ -5202,7 +5182,7 @@
           </w:tcPr>
           <w:p>
             <w:pPr>
-              <w:pStyle w:val="Sinespaciado"/>
+              <w:pStyle w:val="NoSpacing"/>
             </w:pPr>
             <w:r>
               <w:t>Comentarios, observaciones, chat...</w:t>
@@ -5216,7 +5196,7 @@
           </w:tcPr>
           <w:p>
             <w:pPr>
-              <w:pStyle w:val="Sinespaciado"/>
+              <w:pStyle w:val="NoSpacing"/>
             </w:pPr>
             <w:r>
               <w:t>TEXTAREA</w:t>
@@ -5231,7 +5211,7 @@
           </w:tcPr>
           <w:p>
             <w:pPr>
-              <w:pStyle w:val="Sinespaciado"/>
+              <w:pStyle w:val="NoSpacing"/>
             </w:pPr>
           </w:p>
         </w:tc>
@@ -5261,7 +5241,6 @@
               </w:rPr>
               <w:t>&lt;</w:t>
             </w:r>
-            <w:proofErr w:type="spellStart"/>
             <w:r>
               <w:rPr>
                 <w:rFonts w:ascii="Consolas" w:eastAsia="Times New Roman" w:hAnsi="Consolas" w:cs="Times New Roman"/>
@@ -5272,7 +5251,6 @@
               </w:rPr>
               <w:t>textarea</w:t>
             </w:r>
-            <w:proofErr w:type="spellEnd"/>
             <w:r>
               <w:rPr>
                 <w:rFonts w:ascii="Consolas" w:eastAsia="Times New Roman" w:hAnsi="Consolas" w:cs="Times New Roman"/>
@@ -5298,7 +5276,7 @@
           </w:tcPr>
           <w:p>
             <w:pPr>
-              <w:pStyle w:val="Sinespaciado"/>
+              <w:pStyle w:val="NoSpacing"/>
             </w:pPr>
             <w:r>
               <w:t>1</w:t>
@@ -5312,7 +5290,7 @@
           </w:tcPr>
           <w:p>
             <w:pPr>
-              <w:pStyle w:val="Sinespaciado"/>
+              <w:pStyle w:val="NoSpacing"/>
             </w:pPr>
             <w:r>
               <w:t>Información de texto corto</w:t>
@@ -5326,7 +5304,7 @@
           </w:tcPr>
           <w:p>
             <w:pPr>
-              <w:pStyle w:val="Sinespaciado"/>
+              <w:pStyle w:val="NoSpacing"/>
             </w:pPr>
             <w:r>
               <w:t xml:space="preserve">Nombres, apellidos, </w:t>
@@ -5341,7 +5319,7 @@
           </w:tcPr>
           <w:p>
             <w:pPr>
-              <w:pStyle w:val="Sinespaciado"/>
+              <w:pStyle w:val="NoSpacing"/>
               <w:rPr>
                 <w:lang w:val="es-ES_tradnl" w:eastAsia="es-ES_tradnl"/>
               </w:rPr>
@@ -5361,7 +5339,7 @@
           </w:tcPr>
           <w:p>
             <w:pPr>
-              <w:pStyle w:val="Sinespaciado"/>
+              <w:pStyle w:val="NoSpacing"/>
             </w:pPr>
             <w:r>
               <w:t>TEXT</w:t>
@@ -5503,7 +5481,7 @@
           </w:tcPr>
           <w:p>
             <w:pPr>
-              <w:pStyle w:val="Sinespaciado"/>
+              <w:pStyle w:val="NoSpacing"/>
             </w:pPr>
             <w:r>
               <w:t>2</w:t>
@@ -5518,7 +5496,7 @@
           </w:tcPr>
           <w:p>
             <w:pPr>
-              <w:pStyle w:val="Sinespaciado"/>
+              <w:pStyle w:val="NoSpacing"/>
             </w:pPr>
             <w:r>
               <w:t>Información de texto oculto</w:t>
@@ -5533,7 +5511,7 @@
           </w:tcPr>
           <w:p>
             <w:pPr>
-              <w:pStyle w:val="Sinespaciado"/>
+              <w:pStyle w:val="NoSpacing"/>
             </w:pPr>
             <w:r>
               <w:t xml:space="preserve">Contraseñas </w:t>
@@ -5548,7 +5526,7 @@
           </w:tcPr>
           <w:p>
             <w:pPr>
-              <w:pStyle w:val="Sinespaciado"/>
+              <w:pStyle w:val="NoSpacing"/>
               <w:rPr>
                 <w:lang w:val="es-ES_tradnl" w:eastAsia="es-ES_tradnl"/>
               </w:rPr>
@@ -5563,7 +5541,7 @@
           </w:tcPr>
           <w:p>
             <w:pPr>
-              <w:pStyle w:val="Sinespaciado"/>
+              <w:pStyle w:val="NoSpacing"/>
               <w:rPr>
                 <w:lang w:val="es-ES_tradnl" w:eastAsia="es-ES_tradnl"/>
               </w:rPr>
@@ -5621,7 +5599,6 @@
               </w:rPr>
               <w:t xml:space="preserve"> </w:t>
             </w:r>
-            <w:proofErr w:type="spellStart"/>
             <w:r>
               <w:rPr>
                 <w:rFonts w:ascii="Consolas" w:eastAsia="Times New Roman" w:hAnsi="Consolas" w:cs="Times New Roman"/>
@@ -5632,7 +5609,6 @@
               </w:rPr>
               <w:t>type</w:t>
             </w:r>
-            <w:proofErr w:type="spellEnd"/>
             <w:r>
               <w:rPr>
                 <w:rFonts w:ascii="Consolas" w:eastAsia="Times New Roman" w:hAnsi="Consolas" w:cs="Times New Roman"/>
@@ -5651,29 +5627,7 @@
                 <w:szCs w:val="21"/>
                 <w:lang w:val="es-ES_tradnl" w:eastAsia="es-ES_tradnl"/>
               </w:rPr>
-              <w:t>"</w:t>
-            </w:r>
-            <w:proofErr w:type="spellStart"/>
-            <w:r>
-              <w:rPr>
-                <w:rFonts w:ascii="Consolas" w:eastAsia="Times New Roman" w:hAnsi="Consolas" w:cs="Times New Roman"/>
-                <w:color w:val="98C379"/>
-                <w:sz w:val="21"/>
-                <w:szCs w:val="21"/>
-                <w:lang w:val="es-ES_tradnl" w:eastAsia="es-ES_tradnl"/>
-              </w:rPr>
-              <w:t>password</w:t>
-            </w:r>
-            <w:proofErr w:type="spellEnd"/>
-            <w:r>
-              <w:rPr>
-                <w:rFonts w:ascii="Consolas" w:eastAsia="Times New Roman" w:hAnsi="Consolas" w:cs="Times New Roman"/>
-                <w:color w:val="98C379"/>
-                <w:sz w:val="21"/>
-                <w:szCs w:val="21"/>
-                <w:lang w:val="es-ES_tradnl" w:eastAsia="es-ES_tradnl"/>
-              </w:rPr>
-              <w:t>"</w:t>
+              <w:t>"password"</w:t>
             </w:r>
             <w:r>
               <w:rPr>
@@ -5700,7 +5654,7 @@
           </w:tcPr>
           <w:p>
             <w:pPr>
-              <w:pStyle w:val="Sinespaciado"/>
+              <w:pStyle w:val="NoSpacing"/>
             </w:pPr>
             <w:r>
               <w:t>3</w:t>
@@ -5715,7 +5669,7 @@
           </w:tcPr>
           <w:p>
             <w:pPr>
-              <w:pStyle w:val="Sinespaciado"/>
+              <w:pStyle w:val="NoSpacing"/>
             </w:pPr>
             <w:r>
               <w:t>Correo electrónico</w:t>
@@ -5730,7 +5684,7 @@
           </w:tcPr>
           <w:p>
             <w:pPr>
-              <w:pStyle w:val="Sinespaciado"/>
+              <w:pStyle w:val="NoSpacing"/>
             </w:pPr>
             <w:r>
               <w:t xml:space="preserve">Correo electrónico </w:t>
@@ -5745,7 +5699,7 @@
           </w:tcPr>
           <w:p>
             <w:pPr>
-              <w:pStyle w:val="Sinespaciado"/>
+              <w:pStyle w:val="NoSpacing"/>
               <w:rPr>
                 <w:lang w:val="es-ES_tradnl" w:eastAsia="es-ES_tradnl"/>
               </w:rPr>
@@ -5760,7 +5714,7 @@
           </w:tcPr>
           <w:p>
             <w:pPr>
-              <w:pStyle w:val="Sinespaciado"/>
+              <w:pStyle w:val="NoSpacing"/>
               <w:rPr>
                 <w:lang w:val="es-ES_tradnl" w:eastAsia="es-ES_tradnl"/>
               </w:rPr>
@@ -5818,7 +5772,6 @@
               </w:rPr>
               <w:t xml:space="preserve"> </w:t>
             </w:r>
-            <w:proofErr w:type="spellStart"/>
             <w:r>
               <w:rPr>
                 <w:rFonts w:ascii="Consolas" w:eastAsia="Times New Roman" w:hAnsi="Consolas" w:cs="Times New Roman"/>
@@ -5829,7 +5782,6 @@
               </w:rPr>
               <w:t>type</w:t>
             </w:r>
-            <w:proofErr w:type="spellEnd"/>
             <w:r>
               <w:rPr>
                 <w:rFonts w:ascii="Consolas" w:eastAsia="Times New Roman" w:hAnsi="Consolas" w:cs="Times New Roman"/>
@@ -5895,7 +5847,7 @@
           </w:tcPr>
           <w:p>
             <w:pPr>
-              <w:pStyle w:val="Sinespaciado"/>
+              <w:pStyle w:val="NoSpacing"/>
             </w:pPr>
             <w:r>
               <w:t>4</w:t>
@@ -5910,7 +5862,7 @@
           </w:tcPr>
           <w:p>
             <w:pPr>
-              <w:pStyle w:val="Sinespaciado"/>
+              <w:pStyle w:val="NoSpacing"/>
             </w:pPr>
             <w:r>
               <w:t>Números o cantidades</w:t>
@@ -5925,7 +5877,7 @@
           </w:tcPr>
           <w:p>
             <w:pPr>
-              <w:pStyle w:val="Sinespaciado"/>
+              <w:pStyle w:val="NoSpacing"/>
             </w:pPr>
             <w:r>
               <w:t>Edad, precio, saldo...</w:t>
@@ -5940,7 +5892,7 @@
           </w:tcPr>
           <w:p>
             <w:pPr>
-              <w:pStyle w:val="Sinespaciado"/>
+              <w:pStyle w:val="NoSpacing"/>
               <w:rPr>
                 <w:lang w:eastAsia="es-ES_tradnl"/>
               </w:rPr>
@@ -5955,7 +5907,7 @@
           </w:tcPr>
           <w:p>
             <w:pPr>
-              <w:pStyle w:val="Sinespaciado"/>
+              <w:pStyle w:val="NoSpacing"/>
               <w:rPr>
                 <w:lang w:eastAsia="es-ES_tradnl"/>
               </w:rPr>
@@ -6013,7 +5965,6 @@
               </w:rPr>
               <w:t xml:space="preserve"> </w:t>
             </w:r>
-            <w:proofErr w:type="spellStart"/>
             <w:r>
               <w:rPr>
                 <w:rFonts w:ascii="Consolas" w:eastAsia="Times New Roman" w:hAnsi="Consolas" w:cs="Times New Roman"/>
@@ -6024,7 +5975,6 @@
               </w:rPr>
               <w:t>type</w:t>
             </w:r>
-            <w:proofErr w:type="spellEnd"/>
             <w:r>
               <w:rPr>
                 <w:rFonts w:ascii="Consolas" w:eastAsia="Times New Roman" w:hAnsi="Consolas" w:cs="Times New Roman"/>
@@ -6043,29 +5993,7 @@
                 <w:szCs w:val="21"/>
                 <w:lang w:eastAsia="es-ES_tradnl"/>
               </w:rPr>
-              <w:t>"</w:t>
-            </w:r>
-            <w:proofErr w:type="spellStart"/>
-            <w:r>
-              <w:rPr>
-                <w:rFonts w:ascii="Consolas" w:eastAsia="Times New Roman" w:hAnsi="Consolas" w:cs="Times New Roman"/>
-                <w:color w:val="98C379"/>
-                <w:sz w:val="21"/>
-                <w:szCs w:val="21"/>
-                <w:lang w:eastAsia="es-ES_tradnl"/>
-              </w:rPr>
-              <w:t>number</w:t>
-            </w:r>
-            <w:proofErr w:type="spellEnd"/>
-            <w:r>
-              <w:rPr>
-                <w:rFonts w:ascii="Consolas" w:eastAsia="Times New Roman" w:hAnsi="Consolas" w:cs="Times New Roman"/>
-                <w:color w:val="98C379"/>
-                <w:sz w:val="21"/>
-                <w:szCs w:val="21"/>
-                <w:lang w:eastAsia="es-ES_tradnl"/>
-              </w:rPr>
-              <w:t>"</w:t>
+              <w:t>"number"</w:t>
             </w:r>
             <w:r>
               <w:rPr>
@@ -6092,7 +6020,7 @@
           </w:tcPr>
           <w:p>
             <w:pPr>
-              <w:pStyle w:val="Sinespaciado"/>
+              <w:pStyle w:val="NoSpacing"/>
             </w:pPr>
             <w:r>
               <w:t>5</w:t>
@@ -6107,7 +6035,7 @@
           </w:tcPr>
           <w:p>
             <w:pPr>
-              <w:pStyle w:val="Sinespaciado"/>
+              <w:pStyle w:val="NoSpacing"/>
             </w:pPr>
             <w:r>
               <w:t>Números o cantidades en un rango</w:t>
@@ -6122,7 +6050,7 @@
           </w:tcPr>
           <w:p>
             <w:pPr>
-              <w:pStyle w:val="Sinespaciado"/>
+              <w:pStyle w:val="NoSpacing"/>
             </w:pPr>
             <w:r>
               <w:t>Edad, precio, saldo...</w:t>
@@ -6137,7 +6065,7 @@
           </w:tcPr>
           <w:p>
             <w:pPr>
-              <w:pStyle w:val="Sinespaciado"/>
+              <w:pStyle w:val="NoSpacing"/>
               <w:rPr>
                 <w:lang w:eastAsia="es-ES_tradnl"/>
               </w:rPr>
@@ -6152,7 +6080,7 @@
           </w:tcPr>
           <w:p>
             <w:pPr>
-              <w:pStyle w:val="Sinespaciado"/>
+              <w:pStyle w:val="NoSpacing"/>
             </w:pPr>
             <w:r>
               <w:t>RANGE</w:t>
@@ -6160,7 +6088,7 @@
           </w:p>
           <w:p>
             <w:pPr>
-              <w:pStyle w:val="Sinespaciado"/>
+              <w:pStyle w:val="NoSpacing"/>
               <w:rPr>
                 <w:lang w:eastAsia="es-ES_tradnl"/>
               </w:rPr>
@@ -6215,7 +6143,6 @@
               </w:rPr>
               <w:t xml:space="preserve"> </w:t>
             </w:r>
-            <w:proofErr w:type="spellStart"/>
             <w:r>
               <w:rPr>
                 <w:rFonts w:ascii="Consolas" w:eastAsia="Times New Roman" w:hAnsi="Consolas" w:cs="Times New Roman"/>
@@ -6226,7 +6153,6 @@
               </w:rPr>
               <w:t>type</w:t>
             </w:r>
-            <w:proofErr w:type="spellEnd"/>
             <w:r>
               <w:rPr>
                 <w:rFonts w:ascii="Consolas" w:eastAsia="Times New Roman" w:hAnsi="Consolas" w:cs="Times New Roman"/>
@@ -6245,20 +6171,8 @@
                 <w:szCs w:val="21"/>
                 <w:lang w:eastAsia="es-ES_tradnl"/>
               </w:rPr>
-              <w:t>"</w:t>
-            </w:r>
-            <w:proofErr w:type="spellStart"/>
-            <w:r>
-              <w:rPr>
-                <w:rFonts w:ascii="Consolas" w:eastAsia="Times New Roman" w:hAnsi="Consolas" w:cs="Times New Roman"/>
-                <w:color w:val="98C379"/>
-                <w:sz w:val="21"/>
-                <w:szCs w:val="21"/>
-                <w:lang w:eastAsia="es-ES_tradnl"/>
-              </w:rPr>
-              <w:t>range</w:t>
-            </w:r>
-            <w:proofErr w:type="spellEnd"/>
+              <w:t>"range</w:t>
+            </w:r>
             <w:r>
               <w:rPr>
                 <w:rFonts w:ascii="Consolas" w:eastAsia="Times New Roman" w:hAnsi="Consolas" w:cs="Times New Roman"/>
@@ -6294,7 +6208,7 @@
           </w:tcPr>
           <w:p>
             <w:pPr>
-              <w:pStyle w:val="Sinespaciado"/>
+              <w:pStyle w:val="NoSpacing"/>
             </w:pPr>
             <w:r>
               <w:t>6</w:t>
@@ -6309,7 +6223,7 @@
           </w:tcPr>
           <w:p>
             <w:pPr>
-              <w:pStyle w:val="Sinespaciado"/>
+              <w:pStyle w:val="NoSpacing"/>
             </w:pPr>
             <w:r>
               <w:t>Fechas u horas</w:t>
@@ -6324,7 +6238,7 @@
           </w:tcPr>
           <w:p>
             <w:pPr>
-              <w:pStyle w:val="Sinespaciado"/>
+              <w:pStyle w:val="NoSpacing"/>
             </w:pPr>
             <w:r>
               <w:t>Fecha de nacimiento, inicio de evento...</w:t>
@@ -6339,7 +6253,7 @@
           </w:tcPr>
           <w:p>
             <w:pPr>
-              <w:pStyle w:val="Sinespaciado"/>
+              <w:pStyle w:val="NoSpacing"/>
               <w:rPr>
                 <w:lang w:eastAsia="es-ES_tradnl"/>
               </w:rPr>
@@ -6354,7 +6268,7 @@
           </w:tcPr>
           <w:p>
             <w:pPr>
-              <w:pStyle w:val="Sinespaciado"/>
+              <w:pStyle w:val="NoSpacing"/>
             </w:pPr>
             <w:r>
               <w:t>DATA</w:t>
@@ -6362,7 +6276,7 @@
           </w:p>
           <w:p>
             <w:pPr>
-              <w:pStyle w:val="Sinespaciado"/>
+              <w:pStyle w:val="NoSpacing"/>
               <w:rPr>
                 <w:lang w:eastAsia="es-ES_tradnl"/>
               </w:rPr>
@@ -6377,7 +6291,7 @@
           </w:tcPr>
           <w:p>
             <w:pPr>
-              <w:pStyle w:val="Sinespaciado"/>
+              <w:pStyle w:val="NoSpacing"/>
               <w:rPr>
                 <w:lang w:val="es-ES"/>
               </w:rPr>
@@ -6409,7 +6323,6 @@
               </w:rPr>
               <w:t xml:space="preserve"> </w:t>
             </w:r>
-            <w:proofErr w:type="spellStart"/>
             <w:r>
               <w:rPr>
                 <w:rFonts w:ascii="Consolas" w:eastAsia="Times New Roman" w:hAnsi="Consolas" w:cs="Times New Roman"/>
@@ -6419,7 +6332,6 @@
               </w:rPr>
               <w:t>type</w:t>
             </w:r>
-            <w:proofErr w:type="spellEnd"/>
             <w:r>
               <w:rPr>
                 <w:rFonts w:ascii="Consolas" w:eastAsia="Times New Roman" w:hAnsi="Consolas" w:cs="Times New Roman"/>
@@ -6462,7 +6374,7 @@
           </w:tcPr>
           <w:p>
             <w:pPr>
-              <w:pStyle w:val="Sinespaciado"/>
+              <w:pStyle w:val="NoSpacing"/>
             </w:pPr>
           </w:p>
         </w:tc>
@@ -6475,12 +6387,12 @@
           </w:tcPr>
           <w:p>
             <w:pPr>
-              <w:pStyle w:val="Sinespaciado"/>
-            </w:pPr>
-          </w:p>
-          <w:p>
-            <w:pPr>
-              <w:pStyle w:val="Sinespaciado"/>
+              <w:pStyle w:val="NoSpacing"/>
+            </w:pPr>
+          </w:p>
+          <w:p>
+            <w:pPr>
+              <w:pStyle w:val="NoSpacing"/>
               <w:rPr>
                 <w:rFonts w:ascii="Consolas" w:eastAsia="Times New Roman" w:hAnsi="Consolas" w:cs="Times New Roman"/>
                 <w:color w:val="ABB2BF"/>
@@ -6506,7 +6418,7 @@
           </w:tcPr>
           <w:p>
             <w:pPr>
-              <w:pStyle w:val="Sinespaciado"/>
+              <w:pStyle w:val="NoSpacing"/>
             </w:pPr>
             <w:r>
               <w:t>7</w:t>
@@ -6521,7 +6433,7 @@
           </w:tcPr>
           <w:p>
             <w:pPr>
-              <w:pStyle w:val="Sinespaciado"/>
+              <w:pStyle w:val="NoSpacing"/>
             </w:pPr>
             <w:r>
               <w:t>Verdadero/falso</w:t>
@@ -6536,7 +6448,7 @@
           </w:tcPr>
           <w:p>
             <w:pPr>
-              <w:pStyle w:val="Sinespaciado"/>
+              <w:pStyle w:val="NoSpacing"/>
             </w:pPr>
             <w:r>
               <w:t>Si/No, Opción A/B, ON/OFF...</w:t>
@@ -6550,7 +6462,7 @@
           </w:tcPr>
           <w:p>
             <w:pPr>
-              <w:pStyle w:val="Sinespaciado"/>
+              <w:pStyle w:val="NoSpacing"/>
               <w:rPr>
                 <w:lang w:eastAsia="es-ES_tradnl"/>
               </w:rPr>
@@ -6570,7 +6482,7 @@
           </w:tcPr>
           <w:p>
             <w:pPr>
-              <w:pStyle w:val="Sinespaciado"/>
+              <w:pStyle w:val="NoSpacing"/>
             </w:pPr>
             <w:r>
               <w:rPr>
@@ -6628,7 +6540,6 @@
               </w:rPr>
               <w:t xml:space="preserve"> </w:t>
             </w:r>
-            <w:proofErr w:type="spellStart"/>
             <w:r>
               <w:rPr>
                 <w:rFonts w:ascii="Consolas" w:eastAsia="Times New Roman" w:hAnsi="Consolas" w:cs="Times New Roman"/>
@@ -6639,7 +6550,6 @@
               </w:rPr>
               <w:t>type</w:t>
             </w:r>
-            <w:proofErr w:type="spellEnd"/>
             <w:r>
               <w:rPr>
                 <w:rFonts w:ascii="Consolas" w:eastAsia="Times New Roman" w:hAnsi="Consolas" w:cs="Times New Roman"/>
@@ -6658,29 +6568,7 @@
                 <w:szCs w:val="21"/>
                 <w:lang w:eastAsia="es-ES_tradnl"/>
               </w:rPr>
-              <w:t>"</w:t>
-            </w:r>
-            <w:proofErr w:type="spellStart"/>
-            <w:r>
-              <w:rPr>
-                <w:rFonts w:ascii="Consolas" w:eastAsia="Times New Roman" w:hAnsi="Consolas" w:cs="Times New Roman"/>
-                <w:color w:val="98C379"/>
-                <w:sz w:val="21"/>
-                <w:szCs w:val="21"/>
-                <w:lang w:eastAsia="es-ES_tradnl"/>
-              </w:rPr>
-              <w:t>checkbox</w:t>
-            </w:r>
-            <w:proofErr w:type="spellEnd"/>
-            <w:r>
-              <w:rPr>
-                <w:rFonts w:ascii="Consolas" w:eastAsia="Times New Roman" w:hAnsi="Consolas" w:cs="Times New Roman"/>
-                <w:color w:val="98C379"/>
-                <w:sz w:val="21"/>
-                <w:szCs w:val="21"/>
-                <w:lang w:eastAsia="es-ES_tradnl"/>
-              </w:rPr>
-              <w:t>"</w:t>
+              <w:t>"checkbox"</w:t>
             </w:r>
             <w:r>
               <w:rPr>
@@ -6708,7 +6596,7 @@
           </w:tcPr>
           <w:p>
             <w:pPr>
-              <w:pStyle w:val="Sinespaciado"/>
+              <w:pStyle w:val="NoSpacing"/>
             </w:pPr>
             <w:r>
               <w:t>8</w:t>
@@ -6724,7 +6612,7 @@
           </w:tcPr>
           <w:p>
             <w:pPr>
-              <w:pStyle w:val="Sinespaciado"/>
+              <w:pStyle w:val="NoSpacing"/>
             </w:pPr>
             <w:r>
               <w:t>Opción única</w:t>
@@ -6740,18 +6628,10 @@
           </w:tcPr>
           <w:p>
             <w:pPr>
-              <w:pStyle w:val="Sinespaciado"/>
-            </w:pPr>
-            <w:r>
-              <w:t xml:space="preserve">Elegir una opción de 2 </w:t>
-            </w:r>
-            <w:proofErr w:type="spellStart"/>
-            <w:r>
-              <w:t>ó</w:t>
-            </w:r>
-            <w:proofErr w:type="spellEnd"/>
-            <w:r>
-              <w:t xml:space="preserve"> más posibles</w:t>
+              <w:pStyle w:val="NoSpacing"/>
+            </w:pPr>
+            <w:r>
+              <w:t>Elegir una opción de 2 ó más posibles</w:t>
             </w:r>
           </w:p>
         </w:tc>
@@ -6762,7 +6642,7 @@
           </w:tcPr>
           <w:p>
             <w:pPr>
-              <w:pStyle w:val="Sinespaciado"/>
+              <w:pStyle w:val="NoSpacing"/>
               <w:rPr>
                 <w:lang w:val="es-ES_tradnl" w:eastAsia="es-ES_tradnl" w:bidi="hi-IN"/>
               </w:rPr>
@@ -6782,7 +6662,7 @@
           </w:tcPr>
           <w:p>
             <w:pPr>
-              <w:pStyle w:val="Sinespaciado"/>
+              <w:pStyle w:val="NoSpacing"/>
               <w:rPr>
                 <w:lang w:eastAsia="es-ES_tradnl"/>
               </w:rPr>
@@ -6843,7 +6723,6 @@
               </w:rPr>
               <w:t xml:space="preserve"> </w:t>
             </w:r>
-            <w:proofErr w:type="spellStart"/>
             <w:r>
               <w:rPr>
                 <w:rFonts w:ascii="Consolas" w:eastAsia="Times New Roman" w:hAnsi="Consolas" w:cs="Times New Roman"/>
@@ -6854,7 +6733,6 @@
               </w:rPr>
               <w:t>type</w:t>
             </w:r>
-            <w:proofErr w:type="spellEnd"/>
             <w:r>
               <w:rPr>
                 <w:rFonts w:ascii="Consolas" w:eastAsia="Times New Roman" w:hAnsi="Consolas" w:cs="Times New Roman"/>
@@ -6901,7 +6779,7 @@
           </w:tcPr>
           <w:p>
             <w:pPr>
-              <w:pStyle w:val="Sinespaciado"/>
+              <w:pStyle w:val="NoSpacing"/>
             </w:pPr>
           </w:p>
         </w:tc>
@@ -6914,7 +6792,7 @@
           </w:tcPr>
           <w:p>
             <w:pPr>
-              <w:pStyle w:val="Sinespaciado"/>
+              <w:pStyle w:val="NoSpacing"/>
             </w:pPr>
           </w:p>
         </w:tc>
@@ -6927,7 +6805,7 @@
           </w:tcPr>
           <w:p>
             <w:pPr>
-              <w:pStyle w:val="Sinespaciado"/>
+              <w:pStyle w:val="NoSpacing"/>
             </w:pPr>
           </w:p>
         </w:tc>
@@ -6938,7 +6816,7 @@
           </w:tcPr>
           <w:p>
             <w:pPr>
-              <w:pStyle w:val="Sinespaciado"/>
+              <w:pStyle w:val="NoSpacing"/>
               <w:rPr>
                 <w:lang w:val="es-ES_tradnl" w:eastAsia="es-ES_tradnl"/>
               </w:rPr>
@@ -6958,7 +6836,7 @@
           </w:tcPr>
           <w:p>
             <w:pPr>
-              <w:pStyle w:val="Sinespaciado"/>
+              <w:pStyle w:val="NoSpacing"/>
               <w:rPr>
                 <w:lang w:eastAsia="es-ES_tradnl"/>
               </w:rPr>
@@ -6993,7 +6871,6 @@
               </w:rPr>
               <w:t>&lt;</w:t>
             </w:r>
-            <w:proofErr w:type="spellStart"/>
             <w:r>
               <w:rPr>
                 <w:rFonts w:ascii="Consolas" w:eastAsia="Times New Roman" w:hAnsi="Consolas" w:cs="Times New Roman"/>
@@ -7004,7 +6881,6 @@
               </w:rPr>
               <w:t>select</w:t>
             </w:r>
-            <w:proofErr w:type="spellEnd"/>
             <w:r>
               <w:rPr>
                 <w:rFonts w:ascii="Consolas" w:eastAsia="Times New Roman" w:hAnsi="Consolas" w:cs="Times New Roman"/>
@@ -7031,7 +6907,7 @@
           </w:tcPr>
           <w:p>
             <w:pPr>
-              <w:pStyle w:val="Sinespaciado"/>
+              <w:pStyle w:val="NoSpacing"/>
             </w:pPr>
             <w:r>
               <w:t>9</w:t>
@@ -7047,7 +6923,7 @@
           </w:tcPr>
           <w:p>
             <w:pPr>
-              <w:pStyle w:val="Sinespaciado"/>
+              <w:pStyle w:val="NoSpacing"/>
             </w:pPr>
             <w:r>
               <w:t>Varias opciones</w:t>
@@ -7063,18 +6939,10 @@
           </w:tcPr>
           <w:p>
             <w:pPr>
-              <w:pStyle w:val="Sinespaciado"/>
-            </w:pPr>
-            <w:r>
-              <w:t xml:space="preserve">Elegir varias opciones de 2 </w:t>
-            </w:r>
-            <w:proofErr w:type="spellStart"/>
-            <w:r>
-              <w:t>ó</w:t>
-            </w:r>
-            <w:proofErr w:type="spellEnd"/>
-            <w:r>
-              <w:t xml:space="preserve"> más posibles</w:t>
+              <w:pStyle w:val="NoSpacing"/>
+            </w:pPr>
+            <w:r>
+              <w:t>Elegir varias opciones de 2 ó más posibles</w:t>
             </w:r>
           </w:p>
         </w:tc>
@@ -7085,7 +6953,7 @@
           </w:tcPr>
           <w:p>
             <w:pPr>
-              <w:pStyle w:val="Sinespaciado"/>
+              <w:pStyle w:val="NoSpacing"/>
               <w:rPr>
                 <w:lang w:eastAsia="es-ES_tradnl"/>
               </w:rPr>
@@ -7105,7 +6973,7 @@
           </w:tcPr>
           <w:p>
             <w:pPr>
-              <w:pStyle w:val="Sinespaciado"/>
+              <w:pStyle w:val="NoSpacing"/>
               <w:rPr>
                 <w:lang w:eastAsia="es-ES_tradnl"/>
               </w:rPr>
@@ -7166,7 +7034,6 @@
               </w:rPr>
               <w:t xml:space="preserve"> </w:t>
             </w:r>
-            <w:proofErr w:type="spellStart"/>
             <w:r>
               <w:rPr>
                 <w:rFonts w:ascii="Consolas" w:eastAsia="Times New Roman" w:hAnsi="Consolas" w:cs="Times New Roman"/>
@@ -7177,7 +7044,6 @@
               </w:rPr>
               <w:t>type</w:t>
             </w:r>
-            <w:proofErr w:type="spellEnd"/>
             <w:r>
               <w:rPr>
                 <w:rFonts w:ascii="Consolas" w:eastAsia="Times New Roman" w:hAnsi="Consolas" w:cs="Times New Roman"/>
@@ -7196,29 +7062,7 @@
                 <w:szCs w:val="21"/>
                 <w:lang w:eastAsia="es-ES_tradnl"/>
               </w:rPr>
-              <w:t>"</w:t>
-            </w:r>
-            <w:proofErr w:type="spellStart"/>
-            <w:r>
-              <w:rPr>
-                <w:rFonts w:ascii="Consolas" w:eastAsia="Times New Roman" w:hAnsi="Consolas" w:cs="Times New Roman"/>
-                <w:color w:val="98C379"/>
-                <w:sz w:val="21"/>
-                <w:szCs w:val="21"/>
-                <w:lang w:eastAsia="es-ES_tradnl"/>
-              </w:rPr>
-              <w:t>checkbox</w:t>
-            </w:r>
-            <w:proofErr w:type="spellEnd"/>
-            <w:r>
-              <w:rPr>
-                <w:rFonts w:ascii="Consolas" w:eastAsia="Times New Roman" w:hAnsi="Consolas" w:cs="Times New Roman"/>
-                <w:color w:val="98C379"/>
-                <w:sz w:val="21"/>
-                <w:szCs w:val="21"/>
-                <w:lang w:eastAsia="es-ES_tradnl"/>
-              </w:rPr>
-              <w:t>"</w:t>
+              <w:t>"checkbox"</w:t>
             </w:r>
             <w:r>
               <w:rPr>
@@ -7246,7 +7090,7 @@
           </w:tcPr>
           <w:p>
             <w:pPr>
-              <w:pStyle w:val="Sinespaciado"/>
+              <w:pStyle w:val="NoSpacing"/>
             </w:pPr>
           </w:p>
         </w:tc>
@@ -7259,7 +7103,7 @@
           </w:tcPr>
           <w:p>
             <w:pPr>
-              <w:pStyle w:val="Sinespaciado"/>
+              <w:pStyle w:val="NoSpacing"/>
             </w:pPr>
           </w:p>
         </w:tc>
@@ -7272,7 +7116,7 @@
           </w:tcPr>
           <w:p>
             <w:pPr>
-              <w:pStyle w:val="Sinespaciado"/>
+              <w:pStyle w:val="NoSpacing"/>
             </w:pPr>
           </w:p>
         </w:tc>
@@ -7283,7 +7127,7 @@
           </w:tcPr>
           <w:p>
             <w:pPr>
-              <w:pStyle w:val="Sinespaciado"/>
+              <w:pStyle w:val="NoSpacing"/>
               <w:rPr>
                 <w:lang w:val="es-ES_tradnl" w:eastAsia="es-ES_tradnl"/>
               </w:rPr>
@@ -7303,7 +7147,7 @@
           </w:tcPr>
           <w:p>
             <w:pPr>
-              <w:pStyle w:val="Sinespaciado"/>
+              <w:pStyle w:val="NoSpacing"/>
               <w:rPr>
                 <w:lang w:eastAsia="es-ES_tradnl"/>
               </w:rPr>
@@ -7338,7 +7182,6 @@
               </w:rPr>
               <w:t>&lt;</w:t>
             </w:r>
-            <w:proofErr w:type="spellStart"/>
             <w:r>
               <w:rPr>
                 <w:rFonts w:ascii="Consolas" w:eastAsia="Times New Roman" w:hAnsi="Consolas" w:cs="Times New Roman"/>
@@ -7349,7 +7192,6 @@
               </w:rPr>
               <w:t>select</w:t>
             </w:r>
-            <w:proofErr w:type="spellEnd"/>
             <w:r>
               <w:rPr>
                 <w:rFonts w:ascii="Consolas" w:eastAsia="Times New Roman" w:hAnsi="Consolas" w:cs="Times New Roman"/>
@@ -7360,7 +7202,6 @@
               </w:rPr>
               <w:t xml:space="preserve"> </w:t>
             </w:r>
-            <w:proofErr w:type="spellStart"/>
             <w:r>
               <w:rPr>
                 <w:rFonts w:ascii="Consolas" w:eastAsia="Times New Roman" w:hAnsi="Consolas" w:cs="Times New Roman"/>
@@ -7371,7 +7212,6 @@
               </w:rPr>
               <w:t>multiple</w:t>
             </w:r>
-            <w:proofErr w:type="spellEnd"/>
             <w:r>
               <w:rPr>
                 <w:rFonts w:ascii="Consolas" w:eastAsia="Times New Roman" w:hAnsi="Consolas" w:cs="Times New Roman"/>
@@ -7397,7 +7237,7 @@
           </w:tcPr>
           <w:p>
             <w:pPr>
-              <w:pStyle w:val="Sinespaciado"/>
+              <w:pStyle w:val="NoSpacing"/>
             </w:pPr>
             <w:r>
               <w:t>10</w:t>
@@ -7412,7 +7252,7 @@
           </w:tcPr>
           <w:p>
             <w:pPr>
-              <w:pStyle w:val="Sinespaciado"/>
+              <w:pStyle w:val="NoSpacing"/>
             </w:pPr>
             <w:r>
               <w:t>Opción única abierta</w:t>
@@ -7427,7 +7267,7 @@
           </w:tcPr>
           <w:p>
             <w:pPr>
-              <w:pStyle w:val="Sinespaciado"/>
+              <w:pStyle w:val="NoSpacing"/>
             </w:pPr>
             <w:r>
               <w:t>Elegir una opción o indicar una propia</w:t>
@@ -7441,7 +7281,7 @@
           </w:tcPr>
           <w:p>
             <w:pPr>
-              <w:pStyle w:val="Sinespaciado"/>
+              <w:pStyle w:val="NoSpacing"/>
               <w:rPr>
                 <w:lang w:eastAsia="es-ES_tradnl"/>
               </w:rPr>
@@ -7461,7 +7301,7 @@
           </w:tcPr>
           <w:p>
             <w:pPr>
-              <w:pStyle w:val="Sinespaciado"/>
+              <w:pStyle w:val="NoSpacing"/>
               <w:rPr>
                 <w:lang w:eastAsia="es-ES_tradnl"/>
               </w:rPr>
@@ -7496,7 +7336,6 @@
               </w:rPr>
               <w:t>&lt;</w:t>
             </w:r>
-            <w:proofErr w:type="spellStart"/>
             <w:r>
               <w:rPr>
                 <w:rFonts w:ascii="Consolas" w:eastAsia="Times New Roman" w:hAnsi="Consolas" w:cs="Times New Roman"/>
@@ -7507,7 +7346,6 @@
               </w:rPr>
               <w:t>datalist</w:t>
             </w:r>
-            <w:proofErr w:type="spellEnd"/>
             <w:r>
               <w:rPr>
                 <w:rFonts w:ascii="Consolas" w:eastAsia="Times New Roman" w:hAnsi="Consolas" w:cs="Times New Roman"/>
@@ -7533,7 +7371,7 @@
           </w:tcPr>
           <w:p>
             <w:pPr>
-              <w:pStyle w:val="Sinespaciado"/>
+              <w:pStyle w:val="NoSpacing"/>
             </w:pPr>
           </w:p>
         </w:tc>
@@ -7546,12 +7384,12 @@
           </w:tcPr>
           <w:p>
             <w:pPr>
-              <w:pStyle w:val="Sinespaciado"/>
-            </w:pPr>
-          </w:p>
-          <w:p>
-            <w:pPr>
-              <w:pStyle w:val="Sinespaciado"/>
+              <w:pStyle w:val="NoSpacing"/>
+            </w:pPr>
+          </w:p>
+          <w:p>
+            <w:pPr>
+              <w:pStyle w:val="NoSpacing"/>
               <w:rPr>
                 <w:lang w:val="es-ES"/>
               </w:rPr>
@@ -7579,7 +7417,7 @@
           </w:tcPr>
           <w:p>
             <w:pPr>
-              <w:pStyle w:val="Sinespaciado"/>
+              <w:pStyle w:val="NoSpacing"/>
             </w:pPr>
             <w:r>
               <w:t>11</w:t>
@@ -7599,7 +7437,7 @@
           </w:tcPr>
           <w:p>
             <w:pPr>
-              <w:pStyle w:val="Sinespaciado"/>
+              <w:pStyle w:val="NoSpacing"/>
             </w:pPr>
             <w:r>
               <w:t>Selección de color</w:t>
@@ -7619,7 +7457,7 @@
           </w:tcPr>
           <w:p>
             <w:pPr>
-              <w:pStyle w:val="Sinespaciado"/>
+              <w:pStyle w:val="NoSpacing"/>
             </w:pPr>
             <w:r>
               <w:t>Escoger un color o tonalidad</w:t>
@@ -7639,7 +7477,7 @@
           </w:tcPr>
           <w:p>
             <w:pPr>
-              <w:pStyle w:val="Sinespaciado"/>
+              <w:pStyle w:val="NoSpacing"/>
               <w:rPr>
                 <w:lang w:eastAsia="es-ES_tradnl"/>
               </w:rPr>
@@ -7665,7 +7503,7 @@
           </w:tcPr>
           <w:p>
             <w:pPr>
-              <w:pStyle w:val="Sinespaciado"/>
+              <w:pStyle w:val="NoSpacing"/>
               <w:rPr>
                 <w:lang w:eastAsia="es-ES_tradnl"/>
               </w:rPr>
@@ -7728,7 +7566,6 @@
               </w:rPr>
               <w:t xml:space="preserve"> </w:t>
             </w:r>
-            <w:proofErr w:type="spellStart"/>
             <w:r>
               <w:rPr>
                 <w:rFonts w:ascii="Consolas" w:hAnsi="Consolas"/>
@@ -7738,7 +7575,6 @@
               </w:rPr>
               <w:t>type</w:t>
             </w:r>
-            <w:proofErr w:type="spellEnd"/>
             <w:r>
               <w:rPr>
                 <w:rFonts w:ascii="Consolas" w:hAnsi="Consolas"/>
@@ -7786,7 +7622,7 @@
           </w:tcPr>
           <w:p>
             <w:pPr>
-              <w:pStyle w:val="Sinespaciado"/>
+              <w:pStyle w:val="NoSpacing"/>
             </w:pPr>
             <w:r>
               <w:t>12</w:t>
@@ -7806,7 +7642,7 @@
           </w:tcPr>
           <w:p>
             <w:pPr>
-              <w:pStyle w:val="Sinespaciado"/>
+              <w:pStyle w:val="NoSpacing"/>
             </w:pPr>
             <w:r>
               <w:t>Selección de archivo</w:t>
@@ -7826,7 +7662,7 @@
           </w:tcPr>
           <w:p>
             <w:pPr>
-              <w:pStyle w:val="Sinespaciado"/>
+              <w:pStyle w:val="NoSpacing"/>
             </w:pPr>
             <w:r>
               <w:t>Escoger un archivo para enviar</w:t>
@@ -7846,7 +7682,7 @@
           </w:tcPr>
           <w:p>
             <w:pPr>
-              <w:pStyle w:val="Sinespaciado"/>
+              <w:pStyle w:val="NoSpacing"/>
               <w:rPr>
                 <w:lang w:eastAsia="es-ES_tradnl"/>
               </w:rPr>
@@ -7872,7 +7708,7 @@
           </w:tcPr>
           <w:p>
             <w:pPr>
-              <w:pStyle w:val="Sinespaciado"/>
+              <w:pStyle w:val="NoSpacing"/>
               <w:rPr>
                 <w:lang w:eastAsia="es-ES_tradnl"/>
               </w:rPr>
@@ -7935,7 +7771,6 @@
               </w:rPr>
               <w:t xml:space="preserve"> </w:t>
             </w:r>
-            <w:proofErr w:type="spellStart"/>
             <w:r>
               <w:rPr>
                 <w:rFonts w:ascii="Consolas" w:hAnsi="Consolas"/>
@@ -7945,7 +7780,6 @@
               </w:rPr>
               <w:t>type</w:t>
             </w:r>
-            <w:proofErr w:type="spellEnd"/>
             <w:r>
               <w:rPr>
                 <w:rFonts w:ascii="Consolas" w:hAnsi="Consolas"/>
@@ -7980,7 +7814,7 @@
     <w:p/>
     <w:p>
       <w:pPr>
-        <w:pStyle w:val="Sinespaciado"/>
+        <w:pStyle w:val="NoSpacing"/>
         <w:rPr>
           <w:lang w:val="es-ES"/>
         </w:rPr>
@@ -8016,7 +7850,7 @@
     </w:p>
     <w:tbl>
       <w:tblPr>
-        <w:tblStyle w:val="Tablaconcuadrcula"/>
+        <w:tblStyle w:val="TableGrid"/>
         <w:tblW w:w="0" w:type="auto"/>
         <w:tblLook w:val="04A0" w:firstRow="1" w:lastRow="0" w:firstColumn="1" w:lastColumn="0" w:noHBand="0" w:noVBand="1"/>
       </w:tblPr>
@@ -8117,7 +7951,7 @@
 <w:numbering xmlns:wpc="http://schemas.microsoft.com/office/word/2010/wordprocessingCanvas" xmlns:cx="http://schemas.microsoft.com/office/drawing/2014/chartex" xmlns:cx1="http://schemas.microsoft.com/office/drawing/2015/9/8/chartex" xmlns:cx2="http://schemas.microsoft.com/office/drawing/2015/10/21/chartex" xmlns:cx3="http://schemas.microsoft.com/office/drawing/2016/5/9/chartex" xmlns:cx4="http://schemas.microsoft.com/office/drawing/2016/5/10/chartex" xmlns:cx5="http://schemas.microsoft.com/office/drawing/2016/5/11/chartex" xmlns:cx6="http://schemas.microsoft.com/office/drawing/2016/5/12/chartex" xmlns:cx7="http://schemas.microsoft.com/office/drawing/2016/5/13/chartex" xmlns:cx8="http://schemas.microsoft.com/office/drawing/2016/5/14/chartex" xmlns:mc="http://schemas.openxmlformats.org/markup-compatibility/2006" xmlns:aink="http://schemas.microsoft.com/office/drawing/2016/ink" xmlns:am3d="http://schemas.microsoft.com/office/drawing/2017/model3d" xmlns:o="urn:schemas-microsoft-com:office:office" xmlns:oel="http://schemas.microsoft.com/office/2019/extlst" xmlns:r="http://schemas.openxmlformats.org/officeDocument/2006/relationships" xmlns:m="http://schemas.openxmlformats.org/officeDocument/2006/math" xmlns:v="urn:schemas-microsoft-com:vml" xmlns:wp14="http://schemas.microsoft.com/office/word/2010/wordprocessingDrawing" xmlns:wp="http://schemas.openxmlformats.org/drawingml/2006/wordprocessingDrawing" xmlns:w10="urn:schemas-microsoft-com:office:word" xmlns:w="http://schemas.openxmlformats.org/wordprocessingml/2006/main" xmlns:w14="http://schemas.microsoft.com/office/word/2010/wordml" xmlns:w15="http://schemas.microsoft.com/office/word/2012/wordml" xmlns:w16cex="http://schemas.microsoft.com/office/word/2018/wordml/cex" xmlns:w16cid="http://schemas.microsoft.com/office/word/2016/wordml/cid" xmlns:w16="http://schemas.microsoft.com/office/word/2018/wordml" xmlns:w16du="http://schemas.microsoft.com/office/word/2023/wordml/word16du" xmlns:w16sdtdh="http://schemas.microsoft.com/office/word/2020/wordml/sdtdatahash" xmlns:w16sdtfl="http://schemas.microsoft.com/office/word/2024/wordml/sdtformatlock" xmlns:w16se="http://schemas.microsoft.com/office/word/2015/wordml/symex" xmlns:wpg="http://schemas.microsoft.com/office/word/2010/wordprocessingGroup" xmlns:wpi="http://schemas.microsoft.com/office/word/2010/wordprocessingInk" xmlns:wne="http://schemas.microsoft.com/office/word/2006/wordml" xmlns:wps="http://schemas.microsoft.com/office/word/2010/wordprocessingShape" mc:Ignorable="w14 w15 w16se w16cid w16 w16cex w16sdtdh w16sdtfl w16du wp14">
   <w:numPicBullet w:numPicBulletId="0">
     <w:pict>
-      <v:shapetype id="_x0000_t75" coordsize="21600,21600" o:spt="75" o:preferrelative="t" path="m@4@5l@4@11@9@11@9@5xe" filled="f" stroked="f">
+      <v:shapetype w14:anchorId="1BBB2E23" id="_x0000_t75" coordsize="21600,21600" o:spt="75" o:preferrelative="t" path="m@4@5l@4@11@9@11@9@5xe" filled="f" stroked="f">
         <v:stroke joinstyle="miter"/>
         <v:formulas>
           <v:f eqn="if lineDrawn pixelLineWidth 0"/>
@@ -8136,7 +7970,7 @@
         <v:path o:extrusionok="f" gradientshapeok="t" o:connecttype="rect"/>
         <o:lock v:ext="edit" aspectratio="t"/>
       </v:shapetype>
-      <v:shape id="_x0000_i1044" type="#_x0000_t75" style="width:6pt;height:6pt;visibility:visible;mso-wrap-style:square" o:bullet="t">
+      <v:shape id="_x0000_i1025" type="#_x0000_t75" style="width:6pt;height:6pt;visibility:visible;mso-wrap-style:square" o:bullet="t">
         <v:imagedata r:id="rId1" o:title=""/>
       </v:shape>
     </w:pict>
@@ -10386,6 +10220,118 @@
     </w:lvl>
   </w:abstractNum>
   <w:abstractNum w:abstractNumId="19" w15:restartNumberingAfterBreak="0">
+    <w:nsid w:val="59903EE8"/>
+    <w:multiLevelType w:val="hybridMultilevel"/>
+    <w:tmpl w:val="E786A938"/>
+    <w:lvl w:ilvl="0" w:tplc="E3CCCCFE">
+      <w:numFmt w:val="bullet"/>
+      <w:lvlText w:val="-"/>
+      <w:lvlJc w:val="left"/>
+      <w:pPr>
+        <w:ind w:left="720" w:hanging="360"/>
+      </w:pPr>
+      <w:rPr>
+        <w:rFonts w:ascii="Arial" w:eastAsia="Arial" w:hAnsi="Arial" w:cs="Arial" w:hint="default"/>
+      </w:rPr>
+    </w:lvl>
+    <w:lvl w:ilvl="1" w:tplc="240A0003" w:tentative="1">
+      <w:start w:val="1"/>
+      <w:numFmt w:val="bullet"/>
+      <w:lvlText w:val="o"/>
+      <w:lvlJc w:val="left"/>
+      <w:pPr>
+        <w:ind w:left="1440" w:hanging="360"/>
+      </w:pPr>
+      <w:rPr>
+        <w:rFonts w:ascii="Courier New" w:hAnsi="Courier New" w:cs="Courier New" w:hint="default"/>
+      </w:rPr>
+    </w:lvl>
+    <w:lvl w:ilvl="2" w:tplc="240A0005" w:tentative="1">
+      <w:start w:val="1"/>
+      <w:numFmt w:val="bullet"/>
+      <w:lvlText w:val=""/>
+      <w:lvlJc w:val="left"/>
+      <w:pPr>
+        <w:ind w:left="2160" w:hanging="360"/>
+      </w:pPr>
+      <w:rPr>
+        <w:rFonts w:ascii="Wingdings" w:hAnsi="Wingdings" w:hint="default"/>
+      </w:rPr>
+    </w:lvl>
+    <w:lvl w:ilvl="3" w:tplc="240A0001" w:tentative="1">
+      <w:start w:val="1"/>
+      <w:numFmt w:val="bullet"/>
+      <w:lvlText w:val=""/>
+      <w:lvlJc w:val="left"/>
+      <w:pPr>
+        <w:ind w:left="2880" w:hanging="360"/>
+      </w:pPr>
+      <w:rPr>
+        <w:rFonts w:ascii="Symbol" w:hAnsi="Symbol" w:hint="default"/>
+      </w:rPr>
+    </w:lvl>
+    <w:lvl w:ilvl="4" w:tplc="240A0003" w:tentative="1">
+      <w:start w:val="1"/>
+      <w:numFmt w:val="bullet"/>
+      <w:lvlText w:val="o"/>
+      <w:lvlJc w:val="left"/>
+      <w:pPr>
+        <w:ind w:left="3600" w:hanging="360"/>
+      </w:pPr>
+      <w:rPr>
+        <w:rFonts w:ascii="Courier New" w:hAnsi="Courier New" w:cs="Courier New" w:hint="default"/>
+      </w:rPr>
+    </w:lvl>
+    <w:lvl w:ilvl="5" w:tplc="240A0005" w:tentative="1">
+      <w:start w:val="1"/>
+      <w:numFmt w:val="bullet"/>
+      <w:lvlText w:val=""/>
+      <w:lvlJc w:val="left"/>
+      <w:pPr>
+        <w:ind w:left="4320" w:hanging="360"/>
+      </w:pPr>
+      <w:rPr>
+        <w:rFonts w:ascii="Wingdings" w:hAnsi="Wingdings" w:hint="default"/>
+      </w:rPr>
+    </w:lvl>
+    <w:lvl w:ilvl="6" w:tplc="240A0001" w:tentative="1">
+      <w:start w:val="1"/>
+      <w:numFmt w:val="bullet"/>
+      <w:lvlText w:val=""/>
+      <w:lvlJc w:val="left"/>
+      <w:pPr>
+        <w:ind w:left="5040" w:hanging="360"/>
+      </w:pPr>
+      <w:rPr>
+        <w:rFonts w:ascii="Symbol" w:hAnsi="Symbol" w:hint="default"/>
+      </w:rPr>
+    </w:lvl>
+    <w:lvl w:ilvl="7" w:tplc="240A0003" w:tentative="1">
+      <w:start w:val="1"/>
+      <w:numFmt w:val="bullet"/>
+      <w:lvlText w:val="o"/>
+      <w:lvlJc w:val="left"/>
+      <w:pPr>
+        <w:ind w:left="5760" w:hanging="360"/>
+      </w:pPr>
+      <w:rPr>
+        <w:rFonts w:ascii="Courier New" w:hAnsi="Courier New" w:cs="Courier New" w:hint="default"/>
+      </w:rPr>
+    </w:lvl>
+    <w:lvl w:ilvl="8" w:tplc="240A0005" w:tentative="1">
+      <w:start w:val="1"/>
+      <w:numFmt w:val="bullet"/>
+      <w:lvlText w:val=""/>
+      <w:lvlJc w:val="left"/>
+      <w:pPr>
+        <w:ind w:left="6480" w:hanging="360"/>
+      </w:pPr>
+      <w:rPr>
+        <w:rFonts w:ascii="Wingdings" w:hAnsi="Wingdings" w:hint="default"/>
+      </w:rPr>
+    </w:lvl>
+  </w:abstractNum>
+  <w:abstractNum w:abstractNumId="20" w15:restartNumberingAfterBreak="0">
     <w:nsid w:val="66395856"/>
     <w:multiLevelType w:val="multilevel"/>
     <w:tmpl w:val="6CBE2568"/>
@@ -10534,7 +10480,7 @@
       </w:rPr>
     </w:lvl>
   </w:abstractNum>
-  <w:abstractNum w:abstractNumId="20" w15:restartNumberingAfterBreak="0">
+  <w:abstractNum w:abstractNumId="21" w15:restartNumberingAfterBreak="0">
     <w:nsid w:val="6E2B3F19"/>
     <w:multiLevelType w:val="hybridMultilevel"/>
     <w:tmpl w:val="B90C733E"/>
@@ -10647,7 +10593,7 @@
       </w:rPr>
     </w:lvl>
   </w:abstractNum>
-  <w:abstractNum w:abstractNumId="21" w15:restartNumberingAfterBreak="0">
+  <w:abstractNum w:abstractNumId="22" w15:restartNumberingAfterBreak="0">
     <w:nsid w:val="78C038E8"/>
     <w:multiLevelType w:val="multilevel"/>
     <w:tmpl w:val="C95EA892"/>
@@ -10760,7 +10706,7 @@
       </w:rPr>
     </w:lvl>
   </w:abstractNum>
-  <w:abstractNum w:abstractNumId="22" w15:restartNumberingAfterBreak="0">
+  <w:abstractNum w:abstractNumId="23" w15:restartNumberingAfterBreak="0">
     <w:nsid w:val="7B14066B"/>
     <w:multiLevelType w:val="hybridMultilevel"/>
     <w:tmpl w:val="F3F6BD96"/>
@@ -10873,7 +10819,7 @@
       </w:rPr>
     </w:lvl>
   </w:abstractNum>
-  <w:abstractNum w:abstractNumId="23" w15:restartNumberingAfterBreak="0">
+  <w:abstractNum w:abstractNumId="24" w15:restartNumberingAfterBreak="0">
     <w:nsid w:val="7BD0238B"/>
     <w:multiLevelType w:val="multilevel"/>
     <w:tmpl w:val="77A42D36"/>
@@ -10993,7 +10939,7 @@
     <w:abstractNumId w:val="3"/>
   </w:num>
   <w:num w:numId="3" w16cid:durableId="803625155">
-    <w:abstractNumId w:val="21"/>
+    <w:abstractNumId w:val="22"/>
   </w:num>
   <w:num w:numId="4" w16cid:durableId="738290264">
     <w:abstractNumId w:val="13"/>
@@ -11008,7 +10954,7 @@
     <w:abstractNumId w:val="8"/>
   </w:num>
   <w:num w:numId="8" w16cid:durableId="1121803155">
-    <w:abstractNumId w:val="19"/>
+    <w:abstractNumId w:val="20"/>
   </w:num>
   <w:num w:numId="9" w16cid:durableId="992221104">
     <w:abstractNumId w:val="9"/>
@@ -11023,13 +10969,13 @@
     <w:abstractNumId w:val="15"/>
   </w:num>
   <w:num w:numId="13" w16cid:durableId="1330139941">
-    <w:abstractNumId w:val="20"/>
+    <w:abstractNumId w:val="21"/>
   </w:num>
   <w:num w:numId="14" w16cid:durableId="521091289">
     <w:abstractNumId w:val="4"/>
   </w:num>
   <w:num w:numId="15" w16cid:durableId="538591866">
-    <w:abstractNumId w:val="22"/>
+    <w:abstractNumId w:val="23"/>
   </w:num>
   <w:num w:numId="16" w16cid:durableId="951397713">
     <w:abstractNumId w:val="11"/>
@@ -11050,13 +10996,16 @@
     <w:abstractNumId w:val="6"/>
   </w:num>
   <w:num w:numId="22" w16cid:durableId="1997370774">
-    <w:abstractNumId w:val="23"/>
+    <w:abstractNumId w:val="24"/>
   </w:num>
   <w:num w:numId="23" w16cid:durableId="2142729431">
     <w:abstractNumId w:val="2"/>
   </w:num>
   <w:num w:numId="24" w16cid:durableId="1102800837">
     <w:abstractNumId w:val="7"/>
+  </w:num>
+  <w:num w:numId="25" w16cid:durableId="121115438">
+    <w:abstractNumId w:val="19"/>
   </w:num>
 </w:numbering>
 </file>
@@ -11468,11 +11417,11 @@
       <w:lang w:val="es-ES"/>
     </w:rPr>
   </w:style>
-  <w:style w:type="paragraph" w:styleId="Ttulo1">
+  <w:style w:type="paragraph" w:styleId="Heading1">
     <w:name w:val="heading 1"/>
     <w:basedOn w:val="Normal"/>
     <w:next w:val="Normal"/>
-    <w:link w:val="Ttulo1Car"/>
+    <w:link w:val="Heading1Char"/>
     <w:uiPriority w:val="9"/>
     <w:qFormat/>
     <w:rsid w:val="00DB76C3"/>
@@ -11489,11 +11438,11 @@
       <w:szCs w:val="40"/>
     </w:rPr>
   </w:style>
-  <w:style w:type="paragraph" w:styleId="Ttulo2">
+  <w:style w:type="paragraph" w:styleId="Heading2">
     <w:name w:val="heading 2"/>
     <w:basedOn w:val="Normal"/>
     <w:next w:val="Normal"/>
-    <w:link w:val="Ttulo2Car"/>
+    <w:link w:val="Heading2Char"/>
     <w:uiPriority w:val="9"/>
     <w:unhideWhenUsed/>
     <w:qFormat/>
@@ -11511,11 +11460,11 @@
       <w:szCs w:val="32"/>
     </w:rPr>
   </w:style>
-  <w:style w:type="paragraph" w:styleId="Ttulo3">
+  <w:style w:type="paragraph" w:styleId="Heading3">
     <w:name w:val="heading 3"/>
     <w:basedOn w:val="Normal"/>
     <w:next w:val="Normal"/>
-    <w:link w:val="Ttulo3Car"/>
+    <w:link w:val="Heading3Char"/>
     <w:uiPriority w:val="9"/>
     <w:unhideWhenUsed/>
     <w:qFormat/>
@@ -11533,11 +11482,11 @@
       <w:szCs w:val="28"/>
     </w:rPr>
   </w:style>
-  <w:style w:type="paragraph" w:styleId="Ttulo4">
+  <w:style w:type="paragraph" w:styleId="Heading4">
     <w:name w:val="heading 4"/>
     <w:basedOn w:val="Normal"/>
     <w:next w:val="Normal"/>
-    <w:link w:val="Ttulo4Car"/>
+    <w:link w:val="Heading4Char"/>
     <w:uiPriority w:val="9"/>
     <w:semiHidden/>
     <w:unhideWhenUsed/>
@@ -11556,11 +11505,11 @@
       <w:color w:val="0F4761" w:themeColor="accent1" w:themeShade="BF"/>
     </w:rPr>
   </w:style>
-  <w:style w:type="paragraph" w:styleId="Ttulo5">
+  <w:style w:type="paragraph" w:styleId="Heading5">
     <w:name w:val="heading 5"/>
     <w:basedOn w:val="Normal"/>
     <w:next w:val="Normal"/>
-    <w:link w:val="Ttulo5Car"/>
+    <w:link w:val="Heading5Char"/>
     <w:uiPriority w:val="9"/>
     <w:semiHidden/>
     <w:unhideWhenUsed/>
@@ -11577,11 +11526,11 @@
       <w:color w:val="0F4761" w:themeColor="accent1" w:themeShade="BF"/>
     </w:rPr>
   </w:style>
-  <w:style w:type="paragraph" w:styleId="Ttulo6">
+  <w:style w:type="paragraph" w:styleId="Heading6">
     <w:name w:val="heading 6"/>
     <w:basedOn w:val="Normal"/>
     <w:next w:val="Normal"/>
-    <w:link w:val="Ttulo6Car"/>
+    <w:link w:val="Heading6Char"/>
     <w:uiPriority w:val="9"/>
     <w:semiHidden/>
     <w:unhideWhenUsed/>
@@ -11600,11 +11549,11 @@
       <w:color w:val="595959" w:themeColor="text1" w:themeTint="A6"/>
     </w:rPr>
   </w:style>
-  <w:style w:type="paragraph" w:styleId="Ttulo7">
+  <w:style w:type="paragraph" w:styleId="Heading7">
     <w:name w:val="heading 7"/>
     <w:basedOn w:val="Normal"/>
     <w:next w:val="Normal"/>
-    <w:link w:val="Ttulo7Car"/>
+    <w:link w:val="Heading7Char"/>
     <w:uiPriority w:val="9"/>
     <w:semiHidden/>
     <w:unhideWhenUsed/>
@@ -11621,11 +11570,11 @@
       <w:color w:val="595959" w:themeColor="text1" w:themeTint="A6"/>
     </w:rPr>
   </w:style>
-  <w:style w:type="paragraph" w:styleId="Ttulo8">
+  <w:style w:type="paragraph" w:styleId="Heading8">
     <w:name w:val="heading 8"/>
     <w:basedOn w:val="Normal"/>
     <w:next w:val="Normal"/>
-    <w:link w:val="Ttulo8Car"/>
+    <w:link w:val="Heading8Char"/>
     <w:uiPriority w:val="9"/>
     <w:semiHidden/>
     <w:unhideWhenUsed/>
@@ -11643,11 +11592,11 @@
       <w:color w:val="272727" w:themeColor="text1" w:themeTint="D8"/>
     </w:rPr>
   </w:style>
-  <w:style w:type="paragraph" w:styleId="Ttulo9">
+  <w:style w:type="paragraph" w:styleId="Heading9">
     <w:name w:val="heading 9"/>
     <w:basedOn w:val="Normal"/>
     <w:next w:val="Normal"/>
-    <w:link w:val="Ttulo9Car"/>
+    <w:link w:val="Heading9Char"/>
     <w:uiPriority w:val="9"/>
     <w:semiHidden/>
     <w:unhideWhenUsed/>
@@ -11663,13 +11612,12 @@
       <w:color w:val="272727" w:themeColor="text1" w:themeTint="D8"/>
     </w:rPr>
   </w:style>
-  <w:style w:type="character" w:default="1" w:styleId="Fuentedeprrafopredeter">
+  <w:style w:type="character" w:default="1" w:styleId="DefaultParagraphFont">
     <w:name w:val="Default Paragraph Font"/>
     <w:uiPriority w:val="1"/>
-    <w:semiHidden/>
     <w:unhideWhenUsed/>
   </w:style>
-  <w:style w:type="table" w:default="1" w:styleId="Tablanormal">
+  <w:style w:type="table" w:default="1" w:styleId="TableNormal">
     <w:name w:val="Normal Table"/>
     <w:uiPriority w:val="99"/>
     <w:semiHidden/>
@@ -11684,16 +11632,16 @@
       </w:tblCellMar>
     </w:tblPr>
   </w:style>
-  <w:style w:type="numbering" w:default="1" w:styleId="Sinlista">
+  <w:style w:type="numbering" w:default="1" w:styleId="NoList">
     <w:name w:val="No List"/>
     <w:uiPriority w:val="99"/>
     <w:semiHidden/>
     <w:unhideWhenUsed/>
   </w:style>
-  <w:style w:type="character" w:customStyle="1" w:styleId="Ttulo1Car">
-    <w:name w:val="Título 1 Car"/>
-    <w:basedOn w:val="Fuentedeprrafopredeter"/>
-    <w:link w:val="Ttulo1"/>
+  <w:style w:type="character" w:customStyle="1" w:styleId="Heading1Char">
+    <w:name w:val="Heading 1 Char"/>
+    <w:basedOn w:val="DefaultParagraphFont"/>
+    <w:link w:val="Heading1"/>
     <w:uiPriority w:val="9"/>
     <w:rsid w:val="00DB76C3"/>
     <w:rPr>
@@ -11704,10 +11652,10 @@
       <w:lang w:val="es-ES"/>
     </w:rPr>
   </w:style>
-  <w:style w:type="character" w:customStyle="1" w:styleId="Ttulo2Car">
-    <w:name w:val="Título 2 Car"/>
-    <w:basedOn w:val="Fuentedeprrafopredeter"/>
-    <w:link w:val="Ttulo2"/>
+  <w:style w:type="character" w:customStyle="1" w:styleId="Heading2Char">
+    <w:name w:val="Heading 2 Char"/>
+    <w:basedOn w:val="DefaultParagraphFont"/>
+    <w:link w:val="Heading2"/>
     <w:uiPriority w:val="9"/>
     <w:rsid w:val="00DB76C3"/>
     <w:rPr>
@@ -11718,10 +11666,10 @@
       <w:lang w:val="es-ES"/>
     </w:rPr>
   </w:style>
-  <w:style w:type="character" w:customStyle="1" w:styleId="Ttulo3Car">
-    <w:name w:val="Título 3 Car"/>
-    <w:basedOn w:val="Fuentedeprrafopredeter"/>
-    <w:link w:val="Ttulo3"/>
+  <w:style w:type="character" w:customStyle="1" w:styleId="Heading3Char">
+    <w:name w:val="Heading 3 Char"/>
+    <w:basedOn w:val="DefaultParagraphFont"/>
+    <w:link w:val="Heading3"/>
     <w:uiPriority w:val="9"/>
     <w:rsid w:val="00DB76C3"/>
     <w:rPr>
@@ -11732,10 +11680,10 @@
       <w:lang w:val="es-ES"/>
     </w:rPr>
   </w:style>
-  <w:style w:type="character" w:customStyle="1" w:styleId="Ttulo4Car">
-    <w:name w:val="Título 4 Car"/>
-    <w:basedOn w:val="Fuentedeprrafopredeter"/>
-    <w:link w:val="Ttulo4"/>
+  <w:style w:type="character" w:customStyle="1" w:styleId="Heading4Char">
+    <w:name w:val="Heading 4 Char"/>
+    <w:basedOn w:val="DefaultParagraphFont"/>
+    <w:link w:val="Heading4"/>
     <w:uiPriority w:val="9"/>
     <w:semiHidden/>
     <w:rsid w:val="00DB76C3"/>
@@ -11747,10 +11695,10 @@
       <w:lang w:val="es-ES"/>
     </w:rPr>
   </w:style>
-  <w:style w:type="character" w:customStyle="1" w:styleId="Ttulo5Car">
-    <w:name w:val="Título 5 Car"/>
-    <w:basedOn w:val="Fuentedeprrafopredeter"/>
-    <w:link w:val="Ttulo5"/>
+  <w:style w:type="character" w:customStyle="1" w:styleId="Heading5Char">
+    <w:name w:val="Heading 5 Char"/>
+    <w:basedOn w:val="DefaultParagraphFont"/>
+    <w:link w:val="Heading5"/>
     <w:uiPriority w:val="9"/>
     <w:semiHidden/>
     <w:rsid w:val="00DB76C3"/>
@@ -11760,10 +11708,10 @@
       <w:lang w:val="es-ES"/>
     </w:rPr>
   </w:style>
-  <w:style w:type="character" w:customStyle="1" w:styleId="Ttulo6Car">
-    <w:name w:val="Título 6 Car"/>
-    <w:basedOn w:val="Fuentedeprrafopredeter"/>
-    <w:link w:val="Ttulo6"/>
+  <w:style w:type="character" w:customStyle="1" w:styleId="Heading6Char">
+    <w:name w:val="Heading 6 Char"/>
+    <w:basedOn w:val="DefaultParagraphFont"/>
+    <w:link w:val="Heading6"/>
     <w:uiPriority w:val="9"/>
     <w:semiHidden/>
     <w:rsid w:val="00DB76C3"/>
@@ -11775,10 +11723,10 @@
       <w:lang w:val="es-ES"/>
     </w:rPr>
   </w:style>
-  <w:style w:type="character" w:customStyle="1" w:styleId="Ttulo7Car">
-    <w:name w:val="Título 7 Car"/>
-    <w:basedOn w:val="Fuentedeprrafopredeter"/>
-    <w:link w:val="Ttulo7"/>
+  <w:style w:type="character" w:customStyle="1" w:styleId="Heading7Char">
+    <w:name w:val="Heading 7 Char"/>
+    <w:basedOn w:val="DefaultParagraphFont"/>
+    <w:link w:val="Heading7"/>
     <w:uiPriority w:val="9"/>
     <w:semiHidden/>
     <w:rsid w:val="00DB76C3"/>
@@ -11788,10 +11736,10 @@
       <w:lang w:val="es-ES"/>
     </w:rPr>
   </w:style>
-  <w:style w:type="character" w:customStyle="1" w:styleId="Ttulo8Car">
-    <w:name w:val="Título 8 Car"/>
-    <w:basedOn w:val="Fuentedeprrafopredeter"/>
-    <w:link w:val="Ttulo8"/>
+  <w:style w:type="character" w:customStyle="1" w:styleId="Heading8Char">
+    <w:name w:val="Heading 8 Char"/>
+    <w:basedOn w:val="DefaultParagraphFont"/>
+    <w:link w:val="Heading8"/>
     <w:uiPriority w:val="9"/>
     <w:semiHidden/>
     <w:rsid w:val="00DB76C3"/>
@@ -11803,10 +11751,10 @@
       <w:lang w:val="es-ES"/>
     </w:rPr>
   </w:style>
-  <w:style w:type="character" w:customStyle="1" w:styleId="Ttulo9Car">
-    <w:name w:val="Título 9 Car"/>
-    <w:basedOn w:val="Fuentedeprrafopredeter"/>
-    <w:link w:val="Ttulo9"/>
+  <w:style w:type="character" w:customStyle="1" w:styleId="Heading9Char">
+    <w:name w:val="Heading 9 Char"/>
+    <w:basedOn w:val="DefaultParagraphFont"/>
+    <w:link w:val="Heading9"/>
     <w:uiPriority w:val="9"/>
     <w:semiHidden/>
     <w:rsid w:val="00DB76C3"/>
@@ -11816,11 +11764,11 @@
       <w:lang w:val="es-ES"/>
     </w:rPr>
   </w:style>
-  <w:style w:type="paragraph" w:styleId="Ttulo">
+  <w:style w:type="paragraph" w:styleId="Title">
     <w:name w:val="Title"/>
     <w:basedOn w:val="Normal"/>
     <w:next w:val="Normal"/>
-    <w:link w:val="TtuloCar"/>
+    <w:link w:val="TitleChar"/>
     <w:uiPriority w:val="10"/>
     <w:qFormat/>
     <w:rsid w:val="00DB76C3"/>
@@ -11836,10 +11784,10 @@
       <w:szCs w:val="56"/>
     </w:rPr>
   </w:style>
-  <w:style w:type="character" w:customStyle="1" w:styleId="TtuloCar">
-    <w:name w:val="Título Car"/>
-    <w:basedOn w:val="Fuentedeprrafopredeter"/>
-    <w:link w:val="Ttulo"/>
+  <w:style w:type="character" w:customStyle="1" w:styleId="TitleChar">
+    <w:name w:val="Title Char"/>
+    <w:basedOn w:val="DefaultParagraphFont"/>
+    <w:link w:val="Title"/>
     <w:uiPriority w:val="10"/>
     <w:rsid w:val="00DB76C3"/>
     <w:rPr>
@@ -11851,11 +11799,11 @@
       <w:lang w:val="es-ES"/>
     </w:rPr>
   </w:style>
-  <w:style w:type="paragraph" w:styleId="Subttulo">
+  <w:style w:type="paragraph" w:styleId="Subtitle">
     <w:name w:val="Subtitle"/>
     <w:basedOn w:val="Normal"/>
     <w:next w:val="Normal"/>
-    <w:link w:val="SubttuloCar"/>
+    <w:link w:val="SubtitleChar"/>
     <w:uiPriority w:val="11"/>
     <w:qFormat/>
     <w:rsid w:val="00DB76C3"/>
@@ -11872,10 +11820,10 @@
       <w:szCs w:val="28"/>
     </w:rPr>
   </w:style>
-  <w:style w:type="character" w:customStyle="1" w:styleId="SubttuloCar">
-    <w:name w:val="Subtítulo Car"/>
-    <w:basedOn w:val="Fuentedeprrafopredeter"/>
-    <w:link w:val="Subttulo"/>
+  <w:style w:type="character" w:customStyle="1" w:styleId="SubtitleChar">
+    <w:name w:val="Subtitle Char"/>
+    <w:basedOn w:val="DefaultParagraphFont"/>
+    <w:link w:val="Subtitle"/>
     <w:uiPriority w:val="11"/>
     <w:rsid w:val="00DB76C3"/>
     <w:rPr>
@@ -11887,11 +11835,11 @@
       <w:lang w:val="es-ES"/>
     </w:rPr>
   </w:style>
-  <w:style w:type="paragraph" w:styleId="Cita">
+  <w:style w:type="paragraph" w:styleId="Quote">
     <w:name w:val="Quote"/>
     <w:basedOn w:val="Normal"/>
     <w:next w:val="Normal"/>
-    <w:link w:val="CitaCar"/>
+    <w:link w:val="QuoteChar"/>
     <w:uiPriority w:val="29"/>
     <w:qFormat/>
     <w:rsid w:val="00DB76C3"/>
@@ -11905,10 +11853,10 @@
       <w:color w:val="404040" w:themeColor="text1" w:themeTint="BF"/>
     </w:rPr>
   </w:style>
-  <w:style w:type="character" w:customStyle="1" w:styleId="CitaCar">
-    <w:name w:val="Cita Car"/>
-    <w:basedOn w:val="Fuentedeprrafopredeter"/>
-    <w:link w:val="Cita"/>
+  <w:style w:type="character" w:customStyle="1" w:styleId="QuoteChar">
+    <w:name w:val="Quote Char"/>
+    <w:basedOn w:val="DefaultParagraphFont"/>
+    <w:link w:val="Quote"/>
     <w:uiPriority w:val="29"/>
     <w:rsid w:val="00DB76C3"/>
     <w:rPr>
@@ -11918,7 +11866,7 @@
       <w:lang w:val="es-ES"/>
     </w:rPr>
   </w:style>
-  <w:style w:type="paragraph" w:styleId="Prrafodelista">
+  <w:style w:type="paragraph" w:styleId="ListParagraph">
     <w:name w:val="List Paragraph"/>
     <w:basedOn w:val="Normal"/>
     <w:uiPriority w:val="34"/>
@@ -11929,9 +11877,9 @@
       <w:contextualSpacing/>
     </w:pPr>
   </w:style>
-  <w:style w:type="character" w:styleId="nfasisintenso">
+  <w:style w:type="character" w:styleId="IntenseEmphasis">
     <w:name w:val="Intense Emphasis"/>
-    <w:basedOn w:val="Fuentedeprrafopredeter"/>
+    <w:basedOn w:val="DefaultParagraphFont"/>
     <w:uiPriority w:val="21"/>
     <w:qFormat/>
     <w:rsid w:val="00DB76C3"/>
@@ -11941,11 +11889,11 @@
       <w:color w:val="0F4761" w:themeColor="accent1" w:themeShade="BF"/>
     </w:rPr>
   </w:style>
-  <w:style w:type="paragraph" w:styleId="Citadestacada">
+  <w:style w:type="paragraph" w:styleId="IntenseQuote">
     <w:name w:val="Intense Quote"/>
     <w:basedOn w:val="Normal"/>
     <w:next w:val="Normal"/>
-    <w:link w:val="CitadestacadaCar"/>
+    <w:link w:val="IntenseQuoteChar"/>
     <w:uiPriority w:val="30"/>
     <w:qFormat/>
     <w:rsid w:val="00DB76C3"/>
@@ -11964,10 +11912,10 @@
       <w:color w:val="0F4761" w:themeColor="accent1" w:themeShade="BF"/>
     </w:rPr>
   </w:style>
-  <w:style w:type="character" w:customStyle="1" w:styleId="CitadestacadaCar">
-    <w:name w:val="Cita destacada Car"/>
-    <w:basedOn w:val="Fuentedeprrafopredeter"/>
-    <w:link w:val="Citadestacada"/>
+  <w:style w:type="character" w:customStyle="1" w:styleId="IntenseQuoteChar">
+    <w:name w:val="Intense Quote Char"/>
+    <w:basedOn w:val="DefaultParagraphFont"/>
+    <w:link w:val="IntenseQuote"/>
     <w:uiPriority w:val="30"/>
     <w:rsid w:val="00DB76C3"/>
     <w:rPr>
@@ -11977,9 +11925,9 @@
       <w:lang w:val="es-ES"/>
     </w:rPr>
   </w:style>
-  <w:style w:type="character" w:styleId="Referenciaintensa">
+  <w:style w:type="character" w:styleId="IntenseReference">
     <w:name w:val="Intense Reference"/>
-    <w:basedOn w:val="Fuentedeprrafopredeter"/>
+    <w:basedOn w:val="DefaultParagraphFont"/>
     <w:uiPriority w:val="32"/>
     <w:qFormat/>
     <w:rsid w:val="00DB76C3"/>
@@ -11991,9 +11939,9 @@
       <w:spacing w:val="5"/>
     </w:rPr>
   </w:style>
-  <w:style w:type="table" w:styleId="Tablaconcuadrcula">
+  <w:style w:type="table" w:styleId="TableGrid">
     <w:name w:val="Table Grid"/>
-    <w:basedOn w:val="Tablanormal"/>
+    <w:basedOn w:val="TableNormal"/>
     <w:uiPriority w:val="39"/>
     <w:rsid w:val="0093319A"/>
     <w:pPr>
@@ -12010,7 +11958,7 @@
       </w:tblBorders>
     </w:tblPr>
   </w:style>
-  <w:style w:type="paragraph" w:styleId="Sinespaciado">
+  <w:style w:type="paragraph" w:styleId="NoSpacing">
     <w:name w:val="No Spacing"/>
     <w:uiPriority w:val="1"/>
     <w:qFormat/>
@@ -12024,9 +11972,9 @@
       <w:lang w:val="es-CO"/>
     </w:rPr>
   </w:style>
-  <w:style w:type="character" w:styleId="Hipervnculo">
+  <w:style w:type="character" w:styleId="Hyperlink">
     <w:name w:val="Hyperlink"/>
-    <w:basedOn w:val="Fuentedeprrafopredeter"/>
+    <w:basedOn w:val="DefaultParagraphFont"/>
     <w:uiPriority w:val="99"/>
     <w:unhideWhenUsed/>
     <w:rsid w:val="000F6FB7"/>
@@ -12035,9 +11983,9 @@
       <w:u w:val="single"/>
     </w:rPr>
   </w:style>
-  <w:style w:type="character" w:styleId="Mencinsinresolver">
+  <w:style w:type="character" w:styleId="UnresolvedMention">
     <w:name w:val="Unresolved Mention"/>
-    <w:basedOn w:val="Fuentedeprrafopredeter"/>
+    <w:basedOn w:val="DefaultParagraphFont"/>
     <w:uiPriority w:val="99"/>
     <w:semiHidden/>
     <w:unhideWhenUsed/>
@@ -12047,9 +11995,9 @@
       <w:shd w:val="clear" w:color="auto" w:fill="E1DFDD"/>
     </w:rPr>
   </w:style>
-  <w:style w:type="character" w:styleId="Hipervnculovisitado">
+  <w:style w:type="character" w:styleId="FollowedHyperlink">
     <w:name w:val="FollowedHyperlink"/>
-    <w:basedOn w:val="Fuentedeprrafopredeter"/>
+    <w:basedOn w:val="DefaultParagraphFont"/>
     <w:uiPriority w:val="99"/>
     <w:semiHidden/>
     <w:unhideWhenUsed/>
@@ -12059,9 +12007,9 @@
       <w:u w:val="single"/>
     </w:rPr>
   </w:style>
-  <w:style w:type="character" w:styleId="Textodelmarcadordeposicin">
+  <w:style w:type="character" w:styleId="PlaceholderText">
     <w:name w:val="Placeholder Text"/>
-    <w:basedOn w:val="Fuentedeprrafopredeter"/>
+    <w:basedOn w:val="DefaultParagraphFont"/>
     <w:uiPriority w:val="99"/>
     <w:semiHidden/>
     <w:rsid w:val="006A7535"/>
